--- a/manuscript/dvm.manuscript.12272023.HBJA.docx
+++ b/manuscript/dvm.manuscript.12272023.HBJA.docx
@@ -1,6 +1,6 @@
 
 <file path=word/document.xml><?xml version="1.0" encoding="utf-8"?>
-<w:document xmlns:wpc="http://schemas.microsoft.com/office/word/2010/wordprocessingCanvas" xmlns:cx="http://schemas.microsoft.com/office/drawing/2014/chartex" xmlns:cx1="http://schemas.microsoft.com/office/drawing/2015/9/8/chartex" xmlns:cx2="http://schemas.microsoft.com/office/drawing/2015/10/21/chartex" xmlns:cx3="http://schemas.microsoft.com/office/drawing/2016/5/9/chartex" xmlns:cx4="http://schemas.microsoft.com/office/drawing/2016/5/10/chartex" xmlns:cx5="http://schemas.microsoft.com/office/drawing/2016/5/11/chartex" xmlns:cx6="http://schemas.microsoft.com/office/drawing/2016/5/12/chartex" xmlns:cx7="http://schemas.microsoft.com/office/drawing/2016/5/13/chartex" xmlns:cx8="http://schemas.microsoft.com/office/drawing/2016/5/14/chartex" xmlns:mc="http://schemas.openxmlformats.org/markup-compatibility/2006" xmlns:aink="http://schemas.microsoft.com/office/drawing/2016/ink" xmlns:am3d="http://schemas.microsoft.com/office/drawing/2017/model3d" xmlns:o="urn:schemas-microsoft-com:office:office" xmlns:oel="http://schemas.microsoft.com/office/2019/extlst" xmlns:r="http://schemas.openxmlformats.org/officeDocument/2006/relationships" xmlns:m="http://schemas.openxmlformats.org/officeDocument/2006/math" xmlns:v="urn:schemas-microsoft-com:vml" xmlns:wp14="http://schemas.microsoft.com/office/word/2010/wordprocessingDrawing" xmlns:wp="http://schemas.openxmlformats.org/drawingml/2006/wordprocessingDrawing" xmlns:w10="urn:schemas-microsoft-com:office:word" xmlns:w="http://schemas.openxmlformats.org/wordprocessingml/2006/main" xmlns:w14="http://schemas.microsoft.com/office/word/2010/wordml" xmlns:w15="http://schemas.microsoft.com/office/word/2012/wordml" xmlns:w16cex="http://schemas.microsoft.com/office/word/2018/wordml/cex" xmlns:w16cid="http://schemas.microsoft.com/office/word/2016/wordml/cid" xmlns:w16="http://schemas.microsoft.com/office/word/2018/wordml" xmlns:w16sdtdh="http://schemas.microsoft.com/office/word/2020/wordml/sdtdatahash" xmlns:w16se="http://schemas.microsoft.com/office/word/2015/wordml/symex" xmlns:wpg="http://schemas.microsoft.com/office/word/2010/wordprocessingGroup" xmlns:wpi="http://schemas.microsoft.com/office/word/2010/wordprocessingInk" xmlns:wne="http://schemas.microsoft.com/office/word/2006/wordml" xmlns:wps="http://schemas.microsoft.com/office/word/2010/wordprocessingShape" mc:Ignorable="w14 w15 w16se w16cid w16 w16cex w16sdtdh wp14">
+<w:document xmlns:wpc="http://schemas.microsoft.com/office/word/2010/wordprocessingCanvas" xmlns:cx="http://schemas.microsoft.com/office/drawing/2014/chartex" xmlns:cx1="http://schemas.microsoft.com/office/drawing/2015/9/8/chartex" xmlns:mc="http://schemas.openxmlformats.org/markup-compatibility/2006" xmlns:o="urn:schemas-microsoft-com:office:office" xmlns:r="http://schemas.openxmlformats.org/officeDocument/2006/relationships" xmlns:m="http://schemas.openxmlformats.org/officeDocument/2006/math" xmlns:v="urn:schemas-microsoft-com:vml" xmlns:wp14="http://schemas.microsoft.com/office/word/2010/wordprocessingDrawing" xmlns:wp="http://schemas.openxmlformats.org/drawingml/2006/wordprocessingDrawing" xmlns:w10="urn:schemas-microsoft-com:office:word" xmlns:w="http://schemas.openxmlformats.org/wordprocessingml/2006/main" xmlns:w14="http://schemas.microsoft.com/office/word/2010/wordml" xmlns:w15="http://schemas.microsoft.com/office/word/2012/wordml" xmlns:w16se="http://schemas.microsoft.com/office/word/2015/wordml/symex" xmlns:wpg="http://schemas.microsoft.com/office/word/2010/wordprocessingGroup" xmlns:wpi="http://schemas.microsoft.com/office/word/2010/wordprocessingInk" xmlns:wne="http://schemas.microsoft.com/office/word/2006/wordml" xmlns:wps="http://schemas.microsoft.com/office/word/2010/wordprocessingShape" mc:Ignorable="w14 w15 w16se wp14">
   <w:body>
     <w:p>
       <w:pPr>
@@ -101,394 +101,206 @@
           <w:szCs w:val="24"/>
         </w:rPr>
       </w:pPr>
-      <w:ins w:id="1" w:author="Barrett, Hannah" w:date="2023-12-18T10:17:00Z">
-        <w:r>
-          <w:rPr>
-            <w:rFonts w:ascii="Times New Roman" w:hAnsi="Times New Roman" w:cs="Times New Roman"/>
-            <w:sz w:val="24"/>
-            <w:szCs w:val="24"/>
-          </w:rPr>
-          <w:t xml:space="preserve">Mobile organisms often </w:t>
-        </w:r>
-        <w:r>
-          <w:rPr>
-            <w:rFonts w:ascii="Times New Roman" w:hAnsi="Times New Roman" w:cs="Times New Roman"/>
-            <w:sz w:val="24"/>
-            <w:szCs w:val="24"/>
-          </w:rPr>
-          <w:t>respond to multiple co-</w:t>
-        </w:r>
-      </w:ins>
-      <w:ins w:id="2" w:author="Barrett, Hannah" w:date="2023-12-18T10:18:00Z">
-        <w:r>
-          <w:rPr>
-            <w:rFonts w:ascii="Times New Roman" w:hAnsi="Times New Roman" w:cs="Times New Roman"/>
-            <w:sz w:val="24"/>
-            <w:szCs w:val="24"/>
-          </w:rPr>
-          <w:t>occurring</w:t>
-        </w:r>
-      </w:ins>
-      <w:ins w:id="3" w:author="Barrett, Hannah" w:date="2023-12-18T10:17:00Z">
-        <w:r>
-          <w:rPr>
-            <w:rFonts w:ascii="Times New Roman" w:hAnsi="Times New Roman" w:cs="Times New Roman"/>
-            <w:sz w:val="24"/>
-            <w:szCs w:val="24"/>
-          </w:rPr>
-          <w:t xml:space="preserve"> </w:t>
-        </w:r>
-      </w:ins>
-      <w:ins w:id="4" w:author="Barrett, Hannah" w:date="2023-12-18T10:18:00Z">
-        <w:r>
-          <w:rPr>
-            <w:rFonts w:ascii="Times New Roman" w:hAnsi="Times New Roman" w:cs="Times New Roman"/>
-            <w:sz w:val="24"/>
-            <w:szCs w:val="24"/>
-          </w:rPr>
-          <w:t>environmental</w:t>
-        </w:r>
-      </w:ins>
-      <w:ins w:id="5" w:author="Barrett, Hannah" w:date="2023-12-18T10:17:00Z">
-        <w:r>
-          <w:rPr>
-            <w:rFonts w:ascii="Times New Roman" w:hAnsi="Times New Roman" w:cs="Times New Roman"/>
-            <w:sz w:val="24"/>
-            <w:szCs w:val="24"/>
-          </w:rPr>
-          <w:t xml:space="preserve"> variables</w:t>
-        </w:r>
-      </w:ins>
-      <w:ins w:id="6" w:author="Barrett, Hannah" w:date="2023-12-18T10:19:00Z">
-        <w:r>
-          <w:rPr>
-            <w:rFonts w:ascii="Times New Roman" w:hAnsi="Times New Roman" w:cs="Times New Roman"/>
-            <w:sz w:val="24"/>
-            <w:szCs w:val="24"/>
-          </w:rPr>
-          <w:t xml:space="preserve"> that </w:t>
-        </w:r>
-      </w:ins>
-      <w:ins w:id="7" w:author="Barrett, Hannah" w:date="2023-12-18T10:22:00Z">
-        <w:r>
-          <w:rPr>
-            <w:rFonts w:ascii="Times New Roman" w:hAnsi="Times New Roman" w:cs="Times New Roman"/>
-            <w:sz w:val="24"/>
-            <w:szCs w:val="24"/>
-          </w:rPr>
-          <w:t xml:space="preserve">present a </w:t>
-        </w:r>
-      </w:ins>
-      <w:ins w:id="8" w:author="Barrett, Hannah" w:date="2023-12-18T10:19:00Z">
-        <w:r>
-          <w:rPr>
-            <w:rFonts w:ascii="Times New Roman" w:hAnsi="Times New Roman" w:cs="Times New Roman"/>
-            <w:sz w:val="24"/>
-            <w:szCs w:val="24"/>
-          </w:rPr>
-          <w:t>trade-off</w:t>
-        </w:r>
-      </w:ins>
-      <w:ins w:id="9" w:author="Barrett, Hannah" w:date="2023-12-18T10:17:00Z">
-        <w:r>
-          <w:rPr>
-            <w:rFonts w:ascii="Times New Roman" w:hAnsi="Times New Roman" w:cs="Times New Roman"/>
-            <w:sz w:val="24"/>
-            <w:szCs w:val="24"/>
-          </w:rPr>
-          <w:t xml:space="preserve"> </w:t>
-        </w:r>
-      </w:ins>
-      <w:ins w:id="10" w:author="Barrett, Hannah" w:date="2023-12-18T10:20:00Z">
-        <w:r>
-          <w:rPr>
-            <w:rFonts w:ascii="Times New Roman" w:hAnsi="Times New Roman" w:cs="Times New Roman"/>
-            <w:sz w:val="24"/>
-            <w:szCs w:val="24"/>
-          </w:rPr>
-          <w:t>between</w:t>
-        </w:r>
-      </w:ins>
-      <w:ins w:id="11" w:author="Barrett, Hannah" w:date="2023-12-18T10:23:00Z">
-        <w:r>
-          <w:rPr>
-            <w:rFonts w:ascii="Times New Roman" w:hAnsi="Times New Roman" w:cs="Times New Roman"/>
-            <w:sz w:val="24"/>
-            <w:szCs w:val="24"/>
-          </w:rPr>
-          <w:t xml:space="preserve"> </w:t>
-        </w:r>
-      </w:ins>
-      <w:ins w:id="12" w:author="Barrett, Hannah" w:date="2023-12-18T10:21:00Z">
-        <w:r>
-          <w:rPr>
-            <w:rFonts w:ascii="Times New Roman" w:hAnsi="Times New Roman" w:cs="Times New Roman"/>
-            <w:sz w:val="24"/>
-            <w:szCs w:val="24"/>
-          </w:rPr>
-          <w:t>desirable conditions.</w:t>
-        </w:r>
-      </w:ins>
-      <w:ins w:id="13" w:author="Barrett, Hannah" w:date="2023-12-18T10:17:00Z">
-        <w:r>
-          <w:rPr>
-            <w:rFonts w:ascii="Times New Roman" w:hAnsi="Times New Roman" w:cs="Times New Roman"/>
-            <w:sz w:val="24"/>
-            <w:szCs w:val="24"/>
-          </w:rPr>
-          <w:t xml:space="preserve"> </w:t>
-        </w:r>
-      </w:ins>
-      <w:ins w:id="14" w:author="Barrett, Hannah" w:date="2023-12-18T11:20:00Z">
-        <w:r>
-          <w:rPr>
-            <w:rFonts w:ascii="Times New Roman" w:hAnsi="Times New Roman" w:cs="Times New Roman"/>
-            <w:sz w:val="24"/>
-            <w:szCs w:val="24"/>
-          </w:rPr>
-          <w:t>For example, i</w:t>
-        </w:r>
-      </w:ins>
-      <w:ins w:id="15" w:author="Barrett, Hannah" w:date="2023-12-18T10:24:00Z">
-        <w:r>
-          <w:rPr>
-            <w:rFonts w:ascii="Times New Roman" w:hAnsi="Times New Roman" w:cs="Times New Roman"/>
-            <w:sz w:val="24"/>
-            <w:szCs w:val="24"/>
-          </w:rPr>
-          <w:t>n aquatic ecosystems</w:t>
-        </w:r>
-      </w:ins>
-      <w:ins w:id="16" w:author="Barrett, Hannah" w:date="2023-12-18T10:52:00Z">
-        <w:r>
-          <w:rPr>
-            <w:rFonts w:ascii="Times New Roman" w:hAnsi="Times New Roman" w:cs="Times New Roman"/>
-            <w:sz w:val="24"/>
-            <w:szCs w:val="24"/>
-          </w:rPr>
-          <w:t xml:space="preserve"> </w:t>
-        </w:r>
-      </w:ins>
-      <w:ins w:id="17" w:author="Barrett, Hannah" w:date="2023-12-18T10:25:00Z">
-        <w:r>
-          <w:rPr>
-            <w:rFonts w:ascii="Times New Roman" w:hAnsi="Times New Roman" w:cs="Times New Roman"/>
-            <w:sz w:val="24"/>
-            <w:szCs w:val="24"/>
-          </w:rPr>
-          <w:t xml:space="preserve">temperature and dissolved oxygen are critical to cold-adapted fishes, </w:t>
-        </w:r>
-      </w:ins>
-      <w:ins w:id="18" w:author="Barrett, Hannah" w:date="2023-12-18T11:47:00Z">
-        <w:r>
-          <w:rPr>
-            <w:rFonts w:ascii="Times New Roman" w:hAnsi="Times New Roman" w:cs="Times New Roman"/>
-            <w:sz w:val="24"/>
-            <w:szCs w:val="24"/>
-          </w:rPr>
-          <w:t xml:space="preserve">and </w:t>
-        </w:r>
-      </w:ins>
-      <w:ins w:id="19" w:author="Barrett, Hannah" w:date="2023-12-18T10:58:00Z">
-        <w:r>
-          <w:rPr>
-            <w:rFonts w:ascii="Times New Roman" w:hAnsi="Times New Roman" w:cs="Times New Roman"/>
-            <w:sz w:val="24"/>
-            <w:szCs w:val="24"/>
-          </w:rPr>
-          <w:t>t</w:t>
-        </w:r>
-      </w:ins>
-      <w:ins w:id="20" w:author="Barrett, Hannah" w:date="2023-12-18T10:46:00Z">
-        <w:r>
-          <w:rPr>
-            <w:rFonts w:ascii="Times New Roman" w:hAnsi="Times New Roman" w:cs="Times New Roman"/>
-            <w:sz w:val="24"/>
-            <w:szCs w:val="24"/>
-          </w:rPr>
-          <w:t xml:space="preserve">hese conditions </w:t>
-        </w:r>
-      </w:ins>
-      <w:ins w:id="21" w:author="Barrett, Hannah" w:date="2023-12-18T10:58:00Z">
-        <w:r>
-          <w:rPr>
-            <w:rFonts w:ascii="Times New Roman" w:hAnsi="Times New Roman" w:cs="Times New Roman"/>
-            <w:sz w:val="24"/>
-            <w:szCs w:val="24"/>
-          </w:rPr>
-          <w:t>can vary both vertically</w:t>
-        </w:r>
-      </w:ins>
-      <w:ins w:id="22" w:author="Barrett, Hannah" w:date="2023-12-18T11:20:00Z">
-        <w:r>
-          <w:rPr>
-            <w:rFonts w:ascii="Times New Roman" w:hAnsi="Times New Roman" w:cs="Times New Roman"/>
-            <w:sz w:val="24"/>
-            <w:szCs w:val="24"/>
-          </w:rPr>
-          <w:t xml:space="preserve"> </w:t>
-        </w:r>
-      </w:ins>
-      <w:ins w:id="23" w:author="Barrett, Hannah" w:date="2023-12-18T10:58:00Z">
-        <w:r>
-          <w:rPr>
-            <w:rFonts w:ascii="Times New Roman" w:hAnsi="Times New Roman" w:cs="Times New Roman"/>
-            <w:sz w:val="24"/>
-            <w:szCs w:val="24"/>
-          </w:rPr>
-          <w:t>and</w:t>
-        </w:r>
-      </w:ins>
-      <w:ins w:id="24" w:author="Barrett, Hannah" w:date="2023-12-18T10:45:00Z">
-        <w:r>
-          <w:rPr>
-            <w:rFonts w:ascii="Times New Roman" w:hAnsi="Times New Roman" w:cs="Times New Roman"/>
-            <w:sz w:val="24"/>
-            <w:szCs w:val="24"/>
-          </w:rPr>
-          <w:t xml:space="preserve"> </w:t>
-        </w:r>
-      </w:ins>
-      <w:ins w:id="25" w:author="Barrett, Hannah" w:date="2023-12-18T10:53:00Z">
-        <w:r>
-          <w:rPr>
-            <w:rFonts w:ascii="Times New Roman" w:hAnsi="Times New Roman" w:cs="Times New Roman"/>
-            <w:sz w:val="24"/>
-            <w:szCs w:val="24"/>
-          </w:rPr>
-          <w:t>temporally</w:t>
-        </w:r>
-      </w:ins>
-      <w:ins w:id="26" w:author="Barrett, Hannah" w:date="2023-12-18T10:59:00Z">
-        <w:r>
-          <w:rPr>
-            <w:rFonts w:ascii="Times New Roman" w:hAnsi="Times New Roman" w:cs="Times New Roman"/>
-            <w:sz w:val="24"/>
-            <w:szCs w:val="24"/>
-          </w:rPr>
-          <w:t xml:space="preserve">, </w:t>
-        </w:r>
-      </w:ins>
-      <w:ins w:id="27" w:author="Barrett, Hannah" w:date="2023-12-18T10:51:00Z">
-        <w:r>
-          <w:rPr>
-            <w:rFonts w:ascii="Times New Roman" w:hAnsi="Times New Roman" w:cs="Times New Roman"/>
-            <w:sz w:val="24"/>
-            <w:szCs w:val="24"/>
-          </w:rPr>
-          <w:t xml:space="preserve">creating asynchronous combinations </w:t>
-        </w:r>
-      </w:ins>
-      <w:ins w:id="28" w:author="Barrett, Hannah" w:date="2023-12-18T10:49:00Z">
-        <w:r>
-          <w:rPr>
-            <w:rFonts w:ascii="Times New Roman" w:hAnsi="Times New Roman" w:cs="Times New Roman"/>
-            <w:sz w:val="24"/>
-            <w:szCs w:val="24"/>
-          </w:rPr>
-          <w:t xml:space="preserve">of low temperature and low </w:t>
-        </w:r>
-      </w:ins>
-      <w:ins w:id="29" w:author="Barrett, Hannah" w:date="2023-12-18T10:51:00Z">
-        <w:r>
-          <w:rPr>
-            <w:rFonts w:ascii="Times New Roman" w:hAnsi="Times New Roman" w:cs="Times New Roman"/>
-            <w:sz w:val="24"/>
-            <w:szCs w:val="24"/>
-          </w:rPr>
-          <w:t>DO (at night) and high temperature and high DO (during the day)</w:t>
-        </w:r>
-      </w:ins>
-      <w:ins w:id="30" w:author="Barrett, Hannah" w:date="2023-12-18T11:20:00Z">
-        <w:r>
-          <w:rPr>
-            <w:rFonts w:ascii="Times New Roman" w:hAnsi="Times New Roman" w:cs="Times New Roman"/>
-            <w:sz w:val="24"/>
-            <w:szCs w:val="24"/>
-          </w:rPr>
-          <w:t xml:space="preserve"> that fish must navigate</w:t>
-        </w:r>
-      </w:ins>
-      <w:ins w:id="31" w:author="Barrett, Hannah" w:date="2023-12-18T10:45:00Z">
-        <w:r>
-          <w:rPr>
-            <w:rFonts w:ascii="Times New Roman" w:hAnsi="Times New Roman" w:cs="Times New Roman"/>
-            <w:sz w:val="24"/>
-            <w:szCs w:val="24"/>
-          </w:rPr>
-          <w:t xml:space="preserve">. </w:t>
-        </w:r>
-      </w:ins>
-      <w:ins w:id="32" w:author="Barrett, Hannah" w:date="2023-12-18T10:53:00Z">
-        <w:r>
-          <w:rPr>
-            <w:rFonts w:ascii="Times New Roman" w:hAnsi="Times New Roman" w:cs="Times New Roman"/>
-            <w:sz w:val="24"/>
-            <w:szCs w:val="24"/>
-          </w:rPr>
-          <w:t xml:space="preserve">While diel variation in </w:t>
-        </w:r>
-      </w:ins>
-      <w:ins w:id="33" w:author="Barrett, Hannah" w:date="2023-12-18T10:54:00Z">
-        <w:r>
-          <w:rPr>
-            <w:rFonts w:ascii="Times New Roman" w:hAnsi="Times New Roman" w:cs="Times New Roman"/>
-            <w:sz w:val="24"/>
-            <w:szCs w:val="24"/>
-          </w:rPr>
-          <w:t xml:space="preserve">temperature and DO is well documented, </w:t>
-        </w:r>
-      </w:ins>
-      <w:ins w:id="34" w:author="Barrett, Hannah" w:date="2023-12-18T10:48:00Z">
-        <w:r>
-          <w:rPr>
-            <w:rFonts w:ascii="Times New Roman" w:hAnsi="Times New Roman" w:cs="Times New Roman"/>
-            <w:sz w:val="24"/>
-            <w:szCs w:val="24"/>
-          </w:rPr>
-          <w:t xml:space="preserve">fish </w:t>
-        </w:r>
-      </w:ins>
-      <w:ins w:id="35" w:author="Barrett, Hannah" w:date="2023-12-18T10:47:00Z">
-        <w:r>
-          <w:rPr>
-            <w:rFonts w:ascii="Times New Roman" w:hAnsi="Times New Roman" w:cs="Times New Roman"/>
-            <w:sz w:val="24"/>
-            <w:szCs w:val="24"/>
-          </w:rPr>
-          <w:t xml:space="preserve">behavioral response to </w:t>
-        </w:r>
-      </w:ins>
-      <w:ins w:id="36" w:author="Barrett, Hannah" w:date="2023-12-18T10:55:00Z">
-        <w:r>
-          <w:rPr>
-            <w:rFonts w:ascii="Times New Roman" w:hAnsi="Times New Roman" w:cs="Times New Roman"/>
-            <w:sz w:val="24"/>
-            <w:szCs w:val="24"/>
-          </w:rPr>
-          <w:t xml:space="preserve">such </w:t>
-        </w:r>
-      </w:ins>
-      <w:ins w:id="37" w:author="Barrett, Hannah" w:date="2023-12-18T10:47:00Z">
-        <w:r>
-          <w:rPr>
-            <w:rFonts w:ascii="Times New Roman" w:hAnsi="Times New Roman" w:cs="Times New Roman"/>
-            <w:sz w:val="24"/>
-            <w:szCs w:val="24"/>
-          </w:rPr>
-          <w:t>spatiotemporal heterogeneity is relatively unexplored.</w:t>
-        </w:r>
-      </w:ins>
-      <w:ins w:id="38" w:author="Barrett, Hannah" w:date="2023-12-18T10:45:00Z">
-        <w:r>
-          <w:rPr>
-            <w:rFonts w:ascii="Times New Roman" w:hAnsi="Times New Roman" w:cs="Times New Roman"/>
-            <w:sz w:val="24"/>
-            <w:szCs w:val="24"/>
-          </w:rPr>
-          <w:t xml:space="preserve"> </w:t>
-        </w:r>
-      </w:ins>
+      <w:r>
+        <w:rPr>
+          <w:rFonts w:ascii="Times New Roman" w:hAnsi="Times New Roman" w:cs="Times New Roman"/>
+          <w:sz w:val="24"/>
+          <w:szCs w:val="24"/>
+        </w:rPr>
+        <w:t xml:space="preserve">Mobile organisms often </w:t>
+      </w:r>
+      <w:r>
+        <w:rPr>
+          <w:rFonts w:ascii="Times New Roman" w:hAnsi="Times New Roman" w:cs="Times New Roman"/>
+          <w:sz w:val="24"/>
+          <w:szCs w:val="24"/>
+        </w:rPr>
+        <w:t xml:space="preserve">respond to multiple co-occurring environmental variables that </w:t>
+      </w:r>
+      <w:r>
+        <w:rPr>
+          <w:rFonts w:ascii="Times New Roman" w:hAnsi="Times New Roman" w:cs="Times New Roman"/>
+          <w:sz w:val="24"/>
+          <w:szCs w:val="24"/>
+        </w:rPr>
+        <w:t xml:space="preserve">present a </w:t>
+      </w:r>
+      <w:r>
+        <w:rPr>
+          <w:rFonts w:ascii="Times New Roman" w:hAnsi="Times New Roman" w:cs="Times New Roman"/>
+          <w:sz w:val="24"/>
+          <w:szCs w:val="24"/>
+        </w:rPr>
+        <w:t>trade-off between</w:t>
+      </w:r>
+      <w:r>
+        <w:rPr>
+          <w:rFonts w:ascii="Times New Roman" w:hAnsi="Times New Roman" w:cs="Times New Roman"/>
+          <w:sz w:val="24"/>
+          <w:szCs w:val="24"/>
+        </w:rPr>
+        <w:t xml:space="preserve"> desirable conditions.</w:t>
+      </w:r>
+      <w:r>
+        <w:rPr>
+          <w:rFonts w:ascii="Times New Roman" w:hAnsi="Times New Roman" w:cs="Times New Roman"/>
+          <w:sz w:val="24"/>
+          <w:szCs w:val="24"/>
+        </w:rPr>
+        <w:t xml:space="preserve"> </w:t>
+      </w:r>
+      <w:r>
+        <w:rPr>
+          <w:rFonts w:ascii="Times New Roman" w:hAnsi="Times New Roman" w:cs="Times New Roman"/>
+          <w:sz w:val="24"/>
+          <w:szCs w:val="24"/>
+        </w:rPr>
+        <w:t>For example, i</w:t>
+      </w:r>
+      <w:r>
+        <w:rPr>
+          <w:rFonts w:ascii="Times New Roman" w:hAnsi="Times New Roman" w:cs="Times New Roman"/>
+          <w:sz w:val="24"/>
+          <w:szCs w:val="24"/>
+        </w:rPr>
+        <w:t>n aquatic ecosystems</w:t>
+      </w:r>
+      <w:r>
+        <w:rPr>
+          <w:rFonts w:ascii="Times New Roman" w:hAnsi="Times New Roman" w:cs="Times New Roman"/>
+          <w:sz w:val="24"/>
+          <w:szCs w:val="24"/>
+        </w:rPr>
+        <w:t xml:space="preserve"> </w:t>
+      </w:r>
+      <w:r>
+        <w:rPr>
+          <w:rFonts w:ascii="Times New Roman" w:hAnsi="Times New Roman" w:cs="Times New Roman"/>
+          <w:sz w:val="24"/>
+          <w:szCs w:val="24"/>
+        </w:rPr>
+        <w:t xml:space="preserve">temperature and dissolved oxygen are critical to cold-adapted fishes, </w:t>
+      </w:r>
+      <w:r>
+        <w:rPr>
+          <w:rFonts w:ascii="Times New Roman" w:hAnsi="Times New Roman" w:cs="Times New Roman"/>
+          <w:sz w:val="24"/>
+          <w:szCs w:val="24"/>
+        </w:rPr>
+        <w:t xml:space="preserve">and </w:t>
+      </w:r>
+      <w:r>
+        <w:rPr>
+          <w:rFonts w:ascii="Times New Roman" w:hAnsi="Times New Roman" w:cs="Times New Roman"/>
+          <w:sz w:val="24"/>
+          <w:szCs w:val="24"/>
+        </w:rPr>
+        <w:t>t</w:t>
+      </w:r>
+      <w:r>
+        <w:rPr>
+          <w:rFonts w:ascii="Times New Roman" w:hAnsi="Times New Roman" w:cs="Times New Roman"/>
+          <w:sz w:val="24"/>
+          <w:szCs w:val="24"/>
+        </w:rPr>
+        <w:t xml:space="preserve">hese conditions </w:t>
+      </w:r>
+      <w:r>
+        <w:rPr>
+          <w:rFonts w:ascii="Times New Roman" w:hAnsi="Times New Roman" w:cs="Times New Roman"/>
+          <w:sz w:val="24"/>
+          <w:szCs w:val="24"/>
+        </w:rPr>
+        <w:t>can vary both vertically</w:t>
+      </w:r>
+      <w:r>
+        <w:rPr>
+          <w:rFonts w:ascii="Times New Roman" w:hAnsi="Times New Roman" w:cs="Times New Roman"/>
+          <w:sz w:val="24"/>
+          <w:szCs w:val="24"/>
+        </w:rPr>
+        <w:t xml:space="preserve"> </w:t>
+      </w:r>
+      <w:r>
+        <w:rPr>
+          <w:rFonts w:ascii="Times New Roman" w:hAnsi="Times New Roman" w:cs="Times New Roman"/>
+          <w:sz w:val="24"/>
+          <w:szCs w:val="24"/>
+        </w:rPr>
+        <w:t>and</w:t>
+      </w:r>
+      <w:r>
+        <w:rPr>
+          <w:rFonts w:ascii="Times New Roman" w:hAnsi="Times New Roman" w:cs="Times New Roman"/>
+          <w:sz w:val="24"/>
+          <w:szCs w:val="24"/>
+        </w:rPr>
+        <w:t xml:space="preserve"> </w:t>
+      </w:r>
+      <w:r>
+        <w:rPr>
+          <w:rFonts w:ascii="Times New Roman" w:hAnsi="Times New Roman" w:cs="Times New Roman"/>
+          <w:sz w:val="24"/>
+          <w:szCs w:val="24"/>
+        </w:rPr>
+        <w:t>temporally</w:t>
+      </w:r>
+      <w:r>
+        <w:rPr>
+          <w:rFonts w:ascii="Times New Roman" w:hAnsi="Times New Roman" w:cs="Times New Roman"/>
+          <w:sz w:val="24"/>
+          <w:szCs w:val="24"/>
+        </w:rPr>
+        <w:t xml:space="preserve">, </w:t>
+      </w:r>
+      <w:r>
+        <w:rPr>
+          <w:rFonts w:ascii="Times New Roman" w:hAnsi="Times New Roman" w:cs="Times New Roman"/>
+          <w:sz w:val="24"/>
+          <w:szCs w:val="24"/>
+        </w:rPr>
+        <w:t>creating asynchronous combinations of low temperature and low DO (at night) and high temperature and high DO (during the day)</w:t>
+      </w:r>
+      <w:r>
+        <w:rPr>
+          <w:rFonts w:ascii="Times New Roman" w:hAnsi="Times New Roman" w:cs="Times New Roman"/>
+          <w:sz w:val="24"/>
+          <w:szCs w:val="24"/>
+        </w:rPr>
+        <w:t xml:space="preserve"> that fish must navigate</w:t>
+      </w:r>
+      <w:r>
+        <w:rPr>
+          <w:rFonts w:ascii="Times New Roman" w:hAnsi="Times New Roman" w:cs="Times New Roman"/>
+          <w:sz w:val="24"/>
+          <w:szCs w:val="24"/>
+        </w:rPr>
+        <w:t xml:space="preserve">. While diel variation in temperature and DO is well documented, </w:t>
+      </w:r>
+      <w:r>
+        <w:rPr>
+          <w:rFonts w:ascii="Times New Roman" w:hAnsi="Times New Roman" w:cs="Times New Roman"/>
+          <w:sz w:val="24"/>
+          <w:szCs w:val="24"/>
+        </w:rPr>
+        <w:t xml:space="preserve">fish behavioral response to </w:t>
+      </w:r>
+      <w:r>
+        <w:rPr>
+          <w:rFonts w:ascii="Times New Roman" w:hAnsi="Times New Roman" w:cs="Times New Roman"/>
+          <w:sz w:val="24"/>
+          <w:szCs w:val="24"/>
+        </w:rPr>
+        <w:t xml:space="preserve">such </w:t>
+      </w:r>
+      <w:r>
+        <w:rPr>
+          <w:rFonts w:ascii="Times New Roman" w:hAnsi="Times New Roman" w:cs="Times New Roman"/>
+          <w:sz w:val="24"/>
+          <w:szCs w:val="24"/>
+        </w:rPr>
+        <w:t xml:space="preserve">spatiotemporal heterogeneity is relatively unexplored. </w:t>
+      </w:r>
       <w:r>
         <w:rPr>
           <w:rFonts w:ascii="Times New Roman" w:hAnsi="Times New Roman" w:cs="Times New Roman"/>
@@ -505,26 +317,14 @@
         </w:rPr>
         <w:t>diel vertical migration</w:t>
       </w:r>
-      <w:ins w:id="39" w:author="Barrett, Hannah" w:date="2023-12-18T11:17:00Z">
-        <w:r>
-          <w:rPr>
-            <w:rFonts w:ascii="Times New Roman" w:hAnsi="Times New Roman" w:cs="Times New Roman"/>
-            <w:sz w:val="24"/>
-            <w:szCs w:val="24"/>
-          </w:rPr>
-          <w:t xml:space="preserve"> </w:t>
-        </w:r>
-      </w:ins>
-      <w:del w:id="40" w:author="Barrett, Hannah" w:date="2023-12-18T11:21:00Z">
-        <w:r>
-          <w:rPr>
-            <w:rFonts w:ascii="Times New Roman" w:hAnsi="Times New Roman" w:cs="Times New Roman"/>
-            <w:sz w:val="24"/>
-            <w:szCs w:val="24"/>
-          </w:rPr>
-          <w:delText xml:space="preserve"> </w:delText>
-        </w:r>
-      </w:del>
+      <w:r>
+        <w:rPr>
+          <w:rFonts w:ascii="Times New Roman" w:hAnsi="Times New Roman" w:cs="Times New Roman"/>
+          <w:sz w:val="24"/>
+          <w:szCs w:val="24"/>
+        </w:rPr>
+        <w:t xml:space="preserve"> </w:t>
+      </w:r>
       <w:r>
         <w:rPr>
           <w:rFonts w:ascii="Times New Roman" w:hAnsi="Times New Roman" w:cs="Times New Roman"/>
@@ -533,237 +333,143 @@
         </w:rPr>
         <w:t xml:space="preserve">is an emergent property of spatiotemporal heterogeneity in temperature and dissolved oxygen. </w:t>
       </w:r>
-      <w:ins w:id="41" w:author="Barrett, Hannah" w:date="2023-12-18T11:06:00Z">
-        <w:r>
-          <w:rPr>
-            <w:rFonts w:ascii="Times New Roman" w:hAnsi="Times New Roman" w:cs="Times New Roman"/>
-            <w:sz w:val="24"/>
-            <w:szCs w:val="24"/>
-          </w:rPr>
-          <w:t xml:space="preserve">For this study, we </w:t>
-        </w:r>
-      </w:ins>
-      <w:ins w:id="42" w:author="Barrett, Hannah" w:date="2023-12-18T11:02:00Z">
-        <w:r>
-          <w:rPr>
-            <w:rFonts w:ascii="Times New Roman" w:hAnsi="Times New Roman" w:cs="Times New Roman"/>
-            <w:sz w:val="24"/>
-            <w:szCs w:val="24"/>
-          </w:rPr>
-          <w:t xml:space="preserve">used </w:t>
-        </w:r>
-      </w:ins>
-      <w:ins w:id="43" w:author="Barrett, Hannah" w:date="2023-12-18T11:03:00Z">
-        <w:r>
-          <w:rPr>
-            <w:rFonts w:ascii="Times New Roman" w:hAnsi="Times New Roman" w:cs="Times New Roman"/>
-            <w:sz w:val="24"/>
-            <w:szCs w:val="24"/>
-          </w:rPr>
-          <w:t>a continuous monitoring approach to quantify</w:t>
-        </w:r>
-      </w:ins>
-      <w:ins w:id="44" w:author="Barrett, Hannah" w:date="2023-12-18T11:04:00Z">
-        <w:r>
-          <w:rPr>
-            <w:rFonts w:ascii="Times New Roman" w:hAnsi="Times New Roman" w:cs="Times New Roman"/>
-            <w:sz w:val="24"/>
-            <w:szCs w:val="24"/>
-          </w:rPr>
-          <w:t xml:space="preserve"> the shifting pa</w:t>
-        </w:r>
-      </w:ins>
-      <w:ins w:id="45" w:author="Barrett, Hannah" w:date="2023-12-18T11:05:00Z">
-        <w:r>
-          <w:rPr>
-            <w:rFonts w:ascii="Times New Roman" w:hAnsi="Times New Roman" w:cs="Times New Roman"/>
-            <w:sz w:val="24"/>
-            <w:szCs w:val="24"/>
-          </w:rPr>
-          <w:t>ttern</w:t>
-        </w:r>
-        <w:r>
-          <w:rPr>
-            <w:rFonts w:ascii="Times New Roman" w:hAnsi="Times New Roman" w:cs="Times New Roman"/>
-            <w:sz w:val="24"/>
-            <w:szCs w:val="24"/>
-          </w:rPr>
-          <w:t>s of temperature and</w:t>
-        </w:r>
-      </w:ins>
-      <w:ins w:id="46" w:author="Barrett, Hannah" w:date="2023-12-18T11:47:00Z">
-        <w:r>
-          <w:rPr>
-            <w:rFonts w:ascii="Times New Roman" w:hAnsi="Times New Roman" w:cs="Times New Roman"/>
-            <w:sz w:val="24"/>
-            <w:szCs w:val="24"/>
-          </w:rPr>
-          <w:t xml:space="preserve"> dissolved oxygen</w:t>
-        </w:r>
-      </w:ins>
-      <w:ins w:id="47" w:author="Barrett, Hannah" w:date="2023-12-18T11:05:00Z">
-        <w:r>
-          <w:rPr>
-            <w:rFonts w:ascii="Times New Roman" w:hAnsi="Times New Roman" w:cs="Times New Roman"/>
-            <w:sz w:val="24"/>
-            <w:szCs w:val="24"/>
-          </w:rPr>
-          <w:t xml:space="preserve"> </w:t>
-        </w:r>
-        <w:r>
-          <w:rPr>
-            <w:rFonts w:ascii="Times New Roman" w:hAnsi="Times New Roman" w:cs="Times New Roman"/>
-            <w:sz w:val="24"/>
-            <w:szCs w:val="24"/>
-          </w:rPr>
-          <w:t>across several floodplain thermal refuge habitats</w:t>
-        </w:r>
-      </w:ins>
-      <w:ins w:id="48" w:author="Barrett, Hannah" w:date="2023-12-18T11:06:00Z">
-        <w:r>
-          <w:rPr>
-            <w:rFonts w:ascii="Times New Roman" w:hAnsi="Times New Roman" w:cs="Times New Roman"/>
-            <w:sz w:val="24"/>
-            <w:szCs w:val="24"/>
-          </w:rPr>
-          <w:t>, and to track fish movement patterns</w:t>
-        </w:r>
-      </w:ins>
-      <w:ins w:id="49" w:author="Barrett, Hannah" w:date="2023-12-18T11:07:00Z">
-        <w:r>
-          <w:rPr>
-            <w:rFonts w:ascii="Times New Roman" w:hAnsi="Times New Roman" w:cs="Times New Roman"/>
-            <w:sz w:val="24"/>
-            <w:szCs w:val="24"/>
-          </w:rPr>
-          <w:t xml:space="preserve"> in response to these fluctuating conditions</w:t>
-        </w:r>
-      </w:ins>
-      <w:ins w:id="50" w:author="Barrett, Hannah" w:date="2023-12-18T11:05:00Z">
-        <w:r>
-          <w:rPr>
-            <w:rFonts w:ascii="Times New Roman" w:hAnsi="Times New Roman" w:cs="Times New Roman"/>
-            <w:sz w:val="24"/>
-            <w:szCs w:val="24"/>
-          </w:rPr>
-          <w:t xml:space="preserve">. </w:t>
-        </w:r>
-      </w:ins>
-      <w:ins w:id="51" w:author="Barrett, Hannah" w:date="2023-12-18T11:47:00Z">
-        <w:r>
-          <w:rPr>
-            <w:rFonts w:ascii="Times New Roman" w:hAnsi="Times New Roman" w:cs="Times New Roman"/>
-            <w:sz w:val="24"/>
-            <w:szCs w:val="24"/>
-          </w:rPr>
-          <w:t>A</w:t>
-        </w:r>
-      </w:ins>
-      <w:ins w:id="52" w:author="Barrett, Hannah" w:date="2023-12-18T11:11:00Z">
-        <w:r>
-          <w:rPr>
-            <w:rFonts w:ascii="Times New Roman" w:hAnsi="Times New Roman" w:cs="Times New Roman"/>
-            <w:sz w:val="24"/>
-            <w:szCs w:val="24"/>
-          </w:rPr>
-          <w:t xml:space="preserve">synchronous threats of </w:t>
-        </w:r>
-      </w:ins>
-      <w:ins w:id="53" w:author="Barrett, Hannah" w:date="2023-12-18T11:08:00Z">
-        <w:r>
-          <w:rPr>
-            <w:rFonts w:ascii="Times New Roman" w:hAnsi="Times New Roman" w:cs="Times New Roman"/>
-            <w:sz w:val="24"/>
-            <w:szCs w:val="24"/>
-          </w:rPr>
-          <w:t xml:space="preserve">hypoxia and heat stress </w:t>
-        </w:r>
-      </w:ins>
-      <w:ins w:id="54" w:author="Barrett, Hannah" w:date="2023-12-18T11:12:00Z">
-        <w:r>
-          <w:rPr>
-            <w:rFonts w:ascii="Times New Roman" w:hAnsi="Times New Roman" w:cs="Times New Roman"/>
-            <w:sz w:val="24"/>
-            <w:szCs w:val="24"/>
-          </w:rPr>
-          <w:t>created a</w:t>
-        </w:r>
-      </w:ins>
-      <w:ins w:id="55" w:author="Barrett, Hannah" w:date="2023-12-18T11:13:00Z">
-        <w:r>
-          <w:rPr>
-            <w:rFonts w:ascii="Times New Roman" w:hAnsi="Times New Roman" w:cs="Times New Roman"/>
-            <w:sz w:val="24"/>
-            <w:szCs w:val="24"/>
-          </w:rPr>
-          <w:t xml:space="preserve"> pronounced trade-off for fish, which became more </w:t>
-        </w:r>
-      </w:ins>
-      <w:ins w:id="56" w:author="Barrett, Hannah" w:date="2023-12-18T11:14:00Z">
-        <w:r>
-          <w:rPr>
-            <w:rFonts w:ascii="Times New Roman" w:hAnsi="Times New Roman" w:cs="Times New Roman"/>
-            <w:sz w:val="24"/>
-            <w:szCs w:val="24"/>
-          </w:rPr>
-          <w:t xml:space="preserve">severe at night during the oxygen minimum. A simulation to these conditions predicted a </w:t>
-        </w:r>
-        <w:r>
-          <w:rPr>
-            <w:rFonts w:ascii="Times New Roman" w:hAnsi="Times New Roman" w:cs="Times New Roman"/>
-            <w:sz w:val="24"/>
-            <w:szCs w:val="24"/>
-          </w:rPr>
-          <w:t xml:space="preserve">diel movement pattern for fish that considered both </w:t>
-        </w:r>
-      </w:ins>
-      <w:ins w:id="57" w:author="Barrett, Hannah" w:date="2023-12-18T11:21:00Z">
-        <w:r>
-          <w:rPr>
-            <w:rFonts w:ascii="Times New Roman" w:hAnsi="Times New Roman" w:cs="Times New Roman"/>
-            <w:sz w:val="24"/>
-            <w:szCs w:val="24"/>
-          </w:rPr>
-          <w:t>temperature and oxygen</w:t>
-        </w:r>
-      </w:ins>
-      <w:ins w:id="58" w:author="Barrett, Hannah" w:date="2023-12-18T11:14:00Z">
-        <w:r>
-          <w:rPr>
-            <w:rFonts w:ascii="Times New Roman" w:hAnsi="Times New Roman" w:cs="Times New Roman"/>
-            <w:sz w:val="24"/>
-            <w:szCs w:val="24"/>
-          </w:rPr>
-          <w:t xml:space="preserve">, which was supported by fish movement data collected </w:t>
-        </w:r>
-        <w:r>
-          <w:rPr>
-            <w:rFonts w:ascii="Times New Roman" w:hAnsi="Times New Roman" w:cs="Times New Roman"/>
-            <w:i/>
-            <w:sz w:val="24"/>
-            <w:szCs w:val="24"/>
-          </w:rPr>
-          <w:t>in situ</w:t>
-        </w:r>
-        <w:r>
-          <w:rPr>
-            <w:rFonts w:ascii="Times New Roman" w:hAnsi="Times New Roman" w:cs="Times New Roman"/>
-            <w:sz w:val="24"/>
-            <w:szCs w:val="24"/>
-          </w:rPr>
-          <w:t xml:space="preserve"> using externally mounted temperature recording tags.</w:t>
-        </w:r>
-      </w:ins>
-      <w:ins w:id="59" w:author="Barrett, Hannah" w:date="2023-12-18T11:13:00Z">
-        <w:r>
-          <w:rPr>
-            <w:rFonts w:ascii="Times New Roman" w:hAnsi="Times New Roman" w:cs="Times New Roman"/>
-            <w:sz w:val="24"/>
-            <w:szCs w:val="24"/>
-          </w:rPr>
-          <w:t xml:space="preserve"> </w:t>
-        </w:r>
-      </w:ins>
+      <w:r>
+        <w:rPr>
+          <w:rFonts w:ascii="Times New Roman" w:hAnsi="Times New Roman" w:cs="Times New Roman"/>
+          <w:sz w:val="24"/>
+          <w:szCs w:val="24"/>
+        </w:rPr>
+        <w:t xml:space="preserve">For this study, we </w:t>
+      </w:r>
+      <w:r>
+        <w:rPr>
+          <w:rFonts w:ascii="Times New Roman" w:hAnsi="Times New Roman" w:cs="Times New Roman"/>
+          <w:sz w:val="24"/>
+          <w:szCs w:val="24"/>
+        </w:rPr>
+        <w:t xml:space="preserve">used </w:t>
+      </w:r>
+      <w:r>
+        <w:rPr>
+          <w:rFonts w:ascii="Times New Roman" w:hAnsi="Times New Roman" w:cs="Times New Roman"/>
+          <w:sz w:val="24"/>
+          <w:szCs w:val="24"/>
+        </w:rPr>
+        <w:t>a continuous monitoring approach to quantify the shifting pattern</w:t>
+      </w:r>
+      <w:r>
+        <w:rPr>
+          <w:rFonts w:ascii="Times New Roman" w:hAnsi="Times New Roman" w:cs="Times New Roman"/>
+          <w:sz w:val="24"/>
+          <w:szCs w:val="24"/>
+        </w:rPr>
+        <w:t>s of temperature and</w:t>
+      </w:r>
+      <w:r>
+        <w:rPr>
+          <w:rFonts w:ascii="Times New Roman" w:hAnsi="Times New Roman" w:cs="Times New Roman"/>
+          <w:sz w:val="24"/>
+          <w:szCs w:val="24"/>
+        </w:rPr>
+        <w:t xml:space="preserve"> dissolved oxygen</w:t>
+      </w:r>
+      <w:r>
+        <w:rPr>
+          <w:rFonts w:ascii="Times New Roman" w:hAnsi="Times New Roman" w:cs="Times New Roman"/>
+          <w:sz w:val="24"/>
+          <w:szCs w:val="24"/>
+        </w:rPr>
+        <w:t xml:space="preserve"> </w:t>
+      </w:r>
+      <w:r>
+        <w:rPr>
+          <w:rFonts w:ascii="Times New Roman" w:hAnsi="Times New Roman" w:cs="Times New Roman"/>
+          <w:sz w:val="24"/>
+          <w:szCs w:val="24"/>
+        </w:rPr>
+        <w:t xml:space="preserve">across several floodplain thermal refuge habitats, and to track fish movement patterns in response to these fluctuating conditions. </w:t>
+      </w:r>
+      <w:r>
+        <w:rPr>
+          <w:rFonts w:ascii="Times New Roman" w:hAnsi="Times New Roman" w:cs="Times New Roman"/>
+          <w:sz w:val="24"/>
+          <w:szCs w:val="24"/>
+        </w:rPr>
+        <w:t>A</w:t>
+      </w:r>
+      <w:r>
+        <w:rPr>
+          <w:rFonts w:ascii="Times New Roman" w:hAnsi="Times New Roman" w:cs="Times New Roman"/>
+          <w:sz w:val="24"/>
+          <w:szCs w:val="24"/>
+        </w:rPr>
+        <w:t xml:space="preserve">synchronous threats of </w:t>
+      </w:r>
+      <w:r>
+        <w:rPr>
+          <w:rFonts w:ascii="Times New Roman" w:hAnsi="Times New Roman" w:cs="Times New Roman"/>
+          <w:sz w:val="24"/>
+          <w:szCs w:val="24"/>
+        </w:rPr>
+        <w:t xml:space="preserve">hypoxia and heat stress </w:t>
+      </w:r>
+      <w:r>
+        <w:rPr>
+          <w:rFonts w:ascii="Times New Roman" w:hAnsi="Times New Roman" w:cs="Times New Roman"/>
+          <w:sz w:val="24"/>
+          <w:szCs w:val="24"/>
+        </w:rPr>
+        <w:t xml:space="preserve">created a pronounced trade-off for fish, which became more severe at night during the oxygen minimum. A simulation to these conditions predicted a </w:t>
+      </w:r>
+      <w:r>
+        <w:rPr>
+          <w:rFonts w:ascii="Times New Roman" w:hAnsi="Times New Roman" w:cs="Times New Roman"/>
+          <w:sz w:val="24"/>
+          <w:szCs w:val="24"/>
+        </w:rPr>
+        <w:t xml:space="preserve">diel movement pattern for fish that considered both </w:t>
+      </w:r>
+      <w:r>
+        <w:rPr>
+          <w:rFonts w:ascii="Times New Roman" w:hAnsi="Times New Roman" w:cs="Times New Roman"/>
+          <w:sz w:val="24"/>
+          <w:szCs w:val="24"/>
+        </w:rPr>
+        <w:t>temperature and oxygen</w:t>
+      </w:r>
+      <w:r>
+        <w:rPr>
+          <w:rFonts w:ascii="Times New Roman" w:hAnsi="Times New Roman" w:cs="Times New Roman"/>
+          <w:sz w:val="24"/>
+          <w:szCs w:val="24"/>
+        </w:rPr>
+        <w:t xml:space="preserve">, which was supported by fish movement data collected </w:t>
+      </w:r>
+      <w:r>
+        <w:rPr>
+          <w:rFonts w:ascii="Times New Roman" w:hAnsi="Times New Roman" w:cs="Times New Roman"/>
+          <w:i/>
+          <w:sz w:val="24"/>
+          <w:szCs w:val="24"/>
+        </w:rPr>
+        <w:t>in situ</w:t>
+      </w:r>
+      <w:r>
+        <w:rPr>
+          <w:rFonts w:ascii="Times New Roman" w:hAnsi="Times New Roman" w:cs="Times New Roman"/>
+          <w:sz w:val="24"/>
+          <w:szCs w:val="24"/>
+        </w:rPr>
+        <w:t xml:space="preserve"> using externally mounted temperature recording tags.</w:t>
+      </w:r>
+      <w:r>
+        <w:rPr>
+          <w:rFonts w:ascii="Times New Roman" w:hAnsi="Times New Roman" w:cs="Times New Roman"/>
+          <w:sz w:val="24"/>
+          <w:szCs w:val="24"/>
+        </w:rPr>
+        <w:t xml:space="preserve"> </w:t>
+      </w:r>
       <w:r>
         <w:rPr>
           <w:rFonts w:ascii="Times New Roman" w:hAnsi="Times New Roman" w:cs="Times New Roman"/>
@@ -986,25 +692,7 @@
           <w:sz w:val="24"/>
           <w:szCs w:val="24"/>
         </w:rPr>
-        <w:t xml:space="preserve">Persson and </w:t>
-      </w:r>
-      <w:proofErr w:type="spellStart"/>
-      <w:r>
-        <w:rPr>
-          <w:rFonts w:ascii="Times New Roman" w:hAnsi="Times New Roman" w:cs="Times New Roman"/>
-          <w:sz w:val="24"/>
-          <w:szCs w:val="24"/>
-        </w:rPr>
-        <w:t>Eklov</w:t>
-      </w:r>
-      <w:proofErr w:type="spellEnd"/>
-      <w:r>
-        <w:rPr>
-          <w:rFonts w:ascii="Times New Roman" w:hAnsi="Times New Roman" w:cs="Times New Roman"/>
-          <w:sz w:val="24"/>
-          <w:szCs w:val="24"/>
-        </w:rPr>
-        <w:t xml:space="preserve"> 1995,</w:t>
+        <w:t>Persson and Eklov 1995,</w:t>
       </w:r>
       <w:r>
         <w:rPr>
@@ -1054,23 +742,13 @@
         </w:rPr>
         <w:t xml:space="preserve">Kaya et al. 1977, Berman and Quinn 1991, </w:t>
       </w:r>
-      <w:proofErr w:type="spellStart"/>
-      <w:r>
-        <w:rPr>
-          <w:rFonts w:ascii="Times New Roman" w:hAnsi="Times New Roman" w:cs="Times New Roman"/>
-          <w:sz w:val="24"/>
-          <w:szCs w:val="24"/>
-        </w:rPr>
-        <w:t>Westhoff</w:t>
-      </w:r>
-      <w:proofErr w:type="spellEnd"/>
-      <w:r>
-        <w:rPr>
-          <w:rFonts w:ascii="Times New Roman" w:hAnsi="Times New Roman" w:cs="Times New Roman"/>
-          <w:sz w:val="24"/>
-          <w:szCs w:val="24"/>
-        </w:rPr>
-        <w:t xml:space="preserve"> et al. 2016</w:t>
+      <w:r>
+        <w:rPr>
+          <w:rFonts w:ascii="Times New Roman" w:hAnsi="Times New Roman" w:cs="Times New Roman"/>
+          <w:sz w:val="24"/>
+          <w:szCs w:val="24"/>
+        </w:rPr>
+        <w:t>Westhoff et al. 2016</w:t>
       </w:r>
       <w:r>
         <w:rPr>
@@ -1096,41 +774,13 @@
         </w:rPr>
         <w:t xml:space="preserve"> (</w:t>
       </w:r>
-      <w:proofErr w:type="spellStart"/>
-      <w:r>
-        <w:rPr>
-          <w:rFonts w:ascii="Times New Roman" w:hAnsi="Times New Roman" w:cs="Times New Roman"/>
-          <w:sz w:val="24"/>
-          <w:szCs w:val="24"/>
-        </w:rPr>
-        <w:t>Beechie</w:t>
-      </w:r>
-      <w:proofErr w:type="spellEnd"/>
-      <w:r>
-        <w:rPr>
-          <w:rFonts w:ascii="Times New Roman" w:hAnsi="Times New Roman" w:cs="Times New Roman"/>
-          <w:sz w:val="24"/>
-          <w:szCs w:val="24"/>
-        </w:rPr>
-        <w:t xml:space="preserve"> et al. 2013, </w:t>
-      </w:r>
-      <w:proofErr w:type="spellStart"/>
-      <w:r>
-        <w:rPr>
-          <w:rFonts w:ascii="Times New Roman" w:hAnsi="Times New Roman" w:cs="Times New Roman"/>
-          <w:sz w:val="24"/>
-          <w:szCs w:val="24"/>
-        </w:rPr>
-        <w:t>Kurylyk</w:t>
-      </w:r>
-      <w:proofErr w:type="spellEnd"/>
-      <w:r>
-        <w:rPr>
-          <w:rFonts w:ascii="Times New Roman" w:hAnsi="Times New Roman" w:cs="Times New Roman"/>
-          <w:sz w:val="24"/>
-          <w:szCs w:val="24"/>
-        </w:rPr>
-        <w:t xml:space="preserve"> et al. 2015, Steel et al. 2017</w:t>
+      <w:r>
+        <w:rPr>
+          <w:rFonts w:ascii="Times New Roman" w:hAnsi="Times New Roman" w:cs="Times New Roman"/>
+          <w:sz w:val="24"/>
+          <w:szCs w:val="24"/>
+        </w:rPr>
+        <w:t>Beechie et al. 2013, Kurylyk et al. 2015, Steel et al. 2017</w:t>
       </w:r>
       <w:r>
         <w:rPr>
@@ -1461,25 +1111,7 @@
           <w:sz w:val="24"/>
           <w:szCs w:val="24"/>
         </w:rPr>
-        <w:t xml:space="preserve">Moss 1985, </w:t>
-      </w:r>
-      <w:proofErr w:type="spellStart"/>
-      <w:r>
-        <w:rPr>
-          <w:rFonts w:ascii="Times New Roman" w:hAnsi="Times New Roman" w:cs="Times New Roman"/>
-          <w:sz w:val="24"/>
-          <w:szCs w:val="24"/>
-        </w:rPr>
-        <w:t>Brewitt</w:t>
-      </w:r>
-      <w:proofErr w:type="spellEnd"/>
-      <w:r>
-        <w:rPr>
-          <w:rFonts w:ascii="Times New Roman" w:hAnsi="Times New Roman" w:cs="Times New Roman"/>
-          <w:sz w:val="24"/>
-          <w:szCs w:val="24"/>
-        </w:rPr>
-        <w:t xml:space="preserve"> et al. 2016</w:t>
+        <w:t>Moss 1985, Brewitt et al. 2016</w:t>
       </w:r>
       <w:r>
         <w:rPr>
@@ -1611,36 +1243,8 @@
           <w:sz w:val="24"/>
           <w:szCs w:val="24"/>
         </w:rPr>
-        <w:t xml:space="preserve">as vertical fronts; Logan et al. 2023). In tropical marine environments, excessively cold and hypoxic waters create </w:t>
-      </w:r>
-      <w:proofErr w:type="gramStart"/>
-      <w:r>
-        <w:rPr>
-          <w:rFonts w:ascii="Times New Roman" w:hAnsi="Times New Roman" w:cs="Times New Roman"/>
-          <w:sz w:val="24"/>
-          <w:szCs w:val="24"/>
-        </w:rPr>
-        <w:t>hypoxia based</w:t>
-      </w:r>
-      <w:proofErr w:type="gramEnd"/>
-      <w:r>
-        <w:rPr>
-          <w:rFonts w:ascii="Times New Roman" w:hAnsi="Times New Roman" w:cs="Times New Roman"/>
-          <w:sz w:val="24"/>
-          <w:szCs w:val="24"/>
-        </w:rPr>
-        <w:t xml:space="preserve"> habitat constriction, causing fish to primarily hold at and above the thermocline (Brill et al. 1998, Logan et al. 2023). In temperate lotic and lentic environments, warm surface temperatures can exceed physiological optima, and hypoxic conditions at depth can limit fish vertical distribution, creating a vertically compressed habitat known as a temperature-oxygen squeeze (</w:t>
-      </w:r>
-      <w:proofErr w:type="spellStart"/>
-      <w:r>
-        <w:rPr>
-          <w:rFonts w:ascii="Times New Roman" w:hAnsi="Times New Roman" w:cs="Times New Roman"/>
-          <w:sz w:val="24"/>
-          <w:szCs w:val="24"/>
-        </w:rPr>
-        <w:t>Coutant</w:t>
-      </w:r>
-      <w:proofErr w:type="spellEnd"/>
+        <w:t>as vertical fronts; Logan et al. 2023). In tropical marine environments, excessively cold and hypoxic waters create hypoxia based habitat constriction, causing fish to primarily hold at and above the thermocline (Brill et al. 1998, Logan et al. 2023). In temperate lotic and lentic environments, warm surface temperatures can exceed physiological optima, and hypoxic conditions at depth can limit fish vertical distribution, creating a vertically compressed habitat known as a temperature-oxygen squeeze (Coutant</w:t>
+      </w:r>
       <w:r>
         <w:rPr>
           <w:rFonts w:ascii="Times New Roman" w:hAnsi="Times New Roman" w:cs="Times New Roman"/>
@@ -1655,44 +1259,25 @@
           <w:sz w:val="24"/>
           <w:szCs w:val="24"/>
         </w:rPr>
+        <w:t xml:space="preserve">). This phenomena can also occur in fine scale patches of lentic habitat within a river floodplain. For example, thermally stratified cold-water alcoves often present a temperature-oxygen squeeze, effectively confining cold-adapted fish to &lt;20% of the water column (Barrett et al. </w:t>
+      </w:r>
+      <w:r>
+        <w:rPr>
+          <w:rFonts w:ascii="Times New Roman" w:hAnsi="Times New Roman" w:cs="Times New Roman"/>
+          <w:i/>
+          <w:sz w:val="24"/>
+          <w:szCs w:val="24"/>
+        </w:rPr>
+        <w:t>in review</w:t>
+      </w:r>
+      <w:r>
+        <w:rPr>
+          <w:rFonts w:ascii="Times New Roman" w:hAnsi="Times New Roman" w:cs="Times New Roman"/>
+          <w:sz w:val="24"/>
+          <w:szCs w:val="24"/>
+        </w:rPr>
         <w:t xml:space="preserve">). </w:t>
       </w:r>
-      <w:proofErr w:type="gramStart"/>
-      <w:r>
-        <w:rPr>
-          <w:rFonts w:ascii="Times New Roman" w:hAnsi="Times New Roman" w:cs="Times New Roman"/>
-          <w:sz w:val="24"/>
-          <w:szCs w:val="24"/>
-        </w:rPr>
-        <w:t>This phenomena</w:t>
-      </w:r>
-      <w:proofErr w:type="gramEnd"/>
-      <w:r>
-        <w:rPr>
-          <w:rFonts w:ascii="Times New Roman" w:hAnsi="Times New Roman" w:cs="Times New Roman"/>
-          <w:sz w:val="24"/>
-          <w:szCs w:val="24"/>
-        </w:rPr>
-        <w:t xml:space="preserve"> can also occur in fine scale patches of lentic habitat within a river floodplain. For example, thermally stratified cold-water alcoves often present a temperature-oxygen squeeze, effectively confining cold-adapted fish to &lt;20% of the water column (Barrett et al. </w:t>
-      </w:r>
-      <w:r>
-        <w:rPr>
-          <w:rFonts w:ascii="Times New Roman" w:hAnsi="Times New Roman" w:cs="Times New Roman"/>
-          <w:i/>
-          <w:sz w:val="24"/>
-          <w:szCs w:val="24"/>
-        </w:rPr>
-        <w:t>in review</w:t>
-      </w:r>
-      <w:r>
-        <w:rPr>
-          <w:rFonts w:ascii="Times New Roman" w:hAnsi="Times New Roman" w:cs="Times New Roman"/>
-          <w:sz w:val="24"/>
-          <w:szCs w:val="24"/>
-        </w:rPr>
-        <w:t xml:space="preserve">). </w:t>
-      </w:r>
-      <w:proofErr w:type="gramStart"/>
       <w:r>
         <w:rPr>
           <w:rFonts w:ascii="Times New Roman" w:hAnsi="Times New Roman" w:cs="Times New Roman"/>
@@ -1707,16 +1292,7 @@
           <w:sz w:val="24"/>
           <w:szCs w:val="24"/>
         </w:rPr>
-        <w:t>owever</w:t>
-      </w:r>
-      <w:proofErr w:type="gramEnd"/>
-      <w:r>
-        <w:rPr>
-          <w:rFonts w:ascii="Times New Roman" w:hAnsi="Times New Roman" w:cs="Times New Roman"/>
-          <w:sz w:val="24"/>
-          <w:szCs w:val="24"/>
-        </w:rPr>
-        <w:t xml:space="preserve"> the vast majority of this work considers a temporally static trade-off, when in fact </w:t>
+        <w:t xml:space="preserve">owever the vast majority of this work considers a temporally static trade-off, when in fact </w:t>
       </w:r>
       <w:r>
         <w:rPr>
@@ -1863,25 +1439,7 @@
           <w:sz w:val="24"/>
           <w:szCs w:val="24"/>
         </w:rPr>
-        <w:t xml:space="preserve">trade-off between the resource rich and </w:t>
-      </w:r>
-      <w:proofErr w:type="gramStart"/>
-      <w:r>
-        <w:rPr>
-          <w:rFonts w:ascii="Times New Roman" w:hAnsi="Times New Roman" w:cs="Times New Roman"/>
-          <w:sz w:val="24"/>
-          <w:szCs w:val="24"/>
-        </w:rPr>
-        <w:t>high risk</w:t>
-      </w:r>
-      <w:proofErr w:type="gramEnd"/>
-      <w:r>
-        <w:rPr>
-          <w:rFonts w:ascii="Times New Roman" w:hAnsi="Times New Roman" w:cs="Times New Roman"/>
-          <w:sz w:val="24"/>
-          <w:szCs w:val="24"/>
-        </w:rPr>
-        <w:t xml:space="preserve"> surface waters</w:t>
+        <w:t>trade-off between the resource rich and high risk surface waters</w:t>
       </w:r>
       <w:r>
         <w:rPr>
@@ -1906,25 +1464,7 @@
           <w:szCs w:val="24"/>
         </w:rPr>
         <w:lastRenderedPageBreak/>
-        <w:t>safer waters at depth where the potential for growth is severely reduced (</w:t>
-      </w:r>
-      <w:proofErr w:type="spellStart"/>
-      <w:r>
-        <w:rPr>
-          <w:rFonts w:ascii="Times New Roman" w:hAnsi="Times New Roman" w:cs="Times New Roman"/>
-          <w:sz w:val="24"/>
-          <w:szCs w:val="24"/>
-        </w:rPr>
-        <w:t>Ohman</w:t>
-      </w:r>
-      <w:proofErr w:type="spellEnd"/>
-      <w:r>
-        <w:rPr>
-          <w:rFonts w:ascii="Times New Roman" w:hAnsi="Times New Roman" w:cs="Times New Roman"/>
-          <w:sz w:val="24"/>
-          <w:szCs w:val="24"/>
-        </w:rPr>
-        <w:t xml:space="preserve"> 1990</w:t>
+        <w:t>safer waters at depth where the potential for growth is severely reduced (Ohman 1990</w:t>
       </w:r>
       <w:r>
         <w:rPr>
@@ -1996,61 +1536,7 @@
           <w:sz w:val="24"/>
           <w:szCs w:val="24"/>
         </w:rPr>
-        <w:t xml:space="preserve">exploitation of an antipredation window, and foraging opportunity (Clark and Levy 1988, </w:t>
-      </w:r>
-      <w:proofErr w:type="spellStart"/>
-      <w:r>
-        <w:rPr>
-          <w:rFonts w:ascii="Times New Roman" w:hAnsi="Times New Roman" w:cs="Times New Roman"/>
-          <w:sz w:val="24"/>
-          <w:szCs w:val="24"/>
-        </w:rPr>
-        <w:t>Wurtsbaugh</w:t>
-      </w:r>
-      <w:proofErr w:type="spellEnd"/>
-      <w:r>
-        <w:rPr>
-          <w:rFonts w:ascii="Times New Roman" w:hAnsi="Times New Roman" w:cs="Times New Roman"/>
-          <w:sz w:val="24"/>
-          <w:szCs w:val="24"/>
-        </w:rPr>
-        <w:t xml:space="preserve"> and </w:t>
-      </w:r>
-      <w:proofErr w:type="spellStart"/>
-      <w:r>
-        <w:rPr>
-          <w:rFonts w:ascii="Times New Roman" w:hAnsi="Times New Roman" w:cs="Times New Roman"/>
-          <w:sz w:val="24"/>
-          <w:szCs w:val="24"/>
-        </w:rPr>
-        <w:t>Neverman</w:t>
-      </w:r>
-      <w:proofErr w:type="spellEnd"/>
-      <w:r>
-        <w:rPr>
-          <w:rFonts w:ascii="Times New Roman" w:hAnsi="Times New Roman" w:cs="Times New Roman"/>
-          <w:sz w:val="24"/>
-          <w:szCs w:val="24"/>
-        </w:rPr>
-        <w:t xml:space="preserve"> 1988, </w:t>
-      </w:r>
-      <w:proofErr w:type="spellStart"/>
-      <w:r>
-        <w:rPr>
-          <w:rFonts w:ascii="Times New Roman" w:hAnsi="Times New Roman" w:cs="Times New Roman"/>
-          <w:sz w:val="24"/>
-          <w:szCs w:val="24"/>
-        </w:rPr>
-        <w:t>Scheuerell</w:t>
-      </w:r>
-      <w:proofErr w:type="spellEnd"/>
-      <w:r>
-        <w:rPr>
-          <w:rFonts w:ascii="Times New Roman" w:hAnsi="Times New Roman" w:cs="Times New Roman"/>
-          <w:sz w:val="24"/>
-          <w:szCs w:val="24"/>
-        </w:rPr>
-        <w:t xml:space="preserve"> and Schindler 2003). </w:t>
+        <w:t xml:space="preserve">exploitation of an antipredation window, and foraging opportunity (Clark and Levy 1988, Wurtsbaugh and Neverman 1988, Scheuerell and Schindler 2003). </w:t>
       </w:r>
       <w:r>
         <w:rPr>
@@ -2090,25 +1576,7 @@
           <w:sz w:val="24"/>
           <w:szCs w:val="24"/>
         </w:rPr>
-        <w:t xml:space="preserve"> and growth (</w:t>
-      </w:r>
-      <w:proofErr w:type="spellStart"/>
-      <w:r>
-        <w:rPr>
-          <w:rFonts w:ascii="Times New Roman" w:hAnsi="Times New Roman" w:cs="Times New Roman"/>
-          <w:sz w:val="24"/>
-          <w:szCs w:val="24"/>
-        </w:rPr>
-        <w:t>Eckmann</w:t>
-      </w:r>
-      <w:proofErr w:type="spellEnd"/>
-      <w:r>
-        <w:rPr>
-          <w:rFonts w:ascii="Times New Roman" w:hAnsi="Times New Roman" w:cs="Times New Roman"/>
-          <w:sz w:val="24"/>
-          <w:szCs w:val="24"/>
-        </w:rPr>
-        <w:t xml:space="preserve"> et al. 2016, Thomas et al. 2023). </w:t>
+        <w:t xml:space="preserve"> and growth (Eckmann et al. 2016, Thomas et al. 2023). </w:t>
       </w:r>
       <w:r>
         <w:rPr>
@@ -2231,26 +1699,89 @@
           <w:sz w:val="24"/>
           <w:szCs w:val="24"/>
         </w:rPr>
+        <w:t xml:space="preserve"> (e.</w:t>
+      </w:r>
+      <w:r>
+        <w:rPr>
+          <w:rFonts w:ascii="Times New Roman" w:hAnsi="Times New Roman" w:cs="Times New Roman"/>
+          <w:sz w:val="24"/>
+          <w:szCs w:val="24"/>
+        </w:rPr>
+        <w:t xml:space="preserve">g. </w:t>
+      </w:r>
+      <w:r>
+        <w:rPr>
+          <w:rFonts w:ascii="Times New Roman" w:hAnsi="Times New Roman" w:cs="Times New Roman"/>
+          <w:sz w:val="24"/>
+          <w:szCs w:val="24"/>
+        </w:rPr>
+        <w:t xml:space="preserve">cold-water </w:t>
+      </w:r>
+      <w:r>
+        <w:rPr>
+          <w:rFonts w:ascii="Times New Roman" w:hAnsi="Times New Roman" w:cs="Times New Roman"/>
+          <w:sz w:val="24"/>
+          <w:szCs w:val="24"/>
+        </w:rPr>
+        <w:t xml:space="preserve">alcoves) used by cold-water fish are a model system to study </w:t>
+      </w:r>
+      <w:r>
+        <w:rPr>
+          <w:rFonts w:ascii="Times New Roman" w:hAnsi="Times New Roman" w:cs="Times New Roman"/>
+          <w:sz w:val="24"/>
+          <w:szCs w:val="24"/>
+        </w:rPr>
+        <w:t>the occurrence of DVM in response to a</w:t>
+      </w:r>
+      <w:r>
+        <w:rPr>
+          <w:rFonts w:ascii="Times New Roman" w:hAnsi="Times New Roman" w:cs="Times New Roman"/>
+          <w:sz w:val="24"/>
+          <w:szCs w:val="24"/>
+        </w:rPr>
+        <w:t xml:space="preserve"> temperature-DO trade-off. </w:t>
+      </w:r>
+      <w:r>
+        <w:rPr>
+          <w:rFonts w:ascii="Times New Roman" w:hAnsi="Times New Roman" w:cs="Times New Roman"/>
+          <w:sz w:val="24"/>
+          <w:szCs w:val="24"/>
+        </w:rPr>
+        <w:t>The combination of pronounced vertical stratification in oxygen from hypoxic hyporheic inputs</w:t>
+      </w:r>
+      <w:r>
+        <w:rPr>
+          <w:rFonts w:ascii="Times New Roman" w:hAnsi="Times New Roman" w:cs="Times New Roman"/>
+          <w:sz w:val="24"/>
+          <w:szCs w:val="24"/>
+        </w:rPr>
         <w:t xml:space="preserve"> (</w:t>
       </w:r>
-      <w:proofErr w:type="gramStart"/>
-      <w:r>
-        <w:rPr>
-          <w:rFonts w:ascii="Times New Roman" w:hAnsi="Times New Roman" w:cs="Times New Roman"/>
-          <w:sz w:val="24"/>
-          <w:szCs w:val="24"/>
-        </w:rPr>
-        <w:t>e.</w:t>
-      </w:r>
-      <w:r>
-        <w:rPr>
-          <w:rFonts w:ascii="Times New Roman" w:hAnsi="Times New Roman" w:cs="Times New Roman"/>
-          <w:sz w:val="24"/>
-          <w:szCs w:val="24"/>
-        </w:rPr>
-        <w:t>g.</w:t>
-      </w:r>
-      <w:proofErr w:type="gramEnd"/>
+      <w:r>
+        <w:rPr>
+          <w:rFonts w:ascii="Times New Roman" w:hAnsi="Times New Roman" w:cs="Times New Roman"/>
+          <w:color w:val="000000"/>
+          <w:sz w:val="24"/>
+          <w:szCs w:val="24"/>
+        </w:rPr>
+        <w:t>Zarnetske et al. 2011, Gombert et al. 2022</w:t>
+      </w:r>
+      <w:r>
+        <w:rPr>
+          <w:rFonts w:ascii="Times New Roman" w:hAnsi="Times New Roman" w:cs="Times New Roman"/>
+          <w:sz w:val="24"/>
+          <w:szCs w:val="24"/>
+        </w:rPr>
+        <w:t>)</w:t>
+      </w:r>
+      <w:r>
+        <w:rPr>
+          <w:rFonts w:ascii="Times New Roman" w:hAnsi="Times New Roman" w:cs="Times New Roman"/>
+          <w:sz w:val="24"/>
+          <w:szCs w:val="24"/>
+        </w:rPr>
+        <w:t>, coupled with diel oxygen cycling</w:t>
+      </w:r>
       <w:r>
         <w:rPr>
           <w:rFonts w:ascii="Times New Roman" w:hAnsi="Times New Roman" w:cs="Times New Roman"/>
@@ -2265,39 +1796,7 @@
           <w:sz w:val="24"/>
           <w:szCs w:val="24"/>
         </w:rPr>
-        <w:t xml:space="preserve">cold-water </w:t>
-      </w:r>
-      <w:r>
-        <w:rPr>
-          <w:rFonts w:ascii="Times New Roman" w:hAnsi="Times New Roman" w:cs="Times New Roman"/>
-          <w:sz w:val="24"/>
-          <w:szCs w:val="24"/>
-        </w:rPr>
-        <w:t xml:space="preserve">alcoves) used by cold-water fish are a model system to study </w:t>
-      </w:r>
-      <w:r>
-        <w:rPr>
-          <w:rFonts w:ascii="Times New Roman" w:hAnsi="Times New Roman" w:cs="Times New Roman"/>
-          <w:sz w:val="24"/>
-          <w:szCs w:val="24"/>
-        </w:rPr>
-        <w:t>the occurrence of DVM in response to a</w:t>
-      </w:r>
-      <w:r>
-        <w:rPr>
-          <w:rFonts w:ascii="Times New Roman" w:hAnsi="Times New Roman" w:cs="Times New Roman"/>
-          <w:sz w:val="24"/>
-          <w:szCs w:val="24"/>
-        </w:rPr>
-        <w:t xml:space="preserve"> temperature-DO trade-off. </w:t>
-      </w:r>
-      <w:r>
-        <w:rPr>
-          <w:rFonts w:ascii="Times New Roman" w:hAnsi="Times New Roman" w:cs="Times New Roman"/>
-          <w:sz w:val="24"/>
-          <w:szCs w:val="24"/>
-        </w:rPr>
-        <w:t>The combination of pronounced vertical stratification in oxygen from hypoxic hyporheic inputs</w:t>
+        <w:t>as the environment transitions from photosynthetic production to respiratory consumption</w:t>
       </w:r>
       <w:r>
         <w:rPr>
@@ -2307,45 +1806,13 @@
         </w:rPr>
         <w:t xml:space="preserve"> (</w:t>
       </w:r>
-      <w:proofErr w:type="spellStart"/>
-      <w:r>
-        <w:rPr>
-          <w:rFonts w:ascii="Times New Roman" w:hAnsi="Times New Roman" w:cs="Times New Roman"/>
-          <w:color w:val="000000"/>
-          <w:sz w:val="24"/>
-          <w:szCs w:val="24"/>
-        </w:rPr>
-        <w:t>Zarnetske</w:t>
-      </w:r>
-      <w:proofErr w:type="spellEnd"/>
-      <w:r>
-        <w:rPr>
-          <w:rFonts w:ascii="Times New Roman" w:hAnsi="Times New Roman" w:cs="Times New Roman"/>
-          <w:color w:val="000000"/>
-          <w:sz w:val="24"/>
-          <w:szCs w:val="24"/>
-        </w:rPr>
-        <w:t xml:space="preserve"> et al. 2011, </w:t>
-      </w:r>
-      <w:proofErr w:type="spellStart"/>
-      <w:r>
-        <w:rPr>
-          <w:rFonts w:ascii="Times New Roman" w:hAnsi="Times New Roman" w:cs="Times New Roman"/>
-          <w:color w:val="000000"/>
-          <w:sz w:val="24"/>
-          <w:szCs w:val="24"/>
-        </w:rPr>
-        <w:t>Gombert</w:t>
-      </w:r>
-      <w:proofErr w:type="spellEnd"/>
-      <w:r>
-        <w:rPr>
-          <w:rFonts w:ascii="Times New Roman" w:hAnsi="Times New Roman" w:cs="Times New Roman"/>
-          <w:color w:val="000000"/>
-          <w:sz w:val="24"/>
-          <w:szCs w:val="24"/>
-        </w:rPr>
-        <w:t xml:space="preserve"> et al. 2022</w:t>
+      <w:r>
+        <w:rPr>
+          <w:rFonts w:ascii="Times New Roman" w:hAnsi="Times New Roman" w:cs="Times New Roman"/>
+          <w:sz w:val="24"/>
+          <w:szCs w:val="24"/>
+        </w:rPr>
+        <w:t>Andersen et al. 2017</w:t>
       </w:r>
       <w:r>
         <w:rPr>
@@ -2361,7 +1828,15 @@
           <w:sz w:val="24"/>
           <w:szCs w:val="24"/>
         </w:rPr>
-        <w:t>, coupled with diel oxygen cycling</w:t>
+        <w:t>, has the potential to create a vertically shifting oxygen profile</w:t>
+      </w:r>
+      <w:r>
+        <w:rPr>
+          <w:rFonts w:ascii="Times New Roman" w:hAnsi="Times New Roman" w:cs="Times New Roman"/>
+          <w:sz w:val="24"/>
+          <w:szCs w:val="24"/>
+        </w:rPr>
+        <w:t>.</w:t>
       </w:r>
       <w:r>
         <w:rPr>
@@ -2377,62 +1852,6 @@
           <w:sz w:val="24"/>
           <w:szCs w:val="24"/>
         </w:rPr>
-        <w:t>as the environment transitions from photosynthetic production to respiratory consumption</w:t>
-      </w:r>
-      <w:r>
-        <w:rPr>
-          <w:rFonts w:ascii="Times New Roman" w:hAnsi="Times New Roman" w:cs="Times New Roman"/>
-          <w:sz w:val="24"/>
-          <w:szCs w:val="24"/>
-        </w:rPr>
-        <w:t xml:space="preserve"> (</w:t>
-      </w:r>
-      <w:r>
-        <w:rPr>
-          <w:rFonts w:ascii="Times New Roman" w:hAnsi="Times New Roman" w:cs="Times New Roman"/>
-          <w:sz w:val="24"/>
-          <w:szCs w:val="24"/>
-        </w:rPr>
-        <w:t>Andersen et al. 2017</w:t>
-      </w:r>
-      <w:r>
-        <w:rPr>
-          <w:rFonts w:ascii="Times New Roman" w:hAnsi="Times New Roman" w:cs="Times New Roman"/>
-          <w:sz w:val="24"/>
-          <w:szCs w:val="24"/>
-        </w:rPr>
-        <w:t>)</w:t>
-      </w:r>
-      <w:r>
-        <w:rPr>
-          <w:rFonts w:ascii="Times New Roman" w:hAnsi="Times New Roman" w:cs="Times New Roman"/>
-          <w:sz w:val="24"/>
-          <w:szCs w:val="24"/>
-        </w:rPr>
-        <w:t>, has the potential to create a vertically shifting oxygen profile</w:t>
-      </w:r>
-      <w:r>
-        <w:rPr>
-          <w:rFonts w:ascii="Times New Roman" w:hAnsi="Times New Roman" w:cs="Times New Roman"/>
-          <w:sz w:val="24"/>
-          <w:szCs w:val="24"/>
-        </w:rPr>
-        <w:t>.</w:t>
-      </w:r>
-      <w:r>
-        <w:rPr>
-          <w:rFonts w:ascii="Times New Roman" w:hAnsi="Times New Roman" w:cs="Times New Roman"/>
-          <w:sz w:val="24"/>
-          <w:szCs w:val="24"/>
-        </w:rPr>
-        <w:t xml:space="preserve"> </w:t>
-      </w:r>
-      <w:r>
-        <w:rPr>
-          <w:rFonts w:ascii="Times New Roman" w:hAnsi="Times New Roman" w:cs="Times New Roman"/>
-          <w:sz w:val="24"/>
-          <w:szCs w:val="24"/>
-        </w:rPr>
         <w:t>In turn, s</w:t>
       </w:r>
       <w:r>
@@ -2457,25 +1876,7 @@
           <w:sz w:val="24"/>
           <w:szCs w:val="24"/>
         </w:rPr>
-        <w:t xml:space="preserve"> saturation (</w:t>
-      </w:r>
-      <w:proofErr w:type="gramStart"/>
-      <w:r>
-        <w:rPr>
-          <w:rFonts w:ascii="Times New Roman" w:hAnsi="Times New Roman" w:cs="Times New Roman"/>
-          <w:sz w:val="24"/>
-          <w:szCs w:val="24"/>
-        </w:rPr>
-        <w:t>e.g.</w:t>
-      </w:r>
-      <w:proofErr w:type="gramEnd"/>
-      <w:r>
-        <w:rPr>
-          <w:rFonts w:ascii="Times New Roman" w:hAnsi="Times New Roman" w:cs="Times New Roman"/>
-          <w:sz w:val="24"/>
-          <w:szCs w:val="24"/>
-        </w:rPr>
-        <w:t xml:space="preserve"> oxygen saturation is highest during midday, whereas surface water temperatures reach their maximum during early evening). </w:t>
+        <w:t xml:space="preserve"> saturation (e.g. oxygen saturation is highest during midday, whereas surface water temperatures reach their maximum during early evening). </w:t>
       </w:r>
       <w:r>
         <w:rPr>
@@ -2534,39 +1935,8 @@
           <w:sz w:val="24"/>
           <w:szCs w:val="24"/>
         </w:rPr>
-        <w:t xml:space="preserve"> </w:t>
-      </w:r>
-      <w:proofErr w:type="spellStart"/>
-      <w:r>
-        <w:rPr>
-          <w:rFonts w:ascii="Times New Roman" w:hAnsi="Times New Roman" w:cs="Times New Roman"/>
-          <w:i/>
-          <w:sz w:val="24"/>
-          <w:szCs w:val="24"/>
-        </w:rPr>
-        <w:t>clarkii</w:t>
-      </w:r>
-      <w:proofErr w:type="spellEnd"/>
-      <w:r>
-        <w:rPr>
-          <w:rFonts w:ascii="Times New Roman" w:hAnsi="Times New Roman" w:cs="Times New Roman"/>
-          <w:i/>
-          <w:sz w:val="24"/>
-          <w:szCs w:val="24"/>
-        </w:rPr>
-        <w:t xml:space="preserve"> </w:t>
-      </w:r>
-      <w:proofErr w:type="spellStart"/>
-      <w:r>
-        <w:rPr>
-          <w:rFonts w:ascii="Times New Roman" w:hAnsi="Times New Roman" w:cs="Times New Roman"/>
-          <w:i/>
-          <w:sz w:val="24"/>
-          <w:szCs w:val="24"/>
-        </w:rPr>
-        <w:t>clarkii</w:t>
-      </w:r>
-      <w:proofErr w:type="spellEnd"/>
+        <w:t xml:space="preserve"> clarkii clarkii</w:t>
+      </w:r>
       <w:r>
         <w:rPr>
           <w:rFonts w:ascii="Times New Roman" w:hAnsi="Times New Roman" w:cs="Times New Roman"/>
@@ -2813,25 +2183,7 @@
           <w:sz w:val="24"/>
           <w:szCs w:val="24"/>
         </w:rPr>
-        <w:t xml:space="preserve">When determining the ecological significance of cold-water </w:t>
-      </w:r>
-      <w:proofErr w:type="gramStart"/>
-      <w:r>
-        <w:rPr>
-          <w:rFonts w:ascii="Times New Roman" w:hAnsi="Times New Roman" w:cs="Times New Roman"/>
-          <w:sz w:val="24"/>
-          <w:szCs w:val="24"/>
-        </w:rPr>
-        <w:t>refuges</w:t>
-      </w:r>
-      <w:proofErr w:type="gramEnd"/>
-      <w:r>
-        <w:rPr>
-          <w:rFonts w:ascii="Times New Roman" w:hAnsi="Times New Roman" w:cs="Times New Roman"/>
-          <w:sz w:val="24"/>
-          <w:szCs w:val="24"/>
-        </w:rPr>
-        <w:t xml:space="preserve"> we first need to understand the potential trade-offs that may occur within these habitats. </w:t>
+        <w:t xml:space="preserve">When determining the ecological significance of cold-water refuges we first need to understand the potential trade-offs that may occur within these habitats. </w:t>
       </w:r>
       <w:r>
         <w:rPr>
@@ -2985,7 +2337,7 @@
         </w:rPr>
         <w:t xml:space="preserve">This study was comprised of four primary components. First, we collected continuous vertical profiles of temperature and DO to characterize how these conditions varied both spatially and temporally in select cold-water alcoves during summer. We then used a subset of our data to simulate how a fish might respond to temperature and oxygen variation given three alternate behavioral responses. Next, we collected empirical data on fine scale vertical movement in </w:t>
       </w:r>
-      <w:commentRangeStart w:id="60"/>
+      <w:commentRangeStart w:id="2"/>
       <w:r>
         <w:rPr>
           <w:rFonts w:ascii="Times New Roman" w:hAnsi="Times New Roman" w:cs="Times New Roman"/>
@@ -2994,12 +2346,12 @@
         </w:rPr>
         <w:t xml:space="preserve">alcoves. </w:t>
       </w:r>
-      <w:commentRangeEnd w:id="60"/>
+      <w:commentRangeEnd w:id="2"/>
       <w:r>
         <w:rPr>
           <w:rStyle w:val="CommentReference"/>
         </w:rPr>
-        <w:commentReference w:id="60"/>
+        <w:commentReference w:id="2"/>
       </w:r>
       <w:r>
         <w:rPr>
@@ -3015,25 +2367,7 @@
           <w:sz w:val="24"/>
           <w:szCs w:val="24"/>
         </w:rPr>
-        <w:t xml:space="preserve"> </w:t>
-      </w:r>
-      <w:del w:id="61" w:author="Barrett, Hannah" w:date="2023-12-17T12:17:00Z">
-        <w:r>
-          <w:rPr>
-            <w:rFonts w:ascii="Times New Roman" w:hAnsi="Times New Roman" w:cs="Times New Roman"/>
-            <w:sz w:val="24"/>
-            <w:szCs w:val="24"/>
-          </w:rPr>
-          <w:delText xml:space="preserve">Cox proportional hazards </w:delText>
-        </w:r>
-      </w:del>
-      <w:r>
-        <w:rPr>
-          <w:rFonts w:ascii="Times New Roman" w:hAnsi="Times New Roman" w:cs="Times New Roman"/>
-          <w:sz w:val="24"/>
-          <w:szCs w:val="24"/>
-        </w:rPr>
-        <w:t xml:space="preserve">modelling </w:t>
+        <w:t xml:space="preserve"> modelling </w:t>
       </w:r>
       <w:r>
         <w:rPr>
@@ -3083,82 +2417,16 @@
           <w:sz w:val="24"/>
           <w:szCs w:val="24"/>
         </w:rPr>
-        <w:t>The Willamette River basin lies between the Cascade and Coastal Mountain ranges of Western Oregon. Historically the Upper Willamette River (between Eugene and Salem) was a laterally dynamic and meandering gravel bed river with side channels, islands, and gravel beds (</w:t>
-      </w:r>
-      <w:proofErr w:type="spellStart"/>
-      <w:r>
-        <w:rPr>
-          <w:rFonts w:ascii="Times New Roman" w:hAnsi="Times New Roman" w:cs="Times New Roman"/>
-          <w:sz w:val="24"/>
-          <w:szCs w:val="24"/>
-        </w:rPr>
-        <w:t>Wallick</w:t>
-      </w:r>
-      <w:proofErr w:type="spellEnd"/>
-      <w:r>
-        <w:rPr>
-          <w:rFonts w:ascii="Times New Roman" w:hAnsi="Times New Roman" w:cs="Times New Roman"/>
-          <w:sz w:val="24"/>
-          <w:szCs w:val="24"/>
-        </w:rPr>
-        <w:t xml:space="preserve"> et al. 2013, </w:t>
-      </w:r>
-      <w:proofErr w:type="spellStart"/>
-      <w:r>
-        <w:rPr>
-          <w:rFonts w:ascii="Times New Roman" w:hAnsi="Times New Roman" w:cs="Times New Roman"/>
-          <w:sz w:val="24"/>
-          <w:szCs w:val="24"/>
-        </w:rPr>
-        <w:t>Flitcroft</w:t>
-      </w:r>
-      <w:proofErr w:type="spellEnd"/>
-      <w:r>
-        <w:rPr>
-          <w:rFonts w:ascii="Times New Roman" w:hAnsi="Times New Roman" w:cs="Times New Roman"/>
-          <w:sz w:val="24"/>
-          <w:szCs w:val="24"/>
-        </w:rPr>
-        <w:t xml:space="preserve"> et al. 2023). These features can still be found, but have been severely reduced since Euro-American settlement (Baker et al. 2004, Gregory et al. 2019). This portion of the river also contains numerous alcoves, floodplain features with only a downstream connection to the mainstem river. A subset of these waterbodies function as cold-water refuges, providing water at least 2℃ </w:t>
-      </w:r>
-      <w:proofErr w:type="gramStart"/>
-      <w:r>
-        <w:rPr>
-          <w:rFonts w:ascii="Times New Roman" w:hAnsi="Times New Roman" w:cs="Times New Roman"/>
-          <w:sz w:val="24"/>
-          <w:szCs w:val="24"/>
-        </w:rPr>
-        <w:t>cooler</w:t>
-      </w:r>
-      <w:proofErr w:type="gramEnd"/>
-      <w:r>
-        <w:rPr>
-          <w:rFonts w:ascii="Times New Roman" w:hAnsi="Times New Roman" w:cs="Times New Roman"/>
-          <w:sz w:val="24"/>
-          <w:szCs w:val="24"/>
-        </w:rPr>
-        <w:t xml:space="preserve"> than the adjacent mainstem river</w:t>
-      </w:r>
-      <w:ins w:id="62" w:author="Barrett, Hannah" w:date="2023-12-17T12:17:00Z">
-        <w:r>
-          <w:rPr>
-            <w:rFonts w:ascii="Times New Roman" w:hAnsi="Times New Roman" w:cs="Times New Roman"/>
-            <w:sz w:val="24"/>
-            <w:szCs w:val="24"/>
-          </w:rPr>
-          <w:t xml:space="preserve"> (</w:t>
-        </w:r>
-      </w:ins>
-      <w:ins w:id="63" w:author="Barrett, Hannah" w:date="2023-12-17T12:23:00Z">
-        <w:r>
-          <w:rPr>
-            <w:rFonts w:ascii="Times New Roman" w:hAnsi="Times New Roman" w:cs="Times New Roman"/>
-            <w:sz w:val="24"/>
-            <w:szCs w:val="24"/>
-          </w:rPr>
-          <w:t>ODEQ 2007)</w:t>
-        </w:r>
-      </w:ins>
+        <w:t>The Willamette River basin lies between the Cascade and Coastal Mountain ranges of Western Oregon. Historically the Upper Willamette River (between Eugene and Salem) was a laterally dynamic and meandering gravel bed river with side channels, islands, and gravel beds (Wallick et al. 2013, Flitcroft et al. 2023). These features can still be found, but have been severely reduced since Euro-American settlement (Baker et al. 2004, Gregory et al. 2019). This portion of the river also contains numerous alcoves, floodplain features with only a downstream connection to the mainstem river. A subset of these waterbodies function as cold-water refuges, providing water at least 2℃ cooler than the adjacent mainstem river</w:t>
+      </w:r>
+      <w:r>
+        <w:rPr>
+          <w:rFonts w:ascii="Times New Roman" w:hAnsi="Times New Roman" w:cs="Times New Roman"/>
+          <w:sz w:val="24"/>
+          <w:szCs w:val="24"/>
+        </w:rPr>
+        <w:t xml:space="preserve"> (ODEQ 2007)</w:t>
+      </w:r>
       <w:r>
         <w:rPr>
           <w:rFonts w:ascii="Times New Roman" w:hAnsi="Times New Roman" w:cs="Times New Roman"/>
@@ -3208,23 +2476,13 @@
         </w:rPr>
         <w:t>In 2020, we collected data on temperature and DO within six known cold-water alcoves on the Upper Willamette River to determine whether these habitats were vertically stratified, and to quantify whether these habitats displayed spatiotemporal variation in temperature and DO. During the summer, we instrumented each of these alcoves with two separate temperature-DO arrays deployed laterally (</w:t>
       </w:r>
-      <w:proofErr w:type="gramStart"/>
-      <w:r>
-        <w:rPr>
-          <w:rFonts w:ascii="Times New Roman" w:hAnsi="Times New Roman" w:cs="Times New Roman"/>
-          <w:sz w:val="24"/>
-          <w:szCs w:val="24"/>
-        </w:rPr>
-        <w:t>i.e.</w:t>
-      </w:r>
-      <w:proofErr w:type="gramEnd"/>
-      <w:r>
-        <w:rPr>
-          <w:rFonts w:ascii="Times New Roman" w:hAnsi="Times New Roman" w:cs="Times New Roman"/>
-          <w:sz w:val="24"/>
-          <w:szCs w:val="24"/>
-        </w:rPr>
-        <w:t xml:space="preserve"> along the length of the alcove)</w:t>
+      <w:r>
+        <w:rPr>
+          <w:rFonts w:ascii="Times New Roman" w:hAnsi="Times New Roman" w:cs="Times New Roman"/>
+          <w:sz w:val="24"/>
+          <w:szCs w:val="24"/>
+        </w:rPr>
+        <w:t>i.e. along the length of the alcove)</w:t>
       </w:r>
       <w:r>
         <w:rPr>
@@ -3421,25 +2679,7 @@
           <w:sz w:val="24"/>
           <w:szCs w:val="24"/>
         </w:rPr>
-        <w:t xml:space="preserve"> and temperature over a ~</w:t>
-      </w:r>
-      <w:proofErr w:type="gramStart"/>
-      <w:r>
-        <w:rPr>
-          <w:rFonts w:ascii="Times New Roman" w:hAnsi="Times New Roman" w:cs="Times New Roman"/>
-          <w:sz w:val="24"/>
-          <w:szCs w:val="24"/>
-        </w:rPr>
-        <w:t>3 week</w:t>
-      </w:r>
-      <w:proofErr w:type="gramEnd"/>
-      <w:r>
-        <w:rPr>
-          <w:rFonts w:ascii="Times New Roman" w:hAnsi="Times New Roman" w:cs="Times New Roman"/>
-          <w:sz w:val="24"/>
-          <w:szCs w:val="24"/>
-        </w:rPr>
-        <w:t xml:space="preserve"> t</w:t>
+        <w:t xml:space="preserve"> and temperature over a ~3 week t</w:t>
       </w:r>
       <w:r>
         <w:rPr>
@@ -3497,26 +2737,14 @@
         </w:rPr>
         <w:t xml:space="preserve"> (Supplemental Figure 1). Due to limited supplies, these arrays were instrumented with fewer data loggers, however at a minimum the arrays contained at least two temperature-DO loggers set to record at the epilimnion and hypolimnion. One of the arrays in Blue Ruin (the site-4 array), as well as the array deployed in Norwood alcove, were associated with our fish enclosure study, which is described in greater detail below. These arrays were more heavily instrumented to obtain profile data at a finer resolution. Loggers on all arrays were all set to record at 5-minute intervals. </w:t>
       </w:r>
-      <w:del w:id="64" w:author="Barrett, Hannah" w:date="2023-12-17T12:25:00Z">
-        <w:r>
-          <w:rPr>
-            <w:rFonts w:ascii="Times New Roman" w:hAnsi="Times New Roman" w:cs="Times New Roman"/>
-            <w:sz w:val="24"/>
-            <w:szCs w:val="24"/>
-          </w:rPr>
-          <w:delText xml:space="preserve">We </w:delText>
-        </w:r>
-      </w:del>
-      <w:ins w:id="65" w:author="Barrett, Hannah" w:date="2023-12-17T12:25:00Z">
-        <w:r>
-          <w:rPr>
-            <w:rFonts w:ascii="Times New Roman" w:hAnsi="Times New Roman" w:cs="Times New Roman"/>
-            <w:sz w:val="24"/>
-            <w:szCs w:val="24"/>
-          </w:rPr>
-          <w:t xml:space="preserve">In 2021, we </w:t>
-        </w:r>
-      </w:ins>
+      <w:r>
+        <w:rPr>
+          <w:rFonts w:ascii="Times New Roman" w:hAnsi="Times New Roman" w:cs="Times New Roman"/>
+          <w:sz w:val="24"/>
+          <w:szCs w:val="24"/>
+        </w:rPr>
+        <w:t xml:space="preserve">In 2021, we </w:t>
+      </w:r>
       <w:r>
         <w:rPr>
           <w:rFonts w:ascii="Times New Roman" w:hAnsi="Times New Roman" w:cs="Times New Roman"/>
@@ -3531,33 +2759,103 @@
           <w:sz w:val="24"/>
           <w:szCs w:val="24"/>
         </w:rPr>
-        <w:t xml:space="preserve">rtical profiles </w:t>
-      </w:r>
-      <w:proofErr w:type="gramStart"/>
-      <w:r>
-        <w:rPr>
-          <w:rFonts w:ascii="Times New Roman" w:hAnsi="Times New Roman" w:cs="Times New Roman"/>
-          <w:sz w:val="24"/>
-          <w:szCs w:val="24"/>
-        </w:rPr>
-        <w:t xml:space="preserve">of </w:t>
-      </w:r>
-      <w:r>
-        <w:rPr>
-          <w:rFonts w:ascii="Times New Roman" w:hAnsi="Times New Roman" w:cs="Times New Roman"/>
-          <w:sz w:val="24"/>
-          <w:szCs w:val="24"/>
-        </w:rPr>
-        <w:t xml:space="preserve"> temperature</w:t>
-      </w:r>
-      <w:proofErr w:type="gramEnd"/>
-      <w:r>
-        <w:rPr>
-          <w:rFonts w:ascii="Times New Roman" w:hAnsi="Times New Roman" w:cs="Times New Roman"/>
-          <w:sz w:val="24"/>
-          <w:szCs w:val="24"/>
-        </w:rPr>
-        <w:t xml:space="preserve"> and DO</w:t>
+        <w:t xml:space="preserve">rtical profiles of </w:t>
+      </w:r>
+      <w:r>
+        <w:rPr>
+          <w:rFonts w:ascii="Times New Roman" w:hAnsi="Times New Roman" w:cs="Times New Roman"/>
+          <w:sz w:val="24"/>
+          <w:szCs w:val="24"/>
+        </w:rPr>
+        <w:t xml:space="preserve"> temperature and DO</w:t>
+      </w:r>
+      <w:r>
+        <w:rPr>
+          <w:rFonts w:ascii="Times New Roman" w:hAnsi="Times New Roman" w:cs="Times New Roman"/>
+          <w:sz w:val="24"/>
+          <w:szCs w:val="24"/>
+        </w:rPr>
+        <w:t xml:space="preserve"> during the early morning and </w:t>
+      </w:r>
+      <w:r>
+        <w:rPr>
+          <w:rFonts w:ascii="Times New Roman" w:hAnsi="Times New Roman" w:cs="Times New Roman"/>
+          <w:sz w:val="24"/>
+          <w:szCs w:val="24"/>
+        </w:rPr>
+        <w:t>evening</w:t>
+      </w:r>
+      <w:r>
+        <w:rPr>
+          <w:rFonts w:ascii="Times New Roman" w:hAnsi="Times New Roman" w:cs="Times New Roman"/>
+          <w:sz w:val="24"/>
+          <w:szCs w:val="24"/>
+        </w:rPr>
+        <w:t xml:space="preserve"> to understand how these vertical gradients vary between low oxygen periods and peak oxygen periods</w:t>
+      </w:r>
+      <w:r>
+        <w:rPr>
+          <w:rFonts w:ascii="Times New Roman" w:hAnsi="Times New Roman" w:cs="Times New Roman"/>
+          <w:sz w:val="24"/>
+          <w:szCs w:val="24"/>
+        </w:rPr>
+        <w:t xml:space="preserve">. For simplicity, we </w:t>
+      </w:r>
+      <w:r>
+        <w:rPr>
+          <w:rFonts w:ascii="Times New Roman" w:hAnsi="Times New Roman" w:cs="Times New Roman"/>
+          <w:sz w:val="24"/>
+          <w:szCs w:val="24"/>
+        </w:rPr>
+        <w:t xml:space="preserve">hereafter </w:t>
+      </w:r>
+      <w:r>
+        <w:rPr>
+          <w:rFonts w:ascii="Times New Roman" w:hAnsi="Times New Roman" w:cs="Times New Roman"/>
+          <w:sz w:val="24"/>
+          <w:szCs w:val="24"/>
+        </w:rPr>
+        <w:t xml:space="preserve">will </w:t>
+      </w:r>
+      <w:r>
+        <w:rPr>
+          <w:rFonts w:ascii="Times New Roman" w:hAnsi="Times New Roman" w:cs="Times New Roman"/>
+          <w:sz w:val="24"/>
+          <w:szCs w:val="24"/>
+        </w:rPr>
+        <w:t>refer to the DO max</w:t>
+      </w:r>
+      <w:r>
+        <w:rPr>
+          <w:rFonts w:ascii="Times New Roman" w:hAnsi="Times New Roman" w:cs="Times New Roman"/>
+          <w:sz w:val="24"/>
+          <w:szCs w:val="24"/>
+        </w:rPr>
+        <w:t>imum</w:t>
+      </w:r>
+      <w:r>
+        <w:rPr>
+          <w:rFonts w:ascii="Times New Roman" w:hAnsi="Times New Roman" w:cs="Times New Roman"/>
+          <w:sz w:val="24"/>
+          <w:szCs w:val="24"/>
+        </w:rPr>
+        <w:t xml:space="preserve"> as ‘</w:t>
+      </w:r>
+      <w:r>
+        <w:rPr>
+          <w:rFonts w:ascii="Times New Roman" w:hAnsi="Times New Roman" w:cs="Times New Roman"/>
+          <w:sz w:val="24"/>
+          <w:szCs w:val="24"/>
+        </w:rPr>
+        <w:t>day</w:t>
+      </w:r>
+      <w:r>
+        <w:rPr>
+          <w:rFonts w:ascii="Times New Roman" w:hAnsi="Times New Roman" w:cs="Times New Roman"/>
+          <w:sz w:val="24"/>
+          <w:szCs w:val="24"/>
+        </w:rPr>
+        <w:t>’ and</w:t>
       </w:r>
       <w:r>
         <w:rPr>
@@ -3567,184 +2865,46 @@
         </w:rPr>
         <w:t xml:space="preserve"> </w:t>
       </w:r>
-      <w:del w:id="66" w:author="Barrett, Hannah" w:date="2023-12-17T12:24:00Z">
-        <w:r>
-          <w:rPr>
-            <w:rFonts w:ascii="Times New Roman" w:hAnsi="Times New Roman" w:cs="Times New Roman"/>
-            <w:sz w:val="24"/>
-            <w:szCs w:val="24"/>
-          </w:rPr>
-          <w:delText>at</w:delText>
-        </w:r>
-        <w:r>
-          <w:rPr>
-            <w:rFonts w:ascii="Times New Roman" w:hAnsi="Times New Roman" w:cs="Times New Roman"/>
-            <w:sz w:val="24"/>
-            <w:szCs w:val="24"/>
-          </w:rPr>
-          <w:delText xml:space="preserve"> Blue Ruin alcove </w:delText>
-        </w:r>
-      </w:del>
-      <w:del w:id="67" w:author="Barrett, Hannah" w:date="2023-12-17T12:25:00Z">
-        <w:r>
-          <w:rPr>
-            <w:rFonts w:ascii="Times New Roman" w:hAnsi="Times New Roman" w:cs="Times New Roman"/>
-            <w:sz w:val="24"/>
-            <w:szCs w:val="24"/>
-          </w:rPr>
-          <w:delText xml:space="preserve">in 2021 </w:delText>
-        </w:r>
-      </w:del>
-      <w:r>
-        <w:rPr>
-          <w:rFonts w:ascii="Times New Roman" w:hAnsi="Times New Roman" w:cs="Times New Roman"/>
-          <w:sz w:val="24"/>
-          <w:szCs w:val="24"/>
-        </w:rPr>
-        <w:t xml:space="preserve">during the early morning and </w:t>
-      </w:r>
-      <w:r>
-        <w:rPr>
-          <w:rFonts w:ascii="Times New Roman" w:hAnsi="Times New Roman" w:cs="Times New Roman"/>
-          <w:sz w:val="24"/>
-          <w:szCs w:val="24"/>
-        </w:rPr>
-        <w:t>evening</w:t>
-      </w:r>
-      <w:r>
-        <w:rPr>
-          <w:rFonts w:ascii="Times New Roman" w:hAnsi="Times New Roman" w:cs="Times New Roman"/>
-          <w:sz w:val="24"/>
-          <w:szCs w:val="24"/>
-        </w:rPr>
-        <w:t xml:space="preserve"> to understand how these vertical gradients vary between low oxygen periods and peak oxygen periods</w:t>
-      </w:r>
-      <w:ins w:id="68" w:author="Barrett, Hannah" w:date="2023-12-17T12:36:00Z">
-        <w:r>
-          <w:rPr>
-            <w:rFonts w:ascii="Times New Roman" w:hAnsi="Times New Roman" w:cs="Times New Roman"/>
-            <w:sz w:val="24"/>
-            <w:szCs w:val="24"/>
-          </w:rPr>
-          <w:t xml:space="preserve">. For simplicity, we </w:t>
-        </w:r>
-        <w:r>
-          <w:rPr>
-            <w:rFonts w:ascii="Times New Roman" w:hAnsi="Times New Roman" w:cs="Times New Roman"/>
-            <w:sz w:val="24"/>
-            <w:szCs w:val="24"/>
-          </w:rPr>
-          <w:t xml:space="preserve">hereafter </w:t>
-        </w:r>
-        <w:r>
-          <w:rPr>
-            <w:rFonts w:ascii="Times New Roman" w:hAnsi="Times New Roman" w:cs="Times New Roman"/>
-            <w:sz w:val="24"/>
-            <w:szCs w:val="24"/>
-          </w:rPr>
-          <w:t xml:space="preserve">will </w:t>
-        </w:r>
-        <w:r>
-          <w:rPr>
-            <w:rFonts w:ascii="Times New Roman" w:hAnsi="Times New Roman" w:cs="Times New Roman"/>
-            <w:sz w:val="24"/>
-            <w:szCs w:val="24"/>
-          </w:rPr>
-          <w:t>refer to the DO max</w:t>
-        </w:r>
-        <w:r>
-          <w:rPr>
-            <w:rFonts w:ascii="Times New Roman" w:hAnsi="Times New Roman" w:cs="Times New Roman"/>
-            <w:sz w:val="24"/>
-            <w:szCs w:val="24"/>
-          </w:rPr>
-          <w:t>imum</w:t>
-        </w:r>
-        <w:r>
-          <w:rPr>
-            <w:rFonts w:ascii="Times New Roman" w:hAnsi="Times New Roman" w:cs="Times New Roman"/>
-            <w:sz w:val="24"/>
-            <w:szCs w:val="24"/>
-          </w:rPr>
-          <w:t xml:space="preserve"> as ‘</w:t>
-        </w:r>
-        <w:r>
-          <w:rPr>
-            <w:rFonts w:ascii="Times New Roman" w:hAnsi="Times New Roman" w:cs="Times New Roman"/>
-            <w:sz w:val="24"/>
-            <w:szCs w:val="24"/>
-          </w:rPr>
-          <w:t>day</w:t>
-        </w:r>
-        <w:r>
-          <w:rPr>
-            <w:rFonts w:ascii="Times New Roman" w:hAnsi="Times New Roman" w:cs="Times New Roman"/>
-            <w:sz w:val="24"/>
-            <w:szCs w:val="24"/>
-          </w:rPr>
-          <w:t>’ and</w:t>
-        </w:r>
-        <w:r>
-          <w:rPr>
-            <w:rFonts w:ascii="Times New Roman" w:hAnsi="Times New Roman" w:cs="Times New Roman"/>
-            <w:sz w:val="24"/>
-            <w:szCs w:val="24"/>
-          </w:rPr>
-          <w:t xml:space="preserve"> </w:t>
-        </w:r>
-        <w:r>
-          <w:rPr>
-            <w:rFonts w:ascii="Times New Roman" w:hAnsi="Times New Roman" w:cs="Times New Roman"/>
-            <w:sz w:val="24"/>
-            <w:szCs w:val="24"/>
-          </w:rPr>
-          <w:t>DO min</w:t>
-        </w:r>
-        <w:r>
-          <w:rPr>
-            <w:rFonts w:ascii="Times New Roman" w:hAnsi="Times New Roman" w:cs="Times New Roman"/>
-            <w:sz w:val="24"/>
-            <w:szCs w:val="24"/>
-          </w:rPr>
-          <w:t>imum</w:t>
-        </w:r>
-        <w:r>
-          <w:rPr>
-            <w:rFonts w:ascii="Times New Roman" w:hAnsi="Times New Roman" w:cs="Times New Roman"/>
-            <w:sz w:val="24"/>
-            <w:szCs w:val="24"/>
-          </w:rPr>
-          <w:t xml:space="preserve"> as ‘</w:t>
-        </w:r>
-        <w:r>
-          <w:rPr>
-            <w:rFonts w:ascii="Times New Roman" w:hAnsi="Times New Roman" w:cs="Times New Roman"/>
-            <w:sz w:val="24"/>
-            <w:szCs w:val="24"/>
-          </w:rPr>
-          <w:t>night</w:t>
-        </w:r>
-      </w:ins>
-      <w:ins w:id="69" w:author="Barrett, Hannah" w:date="2023-12-17T12:37:00Z">
-        <w:r>
-          <w:rPr>
-            <w:rFonts w:ascii="Times New Roman" w:hAnsi="Times New Roman" w:cs="Times New Roman"/>
-            <w:sz w:val="24"/>
-            <w:szCs w:val="24"/>
-          </w:rPr>
-          <w:t>’</w:t>
-        </w:r>
-      </w:ins>
-      <w:ins w:id="70" w:author="Barrett, Hannah" w:date="2023-12-17T12:36:00Z">
-        <w:r>
-          <w:rPr>
-            <w:rFonts w:ascii="Times New Roman" w:hAnsi="Times New Roman" w:cs="Times New Roman"/>
-            <w:sz w:val="24"/>
-            <w:szCs w:val="24"/>
-          </w:rPr>
-          <w:t>.</w:t>
-        </w:r>
-      </w:ins>
+      <w:r>
+        <w:rPr>
+          <w:rFonts w:ascii="Times New Roman" w:hAnsi="Times New Roman" w:cs="Times New Roman"/>
+          <w:sz w:val="24"/>
+          <w:szCs w:val="24"/>
+        </w:rPr>
+        <w:t>DO min</w:t>
+      </w:r>
+      <w:r>
+        <w:rPr>
+          <w:rFonts w:ascii="Times New Roman" w:hAnsi="Times New Roman" w:cs="Times New Roman"/>
+          <w:sz w:val="24"/>
+          <w:szCs w:val="24"/>
+        </w:rPr>
+        <w:t>imum</w:t>
+      </w:r>
+      <w:r>
+        <w:rPr>
+          <w:rFonts w:ascii="Times New Roman" w:hAnsi="Times New Roman" w:cs="Times New Roman"/>
+          <w:sz w:val="24"/>
+          <w:szCs w:val="24"/>
+        </w:rPr>
+        <w:t xml:space="preserve"> as ‘</w:t>
+      </w:r>
+      <w:r>
+        <w:rPr>
+          <w:rFonts w:ascii="Times New Roman" w:hAnsi="Times New Roman" w:cs="Times New Roman"/>
+          <w:sz w:val="24"/>
+          <w:szCs w:val="24"/>
+        </w:rPr>
+        <w:t>night’</w:t>
+      </w:r>
+      <w:r>
+        <w:rPr>
+          <w:rFonts w:ascii="Times New Roman" w:hAnsi="Times New Roman" w:cs="Times New Roman"/>
+          <w:sz w:val="24"/>
+          <w:szCs w:val="24"/>
+        </w:rPr>
+        <w:t>.</w:t>
+      </w:r>
     </w:p>
     <w:p>
       <w:pPr>
@@ -3773,181 +2933,124 @@
         <w:spacing w:line="480" w:lineRule="auto"/>
         <w:ind w:firstLine="720"/>
         <w:rPr>
-          <w:ins w:id="71" w:author="Barrett, Hannah" w:date="2023-12-17T12:27:00Z"/>
-          <w:rFonts w:ascii="Times New Roman" w:hAnsi="Times New Roman" w:cs="Times New Roman"/>
-          <w:sz w:val="24"/>
-          <w:szCs w:val="24"/>
-        </w:rPr>
-      </w:pPr>
-      <w:ins w:id="72" w:author="Barrett, Hannah" w:date="2023-12-17T12:27:00Z">
-        <w:r>
-          <w:rPr>
-            <w:rFonts w:ascii="Times New Roman" w:hAnsi="Times New Roman" w:cs="Times New Roman"/>
-            <w:sz w:val="24"/>
-            <w:szCs w:val="24"/>
-          </w:rPr>
-          <w:t xml:space="preserve">Currently, depth sensing tags lack adequate resolution to accurately determine fish depth selection in shallow environments. This led us to develop a study where we used externally mounted temperature recording </w:t>
-        </w:r>
-        <w:proofErr w:type="spellStart"/>
-        <w:r>
-          <w:rPr>
-            <w:rFonts w:ascii="Times New Roman" w:hAnsi="Times New Roman" w:cs="Times New Roman"/>
-            <w:sz w:val="24"/>
-            <w:szCs w:val="24"/>
-          </w:rPr>
-          <w:t>iButtons</w:t>
-        </w:r>
-        <w:proofErr w:type="spellEnd"/>
-        <w:r>
-          <w:rPr>
-            <w:rFonts w:ascii="Times New Roman" w:hAnsi="Times New Roman" w:cs="Times New Roman"/>
-            <w:sz w:val="24"/>
-            <w:szCs w:val="24"/>
-          </w:rPr>
-          <w:t xml:space="preserve">, coupled with temporally continuous recordings of temperature and oxygen at known depths, in order to calculate fish depth over time. </w:t>
-        </w:r>
-        <w:r>
-          <w:rPr>
-            <w:rFonts w:ascii="Times New Roman" w:hAnsi="Times New Roman" w:cs="Times New Roman"/>
-            <w:sz w:val="24"/>
-            <w:szCs w:val="24"/>
-          </w:rPr>
-          <w:t xml:space="preserve">Internal radio tags or </w:t>
-        </w:r>
-        <w:proofErr w:type="spellStart"/>
-        <w:r>
-          <w:rPr>
-            <w:rFonts w:ascii="Times New Roman" w:hAnsi="Times New Roman" w:cs="Times New Roman"/>
-            <w:sz w:val="24"/>
-            <w:szCs w:val="24"/>
-          </w:rPr>
-          <w:t>iButtons</w:t>
-        </w:r>
-        <w:proofErr w:type="spellEnd"/>
-        <w:r>
-          <w:rPr>
-            <w:rFonts w:ascii="Times New Roman" w:hAnsi="Times New Roman" w:cs="Times New Roman"/>
-            <w:sz w:val="24"/>
-            <w:szCs w:val="24"/>
-          </w:rPr>
-          <w:t xml:space="preserve"> estimate body temperature, which will reflect the temporal integration of habitat use (Pepino et al. 2015). For this study we used external tags so we could get point measurements in time with the fish’s thermal environment</w:t>
-        </w:r>
-        <w:r>
-          <w:rPr>
-            <w:rFonts w:ascii="Times New Roman" w:hAnsi="Times New Roman" w:cs="Times New Roman"/>
-            <w:sz w:val="24"/>
-            <w:szCs w:val="24"/>
-          </w:rPr>
-          <w:t xml:space="preserve">, and constrained them to a known </w:t>
-        </w:r>
-        <w:r>
-          <w:rPr>
-            <w:rFonts w:ascii="Times New Roman" w:hAnsi="Times New Roman" w:cs="Times New Roman"/>
-            <w:sz w:val="24"/>
-            <w:szCs w:val="24"/>
-          </w:rPr>
-          <w:lastRenderedPageBreak/>
-          <w:t>area so we could use vertical temperature-DO profiles to determine fish depth. V</w:t>
-        </w:r>
-        <w:r>
-          <w:rPr>
-            <w:rFonts w:ascii="Times New Roman" w:hAnsi="Times New Roman" w:cs="Times New Roman"/>
-            <w:sz w:val="24"/>
-            <w:szCs w:val="24"/>
-          </w:rPr>
-          <w:t xml:space="preserve">ertical heterogeneity varies within </w:t>
-        </w:r>
-        <w:r>
-          <w:rPr>
-            <w:rFonts w:ascii="Times New Roman" w:hAnsi="Times New Roman" w:cs="Times New Roman"/>
-            <w:sz w:val="24"/>
-            <w:szCs w:val="24"/>
-          </w:rPr>
-          <w:t xml:space="preserve">an </w:t>
-        </w:r>
-        <w:r>
-          <w:rPr>
-            <w:rFonts w:ascii="Times New Roman" w:hAnsi="Times New Roman" w:cs="Times New Roman"/>
-            <w:sz w:val="24"/>
-            <w:szCs w:val="24"/>
-          </w:rPr>
-          <w:t xml:space="preserve">alcove, and fish may be able to move laterally to sample different habitats and experience different </w:t>
-        </w:r>
-        <w:r>
-          <w:rPr>
-            <w:rFonts w:ascii="Times New Roman" w:hAnsi="Times New Roman" w:cs="Times New Roman"/>
-            <w:sz w:val="24"/>
-            <w:szCs w:val="24"/>
-          </w:rPr>
-          <w:t>temperature</w:t>
-        </w:r>
-        <w:r>
-          <w:rPr>
-            <w:rFonts w:ascii="Times New Roman" w:hAnsi="Times New Roman" w:cs="Times New Roman"/>
-            <w:sz w:val="24"/>
-            <w:szCs w:val="24"/>
-          </w:rPr>
-          <w:t>-DO combos</w:t>
-        </w:r>
-        <w:r>
-          <w:rPr>
-            <w:rFonts w:ascii="Times New Roman" w:hAnsi="Times New Roman" w:cs="Times New Roman"/>
-            <w:sz w:val="24"/>
-            <w:szCs w:val="24"/>
-          </w:rPr>
-          <w:t>.</w:t>
-        </w:r>
-        <w:r>
-          <w:rPr>
-            <w:rFonts w:ascii="Times New Roman" w:hAnsi="Times New Roman" w:cs="Times New Roman"/>
-            <w:sz w:val="24"/>
-            <w:szCs w:val="24"/>
-          </w:rPr>
-          <w:t xml:space="preserve"> </w:t>
-        </w:r>
-        <w:r>
-          <w:rPr>
-            <w:rFonts w:ascii="Times New Roman" w:hAnsi="Times New Roman" w:cs="Times New Roman"/>
-            <w:sz w:val="24"/>
-            <w:szCs w:val="24"/>
-          </w:rPr>
-          <w:t xml:space="preserve">However, we have found that the regions within these habitats that contain cool water also consistently have low DO, and these cool and low DO regions frequently contain dense </w:t>
-        </w:r>
-        <w:r>
-          <w:rPr>
-            <w:rFonts w:ascii="Times New Roman" w:hAnsi="Times New Roman" w:cs="Times New Roman"/>
-            <w:sz w:val="24"/>
-            <w:szCs w:val="24"/>
-          </w:rPr>
-          <w:t xml:space="preserve">aggregations of </w:t>
-        </w:r>
-        <w:proofErr w:type="gramStart"/>
-        <w:r>
-          <w:rPr>
-            <w:rFonts w:ascii="Times New Roman" w:hAnsi="Times New Roman" w:cs="Times New Roman"/>
-            <w:sz w:val="24"/>
-            <w:szCs w:val="24"/>
-          </w:rPr>
-          <w:t>cold water</w:t>
-        </w:r>
-        <w:proofErr w:type="gramEnd"/>
-        <w:r>
-          <w:rPr>
-            <w:rFonts w:ascii="Times New Roman" w:hAnsi="Times New Roman" w:cs="Times New Roman"/>
-            <w:sz w:val="24"/>
-            <w:szCs w:val="24"/>
-          </w:rPr>
-          <w:t xml:space="preserve"> fish. </w:t>
-        </w:r>
-        <w:r>
-          <w:rPr>
-            <w:rFonts w:ascii="Times New Roman" w:hAnsi="Times New Roman" w:cs="Times New Roman"/>
-            <w:sz w:val="24"/>
-            <w:szCs w:val="24"/>
-          </w:rPr>
-          <w:t xml:space="preserve">Our study was designed to quantify movement patterns of fish that are holding in these cool areas and trying to minimize energetic costs via thermoregulation, rather than focusing on lateral movements to areas with higher DO and warmer temperatures. </w:t>
-        </w:r>
-      </w:ins>
+          <w:rFonts w:ascii="Times New Roman" w:hAnsi="Times New Roman" w:cs="Times New Roman"/>
+          <w:sz w:val="24"/>
+          <w:szCs w:val="24"/>
+        </w:rPr>
+      </w:pPr>
+      <w:r>
+        <w:rPr>
+          <w:rFonts w:ascii="Times New Roman" w:hAnsi="Times New Roman" w:cs="Times New Roman"/>
+          <w:sz w:val="24"/>
+          <w:szCs w:val="24"/>
+        </w:rPr>
+        <w:t xml:space="preserve">Currently, depth sensing tags lack adequate resolution to accurately determine fish depth selection in shallow environments. This led us to develop a study where we used externally mounted temperature recording iButtons, coupled with temporally continuous recordings of temperature and oxygen at known depths, in order to calculate fish depth over time. </w:t>
+      </w:r>
+      <w:r>
+        <w:rPr>
+          <w:rFonts w:ascii="Times New Roman" w:hAnsi="Times New Roman" w:cs="Times New Roman"/>
+          <w:sz w:val="24"/>
+          <w:szCs w:val="24"/>
+        </w:rPr>
+        <w:t>Internal radio tags or iButtons estimate body temperature, which will reflect the temporal integration of habitat use (Pepino et al. 2015). For this study we used external tags so we could get point measurements in time with the fish’s thermal environment</w:t>
+      </w:r>
+      <w:r>
+        <w:rPr>
+          <w:rFonts w:ascii="Times New Roman" w:hAnsi="Times New Roman" w:cs="Times New Roman"/>
+          <w:sz w:val="24"/>
+          <w:szCs w:val="24"/>
+        </w:rPr>
+        <w:t xml:space="preserve">, and constrained them to a known </w:t>
+      </w:r>
+      <w:r>
+        <w:rPr>
+          <w:rFonts w:ascii="Times New Roman" w:hAnsi="Times New Roman" w:cs="Times New Roman"/>
+          <w:sz w:val="24"/>
+          <w:szCs w:val="24"/>
+        </w:rPr>
+        <w:lastRenderedPageBreak/>
+        <w:t>area so we could use vertical temperature-DO profiles to determine fish depth. V</w:t>
+      </w:r>
+      <w:r>
+        <w:rPr>
+          <w:rFonts w:ascii="Times New Roman" w:hAnsi="Times New Roman" w:cs="Times New Roman"/>
+          <w:sz w:val="24"/>
+          <w:szCs w:val="24"/>
+        </w:rPr>
+        <w:t xml:space="preserve">ertical heterogeneity varies within </w:t>
+      </w:r>
+      <w:r>
+        <w:rPr>
+          <w:rFonts w:ascii="Times New Roman" w:hAnsi="Times New Roman" w:cs="Times New Roman"/>
+          <w:sz w:val="24"/>
+          <w:szCs w:val="24"/>
+        </w:rPr>
+        <w:t xml:space="preserve">an </w:t>
+      </w:r>
+      <w:r>
+        <w:rPr>
+          <w:rFonts w:ascii="Times New Roman" w:hAnsi="Times New Roman" w:cs="Times New Roman"/>
+          <w:sz w:val="24"/>
+          <w:szCs w:val="24"/>
+        </w:rPr>
+        <w:t xml:space="preserve">alcove, and fish may be able to move laterally to sample different habitats and experience different </w:t>
+      </w:r>
+      <w:r>
+        <w:rPr>
+          <w:rFonts w:ascii="Times New Roman" w:hAnsi="Times New Roman" w:cs="Times New Roman"/>
+          <w:sz w:val="24"/>
+          <w:szCs w:val="24"/>
+        </w:rPr>
+        <w:t>temperature</w:t>
+      </w:r>
+      <w:r>
+        <w:rPr>
+          <w:rFonts w:ascii="Times New Roman" w:hAnsi="Times New Roman" w:cs="Times New Roman"/>
+          <w:sz w:val="24"/>
+          <w:szCs w:val="24"/>
+        </w:rPr>
+        <w:t>-DO combos</w:t>
+      </w:r>
+      <w:r>
+        <w:rPr>
+          <w:rFonts w:ascii="Times New Roman" w:hAnsi="Times New Roman" w:cs="Times New Roman"/>
+          <w:sz w:val="24"/>
+          <w:szCs w:val="24"/>
+        </w:rPr>
+        <w:t>.</w:t>
+      </w:r>
+      <w:r>
+        <w:rPr>
+          <w:rFonts w:ascii="Times New Roman" w:hAnsi="Times New Roman" w:cs="Times New Roman"/>
+          <w:sz w:val="24"/>
+          <w:szCs w:val="24"/>
+        </w:rPr>
+        <w:t xml:space="preserve"> </w:t>
+      </w:r>
+      <w:r>
+        <w:rPr>
+          <w:rFonts w:ascii="Times New Roman" w:hAnsi="Times New Roman" w:cs="Times New Roman"/>
+          <w:sz w:val="24"/>
+          <w:szCs w:val="24"/>
+        </w:rPr>
+        <w:t xml:space="preserve">However, we have found that the regions within these habitats that contain cool water also consistently have low DO, and these cool and low DO regions frequently contain dense </w:t>
+      </w:r>
+      <w:r>
+        <w:rPr>
+          <w:rFonts w:ascii="Times New Roman" w:hAnsi="Times New Roman" w:cs="Times New Roman"/>
+          <w:sz w:val="24"/>
+          <w:szCs w:val="24"/>
+        </w:rPr>
+        <w:t xml:space="preserve">aggregations of cold water fish. </w:t>
+      </w:r>
+      <w:r>
+        <w:rPr>
+          <w:rFonts w:ascii="Times New Roman" w:hAnsi="Times New Roman" w:cs="Times New Roman"/>
+          <w:sz w:val="24"/>
+          <w:szCs w:val="24"/>
+        </w:rPr>
+        <w:t xml:space="preserve">Our study was designed to quantify movement patterns of fish that are holding in these cool areas and trying to minimize energetic costs via thermoregulation, rather than focusing on lateral movements to areas with higher DO and warmer temperatures. </w:t>
+      </w:r>
     </w:p>
     <w:p>
       <w:pPr>
@@ -3981,43 +3084,7 @@
           <w:sz w:val="24"/>
           <w:szCs w:val="24"/>
         </w:rPr>
-        <w:t xml:space="preserve">cutthroat trout with waterproofed </w:t>
-      </w:r>
-      <w:proofErr w:type="spellStart"/>
-      <w:r>
-        <w:rPr>
-          <w:rFonts w:ascii="Times New Roman" w:hAnsi="Times New Roman" w:cs="Times New Roman"/>
-          <w:sz w:val="24"/>
-          <w:szCs w:val="24"/>
-        </w:rPr>
-        <w:t>Thermocron</w:t>
-      </w:r>
-      <w:proofErr w:type="spellEnd"/>
-      <w:r>
-        <w:rPr>
-          <w:rFonts w:ascii="Times New Roman" w:hAnsi="Times New Roman" w:cs="Times New Roman"/>
-          <w:sz w:val="24"/>
-          <w:szCs w:val="24"/>
-        </w:rPr>
-        <w:t xml:space="preserve"> high-resolution </w:t>
-      </w:r>
-      <w:proofErr w:type="spellStart"/>
-      <w:r>
-        <w:rPr>
-          <w:rFonts w:ascii="Times New Roman" w:hAnsi="Times New Roman" w:cs="Times New Roman"/>
-          <w:sz w:val="24"/>
-          <w:szCs w:val="24"/>
-        </w:rPr>
-        <w:t>iButtons</w:t>
-      </w:r>
-      <w:proofErr w:type="spellEnd"/>
-      <w:r>
-        <w:rPr>
-          <w:rFonts w:ascii="Times New Roman" w:hAnsi="Times New Roman" w:cs="Times New Roman"/>
-          <w:sz w:val="24"/>
-          <w:szCs w:val="24"/>
-        </w:rPr>
-        <w:t xml:space="preserve"> (DS1922L-F5#, temperature accuracy ±</w:t>
+        <w:t>cutthroat trout with waterproofed Thermocron high-resolution iButtons (DS1922L-F5#, temperature accuracy ±</w:t>
       </w:r>
       <w:r>
         <w:rPr>
@@ -4033,25 +3100,7 @@
           <w:sz w:val="24"/>
           <w:szCs w:val="24"/>
         </w:rPr>
-        <w:t xml:space="preserve">0.5°C). </w:t>
-      </w:r>
-      <w:proofErr w:type="spellStart"/>
-      <w:r>
-        <w:rPr>
-          <w:rFonts w:ascii="Times New Roman" w:hAnsi="Times New Roman" w:cs="Times New Roman"/>
-          <w:sz w:val="24"/>
-          <w:szCs w:val="24"/>
-        </w:rPr>
-        <w:t>iButtons</w:t>
-      </w:r>
-      <w:proofErr w:type="spellEnd"/>
-      <w:r>
-        <w:rPr>
-          <w:rFonts w:ascii="Times New Roman" w:hAnsi="Times New Roman" w:cs="Times New Roman"/>
-          <w:sz w:val="24"/>
-          <w:szCs w:val="24"/>
-        </w:rPr>
-        <w:t xml:space="preserve"> were modified to reduce weight following methods outlined by Lovegrove (2009)</w:t>
+        <w:t>0.5°C). iButtons were modified to reduce weight following methods outlined by Lovegrove (2009)</w:t>
       </w:r>
       <w:r>
         <w:rPr>
@@ -4067,61 +3116,7 @@
           <w:sz w:val="24"/>
           <w:szCs w:val="24"/>
         </w:rPr>
-        <w:t xml:space="preserve">were set to record temperature at 12-minute intervals to maximize data resolution while also ensuring adequate battery life and data storage capacity. Each modified </w:t>
-      </w:r>
-      <w:proofErr w:type="spellStart"/>
-      <w:r>
-        <w:rPr>
-          <w:rFonts w:ascii="Times New Roman" w:hAnsi="Times New Roman" w:cs="Times New Roman"/>
-          <w:sz w:val="24"/>
-          <w:szCs w:val="24"/>
-        </w:rPr>
-        <w:t>iButton</w:t>
-      </w:r>
-      <w:proofErr w:type="spellEnd"/>
-      <w:r>
-        <w:rPr>
-          <w:rFonts w:ascii="Times New Roman" w:hAnsi="Times New Roman" w:cs="Times New Roman"/>
-          <w:sz w:val="24"/>
-          <w:szCs w:val="24"/>
-        </w:rPr>
-        <w:t xml:space="preserve"> was mounted to a dark green 2.5cm Peterson disc using marine grade epoxy (JB </w:t>
-      </w:r>
-      <w:proofErr w:type="spellStart"/>
-      <w:r>
-        <w:rPr>
-          <w:rFonts w:ascii="Times New Roman" w:hAnsi="Times New Roman" w:cs="Times New Roman"/>
-          <w:sz w:val="24"/>
-          <w:szCs w:val="24"/>
-        </w:rPr>
-        <w:t>MarineWeld</w:t>
-      </w:r>
-      <w:proofErr w:type="spellEnd"/>
-      <w:r>
-        <w:rPr>
-          <w:rFonts w:ascii="Times New Roman" w:hAnsi="Times New Roman" w:cs="Times New Roman"/>
-          <w:sz w:val="24"/>
-          <w:szCs w:val="24"/>
-        </w:rPr>
-        <w:t xml:space="preserve">™ syringe </w:t>
-      </w:r>
-      <w:proofErr w:type="gramStart"/>
-      <w:r>
-        <w:rPr>
-          <w:rFonts w:ascii="Times New Roman" w:hAnsi="Times New Roman" w:cs="Times New Roman"/>
-          <w:sz w:val="24"/>
-          <w:szCs w:val="24"/>
-        </w:rPr>
-        <w:t>two part</w:t>
-      </w:r>
-      <w:proofErr w:type="gramEnd"/>
-      <w:r>
-        <w:rPr>
-          <w:rFonts w:ascii="Times New Roman" w:hAnsi="Times New Roman" w:cs="Times New Roman"/>
-          <w:sz w:val="24"/>
-          <w:szCs w:val="24"/>
-        </w:rPr>
-        <w:t xml:space="preserve"> adhesive). The Peterson discs had two small gauge holes drilled 3mm apart and 3mm in from t</w:t>
+        <w:t>were set to record temperature at 12-minute intervals to maximize data resolution while also ensuring adequate battery life and data storage capacity. Each modified iButton was mounted to a dark green 2.5cm Peterson disc using marine grade epoxy (JB MarineWeld™ syringe two part adhesive). The Peterson discs had two small gauge holes drilled 3mm apart and 3mm in from t</w:t>
       </w:r>
       <w:r>
         <w:rPr>
@@ -4137,25 +3132,7 @@
           <w:sz w:val="24"/>
           <w:szCs w:val="24"/>
         </w:rPr>
-        <w:t xml:space="preserve">, which were used to suture the mounted </w:t>
-      </w:r>
-      <w:proofErr w:type="spellStart"/>
-      <w:r>
-        <w:rPr>
-          <w:rFonts w:ascii="Times New Roman" w:hAnsi="Times New Roman" w:cs="Times New Roman"/>
-          <w:sz w:val="24"/>
-          <w:szCs w:val="24"/>
-        </w:rPr>
-        <w:t>iButton</w:t>
-      </w:r>
-      <w:proofErr w:type="spellEnd"/>
-      <w:r>
-        <w:rPr>
-          <w:rFonts w:ascii="Times New Roman" w:hAnsi="Times New Roman" w:cs="Times New Roman"/>
-          <w:sz w:val="24"/>
-          <w:szCs w:val="24"/>
-        </w:rPr>
-        <w:t xml:space="preserve"> to each fish through the</w:t>
+        <w:t>, which were used to suture the mounted iButton to each fish through the</w:t>
       </w:r>
       <w:r>
         <w:rPr>
@@ -4179,25 +3156,7 @@
           <w:sz w:val="24"/>
           <w:szCs w:val="24"/>
         </w:rPr>
-        <w:t xml:space="preserve"> (recent work shows that a 2% tag-burden is arbitrary and overly conservative; </w:t>
-      </w:r>
-      <w:proofErr w:type="spellStart"/>
-      <w:r>
-        <w:rPr>
-          <w:rFonts w:ascii="Times New Roman" w:hAnsi="Times New Roman" w:cs="Times New Roman"/>
-          <w:sz w:val="24"/>
-          <w:szCs w:val="24"/>
-        </w:rPr>
-        <w:t>Brownscombe</w:t>
-      </w:r>
-      <w:proofErr w:type="spellEnd"/>
-      <w:r>
-        <w:rPr>
-          <w:rFonts w:ascii="Times New Roman" w:hAnsi="Times New Roman" w:cs="Times New Roman"/>
-          <w:sz w:val="24"/>
-          <w:szCs w:val="24"/>
-        </w:rPr>
-        <w:t xml:space="preserve"> et al. 2019)</w:t>
+        <w:t xml:space="preserve"> (recent work shows that a 2% tag-burden is arbitrary and overly conservative; Brownscombe et al. 2019)</w:t>
       </w:r>
       <w:r>
         <w:rPr>
@@ -4372,25 +3331,7 @@
           <w:sz w:val="24"/>
           <w:szCs w:val="24"/>
         </w:rPr>
-        <w:t xml:space="preserve">fish in Norwood alcove, and 20 in Blue Ruin. Cutthroat were captured via electrofishing on July 22 and 23, 2021. Anesthetization, handling, and recovery procedures followed </w:t>
-      </w:r>
-      <w:proofErr w:type="spellStart"/>
-      <w:r>
-        <w:rPr>
-          <w:rFonts w:ascii="Times New Roman" w:hAnsi="Times New Roman" w:cs="Times New Roman"/>
-          <w:sz w:val="24"/>
-          <w:szCs w:val="24"/>
-        </w:rPr>
-        <w:t>Leidke</w:t>
-      </w:r>
-      <w:proofErr w:type="spellEnd"/>
-      <w:r>
-        <w:rPr>
-          <w:rFonts w:ascii="Times New Roman" w:hAnsi="Times New Roman" w:cs="Times New Roman"/>
-          <w:sz w:val="24"/>
-          <w:szCs w:val="24"/>
-        </w:rPr>
-        <w:t xml:space="preserve"> et al. (2012). Tags were attached through the anterior dorsal musculature of each fish approximately 5mm ventral and 5mm posterior of the first fin ray using a PDS® Plus 4-0 violet-dyed suture with a ½ circle 26</w:t>
+        <w:t>fish in Norwood alcove, and 20 in Blue Ruin. Cutthroat were captured via electrofishing on July 22 and 23, 2021. Anesthetization, handling, and recovery procedures followed Leidke et al. (2012). Tags were attached through the anterior dorsal musculature of each fish approximately 5mm ventral and 5mm posterior of the first fin ray using a PDS® Plus 4-0 violet-dyed suture with a ½ circle 26</w:t>
       </w:r>
       <w:r>
         <w:rPr>
@@ -4406,25 +3347,7 @@
           <w:sz w:val="24"/>
           <w:szCs w:val="24"/>
         </w:rPr>
-        <w:t xml:space="preserve">mm needle. After fish were recovered </w:t>
-      </w:r>
-      <w:proofErr w:type="gramStart"/>
-      <w:r>
-        <w:rPr>
-          <w:rFonts w:ascii="Times New Roman" w:hAnsi="Times New Roman" w:cs="Times New Roman"/>
-          <w:sz w:val="24"/>
-          <w:szCs w:val="24"/>
-        </w:rPr>
-        <w:t>fully</w:t>
-      </w:r>
-      <w:proofErr w:type="gramEnd"/>
-      <w:r>
-        <w:rPr>
-          <w:rFonts w:ascii="Times New Roman" w:hAnsi="Times New Roman" w:cs="Times New Roman"/>
-          <w:sz w:val="24"/>
-          <w:szCs w:val="24"/>
-        </w:rPr>
-        <w:t xml:space="preserve"> they were transferred to net pens</w:t>
+        <w:t>mm needle. After fish were recovered fully they were transferred to net pens</w:t>
       </w:r>
       <w:r>
         <w:rPr>
@@ -4490,19 +3413,8 @@
           <w:sz w:val="24"/>
           <w:szCs w:val="24"/>
         </w:rPr>
-        <w:t xml:space="preserve">Salmo </w:t>
-      </w:r>
-      <w:proofErr w:type="spellStart"/>
-      <w:r>
-        <w:rPr>
-          <w:rFonts w:ascii="Times New Roman" w:hAnsi="Times New Roman" w:cs="Times New Roman"/>
-          <w:i/>
-          <w:sz w:val="24"/>
-          <w:szCs w:val="24"/>
-        </w:rPr>
-        <w:t>salar</w:t>
-      </w:r>
-      <w:proofErr w:type="spellEnd"/>
+        <w:t>Salmo salar</w:t>
+      </w:r>
       <w:r>
         <w:rPr>
           <w:rFonts w:ascii="Times New Roman" w:hAnsi="Times New Roman" w:cs="Times New Roman"/>
@@ -4551,25 +3463,7 @@
           <w:sz w:val="24"/>
           <w:szCs w:val="24"/>
         </w:rPr>
-        <w:t xml:space="preserve">  In total, we collected data from 13-fish in Blue Ruin alcove, and 8-fish in Norwood alcove; 9-fish escaped the net pens during the study, and two of the </w:t>
-      </w:r>
-      <w:proofErr w:type="spellStart"/>
-      <w:r>
-        <w:rPr>
-          <w:rFonts w:ascii="Times New Roman" w:hAnsi="Times New Roman" w:cs="Times New Roman"/>
-          <w:sz w:val="24"/>
-          <w:szCs w:val="24"/>
-        </w:rPr>
-        <w:t>iButtons</w:t>
-      </w:r>
-      <w:proofErr w:type="spellEnd"/>
-      <w:r>
-        <w:rPr>
-          <w:rFonts w:ascii="Times New Roman" w:hAnsi="Times New Roman" w:cs="Times New Roman"/>
-          <w:sz w:val="24"/>
-          <w:szCs w:val="24"/>
-        </w:rPr>
-        <w:t xml:space="preserve"> recovered from Blue Ruin were corrupted. </w:t>
+        <w:t xml:space="preserve">  In total, we collected data from 13-fish in Blue Ruin alcove, and 8-fish in Norwood alcove; 9-fish escaped the net pens during the study, and two of the iButtons recovered from Blue Ruin were corrupted. </w:t>
       </w:r>
     </w:p>
     <w:p>
@@ -4577,16 +3471,11 @@
         <w:spacing w:line="480" w:lineRule="auto"/>
         <w:ind w:firstLine="720"/>
         <w:rPr>
-          <w:ins w:id="73" w:author="Barrett, Hannah" w:date="2023-12-17T12:30:00Z"/>
-          <w:rFonts w:ascii="Times New Roman" w:hAnsi="Times New Roman" w:cs="Times New Roman"/>
-          <w:sz w:val="24"/>
-          <w:szCs w:val="24"/>
-        </w:rPr>
-        <w:pPrChange w:id="74" w:author="Barrett, Hannah" w:date="2023-12-12T12:33:00Z">
-          <w:pPr>
-            <w:spacing w:line="480" w:lineRule="auto"/>
-          </w:pPr>
-        </w:pPrChange>
+          <w:ins w:id="3" w:author="Barrett, Hannah" w:date="2023-12-17T12:30:00Z"/>
+          <w:rFonts w:ascii="Times New Roman" w:hAnsi="Times New Roman" w:cs="Times New Roman"/>
+          <w:sz w:val="24"/>
+          <w:szCs w:val="24"/>
+        </w:rPr>
       </w:pPr>
       <w:r>
         <w:rPr>
@@ -4666,16 +3555,7 @@
           <w:sz w:val="24"/>
           <w:szCs w:val="24"/>
         </w:rPr>
-        <w:t>(</w:t>
-      </w:r>
-      <w:proofErr w:type="spellStart"/>
-      <w:r>
-        <w:rPr>
-          <w:rFonts w:ascii="Times New Roman" w:hAnsi="Times New Roman" w:cs="Times New Roman"/>
-          <w:sz w:val="24"/>
-          <w:szCs w:val="24"/>
-        </w:rPr>
-        <w:t>P</w:t>
+        <w:t>(P</w:t>
       </w:r>
       <w:r>
         <w:rPr>
@@ -4691,16 +3571,7 @@
           <w:sz w:val="24"/>
           <w:szCs w:val="24"/>
         </w:rPr>
-        <w:t>Solo</w:t>
-      </w:r>
-      <w:proofErr w:type="spellEnd"/>
-      <w:r>
-        <w:rPr>
-          <w:rFonts w:ascii="Times New Roman" w:hAnsi="Times New Roman" w:cs="Times New Roman"/>
-          <w:sz w:val="24"/>
-          <w:szCs w:val="24"/>
-        </w:rPr>
-        <w:t xml:space="preserve"> Digital handheld sonde</w:t>
+        <w:t>Solo Digital handheld sonde</w:t>
       </w:r>
       <w:r>
         <w:rPr>
@@ -4772,25 +3643,7 @@
           <w:sz w:val="24"/>
           <w:szCs w:val="24"/>
         </w:rPr>
-        <w:t>(</w:t>
-      </w:r>
-      <w:proofErr w:type="spellStart"/>
-      <w:r>
-        <w:rPr>
-          <w:rFonts w:ascii="Times New Roman" w:hAnsi="Times New Roman" w:cs="Times New Roman"/>
-          <w:sz w:val="24"/>
-          <w:szCs w:val="24"/>
-        </w:rPr>
-        <w:t>MiniDOT</w:t>
-      </w:r>
-      <w:proofErr w:type="spellEnd"/>
-      <w:r>
-        <w:rPr>
-          <w:rFonts w:ascii="Times New Roman" w:hAnsi="Times New Roman" w:cs="Times New Roman"/>
-          <w:sz w:val="24"/>
-          <w:szCs w:val="24"/>
-        </w:rPr>
-        <w:t xml:space="preserve">® Logger, dissolved oxygen accuracy to </w:t>
+        <w:t xml:space="preserve">(MiniDOT® Logger, dissolved oxygen accuracy to </w:t>
       </w:r>
       <w:r>
         <w:rPr>
@@ -4947,7 +3800,7 @@
         </w:rPr>
         <w:t xml:space="preserve">cm below the </w:t>
       </w:r>
-      <w:commentRangeStart w:id="75"/>
+      <w:commentRangeStart w:id="4"/>
       <w:r>
         <w:rPr>
           <w:rFonts w:ascii="Times New Roman" w:hAnsi="Times New Roman" w:cs="Times New Roman"/>
@@ -4956,12 +3809,12 @@
         </w:rPr>
         <w:t>surface</w:t>
       </w:r>
-      <w:commentRangeEnd w:id="75"/>
+      <w:commentRangeEnd w:id="4"/>
       <w:r>
         <w:rPr>
           <w:rStyle w:val="CommentReference"/>
         </w:rPr>
-        <w:commentReference w:id="75"/>
+        <w:commentReference w:id="4"/>
       </w:r>
       <w:r>
         <w:rPr>
@@ -5317,16 +4170,7 @@
           <w:sz w:val="24"/>
           <w:szCs w:val="24"/>
         </w:rPr>
-        <w:t>; a fish that tracks preferred dissolved oxygen (</w:t>
-      </w:r>
-      <w:proofErr w:type="spellStart"/>
-      <w:r>
-        <w:rPr>
-          <w:rFonts w:ascii="Times New Roman" w:hAnsi="Times New Roman" w:cs="Times New Roman"/>
-          <w:sz w:val="24"/>
-          <w:szCs w:val="24"/>
-        </w:rPr>
-        <w:t>DO</w:t>
+        <w:t>; a fish that tracks preferred dissolved oxygen (DO</w:t>
       </w:r>
       <w:r>
         <w:rPr>
@@ -5337,23 +4181,13 @@
         </w:rPr>
         <w:t>max</w:t>
       </w:r>
-      <w:proofErr w:type="spellEnd"/>
-      <w:r>
-        <w:rPr>
-          <w:rFonts w:ascii="Times New Roman" w:hAnsi="Times New Roman" w:cs="Times New Roman"/>
-          <w:sz w:val="24"/>
-          <w:szCs w:val="24"/>
-        </w:rPr>
-        <w:t>), a fish that tracks preferred temperature (</w:t>
-      </w:r>
-      <w:proofErr w:type="spellStart"/>
-      <w:r>
-        <w:rPr>
-          <w:rFonts w:ascii="Times New Roman" w:hAnsi="Times New Roman" w:cs="Times New Roman"/>
-          <w:sz w:val="24"/>
-          <w:szCs w:val="24"/>
-        </w:rPr>
-        <w:t>T</w:t>
+      <w:r>
+        <w:rPr>
+          <w:rFonts w:ascii="Times New Roman" w:hAnsi="Times New Roman" w:cs="Times New Roman"/>
+          <w:sz w:val="24"/>
+          <w:szCs w:val="24"/>
+        </w:rPr>
+        <w:t>), a fish that tracks preferred temperature (T</w:t>
       </w:r>
       <w:r>
         <w:rPr>
@@ -5364,23 +4198,13 @@
         </w:rPr>
         <w:t>min</w:t>
       </w:r>
-      <w:proofErr w:type="spellEnd"/>
-      <w:r>
-        <w:rPr>
-          <w:rFonts w:ascii="Times New Roman" w:hAnsi="Times New Roman" w:cs="Times New Roman"/>
-          <w:sz w:val="24"/>
-          <w:szCs w:val="24"/>
-        </w:rPr>
-        <w:t>), and a fish that tracks both temperature and oxygen concurrently (</w:t>
-      </w:r>
-      <w:proofErr w:type="spellStart"/>
-      <w:r>
-        <w:rPr>
-          <w:rFonts w:ascii="Times New Roman" w:hAnsi="Times New Roman" w:cs="Times New Roman"/>
-          <w:sz w:val="24"/>
-          <w:szCs w:val="24"/>
-        </w:rPr>
-        <w:t>TDO</w:t>
+      <w:r>
+        <w:rPr>
+          <w:rFonts w:ascii="Times New Roman" w:hAnsi="Times New Roman" w:cs="Times New Roman"/>
+          <w:sz w:val="24"/>
+          <w:szCs w:val="24"/>
+        </w:rPr>
+        <w:t>), and a fish that tracks both temperature and oxygen concurrently (TDO</w:t>
       </w:r>
       <w:r>
         <w:rPr>
@@ -5391,7 +4215,6 @@
         </w:rPr>
         <w:t>opt</w:t>
       </w:r>
-      <w:proofErr w:type="spellEnd"/>
       <w:r>
         <w:rPr>
           <w:rFonts w:ascii="Times New Roman" w:hAnsi="Times New Roman" w:cs="Times New Roman"/>
@@ -5440,23 +4263,13 @@
         </w:rPr>
         <w:t xml:space="preserve"> more continuous prediction (</w:t>
       </w:r>
-      <w:proofErr w:type="gramStart"/>
-      <w:r>
-        <w:rPr>
-          <w:rFonts w:ascii="Times New Roman" w:hAnsi="Times New Roman" w:cs="Times New Roman"/>
-          <w:sz w:val="24"/>
-          <w:szCs w:val="24"/>
-        </w:rPr>
-        <w:t>i.e.</w:t>
-      </w:r>
-      <w:proofErr w:type="gramEnd"/>
-      <w:r>
-        <w:rPr>
-          <w:rFonts w:ascii="Times New Roman" w:hAnsi="Times New Roman" w:cs="Times New Roman"/>
-          <w:sz w:val="24"/>
-          <w:szCs w:val="24"/>
-        </w:rPr>
-        <w:t xml:space="preserve"> </w:t>
+      <w:r>
+        <w:rPr>
+          <w:rFonts w:ascii="Times New Roman" w:hAnsi="Times New Roman" w:cs="Times New Roman"/>
+          <w:sz w:val="24"/>
+          <w:szCs w:val="24"/>
+        </w:rPr>
+        <w:t xml:space="preserve">i.e. </w:t>
       </w:r>
       <w:r>
         <w:rPr>
@@ -5732,16 +4545,7 @@
           <w:sz w:val="24"/>
           <w:szCs w:val="24"/>
         </w:rPr>
-        <w:t xml:space="preserve">To produce simulated responses to these habitat conditions, we first created habitat indices for the </w:t>
-      </w:r>
-      <w:proofErr w:type="spellStart"/>
-      <w:r>
-        <w:rPr>
-          <w:rFonts w:ascii="Times New Roman" w:hAnsi="Times New Roman" w:cs="Times New Roman"/>
-          <w:sz w:val="24"/>
-          <w:szCs w:val="24"/>
-        </w:rPr>
-        <w:t>T</w:t>
+        <w:t>To produce simulated responses to these habitat conditions, we first created habitat indices for the T</w:t>
       </w:r>
       <w:r>
         <w:rPr>
@@ -5752,23 +4556,13 @@
         </w:rPr>
         <w:t>min</w:t>
       </w:r>
-      <w:proofErr w:type="spellEnd"/>
-      <w:r>
-        <w:rPr>
-          <w:rFonts w:ascii="Times New Roman" w:hAnsi="Times New Roman" w:cs="Times New Roman"/>
-          <w:sz w:val="24"/>
-          <w:szCs w:val="24"/>
-        </w:rPr>
-        <w:t xml:space="preserve"> and </w:t>
-      </w:r>
-      <w:proofErr w:type="spellStart"/>
-      <w:r>
-        <w:rPr>
-          <w:rFonts w:ascii="Times New Roman" w:hAnsi="Times New Roman" w:cs="Times New Roman"/>
-          <w:sz w:val="24"/>
-          <w:szCs w:val="24"/>
-        </w:rPr>
-        <w:t>DO</w:t>
+      <w:r>
+        <w:rPr>
+          <w:rFonts w:ascii="Times New Roman" w:hAnsi="Times New Roman" w:cs="Times New Roman"/>
+          <w:sz w:val="24"/>
+          <w:szCs w:val="24"/>
+        </w:rPr>
+        <w:t xml:space="preserve"> and DO</w:t>
       </w:r>
       <w:r>
         <w:rPr>
@@ -5779,7 +4573,6 @@
         </w:rPr>
         <w:t>max</w:t>
       </w:r>
-      <w:proofErr w:type="spellEnd"/>
       <w:r>
         <w:rPr>
           <w:rFonts w:ascii="Times New Roman" w:hAnsi="Times New Roman" w:cs="Times New Roman"/>
@@ -5802,57 +4595,7 @@
           <w:sz w:val="24"/>
           <w:szCs w:val="24"/>
         </w:rPr>
-        <w:t>First, the highest and lowest DO concentrations recorded over the 24-hour period were ranked as most optimal (1) and least optimal (0), respectively. The lowest and highest recorded temperatures were similarly ranked (with the lowest temperature as most optimal</w:t>
-      </w:r>
-      <w:commentRangeStart w:id="76"/>
-      <w:commentRangeStart w:id="77"/>
-      <w:r>
-        <w:rPr>
-          <w:rFonts w:ascii="Times New Roman" w:hAnsi="Times New Roman" w:cs="Times New Roman"/>
-          <w:sz w:val="24"/>
-          <w:szCs w:val="24"/>
-        </w:rPr>
-        <w:t>). We then used linear regression to calculate the slope and intercept values between these two indices in order to determine the index values for the full range of temperature and oxygen</w:t>
-      </w:r>
-      <w:del w:id="78" w:author="Barrett, Hannah" w:date="2023-12-17T12:32:00Z">
-        <w:r>
-          <w:rPr>
-            <w:rFonts w:ascii="Times New Roman" w:hAnsi="Times New Roman" w:cs="Times New Roman"/>
-            <w:sz w:val="24"/>
-            <w:szCs w:val="24"/>
-          </w:rPr>
-          <w:delText xml:space="preserve"> values</w:delText>
-        </w:r>
-      </w:del>
-      <w:r>
-        <w:rPr>
-          <w:rFonts w:ascii="Times New Roman" w:hAnsi="Times New Roman" w:cs="Times New Roman"/>
-          <w:sz w:val="24"/>
-          <w:szCs w:val="24"/>
-        </w:rPr>
-        <w:t xml:space="preserve"> recorded over this </w:t>
-      </w:r>
-      <w:commentRangeEnd w:id="76"/>
-      <w:r>
-        <w:rPr>
-          <w:rStyle w:val="CommentReference"/>
-        </w:rPr>
-        <w:commentReference w:id="76"/>
-      </w:r>
-      <w:commentRangeEnd w:id="77"/>
-      <w:r>
-        <w:rPr>
-          <w:rStyle w:val="CommentReference"/>
-        </w:rPr>
-        <w:commentReference w:id="77"/>
-      </w:r>
-      <w:r>
-        <w:rPr>
-          <w:rFonts w:ascii="Times New Roman" w:hAnsi="Times New Roman" w:cs="Times New Roman"/>
-          <w:sz w:val="24"/>
-          <w:szCs w:val="24"/>
-        </w:rPr>
-        <w:t>24-hour timeframe.</w:t>
+        <w:t>First, the highest and lowest DO concentrations recorded over the 24-hour period were ranked as most optimal (1) and least optimal (0), respectively. The lowest and highest recorded temperatures were similarly ranked (with the lowest temperature as most optimal). We then used linear regression to calculate the slope and intercept values between these two indices in order to determine the index values for the full range of temperature and oxygen recorded over this 24-hour timeframe.</w:t>
       </w:r>
     </w:p>
     <w:p>
@@ -5873,42 +4616,21 @@
         </w:rPr>
         <w:t xml:space="preserve">We then combined the temperature and oxygen </w:t>
       </w:r>
-      <w:del w:id="79" w:author="Barrett, Hannah" w:date="2023-12-17T12:32:00Z">
-        <w:r>
-          <w:rPr>
-            <w:rFonts w:ascii="Times New Roman" w:hAnsi="Times New Roman" w:cs="Times New Roman"/>
-            <w:sz w:val="24"/>
-            <w:szCs w:val="24"/>
-          </w:rPr>
-          <w:delText xml:space="preserve">factors </w:delText>
-        </w:r>
-      </w:del>
-      <w:ins w:id="80" w:author="Barrett, Hannah" w:date="2023-12-17T12:32:00Z">
-        <w:r>
-          <w:rPr>
-            <w:rFonts w:ascii="Times New Roman" w:hAnsi="Times New Roman" w:cs="Times New Roman"/>
-            <w:sz w:val="24"/>
-            <w:szCs w:val="24"/>
-          </w:rPr>
-          <w:t xml:space="preserve">indices </w:t>
-        </w:r>
-      </w:ins>
-      <w:r>
-        <w:rPr>
-          <w:rFonts w:ascii="Times New Roman" w:hAnsi="Times New Roman" w:cs="Times New Roman"/>
-          <w:sz w:val="24"/>
-          <w:szCs w:val="24"/>
-        </w:rPr>
-        <w:t xml:space="preserve">into a </w:t>
-      </w:r>
-      <w:proofErr w:type="spellStart"/>
-      <w:r>
-        <w:rPr>
-          <w:rFonts w:ascii="Times New Roman" w:hAnsi="Times New Roman" w:cs="Times New Roman"/>
-          <w:sz w:val="24"/>
-          <w:szCs w:val="24"/>
-        </w:rPr>
-        <w:t>TDO</w:t>
+      <w:r>
+        <w:rPr>
+          <w:rFonts w:ascii="Times New Roman" w:hAnsi="Times New Roman" w:cs="Times New Roman"/>
+          <w:sz w:val="24"/>
+          <w:szCs w:val="24"/>
+        </w:rPr>
+        <w:t xml:space="preserve">indices </w:t>
+      </w:r>
+      <w:r>
+        <w:rPr>
+          <w:rFonts w:ascii="Times New Roman" w:hAnsi="Times New Roman" w:cs="Times New Roman"/>
+          <w:sz w:val="24"/>
+          <w:szCs w:val="24"/>
+        </w:rPr>
+        <w:t>into a TDO</w:t>
       </w:r>
       <w:r>
         <w:rPr>
@@ -5919,7 +4641,6 @@
         </w:rPr>
         <w:t>opt</w:t>
       </w:r>
-      <w:proofErr w:type="spellEnd"/>
       <w:r>
         <w:rPr>
           <w:rFonts w:ascii="Times New Roman" w:hAnsi="Times New Roman" w:cs="Times New Roman"/>
@@ -6121,25 +4842,7 @@
           <w:sz w:val="24"/>
           <w:szCs w:val="24"/>
         </w:rPr>
-        <w:t xml:space="preserve"> for our captive fish. Here we performed two separate analyses using the net pen array data from both </w:t>
-      </w:r>
-      <w:proofErr w:type="gramStart"/>
-      <w:r>
-        <w:rPr>
-          <w:rFonts w:ascii="Times New Roman" w:hAnsi="Times New Roman" w:cs="Times New Roman"/>
-          <w:sz w:val="24"/>
-          <w:szCs w:val="24"/>
-        </w:rPr>
-        <w:t>cold water</w:t>
-      </w:r>
-      <w:proofErr w:type="gramEnd"/>
-      <w:r>
-        <w:rPr>
-          <w:rFonts w:ascii="Times New Roman" w:hAnsi="Times New Roman" w:cs="Times New Roman"/>
-          <w:sz w:val="24"/>
-          <w:szCs w:val="24"/>
-        </w:rPr>
-        <w:t xml:space="preserve"> alcoves. </w:t>
+        <w:t xml:space="preserve"> for our captive fish. Here we performed two separate analyses using the net pen array data from both cold water alcoves. </w:t>
       </w:r>
       <w:r>
         <w:rPr>
@@ -6272,7 +4975,6 @@
         <w:spacing w:line="480" w:lineRule="auto"/>
         <w:ind w:firstLine="720"/>
         <w:rPr>
-          <w:ins w:id="81" w:author="Barrett, Hannah" w:date="2023-12-17T12:37:00Z"/>
           <w:rFonts w:ascii="Times New Roman" w:eastAsiaTheme="minorEastAsia" w:hAnsi="Times New Roman" w:cs="Times New Roman"/>
           <w:sz w:val="24"/>
           <w:szCs w:val="24"/>
@@ -6285,25 +4987,7 @@
           <w:szCs w:val="24"/>
         </w:rPr>
         <w:lastRenderedPageBreak/>
-        <w:t xml:space="preserve">Fish with externally mounted </w:t>
-      </w:r>
-      <w:proofErr w:type="spellStart"/>
-      <w:r>
-        <w:rPr>
-          <w:rFonts w:ascii="Times New Roman" w:hAnsi="Times New Roman" w:cs="Times New Roman"/>
-          <w:sz w:val="24"/>
-          <w:szCs w:val="24"/>
-        </w:rPr>
-        <w:t>iButtons</w:t>
-      </w:r>
-      <w:proofErr w:type="spellEnd"/>
-      <w:r>
-        <w:rPr>
-          <w:rFonts w:ascii="Times New Roman" w:hAnsi="Times New Roman" w:cs="Times New Roman"/>
-          <w:sz w:val="24"/>
-          <w:szCs w:val="24"/>
-        </w:rPr>
-        <w:t xml:space="preserve"> often</w:t>
+        <w:t>Fish with externally mounted iButtons often</w:t>
       </w:r>
       <w:r>
         <w:rPr>
@@ -6367,16 +5051,7 @@
           <w:sz w:val="24"/>
           <w:szCs w:val="24"/>
         </w:rPr>
-        <w:t xml:space="preserve"> fish </w:t>
-      </w:r>
-      <w:proofErr w:type="spellStart"/>
-      <w:r>
-        <w:rPr>
-          <w:rFonts w:ascii="Times New Roman" w:hAnsi="Times New Roman" w:cs="Times New Roman"/>
-          <w:sz w:val="24"/>
-          <w:szCs w:val="24"/>
-        </w:rPr>
-        <w:t>i</w:t>
+        <w:t xml:space="preserve"> fish i</w:t>
       </w:r>
       <w:r>
         <w:rPr>
@@ -6386,7 +5061,6 @@
         </w:rPr>
         <w:t>Button</w:t>
       </w:r>
-      <w:proofErr w:type="spellEnd"/>
       <w:r>
         <w:rPr>
           <w:rFonts w:ascii="Times New Roman" w:hAnsi="Times New Roman" w:cs="Times New Roman"/>
@@ -6476,24 +5150,22 @@
         </w:rPr>
         <w:t xml:space="preserve">. </w:t>
       </w:r>
-      <w:ins w:id="82" w:author="Barrett, Hannah" w:date="2023-12-17T12:37:00Z">
-        <w:r>
-          <w:rPr>
-            <w:rFonts w:ascii="Times New Roman" w:eastAsiaTheme="minorEastAsia" w:hAnsi="Times New Roman" w:cs="Times New Roman"/>
-            <w:sz w:val="24"/>
-            <w:szCs w:val="24"/>
-          </w:rPr>
-          <w:t>Our analysis was limited to</w:t>
-        </w:r>
-        <w:r>
-          <w:rPr>
-            <w:rFonts w:ascii="Times New Roman" w:eastAsiaTheme="minorEastAsia" w:hAnsi="Times New Roman" w:cs="Times New Roman"/>
-            <w:sz w:val="24"/>
-            <w:szCs w:val="24"/>
-          </w:rPr>
-          <w:t xml:space="preserve"> data collected 5-days post fish capture to ensure cortisol levels and swimming behavior had returned to normal (Jepsen et al. 2001).  </w:t>
-        </w:r>
-      </w:ins>
+      <w:r>
+        <w:rPr>
+          <w:rFonts w:ascii="Times New Roman" w:eastAsiaTheme="minorEastAsia" w:hAnsi="Times New Roman" w:cs="Times New Roman"/>
+          <w:sz w:val="24"/>
+          <w:szCs w:val="24"/>
+        </w:rPr>
+        <w:t>Our analysis was limited to</w:t>
+      </w:r>
+      <w:r>
+        <w:rPr>
+          <w:rFonts w:ascii="Times New Roman" w:eastAsiaTheme="minorEastAsia" w:hAnsi="Times New Roman" w:cs="Times New Roman"/>
+          <w:sz w:val="24"/>
+          <w:szCs w:val="24"/>
+        </w:rPr>
+        <w:t xml:space="preserve"> data collected 5-days post fish capture to ensure cortisol levels and swimming behavior had returned to normal (Jepsen et al. 2001).  </w:t>
+      </w:r>
     </w:p>
     <w:p>
       <w:pPr>
@@ -6629,9 +5301,16 @@
           <w:sz w:val="24"/>
           <w:szCs w:val="24"/>
         </w:rPr>
-        <w:t>C(</w:t>
-      </w:r>
-      <w:proofErr w:type="spellStart"/>
+        <w:t>C(i)</w:t>
+      </w:r>
+      <w:r>
+        <w:rPr>
+          <w:rFonts w:ascii="Times New Roman" w:hAnsi="Times New Roman" w:cs="Times New Roman"/>
+          <w:sz w:val="24"/>
+          <w:szCs w:val="24"/>
+        </w:rPr>
+        <w:t xml:space="preserve">, the relative probability of selection for resource unit </w:t>
+      </w:r>
       <w:r>
         <w:rPr>
           <w:rFonts w:ascii="Times New Roman" w:hAnsi="Times New Roman" w:cs="Times New Roman"/>
@@ -6641,35 +5320,6 @@
         </w:rPr>
         <w:t>i</w:t>
       </w:r>
-      <w:proofErr w:type="spellEnd"/>
-      <w:r>
-        <w:rPr>
-          <w:rFonts w:ascii="Times New Roman" w:hAnsi="Times New Roman" w:cs="Times New Roman"/>
-          <w:i/>
-          <w:sz w:val="24"/>
-          <w:szCs w:val="24"/>
-        </w:rPr>
-        <w:t>)</w:t>
-      </w:r>
-      <w:r>
-        <w:rPr>
-          <w:rFonts w:ascii="Times New Roman" w:hAnsi="Times New Roman" w:cs="Times New Roman"/>
-          <w:sz w:val="24"/>
-          <w:szCs w:val="24"/>
-        </w:rPr>
-        <w:t xml:space="preserve">, the relative probability of selection for resource unit </w:t>
-      </w:r>
-      <w:proofErr w:type="spellStart"/>
-      <w:r>
-        <w:rPr>
-          <w:rFonts w:ascii="Times New Roman" w:hAnsi="Times New Roman" w:cs="Times New Roman"/>
-          <w:i/>
-          <w:sz w:val="24"/>
-          <w:szCs w:val="24"/>
-        </w:rPr>
-        <w:t>i</w:t>
-      </w:r>
-      <w:proofErr w:type="spellEnd"/>
       <w:r>
         <w:rPr>
           <w:rFonts w:ascii="Times New Roman" w:hAnsi="Times New Roman" w:cs="Times New Roman"/>
@@ -7092,8 +5742,8 @@
               </m:nary>
             </m:den>
           </m:f>
-          <w:commentRangeStart w:id="83"/>
-          <w:commentRangeEnd w:id="83"/>
+          <w:commentRangeStart w:id="5"/>
+          <w:commentRangeEnd w:id="5"/>
           <m:r>
             <m:rPr>
               <m:sty m:val="p"/>
@@ -7101,7 +5751,7 @@
             <w:rPr>
               <w:rStyle w:val="CommentReference"/>
             </w:rPr>
-            <w:commentReference w:id="83"/>
+            <w:commentReference w:id="5"/>
           </m:r>
           <m:r>
             <m:rPr>
@@ -7271,19 +5921,18 @@
           <w:szCs w:val="24"/>
           <w:lang w:eastAsia="ja-JP"/>
         </w:rPr>
-        <w:t>included the indices for all units in the set (</w:t>
-      </w:r>
-      <w:proofErr w:type="gramStart"/>
-      <w:r>
-        <w:rPr>
-          <w:rFonts w:ascii="Times New Roman" w:hAnsi="Times New Roman" w:cs="Times New Roman"/>
+        <w:t xml:space="preserve">included the indices for all units in the set (i.e. the used units, </w:t>
+      </w:r>
+      <w:r>
+        <w:rPr>
+          <w:rFonts w:ascii="Times New Roman" w:hAnsi="Times New Roman" w:cs="Times New Roman"/>
+          <w:i/>
           <w:sz w:val="24"/>
           <w:szCs w:val="24"/>
           <w:lang w:eastAsia="ja-JP"/>
         </w:rPr>
-        <w:t>i.e.</w:t>
-      </w:r>
-      <w:proofErr w:type="gramEnd"/>
+        <w:t>U’</w:t>
+      </w:r>
       <w:r>
         <w:rPr>
           <w:rFonts w:ascii="Times New Roman" w:hAnsi="Times New Roman" w:cs="Times New Roman"/>
@@ -7291,7 +5940,7 @@
           <w:szCs w:val="24"/>
           <w:lang w:eastAsia="ja-JP"/>
         </w:rPr>
-        <w:t xml:space="preserve"> the used units, </w:t>
+        <w:t xml:space="preserve">, and all available units, </w:t>
       </w:r>
       <w:r>
         <w:rPr>
@@ -7301,7 +5950,7 @@
           <w:szCs w:val="24"/>
           <w:lang w:eastAsia="ja-JP"/>
         </w:rPr>
-        <w:t>U’</w:t>
+        <w:t>A</w:t>
       </w:r>
       <w:r>
         <w:rPr>
@@ -7310,25 +5959,6 @@
           <w:szCs w:val="24"/>
           <w:lang w:eastAsia="ja-JP"/>
         </w:rPr>
-        <w:t xml:space="preserve">, and all available units, </w:t>
-      </w:r>
-      <w:r>
-        <w:rPr>
-          <w:rFonts w:ascii="Times New Roman" w:hAnsi="Times New Roman" w:cs="Times New Roman"/>
-          <w:i/>
-          <w:sz w:val="24"/>
-          <w:szCs w:val="24"/>
-          <w:lang w:eastAsia="ja-JP"/>
-        </w:rPr>
-        <w:t>A</w:t>
-      </w:r>
-      <w:r>
-        <w:rPr>
-          <w:rFonts w:ascii="Times New Roman" w:hAnsi="Times New Roman" w:cs="Times New Roman"/>
-          <w:sz w:val="24"/>
-          <w:szCs w:val="24"/>
-          <w:lang w:eastAsia="ja-JP"/>
-        </w:rPr>
         <w:t xml:space="preserve">). </w:t>
       </w:r>
       <w:r>
@@ -7345,25 +5975,7 @@
           <w:sz w:val="24"/>
           <w:szCs w:val="24"/>
         </w:rPr>
-        <w:t xml:space="preserve">Models were fit using the </w:t>
-      </w:r>
-      <w:proofErr w:type="spellStart"/>
-      <w:r>
-        <w:rPr>
-          <w:rFonts w:ascii="Times New Roman" w:hAnsi="Times New Roman" w:cs="Times New Roman"/>
-          <w:sz w:val="24"/>
-          <w:szCs w:val="24"/>
-        </w:rPr>
-        <w:t>mgcv</w:t>
-      </w:r>
-      <w:proofErr w:type="spellEnd"/>
-      <w:r>
-        <w:rPr>
-          <w:rFonts w:ascii="Times New Roman" w:hAnsi="Times New Roman" w:cs="Times New Roman"/>
-          <w:sz w:val="24"/>
-          <w:szCs w:val="24"/>
-        </w:rPr>
-        <w:t xml:space="preserve"> package (</w:t>
+        <w:t>Models were fit using the mgcv package (</w:t>
       </w:r>
       <w:r>
         <w:rPr>
@@ -7502,7 +6114,7 @@
         </w:rPr>
         <w:t>pan of temperature-DO combinations</w:t>
       </w:r>
-      <w:ins w:id="84" w:author="Barrett, Hannah" w:date="2023-11-19T13:04:00Z">
+      <w:ins w:id="6" w:author="Barrett, Hannah" w:date="2023-11-19T13:04:00Z">
         <w:r>
           <w:rPr>
             <w:rFonts w:ascii="Times New Roman" w:hAnsi="Times New Roman" w:cs="Times New Roman"/>
@@ -7568,7 +6180,7 @@
         </w:rPr>
         <w:t xml:space="preserve">Vertical and diel variation in temperature and </w:t>
       </w:r>
-      <w:commentRangeStart w:id="85"/>
+      <w:commentRangeStart w:id="7"/>
       <w:r>
         <w:rPr>
           <w:rFonts w:ascii="Times New Roman" w:hAnsi="Times New Roman" w:cs="Times New Roman"/>
@@ -7578,12 +6190,12 @@
         </w:rPr>
         <w:t>DO</w:t>
       </w:r>
-      <w:commentRangeEnd w:id="85"/>
+      <w:commentRangeEnd w:id="7"/>
       <w:r>
         <w:rPr>
           <w:rStyle w:val="CommentReference"/>
         </w:rPr>
-        <w:commentReference w:id="85"/>
+        <w:commentReference w:id="7"/>
       </w:r>
     </w:p>
     <w:p>
@@ -7966,25 +6578,7 @@
           <w:sz w:val="24"/>
           <w:szCs w:val="24"/>
         </w:rPr>
-        <w:t xml:space="preserve">In Norwood alcove, the span of DO </w:t>
-      </w:r>
-      <w:proofErr w:type="gramStart"/>
-      <w:r>
-        <w:rPr>
-          <w:rFonts w:ascii="Times New Roman" w:hAnsi="Times New Roman" w:cs="Times New Roman"/>
-          <w:sz w:val="24"/>
-          <w:szCs w:val="24"/>
-        </w:rPr>
-        <w:t>encompassed</w:t>
-      </w:r>
-      <w:proofErr w:type="gramEnd"/>
-      <w:r>
-        <w:rPr>
-          <w:rFonts w:ascii="Times New Roman" w:hAnsi="Times New Roman" w:cs="Times New Roman"/>
-          <w:sz w:val="24"/>
-          <w:szCs w:val="24"/>
-        </w:rPr>
-        <w:t xml:space="preserve"> a much wider range, reaching values as low as 0.79</w:t>
+        <w:t>In Norwood alcove, the span of DO encompassed a much wider range, reaching values as low as 0.79</w:t>
       </w:r>
       <w:r>
         <w:rPr>
@@ -8221,25 +6815,7 @@
           <w:sz w:val="24"/>
           <w:szCs w:val="24"/>
         </w:rPr>
-        <w:t xml:space="preserve"> maximum </w:t>
-      </w:r>
-      <w:proofErr w:type="spellStart"/>
-      <w:r>
-        <w:rPr>
-          <w:rFonts w:ascii="Times New Roman" w:hAnsi="Times New Roman" w:cs="Times New Roman"/>
-          <w:sz w:val="24"/>
-          <w:szCs w:val="24"/>
-        </w:rPr>
-        <w:t>epilimnetic</w:t>
-      </w:r>
-      <w:proofErr w:type="spellEnd"/>
-      <w:r>
-        <w:rPr>
-          <w:rFonts w:ascii="Times New Roman" w:hAnsi="Times New Roman" w:cs="Times New Roman"/>
-          <w:sz w:val="24"/>
-          <w:szCs w:val="24"/>
-        </w:rPr>
-        <w:t xml:space="preserve"> DO ranged between 3.7 – 6.7</w:t>
+        <w:t xml:space="preserve"> maximum epilimnetic DO ranged between 3.7 – 6.7</w:t>
       </w:r>
       <w:r>
         <w:rPr>
@@ -8400,7 +6976,7 @@
         </w:rPr>
         <w:t>morning</w:t>
       </w:r>
-      <w:ins w:id="86" w:author="Barrett, Hannah" w:date="2023-12-15T13:42:00Z">
+      <w:ins w:id="8" w:author="Barrett, Hannah" w:date="2023-12-15T13:42:00Z">
         <w:r>
           <w:rPr>
             <w:rFonts w:ascii="Times New Roman" w:hAnsi="Times New Roman" w:cs="Times New Roman"/>
@@ -8434,7 +7010,7 @@
         </w:rPr>
         <w:t>evening</w:t>
       </w:r>
-      <w:ins w:id="87" w:author="Barrett, Hannah" w:date="2023-12-15T13:42:00Z">
+      <w:ins w:id="9" w:author="Barrett, Hannah" w:date="2023-12-15T13:42:00Z">
         <w:r>
           <w:rPr>
             <w:rFonts w:ascii="Times New Roman" w:hAnsi="Times New Roman" w:cs="Times New Roman"/>
@@ -8460,16 +7036,14 @@
         </w:rPr>
         <w:t>2-hour periods of high and low DO occurred at slightly shifted windows of time (</w:t>
       </w:r>
-      <w:ins w:id="88" w:author="Barrett, Hannah" w:date="2023-12-17T12:40:00Z">
-        <w:r>
-          <w:rPr>
-            <w:rFonts w:ascii="Times New Roman" w:hAnsi="Times New Roman" w:cs="Times New Roman"/>
-            <w:sz w:val="24"/>
-            <w:szCs w:val="24"/>
-          </w:rPr>
-          <w:t>~</w:t>
-        </w:r>
-      </w:ins>
+      <w:r>
+        <w:rPr>
+          <w:rFonts w:ascii="Times New Roman" w:hAnsi="Times New Roman" w:cs="Times New Roman"/>
+          <w:sz w:val="24"/>
+          <w:szCs w:val="24"/>
+        </w:rPr>
+        <w:t>~</w:t>
+      </w:r>
       <w:r>
         <w:rPr>
           <w:rFonts w:ascii="Times New Roman" w:hAnsi="Times New Roman" w:cs="Times New Roman"/>
@@ -8478,16 +7052,14 @@
         </w:rPr>
         <w:t xml:space="preserve">5:00-7:00 &amp; </w:t>
       </w:r>
-      <w:ins w:id="89" w:author="Barrett, Hannah" w:date="2023-12-17T12:40:00Z">
-        <w:r>
-          <w:rPr>
-            <w:rFonts w:ascii="Times New Roman" w:hAnsi="Times New Roman" w:cs="Times New Roman"/>
-            <w:sz w:val="24"/>
-            <w:szCs w:val="24"/>
-          </w:rPr>
-          <w:t>~</w:t>
-        </w:r>
-      </w:ins>
+      <w:r>
+        <w:rPr>
+          <w:rFonts w:ascii="Times New Roman" w:hAnsi="Times New Roman" w:cs="Times New Roman"/>
+          <w:sz w:val="24"/>
+          <w:szCs w:val="24"/>
+        </w:rPr>
+        <w:t>~</w:t>
+      </w:r>
       <w:r>
         <w:rPr>
           <w:rFonts w:ascii="Times New Roman" w:hAnsi="Times New Roman" w:cs="Times New Roman"/>
@@ -8496,16 +7068,14 @@
         </w:rPr>
         <w:t xml:space="preserve">17:00-19:00 for Blue Ruin, </w:t>
       </w:r>
-      <w:ins w:id="90" w:author="Barrett, Hannah" w:date="2023-12-17T12:40:00Z">
-        <w:r>
-          <w:rPr>
-            <w:rFonts w:ascii="Times New Roman" w:hAnsi="Times New Roman" w:cs="Times New Roman"/>
-            <w:sz w:val="24"/>
-            <w:szCs w:val="24"/>
-          </w:rPr>
-          <w:t>~</w:t>
-        </w:r>
-      </w:ins>
+      <w:r>
+        <w:rPr>
+          <w:rFonts w:ascii="Times New Roman" w:hAnsi="Times New Roman" w:cs="Times New Roman"/>
+          <w:sz w:val="24"/>
+          <w:szCs w:val="24"/>
+        </w:rPr>
+        <w:t>~</w:t>
+      </w:r>
       <w:r>
         <w:rPr>
           <w:rFonts w:ascii="Times New Roman" w:hAnsi="Times New Roman" w:cs="Times New Roman"/>
@@ -8514,16 +7084,14 @@
         </w:rPr>
         <w:t xml:space="preserve">6:00-8:00 &amp; </w:t>
       </w:r>
-      <w:ins w:id="91" w:author="Barrett, Hannah" w:date="2023-12-17T12:40:00Z">
-        <w:r>
-          <w:rPr>
-            <w:rFonts w:ascii="Times New Roman" w:hAnsi="Times New Roman" w:cs="Times New Roman"/>
-            <w:sz w:val="24"/>
-            <w:szCs w:val="24"/>
-          </w:rPr>
-          <w:t>~</w:t>
-        </w:r>
-      </w:ins>
+      <w:r>
+        <w:rPr>
+          <w:rFonts w:ascii="Times New Roman" w:hAnsi="Times New Roman" w:cs="Times New Roman"/>
+          <w:sz w:val="24"/>
+          <w:szCs w:val="24"/>
+        </w:rPr>
+        <w:t>~</w:t>
+      </w:r>
       <w:r>
         <w:rPr>
           <w:rFonts w:ascii="Times New Roman" w:hAnsi="Times New Roman" w:cs="Times New Roman"/>
@@ -8717,16 +7285,7 @@
           <w:sz w:val="24"/>
           <w:szCs w:val="24"/>
         </w:rPr>
-        <w:t>(</w:t>
-      </w:r>
-      <w:proofErr w:type="spellStart"/>
-      <w:r>
-        <w:rPr>
-          <w:rFonts w:ascii="Times New Roman" w:hAnsi="Times New Roman" w:cs="Times New Roman"/>
-          <w:sz w:val="24"/>
-          <w:szCs w:val="24"/>
-        </w:rPr>
-        <w:t>DO</w:t>
+        <w:t>(DO</w:t>
       </w:r>
       <w:r>
         <w:rPr>
@@ -8737,7 +7296,6 @@
         </w:rPr>
         <w:t>max</w:t>
       </w:r>
-      <w:proofErr w:type="spellEnd"/>
       <w:r>
         <w:rPr>
           <w:rFonts w:ascii="Times New Roman" w:hAnsi="Times New Roman" w:cs="Times New Roman"/>
@@ -8832,16 +7390,7 @@
           <w:sz w:val="24"/>
           <w:szCs w:val="24"/>
         </w:rPr>
-        <w:t>(</w:t>
-      </w:r>
-      <w:proofErr w:type="spellStart"/>
-      <w:r>
-        <w:rPr>
-          <w:rFonts w:ascii="Times New Roman" w:hAnsi="Times New Roman" w:cs="Times New Roman"/>
-          <w:sz w:val="24"/>
-          <w:szCs w:val="24"/>
-        </w:rPr>
-        <w:t>T</w:t>
+        <w:t>(T</w:t>
       </w:r>
       <w:r>
         <w:rPr>
@@ -8852,7 +7401,6 @@
         </w:rPr>
         <w:t>min</w:t>
       </w:r>
-      <w:proofErr w:type="spellEnd"/>
       <w:r>
         <w:rPr>
           <w:rFonts w:ascii="Times New Roman" w:hAnsi="Times New Roman" w:cs="Times New Roman"/>
@@ -8907,16 +7455,7 @@
           <w:sz w:val="24"/>
           <w:szCs w:val="24"/>
         </w:rPr>
-        <w:t xml:space="preserve"> fish that considered both temperature and oxygen (</w:t>
-      </w:r>
-      <w:proofErr w:type="spellStart"/>
-      <w:r>
-        <w:rPr>
-          <w:rFonts w:ascii="Times New Roman" w:hAnsi="Times New Roman" w:cs="Times New Roman"/>
-          <w:sz w:val="24"/>
-          <w:szCs w:val="24"/>
-        </w:rPr>
-        <w:t>TDO</w:t>
+        <w:t xml:space="preserve"> fish that considered both temperature and oxygen (TDO</w:t>
       </w:r>
       <w:r>
         <w:rPr>
@@ -8927,7 +7466,6 @@
         </w:rPr>
         <w:t>opt</w:t>
       </w:r>
-      <w:proofErr w:type="spellEnd"/>
       <w:r>
         <w:rPr>
           <w:rFonts w:ascii="Times New Roman" w:hAnsi="Times New Roman" w:cs="Times New Roman"/>
@@ -8952,16 +7490,14 @@
         </w:rPr>
         <w:t xml:space="preserve"> diel vertical movements; shifting towards the surface during the late night and early morning when DO at depth became limiting</w:t>
       </w:r>
-      <w:ins w:id="92" w:author="Barrett, Hannah" w:date="2023-12-15T13:44:00Z">
-        <w:r>
-          <w:rPr>
-            <w:rFonts w:ascii="Times New Roman" w:hAnsi="Times New Roman" w:cs="Times New Roman"/>
-            <w:sz w:val="24"/>
-            <w:szCs w:val="24"/>
-          </w:rPr>
-          <w:t>,</w:t>
-        </w:r>
-      </w:ins>
+      <w:r>
+        <w:rPr>
+          <w:rFonts w:ascii="Times New Roman" w:hAnsi="Times New Roman" w:cs="Times New Roman"/>
+          <w:sz w:val="24"/>
+          <w:szCs w:val="24"/>
+        </w:rPr>
+        <w:t>,</w:t>
+      </w:r>
       <w:r>
         <w:rPr>
           <w:rFonts w:ascii="Times New Roman" w:hAnsi="Times New Roman" w:cs="Times New Roman"/>
@@ -9033,7 +7569,7 @@
         </w:rPr>
         <w:t xml:space="preserve">Cutthroat </w:t>
       </w:r>
-      <w:commentRangeStart w:id="93"/>
+      <w:commentRangeStart w:id="10"/>
       <w:r>
         <w:rPr>
           <w:rFonts w:ascii="Times New Roman" w:hAnsi="Times New Roman" w:cs="Times New Roman"/>
@@ -9042,12 +7578,12 @@
         </w:rPr>
         <w:t xml:space="preserve">trout monitored </w:t>
       </w:r>
-      <w:commentRangeEnd w:id="93"/>
+      <w:commentRangeEnd w:id="10"/>
       <w:r>
         <w:rPr>
           <w:rStyle w:val="CommentReference"/>
         </w:rPr>
-        <w:commentReference w:id="93"/>
+        <w:commentReference w:id="10"/>
       </w:r>
       <w:r>
         <w:rPr>
@@ -9139,7 +7675,7 @@
         </w:rPr>
         <w:t xml:space="preserve"> (Figure </w:t>
       </w:r>
-      <w:commentRangeStart w:id="94"/>
+      <w:commentRangeStart w:id="11"/>
       <w:r>
         <w:rPr>
           <w:rFonts w:ascii="Times New Roman" w:hAnsi="Times New Roman" w:cs="Times New Roman"/>
@@ -9148,12 +7684,12 @@
         </w:rPr>
         <w:t>4b</w:t>
       </w:r>
-      <w:commentRangeEnd w:id="94"/>
+      <w:commentRangeEnd w:id="11"/>
       <w:r>
         <w:rPr>
           <w:rStyle w:val="CommentReference"/>
         </w:rPr>
-        <w:commentReference w:id="94"/>
+        <w:commentReference w:id="11"/>
       </w:r>
       <w:r>
         <w:rPr>
@@ -9171,16 +7707,14 @@
         </w:rPr>
         <w:t xml:space="preserve"> </w:t>
       </w:r>
-      <w:ins w:id="95" w:author="Barrett, Hannah" w:date="2023-12-17T12:42:00Z">
-        <w:r>
-          <w:rPr>
-            <w:rFonts w:ascii="Times New Roman" w:hAnsi="Times New Roman" w:cs="Times New Roman"/>
-            <w:sz w:val="24"/>
-            <w:szCs w:val="24"/>
-          </w:rPr>
-          <w:t xml:space="preserve">All individuals expressed DVM, shifting their depths by at least 0.2m and up to 1.3m between day and night. </w:t>
-        </w:r>
-      </w:ins>
+      <w:r>
+        <w:rPr>
+          <w:rFonts w:ascii="Times New Roman" w:hAnsi="Times New Roman" w:cs="Times New Roman"/>
+          <w:sz w:val="24"/>
+          <w:szCs w:val="24"/>
+        </w:rPr>
+        <w:t xml:space="preserve">All individuals expressed DVM, shifting their depths by at least 0.2m and up to 1.3m between day and night. </w:t>
+      </w:r>
       <w:r>
         <w:rPr>
           <w:rFonts w:ascii="Times New Roman" w:hAnsi="Times New Roman" w:cs="Times New Roman"/>
@@ -9261,26 +7795,14 @@
         </w:rPr>
         <w:t xml:space="preserve"> Fish shifted deeper in the water column </w:t>
       </w:r>
-      <w:del w:id="96" w:author="Barrett, Hannah" w:date="2023-12-17T12:42:00Z">
-        <w:r>
-          <w:rPr>
-            <w:rFonts w:ascii="Times New Roman" w:hAnsi="Times New Roman" w:cs="Times New Roman"/>
-            <w:sz w:val="24"/>
-            <w:szCs w:val="24"/>
-          </w:rPr>
-          <w:delText>at dawn</w:delText>
-        </w:r>
-      </w:del>
-      <w:ins w:id="97" w:author="Barrett, Hannah" w:date="2023-12-17T12:42:00Z">
-        <w:r>
-          <w:rPr>
-            <w:rFonts w:ascii="Times New Roman" w:hAnsi="Times New Roman" w:cs="Times New Roman"/>
-            <w:sz w:val="24"/>
-            <w:szCs w:val="24"/>
-          </w:rPr>
-          <w:t>during the morning</w:t>
-        </w:r>
-      </w:ins>
+      <w:r>
+        <w:rPr>
+          <w:rFonts w:ascii="Times New Roman" w:hAnsi="Times New Roman" w:cs="Times New Roman"/>
+          <w:sz w:val="24"/>
+          <w:szCs w:val="24"/>
+        </w:rPr>
+        <w:t>during the morning</w:t>
+      </w:r>
       <w:r>
         <w:rPr>
           <w:rFonts w:ascii="Times New Roman" w:hAnsi="Times New Roman" w:cs="Times New Roman"/>
@@ -9375,16 +7897,7 @@
           <w:sz w:val="24"/>
           <w:szCs w:val="24"/>
         </w:rPr>
-        <w:t xml:space="preserve"> selected by </w:t>
-      </w:r>
-      <w:proofErr w:type="spellStart"/>
-      <w:r>
-        <w:rPr>
-          <w:rFonts w:ascii="Times New Roman" w:hAnsi="Times New Roman" w:cs="Times New Roman"/>
-          <w:sz w:val="24"/>
-          <w:szCs w:val="24"/>
-        </w:rPr>
-        <w:t>TDO</w:t>
+        <w:t xml:space="preserve"> selected by TDO</w:t>
       </w:r>
       <w:r>
         <w:rPr>
@@ -9393,9 +7906,16 @@
           <w:szCs w:val="24"/>
           <w:vertAlign w:val="subscript"/>
         </w:rPr>
-        <w:t>opt</w:t>
-      </w:r>
-      <w:proofErr w:type="spellEnd"/>
+        <w:t xml:space="preserve">opt </w:t>
+      </w:r>
+      <w:r>
+        <w:rPr>
+          <w:rFonts w:ascii="Times New Roman" w:hAnsi="Times New Roman" w:cs="Times New Roman"/>
+          <w:sz w:val="24"/>
+          <w:szCs w:val="24"/>
+        </w:rPr>
+        <w:t>and T</w:t>
+      </w:r>
       <w:r>
         <w:rPr>
           <w:rFonts w:ascii="Times New Roman" w:hAnsi="Times New Roman" w:cs="Times New Roman"/>
@@ -9403,35 +7923,8 @@
           <w:szCs w:val="24"/>
           <w:vertAlign w:val="subscript"/>
         </w:rPr>
-        <w:t xml:space="preserve"> </w:t>
-      </w:r>
-      <w:r>
-        <w:rPr>
-          <w:rFonts w:ascii="Times New Roman" w:hAnsi="Times New Roman" w:cs="Times New Roman"/>
-          <w:sz w:val="24"/>
-          <w:szCs w:val="24"/>
-        </w:rPr>
-        <w:t xml:space="preserve">and </w:t>
-      </w:r>
-      <w:proofErr w:type="spellStart"/>
-      <w:r>
-        <w:rPr>
-          <w:rFonts w:ascii="Times New Roman" w:hAnsi="Times New Roman" w:cs="Times New Roman"/>
-          <w:sz w:val="24"/>
-          <w:szCs w:val="24"/>
-        </w:rPr>
-        <w:t>T</w:t>
-      </w:r>
-      <w:r>
-        <w:rPr>
-          <w:rFonts w:ascii="Times New Roman" w:hAnsi="Times New Roman" w:cs="Times New Roman"/>
-          <w:sz w:val="24"/>
-          <w:szCs w:val="24"/>
-          <w:vertAlign w:val="subscript"/>
-        </w:rPr>
         <w:t>min</w:t>
       </w:r>
-      <w:proofErr w:type="spellEnd"/>
       <w:r>
         <w:rPr>
           <w:rFonts w:ascii="Times New Roman" w:hAnsi="Times New Roman" w:cs="Times New Roman"/>
@@ -9694,7 +8187,7 @@
         </w:rPr>
         <w:t xml:space="preserve">There was high </w:t>
       </w:r>
-      <w:commentRangeStart w:id="98"/>
+      <w:commentRangeStart w:id="12"/>
       <w:r>
         <w:rPr>
           <w:rFonts w:ascii="Times New Roman" w:hAnsi="Times New Roman" w:cs="Times New Roman"/>
@@ -9703,12 +8196,12 @@
         </w:rPr>
         <w:t xml:space="preserve">correlation between the temperature and DO covariates (≥ 0.8), however this level of correlation was </w:t>
       </w:r>
-      <w:commentRangeEnd w:id="98"/>
+      <w:commentRangeEnd w:id="12"/>
       <w:r>
         <w:rPr>
           <w:rStyle w:val="CommentReference"/>
         </w:rPr>
-        <w:commentReference w:id="98"/>
+        <w:commentReference w:id="12"/>
       </w:r>
       <w:r>
         <w:rPr>
@@ -9740,18 +8233,18 @@
         <w:spacing w:line="480" w:lineRule="auto"/>
         <w:ind w:firstLine="720"/>
       </w:pPr>
-      <w:commentRangeStart w:id="99"/>
+      <w:commentRangeStart w:id="13"/>
       <w:r>
         <w:t xml:space="preserve">Fish </w:t>
       </w:r>
-      <w:commentRangeEnd w:id="99"/>
+      <w:commentRangeEnd w:id="13"/>
       <w:r>
         <w:rPr>
           <w:rStyle w:val="CommentReference"/>
           <w:rFonts w:asciiTheme="minorHAnsi" w:hAnsiTheme="minorHAnsi" w:cstheme="minorBidi"/>
           <w:color w:val="auto"/>
         </w:rPr>
-        <w:commentReference w:id="99"/>
+        <w:commentReference w:id="13"/>
       </w:r>
       <w:r>
         <w:t>have been shown to track favorable temperatures across space as habitat mosaics shift at timescales of days, months, and years</w:t>
@@ -9759,17 +8252,17 @@
       <w:r>
         <w:t xml:space="preserve"> (</w:t>
       </w:r>
-      <w:ins w:id="100" w:author="Barrett, Hannah" w:date="2023-12-17T12:54:00Z">
+      <w:ins w:id="14" w:author="Barrett, Hannah" w:date="2023-12-17T12:54:00Z">
         <w:r>
           <w:t>Armstrong and Schindler 2013,</w:t>
         </w:r>
       </w:ins>
-      <w:ins w:id="101" w:author="Barrett, Hannah" w:date="2023-12-17T12:55:00Z">
+      <w:ins w:id="15" w:author="Barrett, Hannah" w:date="2023-12-17T12:55:00Z">
         <w:r>
           <w:t xml:space="preserve"> Frechette et al. 2018,</w:t>
         </w:r>
       </w:ins>
-      <w:ins w:id="102" w:author="Barrett, Hannah" w:date="2023-12-17T12:59:00Z">
+      <w:ins w:id="16" w:author="Barrett, Hannah" w:date="2023-12-17T12:59:00Z">
         <w:r>
           <w:t xml:space="preserve"> Ivanova et al. 2021</w:t>
         </w:r>
@@ -9786,60 +8279,52 @@
       <w:r>
         <w:t xml:space="preserve"> is known about how fish respond to </w:t>
       </w:r>
-      <w:commentRangeStart w:id="103"/>
+      <w:commentRangeStart w:id="17"/>
       <w:r>
         <w:t>spatiotemporal heterogeneity in temperature and oxygen</w:t>
       </w:r>
-      <w:commentRangeEnd w:id="103"/>
+      <w:commentRangeEnd w:id="17"/>
       <w:r>
         <w:rPr>
           <w:rStyle w:val="CommentReference"/>
           <w:rFonts w:asciiTheme="minorHAnsi" w:hAnsiTheme="minorHAnsi" w:cstheme="minorBidi"/>
           <w:color w:val="auto"/>
         </w:rPr>
-        <w:commentReference w:id="103"/>
+        <w:commentReference w:id="17"/>
       </w:r>
       <w:r>
         <w:t xml:space="preserve"> (but </w:t>
       </w:r>
-      <w:commentRangeStart w:id="104"/>
+      <w:commentRangeStart w:id="18"/>
       <w:r>
         <w:t xml:space="preserve">see </w:t>
       </w:r>
-      <w:ins w:id="105" w:author="Barrett, Hannah" w:date="2023-12-13T15:15:00Z">
+      <w:ins w:id="19" w:author="Barrett, Hannah" w:date="2023-12-13T15:15:00Z">
         <w:r>
           <w:t xml:space="preserve">Prince and </w:t>
         </w:r>
       </w:ins>
-      <w:ins w:id="106" w:author="Barrett, Hannah" w:date="2023-12-13T15:16:00Z">
+      <w:ins w:id="20" w:author="Barrett, Hannah" w:date="2023-12-13T15:16:00Z">
         <w:r>
           <w:t>Goodyear 2006</w:t>
         </w:r>
       </w:ins>
-      <w:ins w:id="107" w:author="Barrett, Hannah" w:date="2023-12-13T15:33:00Z">
+      <w:ins w:id="21" w:author="Barrett, Hannah" w:date="2023-12-13T15:33:00Z">
         <w:r>
           <w:t xml:space="preserve">, </w:t>
         </w:r>
       </w:ins>
-      <w:ins w:id="108" w:author="Barrett, Hannah" w:date="2023-12-13T15:42:00Z">
-        <w:r>
-          <w:t xml:space="preserve">Bertrand et al. 2011, </w:t>
-        </w:r>
-        <w:proofErr w:type="spellStart"/>
-        <w:r>
-          <w:t>Stramma</w:t>
-        </w:r>
-        <w:proofErr w:type="spellEnd"/>
-        <w:r>
-          <w:t xml:space="preserve"> et al. 2012</w:t>
-        </w:r>
-      </w:ins>
-      <w:ins w:id="109" w:author="Barrett, Hannah" w:date="2023-12-14T15:11:00Z">
+      <w:ins w:id="22" w:author="Barrett, Hannah" w:date="2023-12-13T15:42:00Z">
+        <w:r>
+          <w:t>Bertrand et al. 2011, Stramma et al. 2012</w:t>
+        </w:r>
+      </w:ins>
+      <w:ins w:id="23" w:author="Barrett, Hannah" w:date="2023-12-14T15:11:00Z">
         <w:r>
           <w:t xml:space="preserve">, </w:t>
         </w:r>
       </w:ins>
-      <w:ins w:id="110" w:author="Barrett, Hannah" w:date="2023-12-13T15:48:00Z">
+      <w:ins w:id="24" w:author="Barrett, Hannah" w:date="2023-12-13T15:48:00Z">
         <w:r>
           <w:t>Logan et al. 2023</w:t>
         </w:r>
@@ -9850,14 +8335,14 @@
       <w:r>
         <w:t xml:space="preserve">, </w:t>
       </w:r>
-      <w:commentRangeEnd w:id="104"/>
+      <w:commentRangeEnd w:id="18"/>
       <w:r>
         <w:rPr>
           <w:rStyle w:val="CommentReference"/>
           <w:rFonts w:asciiTheme="minorHAnsi" w:hAnsiTheme="minorHAnsi" w:cstheme="minorBidi"/>
           <w:color w:val="auto"/>
         </w:rPr>
-        <w:commentReference w:id="104"/>
+        <w:commentReference w:id="18"/>
       </w:r>
       <w:r>
         <w:t>two of the most important variables affected by climate change</w:t>
@@ -9865,22 +8350,20 @@
       <w:r>
         <w:t xml:space="preserve"> (</w:t>
       </w:r>
-      <w:proofErr w:type="spellStart"/>
-      <w:ins w:id="111" w:author="Barrett, Hannah" w:date="2023-12-13T15:45:00Z">
+      <w:ins w:id="25" w:author="Barrett, Hannah" w:date="2023-12-13T15:45:00Z">
         <w:r>
           <w:t>Pörtner</w:t>
         </w:r>
-        <w:proofErr w:type="spellEnd"/>
         <w:r>
           <w:t xml:space="preserve"> 2001, </w:t>
         </w:r>
       </w:ins>
-      <w:ins w:id="112" w:author="Barrett, Hannah" w:date="2023-12-13T15:43:00Z">
+      <w:ins w:id="26" w:author="Barrett, Hannah" w:date="2023-12-13T15:43:00Z">
         <w:r>
           <w:t xml:space="preserve">Rajesh and </w:t>
         </w:r>
       </w:ins>
-      <w:ins w:id="113" w:author="Barrett, Hannah" w:date="2023-12-13T15:44:00Z">
+      <w:ins w:id="27" w:author="Barrett, Hannah" w:date="2023-12-13T15:44:00Z">
         <w:r>
           <w:t>Rehana 2022</w:t>
         </w:r>
@@ -9921,7 +8404,7 @@
       <w:r>
         <w:t xml:space="preserve"> Thus</w:t>
       </w:r>
-      <w:ins w:id="114" w:author="Jonny Armstrong" w:date="2023-12-27T11:26:00Z">
+      <w:ins w:id="28" w:author="Jonny Armstrong" w:date="2023-12-27T11:26:00Z">
         <w:r>
           <w:t>,</w:t>
         </w:r>
@@ -9971,17 +8454,9 @@
         <w:t xml:space="preserve">shallower during the day and deeper at night. Statistical modeling confirmed that fish in these thermal refuges were avoiding cooler temperatures at night, when hypoxia was most severe, </w:t>
       </w:r>
       <w:r>
-        <w:t xml:space="preserve">but were selecting cooler temperatures during the day, when DO was higher. Thus, diel variation, and adaptive fish behavior that exploits </w:t>
-      </w:r>
-      <w:proofErr w:type="spellStart"/>
-      <w:r>
-        <w:t>spatio</w:t>
-      </w:r>
-      <w:proofErr w:type="spellEnd"/>
-      <w:r>
-        <w:t>-temporal heterogeneity, likely soften</w:t>
-      </w:r>
-      <w:del w:id="115" w:author="Jonny Armstrong" w:date="2023-12-27T11:50:00Z">
+        <w:t>but were selecting cooler temperatures during the day, when DO was higher. Thus, diel variation, and adaptive fish behavior that exploits spatio-temporal heterogeneity, likely soften</w:t>
+      </w:r>
+      <w:del w:id="29" w:author="Jonny Armstrong" w:date="2023-12-27T11:50:00Z">
         <w:r>
           <w:delText>s</w:delText>
         </w:r>
@@ -10002,89 +8477,89 @@
         <w:spacing w:line="480" w:lineRule="auto"/>
         <w:ind w:firstLine="720"/>
         <w:rPr>
-          <w:del w:id="116" w:author="Jonny Armstrong" w:date="2023-12-27T12:02:00Z"/>
-        </w:rPr>
-      </w:pPr>
-      <w:del w:id="117" w:author="Jonny Armstrong" w:date="2023-12-27T12:02:00Z">
+          <w:del w:id="30" w:author="Jonny Armstrong" w:date="2023-12-27T12:02:00Z"/>
+        </w:rPr>
+      </w:pPr>
+      <w:del w:id="31" w:author="Jonny Armstrong" w:date="2023-12-27T12:02:00Z">
         <w:r>
           <w:delText>P</w:delText>
         </w:r>
-        <w:commentRangeStart w:id="118"/>
+        <w:commentRangeStart w:id="32"/>
         <w:r>
           <w:delText>attern</w:delText>
         </w:r>
-        <w:commentRangeEnd w:id="118"/>
+        <w:commentRangeEnd w:id="32"/>
         <w:r>
           <w:rPr>
             <w:rStyle w:val="CommentReference"/>
             <w:rFonts w:asciiTheme="minorHAnsi" w:hAnsiTheme="minorHAnsi" w:cstheme="minorBidi"/>
             <w:color w:val="auto"/>
           </w:rPr>
-          <w:commentReference w:id="118"/>
+          <w:commentReference w:id="32"/>
         </w:r>
         <w:r>
           <w:delText xml:space="preserve">s of temperature and DO varied both </w:delText>
         </w:r>
       </w:del>
-      <w:del w:id="119" w:author="Jonny Armstrong" w:date="2023-12-27T11:28:00Z">
+      <w:del w:id="33" w:author="Jonny Armstrong" w:date="2023-12-27T11:28:00Z">
         <w:r>
           <w:delText xml:space="preserve">between and </w:delText>
         </w:r>
       </w:del>
-      <w:del w:id="120" w:author="Jonny Armstrong" w:date="2023-12-27T12:02:00Z">
+      <w:del w:id="34" w:author="Jonny Armstrong" w:date="2023-12-27T12:02:00Z">
         <w:r>
           <w:delText xml:space="preserve">within cold-water alcoves. </w:delText>
         </w:r>
       </w:del>
-      <w:del w:id="121" w:author="Jonny Armstrong" w:date="2023-12-27T11:54:00Z">
+      <w:del w:id="35" w:author="Jonny Armstrong" w:date="2023-12-27T11:54:00Z">
         <w:r>
           <w:delText xml:space="preserve">At night, these habitats often exhibited a narrow range of preferred cool </w:delText>
         </w:r>
-        <w:commentRangeStart w:id="122"/>
+        <w:commentRangeStart w:id="36"/>
         <w:r>
           <w:delText xml:space="preserve">temperatures that were also adequately oxygenated, creating a more pronounced trade-off for fish. However, </w:delText>
         </w:r>
       </w:del>
-      <w:del w:id="123" w:author="Jonny Armstrong" w:date="2023-12-27T12:02:00Z">
+      <w:del w:id="37" w:author="Jonny Armstrong" w:date="2023-12-27T12:02:00Z">
         <w:r>
           <w:delText xml:space="preserve">there was variation in </w:delText>
         </w:r>
       </w:del>
-      <w:del w:id="124" w:author="Jonny Armstrong" w:date="2023-12-27T11:55:00Z">
+      <w:del w:id="38" w:author="Jonny Armstrong" w:date="2023-12-27T11:55:00Z">
         <w:r>
           <w:delText>the</w:delText>
         </w:r>
       </w:del>
-      <w:del w:id="125" w:author="Jonny Armstrong" w:date="2023-12-27T12:02:00Z">
+      <w:del w:id="39" w:author="Jonny Armstrong" w:date="2023-12-27T12:02:00Z">
         <w:r>
           <w:delText xml:space="preserve"> </w:delText>
         </w:r>
       </w:del>
-      <w:del w:id="126" w:author="Jonny Armstrong" w:date="2023-12-27T11:54:00Z">
+      <w:del w:id="40" w:author="Jonny Armstrong" w:date="2023-12-27T11:54:00Z">
         <w:r>
           <w:delText>minimum oxygen recorded across habitats</w:delText>
         </w:r>
       </w:del>
-      <w:del w:id="127" w:author="Jonny Armstrong" w:date="2023-12-27T12:02:00Z">
+      <w:del w:id="41" w:author="Jonny Armstrong" w:date="2023-12-27T12:02:00Z">
         <w:r>
           <w:delText xml:space="preserve">. </w:delText>
         </w:r>
-        <w:commentRangeStart w:id="128"/>
+        <w:commentRangeStart w:id="42"/>
         <w:r>
           <w:delText xml:space="preserve">For example, all alcoves had </w:delText>
         </w:r>
-        <w:commentRangeStart w:id="129"/>
+        <w:commentRangeStart w:id="43"/>
         <w:r>
           <w:delText>hyporheic</w:delText>
         </w:r>
-        <w:commentRangeEnd w:id="129"/>
+        <w:commentRangeEnd w:id="43"/>
         <w:r>
           <w:rPr>
             <w:rStyle w:val="CommentReference"/>
             <w:rFonts w:asciiTheme="minorHAnsi" w:hAnsiTheme="minorHAnsi" w:cstheme="minorBidi"/>
             <w:color w:val="auto"/>
           </w:rPr>
-          <w:commentReference w:id="129"/>
+          <w:commentReference w:id="43"/>
         </w:r>
         <w:r>
           <w:delText xml:space="preserve"> DO &lt;1</w:delText>
@@ -10140,26 +8615,26 @@
         <w:r>
           <w:delText xml:space="preserve"> across sites. This can be a meaningful difference for fish, when preferred cooler temperatures may co-occur with either adequate </w:delText>
         </w:r>
-        <w:commentRangeEnd w:id="128"/>
+        <w:commentRangeEnd w:id="42"/>
         <w:r>
           <w:rPr>
             <w:rStyle w:val="CommentReference"/>
             <w:rFonts w:asciiTheme="minorHAnsi" w:hAnsiTheme="minorHAnsi" w:cstheme="minorBidi"/>
             <w:color w:val="auto"/>
           </w:rPr>
-          <w:commentReference w:id="128"/>
+          <w:commentReference w:id="42"/>
         </w:r>
         <w:r>
           <w:delText xml:space="preserve">or severely hypoxic conditions. </w:delText>
         </w:r>
-        <w:commentRangeEnd w:id="122"/>
+        <w:commentRangeEnd w:id="36"/>
         <w:r>
           <w:rPr>
             <w:rStyle w:val="CommentReference"/>
             <w:rFonts w:asciiTheme="minorHAnsi" w:hAnsiTheme="minorHAnsi" w:cstheme="minorBidi"/>
             <w:color w:val="auto"/>
           </w:rPr>
-          <w:commentReference w:id="122"/>
+          <w:commentReference w:id="36"/>
         </w:r>
         <w:r>
           <w:delText xml:space="preserve"> </w:delText>
@@ -10180,21 +8655,21 @@
           <w:delText xml:space="preserve"> (</w:delText>
         </w:r>
       </w:del>
-      <w:ins w:id="130" w:author="Barrett, Hannah" w:date="2023-12-17T13:14:00Z">
-        <w:del w:id="131" w:author="Jonny Armstrong" w:date="2023-12-27T12:02:00Z">
+      <w:ins w:id="44" w:author="Barrett, Hannah" w:date="2023-12-17T13:14:00Z">
+        <w:del w:id="45" w:author="Jonny Armstrong" w:date="2023-12-27T12:02:00Z">
           <w:r>
             <w:delText xml:space="preserve">Isaak and </w:delText>
           </w:r>
         </w:del>
       </w:ins>
-      <w:ins w:id="132" w:author="Barrett, Hannah" w:date="2023-12-17T13:15:00Z">
-        <w:del w:id="133" w:author="Jonny Armstrong" w:date="2023-12-27T12:02:00Z">
+      <w:ins w:id="46" w:author="Barrett, Hannah" w:date="2023-12-17T13:15:00Z">
+        <w:del w:id="47" w:author="Jonny Armstrong" w:date="2023-12-27T12:02:00Z">
           <w:r>
             <w:delText>Hubert 2001</w:delText>
           </w:r>
         </w:del>
       </w:ins>
-      <w:del w:id="134" w:author="Jonny Armstrong" w:date="2023-12-27T12:02:00Z">
+      <w:del w:id="48" w:author="Jonny Armstrong" w:date="2023-12-27T12:02:00Z">
         <w:r>
           <w:delText>)</w:delText>
         </w:r>
@@ -10205,14 +8680,14 @@
           <w:delText xml:space="preserve"> (</w:delText>
         </w:r>
       </w:del>
-      <w:ins w:id="135" w:author="Barrett, Hannah" w:date="2023-12-17T13:23:00Z">
-        <w:del w:id="136" w:author="Jonny Armstrong" w:date="2023-12-27T12:02:00Z">
+      <w:ins w:id="49" w:author="Barrett, Hannah" w:date="2023-12-17T13:23:00Z">
+        <w:del w:id="50" w:author="Jonny Armstrong" w:date="2023-12-27T12:02:00Z">
           <w:r>
             <w:delText>Beschta 1997</w:delText>
           </w:r>
         </w:del>
       </w:ins>
-      <w:del w:id="137" w:author="Jonny Armstrong" w:date="2023-12-27T12:02:00Z">
+      <w:del w:id="51" w:author="Jonny Armstrong" w:date="2023-12-27T12:02:00Z">
         <w:r>
           <w:delText>)</w:delText>
         </w:r>
@@ -10295,14 +8770,14 @@
           <w:delText xml:space="preserve"> </w:delText>
         </w:r>
       </w:del>
-      <w:ins w:id="138" w:author="Barrett, Hannah" w:date="2023-12-15T13:46:00Z">
-        <w:del w:id="139" w:author="Jonny Armstrong" w:date="2023-12-27T12:02:00Z">
+      <w:ins w:id="52" w:author="Barrett, Hannah" w:date="2023-12-15T13:46:00Z">
+        <w:del w:id="53" w:author="Jonny Armstrong" w:date="2023-12-27T12:02:00Z">
           <w:r>
             <w:delText>(</w:delText>
           </w:r>
         </w:del>
       </w:ins>
-      <w:del w:id="140" w:author="Jonny Armstrong" w:date="2023-12-27T12:02:00Z">
+      <w:del w:id="54" w:author="Jonny Armstrong" w:date="2023-12-27T12:02:00Z">
         <w:r>
           <w:delText xml:space="preserve">until fall turnover </w:delText>
         </w:r>
@@ -10310,14 +8785,14 @@
           <w:delText>occurs</w:delText>
         </w:r>
       </w:del>
-      <w:ins w:id="141" w:author="Barrett, Hannah" w:date="2023-12-15T13:47:00Z">
-        <w:del w:id="142" w:author="Jonny Armstrong" w:date="2023-12-27T12:02:00Z">
+      <w:ins w:id="55" w:author="Barrett, Hannah" w:date="2023-12-15T13:47:00Z">
+        <w:del w:id="56" w:author="Jonny Armstrong" w:date="2023-12-27T12:02:00Z">
           <w:r>
             <w:delText xml:space="preserve">; </w:delText>
           </w:r>
         </w:del>
       </w:ins>
-      <w:del w:id="143" w:author="Jonny Armstrong" w:date="2023-12-27T12:02:00Z">
+      <w:del w:id="57" w:author="Jonny Armstrong" w:date="2023-12-27T12:02:00Z">
         <w:r>
           <w:delText xml:space="preserve"> </w:delText>
         </w:r>
@@ -10331,10 +8806,11 @@
         <w:pStyle w:val="Default"/>
         <w:spacing w:line="480" w:lineRule="auto"/>
         <w:rPr>
-          <w:ins w:id="144" w:author="Jonny Armstrong" w:date="2023-12-27T12:17:00Z"/>
-        </w:rPr>
-      </w:pPr>
-      <w:r>
+          <w:ins w:id="58" w:author="Jonny Armstrong" w:date="2023-12-27T12:17:00Z"/>
+        </w:rPr>
+      </w:pPr>
+      <w:r>
+        <w:lastRenderedPageBreak/>
         <w:t xml:space="preserve"> </w:t>
       </w:r>
       <w:r>
@@ -10343,21 +8819,21 @@
       <w:r>
         <w:tab/>
       </w:r>
-      <w:commentRangeStart w:id="145"/>
+      <w:commentRangeStart w:id="59"/>
       <w:r>
         <w:t xml:space="preserve">Our </w:t>
       </w:r>
       <w:r>
         <w:t xml:space="preserve">simulation </w:t>
       </w:r>
-      <w:commentRangeEnd w:id="145"/>
+      <w:commentRangeEnd w:id="59"/>
       <w:r>
         <w:rPr>
           <w:rStyle w:val="CommentReference"/>
           <w:rFonts w:asciiTheme="minorHAnsi" w:hAnsiTheme="minorHAnsi" w:cstheme="minorBidi"/>
           <w:color w:val="auto"/>
         </w:rPr>
-        <w:commentReference w:id="145"/>
+        <w:commentReference w:id="59"/>
       </w:r>
       <w:r>
         <w:t>of</w:t>
@@ -10365,12 +8841,12 @@
       <w:r>
         <w:t xml:space="preserve"> </w:t>
       </w:r>
-      <w:ins w:id="146" w:author="Jonny Armstrong" w:date="2023-12-27T11:38:00Z">
+      <w:ins w:id="60" w:author="Jonny Armstrong" w:date="2023-12-27T11:38:00Z">
         <w:r>
           <w:t>fish habitat selection</w:t>
         </w:r>
       </w:ins>
-      <w:del w:id="147" w:author="Jonny Armstrong" w:date="2023-12-27T11:38:00Z">
+      <w:del w:id="61" w:author="Jonny Armstrong" w:date="2023-12-27T11:38:00Z">
         <w:r>
           <w:delText>behavioral responses to</w:delText>
         </w:r>
@@ -10378,7 +8854,7 @@
       <w:r>
         <w:t xml:space="preserve"> </w:t>
       </w:r>
-      <w:del w:id="148" w:author="Jonny Armstrong" w:date="2023-12-27T11:37:00Z">
+      <w:del w:id="62" w:author="Jonny Armstrong" w:date="2023-12-27T11:37:00Z">
         <w:r>
           <w:delText xml:space="preserve">shifting </w:delText>
         </w:r>
@@ -10386,7 +8862,7 @@
           <w:delText>habitat</w:delText>
         </w:r>
       </w:del>
-      <w:del w:id="149" w:author="Jonny Armstrong" w:date="2023-12-27T11:39:00Z">
+      <w:del w:id="63" w:author="Jonny Armstrong" w:date="2023-12-27T11:39:00Z">
         <w:r>
           <w:delText xml:space="preserve"> </w:delText>
         </w:r>
@@ -10394,17 +8870,17 @@
           <w:delText xml:space="preserve">conditions </w:delText>
         </w:r>
       </w:del>
-      <w:ins w:id="150" w:author="Jonny Armstrong" w:date="2023-12-27T12:55:00Z">
+      <w:ins w:id="64" w:author="Jonny Armstrong" w:date="2023-12-27T12:55:00Z">
         <w:r>
           <w:t>found that fish held at constant depth if considering</w:t>
         </w:r>
       </w:ins>
-      <w:del w:id="151" w:author="Jonny Armstrong" w:date="2023-12-27T12:55:00Z">
+      <w:del w:id="65" w:author="Jonny Armstrong" w:date="2023-12-27T12:55:00Z">
         <w:r>
           <w:delText xml:space="preserve">produced </w:delText>
         </w:r>
       </w:del>
-      <w:del w:id="152" w:author="Jonny Armstrong" w:date="2023-12-27T12:54:00Z">
+      <w:del w:id="66" w:author="Jonny Armstrong" w:date="2023-12-27T12:54:00Z">
         <w:r>
           <w:delText xml:space="preserve">a </w:delText>
         </w:r>
@@ -10418,12 +8894,12 @@
           <w:delText xml:space="preserve"> when</w:delText>
         </w:r>
       </w:del>
-      <w:del w:id="153" w:author="Jonny Armstrong" w:date="2023-12-27T12:55:00Z">
+      <w:del w:id="67" w:author="Jonny Armstrong" w:date="2023-12-27T12:55:00Z">
         <w:r>
           <w:delText xml:space="preserve"> </w:delText>
         </w:r>
       </w:del>
-      <w:del w:id="154" w:author="Jonny Armstrong" w:date="2023-12-27T11:36:00Z">
+      <w:del w:id="68" w:author="Jonny Armstrong" w:date="2023-12-27T11:36:00Z">
         <w:r>
           <w:delText>both</w:delText>
         </w:r>
@@ -10431,12 +8907,12 @@
       <w:r>
         <w:t xml:space="preserve"> temperature</w:t>
       </w:r>
-      <w:ins w:id="155" w:author="Jonny Armstrong" w:date="2023-12-27T12:55:00Z">
+      <w:ins w:id="69" w:author="Jonny Armstrong" w:date="2023-12-27T12:55:00Z">
         <w:r>
           <w:t xml:space="preserve"> or</w:t>
         </w:r>
       </w:ins>
-      <w:del w:id="156" w:author="Jonny Armstrong" w:date="2023-12-27T12:55:00Z">
+      <w:del w:id="70" w:author="Jonny Armstrong" w:date="2023-12-27T12:55:00Z">
         <w:r>
           <w:delText xml:space="preserve"> and</w:delText>
         </w:r>
@@ -10447,42 +8923,42 @@
       <w:r>
         <w:t>DO</w:t>
       </w:r>
-      <w:ins w:id="157" w:author="Jonny Armstrong" w:date="2023-12-27T12:55:00Z">
+      <w:ins w:id="71" w:author="Jonny Armstrong" w:date="2023-12-27T12:55:00Z">
         <w:r>
           <w:t xml:space="preserve"> in isolation, but switched to diel vertical movement when con</w:t>
         </w:r>
       </w:ins>
-      <w:ins w:id="158" w:author="Jonny Armstrong" w:date="2023-12-27T12:56:00Z">
+      <w:ins w:id="72" w:author="Jonny Armstrong" w:date="2023-12-27T12:56:00Z">
         <w:r>
           <w:t>sidering temperature and DO together</w:t>
         </w:r>
       </w:ins>
-      <w:del w:id="159" w:author="Jonny Armstrong" w:date="2023-12-27T11:39:00Z">
+      <w:del w:id="73" w:author="Jonny Armstrong" w:date="2023-12-27T11:39:00Z">
         <w:r>
           <w:delText xml:space="preserve"> were considered</w:delText>
         </w:r>
       </w:del>
-      <w:ins w:id="160" w:author="Jonny Armstrong" w:date="2023-12-27T12:12:00Z">
+      <w:ins w:id="74" w:author="Jonny Armstrong" w:date="2023-12-27T12:12:00Z">
         <w:r>
           <w:t xml:space="preserve"> (fig. x). </w:t>
         </w:r>
       </w:ins>
-      <w:del w:id="161" w:author="Jonny Armstrong" w:date="2023-12-27T11:40:00Z">
+      <w:del w:id="75" w:author="Jonny Armstrong" w:date="2023-12-27T11:40:00Z">
         <w:r>
           <w:delText>.</w:delText>
         </w:r>
       </w:del>
-      <w:del w:id="162" w:author="Jonny Armstrong" w:date="2023-12-27T12:12:00Z">
+      <w:del w:id="76" w:author="Jonny Armstrong" w:date="2023-12-27T12:12:00Z">
         <w:r>
           <w:delText xml:space="preserve"> </w:delText>
         </w:r>
       </w:del>
-      <w:del w:id="163" w:author="Jonny Armstrong" w:date="2023-12-27T12:13:00Z">
+      <w:del w:id="77" w:author="Jonny Armstrong" w:date="2023-12-27T12:13:00Z">
         <w:r>
           <w:delText>This movement was reflected in our tagged fish,</w:delText>
         </w:r>
       </w:del>
-      <w:ins w:id="164" w:author="Jonny Armstrong" w:date="2023-12-27T12:15:00Z">
+      <w:ins w:id="78" w:author="Jonny Armstrong" w:date="2023-12-27T12:15:00Z">
         <w:r>
           <w:t xml:space="preserve">Tagged fish held </w:t>
         </w:r>
@@ -10490,7 +8966,7 @@
           <w:rPr>
             <w:i/>
             <w:iCs/>
-            <w:rPrChange w:id="165" w:author="Jonny Armstrong" w:date="2023-12-27T12:15:00Z">
+            <w:rPrChange w:id="79" w:author="Jonny Armstrong" w:date="2023-12-27T12:15:00Z">
               <w:rPr/>
             </w:rPrChange>
           </w:rPr>
@@ -10500,22 +8976,22 @@
           <w:t xml:space="preserve"> exhibited analogous DVM</w:t>
         </w:r>
       </w:ins>
-      <w:ins w:id="166" w:author="Jonny Armstrong" w:date="2023-12-27T12:16:00Z">
+      <w:ins w:id="80" w:author="Jonny Armstrong" w:date="2023-12-27T12:16:00Z">
         <w:r>
           <w:t xml:space="preserve"> with</w:t>
         </w:r>
       </w:ins>
-      <w:ins w:id="167" w:author="Jonny Armstrong" w:date="2023-12-27T12:17:00Z">
+      <w:ins w:id="81" w:author="Jonny Armstrong" w:date="2023-12-27T12:17:00Z">
         <w:r>
           <w:t xml:space="preserve"> </w:t>
         </w:r>
       </w:ins>
-      <w:ins w:id="168" w:author="Jonny Armstrong" w:date="2023-12-27T12:16:00Z">
+      <w:ins w:id="82" w:author="Jonny Armstrong" w:date="2023-12-27T12:16:00Z">
         <w:r>
           <w:t xml:space="preserve">similar timing, </w:t>
         </w:r>
       </w:ins>
-      <w:del w:id="169" w:author="Jonny Armstrong" w:date="2023-12-27T12:16:00Z">
+      <w:del w:id="83" w:author="Jonny Armstrong" w:date="2023-12-27T12:16:00Z">
         <w:r>
           <w:delText xml:space="preserve"> </w:delText>
         </w:r>
@@ -10523,12 +8999,12 @@
       <w:r>
         <w:t xml:space="preserve">but </w:t>
       </w:r>
-      <w:del w:id="170" w:author="Jonny Armstrong" w:date="2023-12-27T12:16:00Z">
+      <w:del w:id="84" w:author="Jonny Armstrong" w:date="2023-12-27T12:16:00Z">
         <w:r>
           <w:delText>at a lower</w:delText>
         </w:r>
       </w:del>
-      <w:ins w:id="171" w:author="Jonny Armstrong" w:date="2023-12-27T12:16:00Z">
+      <w:ins w:id="85" w:author="Jonny Armstrong" w:date="2023-12-27T12:16:00Z">
         <w:r>
           <w:t>a smaller</w:t>
         </w:r>
@@ -10536,67 +9012,67 @@
       <w:r>
         <w:t xml:space="preserve"> amplitud</w:t>
       </w:r>
-      <w:ins w:id="172" w:author="Jonny Armstrong" w:date="2023-12-27T12:18:00Z">
+      <w:ins w:id="86" w:author="Jonny Armstrong" w:date="2023-12-27T12:18:00Z">
         <w:r>
           <w:t xml:space="preserve">e than in our simulation. </w:t>
         </w:r>
       </w:ins>
-      <w:ins w:id="173" w:author="Jonny Armstrong" w:date="2023-12-27T12:30:00Z">
+      <w:ins w:id="87" w:author="Jonny Armstrong" w:date="2023-12-27T12:30:00Z">
         <w:r>
           <w:t>We did not expect our simulation</w:t>
         </w:r>
       </w:ins>
-      <w:ins w:id="174" w:author="Jonny Armstrong" w:date="2023-12-27T12:24:00Z">
+      <w:ins w:id="88" w:author="Jonny Armstrong" w:date="2023-12-27T12:24:00Z">
         <w:r>
           <w:t xml:space="preserve"> </w:t>
         </w:r>
       </w:ins>
-      <w:ins w:id="175" w:author="Jonny Armstrong" w:date="2023-12-27T12:26:00Z">
+      <w:ins w:id="89" w:author="Jonny Armstrong" w:date="2023-12-27T12:26:00Z">
         <w:r>
           <w:t xml:space="preserve">to </w:t>
         </w:r>
       </w:ins>
-      <w:ins w:id="176" w:author="Jonny Armstrong" w:date="2023-12-27T12:24:00Z">
+      <w:ins w:id="90" w:author="Jonny Armstrong" w:date="2023-12-27T12:24:00Z">
         <w:r>
           <w:t>accurately predi</w:t>
         </w:r>
       </w:ins>
-      <w:ins w:id="177" w:author="Jonny Armstrong" w:date="2023-12-27T12:26:00Z">
+      <w:ins w:id="91" w:author="Jonny Armstrong" w:date="2023-12-27T12:26:00Z">
         <w:r>
           <w:t>c</w:t>
         </w:r>
       </w:ins>
-      <w:ins w:id="178" w:author="Jonny Armstrong" w:date="2023-12-27T12:24:00Z">
+      <w:ins w:id="92" w:author="Jonny Armstrong" w:date="2023-12-27T12:24:00Z">
         <w:r>
           <w:t>t fish depth</w:t>
         </w:r>
       </w:ins>
-      <w:ins w:id="179" w:author="Jonny Armstrong" w:date="2023-12-27T12:27:00Z">
+      <w:ins w:id="93" w:author="Jonny Armstrong" w:date="2023-12-27T12:27:00Z">
         <w:r>
           <w:t>s in the wild</w:t>
         </w:r>
       </w:ins>
-      <w:ins w:id="180" w:author="Jonny Armstrong" w:date="2023-12-27T12:30:00Z">
+      <w:ins w:id="94" w:author="Jonny Armstrong" w:date="2023-12-27T12:30:00Z">
         <w:r>
           <w:t xml:space="preserve">, </w:t>
         </w:r>
       </w:ins>
-      <w:ins w:id="181" w:author="Jonny Armstrong" w:date="2023-12-27T12:33:00Z">
+      <w:ins w:id="95" w:author="Jonny Armstrong" w:date="2023-12-27T12:33:00Z">
         <w:r>
           <w:t xml:space="preserve">because </w:t>
         </w:r>
       </w:ins>
-      <w:ins w:id="182" w:author="Jonny Armstrong" w:date="2023-12-27T12:40:00Z">
+      <w:ins w:id="96" w:author="Jonny Armstrong" w:date="2023-12-27T12:40:00Z">
         <w:r>
           <w:t>the</w:t>
         </w:r>
       </w:ins>
-      <w:ins w:id="183" w:author="Jonny Armstrong" w:date="2023-12-27T12:38:00Z">
+      <w:ins w:id="97" w:author="Jonny Armstrong" w:date="2023-12-27T12:38:00Z">
         <w:r>
           <w:t xml:space="preserve"> </w:t>
         </w:r>
       </w:ins>
-      <w:ins w:id="184" w:author="Jonny Armstrong" w:date="2023-12-27T12:33:00Z">
+      <w:ins w:id="98" w:author="Jonny Armstrong" w:date="2023-12-27T12:33:00Z">
         <w:r>
           <w:rPr>
             <w:noProof/>
@@ -10611,7 +9087,7 @@
           <w:t>opt</w:t>
         </w:r>
       </w:ins>
-      <w:ins w:id="185" w:author="Jonny Armstrong" w:date="2023-12-27T12:35:00Z">
+      <w:ins w:id="99" w:author="Jonny Armstrong" w:date="2023-12-27T12:35:00Z">
         <w:r>
           <w:rPr>
             <w:noProof/>
@@ -10626,7 +9102,7 @@
           <w:t>strategy wa</w:t>
         </w:r>
       </w:ins>
-      <w:ins w:id="186" w:author="Jonny Armstrong" w:date="2023-12-27T12:38:00Z">
+      <w:ins w:id="100" w:author="Jonny Armstrong" w:date="2023-12-27T12:38:00Z">
         <w:r>
           <w:rPr>
             <w:noProof/>
@@ -10634,7 +9110,7 @@
           <w:t xml:space="preserve">s </w:t>
         </w:r>
       </w:ins>
-      <w:ins w:id="187" w:author="Jonny Armstrong" w:date="2023-12-27T12:40:00Z">
+      <w:ins w:id="101" w:author="Jonny Armstrong" w:date="2023-12-27T12:40:00Z">
         <w:r>
           <w:rPr>
             <w:noProof/>
@@ -10642,7 +9118,7 @@
           <w:t>not based on empirical physiological dat</w:t>
         </w:r>
       </w:ins>
-      <w:ins w:id="188" w:author="Jonny Armstrong" w:date="2023-12-27T12:42:00Z">
+      <w:ins w:id="102" w:author="Jonny Armstrong" w:date="2023-12-27T12:42:00Z">
         <w:r>
           <w:rPr>
             <w:noProof/>
@@ -10650,7 +9126,7 @@
           <w:t>a</w:t>
         </w:r>
       </w:ins>
-      <w:ins w:id="189" w:author="Jonny Armstrong" w:date="2023-12-27T12:56:00Z">
+      <w:ins w:id="103" w:author="Jonny Armstrong" w:date="2023-12-27T12:56:00Z">
         <w:r>
           <w:rPr>
             <w:noProof/>
@@ -10658,7 +9134,7 @@
           <w:t>; i.e.,</w:t>
         </w:r>
       </w:ins>
-      <w:ins w:id="190" w:author="Jonny Armstrong" w:date="2023-12-27T12:47:00Z">
+      <w:ins w:id="104" w:author="Jonny Armstrong" w:date="2023-12-27T12:47:00Z">
         <w:r>
           <w:rPr>
             <w:noProof/>
@@ -10666,7 +9142,7 @@
           <w:t xml:space="preserve"> </w:t>
         </w:r>
       </w:ins>
-      <w:ins w:id="191" w:author="Jonny Armstrong" w:date="2023-12-27T12:46:00Z">
+      <w:ins w:id="105" w:author="Jonny Armstrong" w:date="2023-12-27T12:46:00Z">
         <w:r>
           <w:rPr>
             <w:noProof/>
@@ -10674,14 +9150,14 @@
           <w:t xml:space="preserve">we do not know the actual costs of </w:t>
         </w:r>
       </w:ins>
-      <w:ins w:id="192" w:author="Jonny Armstrong" w:date="2023-12-27T12:47:00Z">
+      <w:ins w:id="106" w:author="Jonny Armstrong" w:date="2023-12-27T12:47:00Z">
         <w:r>
           <w:rPr>
             <w:noProof/>
           </w:rPr>
           <w:t xml:space="preserve">ephemeral exposure to differing </w:t>
         </w:r>
-        <w:commentRangeStart w:id="193"/>
+        <w:commentRangeStart w:id="107"/>
         <w:r>
           <w:rPr>
             <w:noProof/>
@@ -10689,18 +9165,18 @@
           <w:t xml:space="preserve">levels of </w:t>
         </w:r>
       </w:ins>
-      <w:commentRangeEnd w:id="193"/>
-      <w:ins w:id="194" w:author="Jonny Armstrong" w:date="2023-12-27T12:49:00Z">
+      <w:commentRangeEnd w:id="107"/>
+      <w:ins w:id="108" w:author="Jonny Armstrong" w:date="2023-12-27T12:49:00Z">
         <w:r>
           <w:rPr>
             <w:rStyle w:val="CommentReference"/>
             <w:rFonts w:asciiTheme="minorHAnsi" w:hAnsiTheme="minorHAnsi" w:cstheme="minorBidi"/>
             <w:color w:val="auto"/>
           </w:rPr>
-          <w:commentReference w:id="193"/>
-        </w:r>
-      </w:ins>
-      <w:ins w:id="195" w:author="Jonny Armstrong" w:date="2023-12-27T12:47:00Z">
+          <w:commentReference w:id="107"/>
+        </w:r>
+      </w:ins>
+      <w:ins w:id="109" w:author="Jonny Armstrong" w:date="2023-12-27T12:47:00Z">
         <w:r>
           <w:rPr>
             <w:noProof/>
@@ -10708,7 +9184,7 @@
           <w:t xml:space="preserve">hypoxia. </w:t>
         </w:r>
       </w:ins>
-      <w:ins w:id="196" w:author="Jonny Armstrong" w:date="2023-12-27T12:56:00Z">
+      <w:ins w:id="110" w:author="Jonny Armstrong" w:date="2023-12-27T12:56:00Z">
         <w:r>
           <w:rPr>
             <w:noProof/>
@@ -10716,7 +9192,7 @@
           <w:t xml:space="preserve">However, the </w:t>
         </w:r>
       </w:ins>
-      <w:ins w:id="197" w:author="Jonny Armstrong" w:date="2023-12-27T12:49:00Z">
+      <w:ins w:id="111" w:author="Jonny Armstrong" w:date="2023-12-27T12:49:00Z">
         <w:r>
           <w:rPr>
             <w:noProof/>
@@ -10724,7 +9200,7 @@
           <w:t xml:space="preserve">fish </w:t>
         </w:r>
       </w:ins>
-      <w:ins w:id="198" w:author="Jonny Armstrong" w:date="2023-12-27T12:50:00Z">
+      <w:ins w:id="112" w:author="Jonny Armstrong" w:date="2023-12-27T12:50:00Z">
         <w:r>
           <w:rPr>
             <w:noProof/>
@@ -10732,7 +9208,7 @@
           <w:t xml:space="preserve">in our study appear to be relatively tolerant of </w:t>
         </w:r>
       </w:ins>
-      <w:ins w:id="199" w:author="Jonny Armstrong" w:date="2023-12-27T13:01:00Z">
+      <w:ins w:id="113" w:author="Jonny Armstrong" w:date="2023-12-27T13:01:00Z">
         <w:r>
           <w:rPr>
             <w:noProof/>
@@ -10740,7 +9216,7 @@
           <w:t xml:space="preserve">tempory exposure to </w:t>
         </w:r>
       </w:ins>
-      <w:ins w:id="200" w:author="Jonny Armstrong" w:date="2023-12-27T12:50:00Z">
+      <w:ins w:id="114" w:author="Jonny Armstrong" w:date="2023-12-27T12:50:00Z">
         <w:r>
           <w:rPr>
             <w:noProof/>
@@ -10748,7 +9224,7 @@
           <w:t>low DO</w:t>
         </w:r>
       </w:ins>
-      <w:ins w:id="201" w:author="Jonny Armstrong" w:date="2023-12-27T13:01:00Z">
+      <w:ins w:id="115" w:author="Jonny Armstrong" w:date="2023-12-27T13:01:00Z">
         <w:r>
           <w:rPr>
             <w:noProof/>
@@ -10756,7 +9232,7 @@
           <w:t>. Though the</w:t>
         </w:r>
       </w:ins>
-      <w:ins w:id="202" w:author="Jonny Armstrong" w:date="2023-12-27T13:02:00Z">
+      <w:ins w:id="116" w:author="Jonny Armstrong" w:date="2023-12-27T13:02:00Z">
         <w:r>
           <w:rPr>
             <w:noProof/>
@@ -10764,7 +9240,7 @@
           <w:t>y</w:t>
         </w:r>
       </w:ins>
-      <w:ins w:id="203" w:author="Jonny Armstrong" w:date="2023-12-27T13:01:00Z">
+      <w:ins w:id="117" w:author="Jonny Armstrong" w:date="2023-12-27T13:01:00Z">
         <w:r>
           <w:rPr>
             <w:noProof/>
@@ -10772,7 +9248,7 @@
           <w:t xml:space="preserve"> avoided the lowest DO levels in the water column</w:t>
         </w:r>
       </w:ins>
-      <w:ins w:id="204" w:author="Jonny Armstrong" w:date="2023-12-27T13:02:00Z">
+      <w:ins w:id="118" w:author="Jonny Armstrong" w:date="2023-12-27T13:02:00Z">
         <w:r>
           <w:rPr>
             <w:noProof/>
@@ -10780,7 +9256,7 @@
           <w:t xml:space="preserve">, they </w:t>
         </w:r>
       </w:ins>
-      <w:ins w:id="205" w:author="Jonny Armstrong" w:date="2023-12-27T12:57:00Z">
+      <w:ins w:id="119" w:author="Jonny Armstrong" w:date="2023-12-27T12:57:00Z">
         <w:r>
           <w:rPr>
             <w:noProof/>
@@ -10788,7 +9264,7 @@
           <w:t xml:space="preserve">could have experienced higher DO minimums by moving farther above </w:t>
         </w:r>
       </w:ins>
-      <w:ins w:id="206" w:author="Jonny Armstrong" w:date="2023-12-27T13:03:00Z">
+      <w:ins w:id="120" w:author="Jonny Armstrong" w:date="2023-12-27T13:03:00Z">
         <w:r>
           <w:rPr>
             <w:noProof/>
@@ -10796,7 +9272,7 @@
           <w:t xml:space="preserve">the </w:t>
         </w:r>
       </w:ins>
-      <w:ins w:id="207" w:author="Jonny Armstrong" w:date="2023-12-27T12:57:00Z">
+      <w:ins w:id="121" w:author="Jonny Armstrong" w:date="2023-12-27T12:57:00Z">
         <w:r>
           <w:rPr>
             <w:noProof/>
@@ -10804,7 +9280,7 @@
           <w:t>thermocline</w:t>
         </w:r>
       </w:ins>
-      <w:ins w:id="208" w:author="Jonny Armstrong" w:date="2023-12-27T13:02:00Z">
+      <w:ins w:id="122" w:author="Jonny Armstrong" w:date="2023-12-27T13:02:00Z">
         <w:r>
           <w:rPr>
             <w:noProof/>
@@ -10812,7 +9288,7 @@
           <w:t xml:space="preserve">. </w:t>
         </w:r>
       </w:ins>
-      <w:ins w:id="209" w:author="Jonny Armstrong" w:date="2023-12-27T13:04:00Z">
+      <w:ins w:id="123" w:author="Jonny Armstrong" w:date="2023-12-27T13:04:00Z">
         <w:r>
           <w:rPr>
             <w:noProof/>
@@ -10820,7 +9296,7 @@
           <w:t xml:space="preserve">For example, the EPA criteria for absolute minimum DO levesl for coldwater fish is XX, the cutthroat in our study could have stayed above this level by </w:t>
         </w:r>
       </w:ins>
-      <w:ins w:id="210" w:author="Jonny Armstrong" w:date="2023-12-27T13:05:00Z">
+      <w:ins w:id="124" w:author="Jonny Armstrong" w:date="2023-12-27T13:05:00Z">
         <w:r>
           <w:rPr>
             <w:noProof/>
@@ -10840,7 +9316,7 @@
           <w:t xml:space="preserve"> C warmer water, but they did not. </w:t>
         </w:r>
       </w:ins>
-      <w:del w:id="211" w:author="Jonny Armstrong" w:date="2023-12-27T12:18:00Z">
+      <w:del w:id="125" w:author="Jonny Armstrong" w:date="2023-12-27T12:18:00Z">
         <w:r>
           <w:delText>e.</w:delText>
         </w:r>
@@ -10854,45 +9330,45 @@
         <w:pStyle w:val="Default"/>
         <w:spacing w:line="480" w:lineRule="auto"/>
         <w:rPr>
-          <w:ins w:id="212" w:author="Jonny Armstrong" w:date="2023-12-27T13:45:00Z"/>
-        </w:rPr>
-      </w:pPr>
-      <w:ins w:id="213" w:author="Jonny Armstrong" w:date="2023-12-27T13:13:00Z">
+          <w:ins w:id="126" w:author="Jonny Armstrong" w:date="2023-12-27T13:45:00Z"/>
+        </w:rPr>
+      </w:pPr>
+      <w:ins w:id="127" w:author="Jonny Armstrong" w:date="2023-12-27T13:13:00Z">
         <w:r>
           <w:tab/>
         </w:r>
       </w:ins>
-      <w:ins w:id="214" w:author="Jonny Armstrong" w:date="2023-12-27T13:34:00Z">
+      <w:ins w:id="128" w:author="Jonny Armstrong" w:date="2023-12-27T13:34:00Z">
         <w:r>
           <w:t xml:space="preserve">We were surprised that fish did not select for warmer temperatures in favor of higher DO minima, because recent physiological work </w:t>
         </w:r>
       </w:ins>
-      <w:ins w:id="215" w:author="Jonny Armstrong" w:date="2023-12-27T13:43:00Z">
+      <w:ins w:id="129" w:author="Jonny Armstrong" w:date="2023-12-27T13:43:00Z">
         <w:r>
           <w:t xml:space="preserve">on our focal species </w:t>
         </w:r>
       </w:ins>
-      <w:ins w:id="216" w:author="Jonny Armstrong" w:date="2023-12-27T13:44:00Z">
+      <w:ins w:id="130" w:author="Jonny Armstrong" w:date="2023-12-27T13:44:00Z">
         <w:r>
           <w:t xml:space="preserve">found that </w:t>
         </w:r>
       </w:ins>
-      <w:ins w:id="217" w:author="Jonny Armstrong" w:date="2023-12-27T13:41:00Z">
+      <w:ins w:id="131" w:author="Jonny Armstrong" w:date="2023-12-27T13:41:00Z">
         <w:r>
           <w:t xml:space="preserve">temperatures </w:t>
         </w:r>
       </w:ins>
-      <w:ins w:id="218" w:author="Jonny Armstrong" w:date="2023-12-27T13:44:00Z">
+      <w:ins w:id="132" w:author="Jonny Armstrong" w:date="2023-12-27T13:44:00Z">
         <w:r>
           <w:t>up to</w:t>
         </w:r>
       </w:ins>
-      <w:ins w:id="219" w:author="Jonny Armstrong" w:date="2023-12-27T13:43:00Z">
+      <w:ins w:id="133" w:author="Jonny Armstrong" w:date="2023-12-27T13:43:00Z">
         <w:r>
           <w:t xml:space="preserve"> </w:t>
         </w:r>
       </w:ins>
-      <w:ins w:id="220" w:author="Jonny Armstrong" w:date="2023-12-27T13:42:00Z">
+      <w:ins w:id="134" w:author="Jonny Armstrong" w:date="2023-12-27T13:42:00Z">
         <w:r>
           <w:t>19</w:t>
         </w:r>
@@ -10903,52 +9379,52 @@
           <w:t xml:space="preserve">C </w:t>
         </w:r>
       </w:ins>
-      <w:ins w:id="221" w:author="Jonny Armstrong" w:date="2023-12-27T13:44:00Z">
+      <w:ins w:id="135" w:author="Jonny Armstrong" w:date="2023-12-27T13:44:00Z">
         <w:r>
           <w:t xml:space="preserve">did not decrease aerobic scope. </w:t>
         </w:r>
       </w:ins>
-      <w:ins w:id="222" w:author="Jonny Armstrong" w:date="2023-12-27T13:45:00Z">
+      <w:ins w:id="136" w:author="Jonny Armstrong" w:date="2023-12-27T13:45:00Z">
         <w:r>
           <w:t xml:space="preserve">While short-term physiological stress </w:t>
         </w:r>
       </w:ins>
-      <w:ins w:id="223" w:author="Jonny Armstrong" w:date="2023-12-27T13:46:00Z">
+      <w:ins w:id="137" w:author="Jonny Armstrong" w:date="2023-12-27T13:46:00Z">
         <w:r>
           <w:t>does</w:t>
         </w:r>
       </w:ins>
-      <w:ins w:id="224" w:author="Jonny Armstrong" w:date="2023-12-27T13:45:00Z">
+      <w:ins w:id="138" w:author="Jonny Armstrong" w:date="2023-12-27T13:45:00Z">
         <w:r>
           <w:t xml:space="preserve"> not explain </w:t>
         </w:r>
       </w:ins>
-      <w:ins w:id="225" w:author="Jonny Armstrong" w:date="2023-12-27T13:50:00Z">
+      <w:ins w:id="139" w:author="Jonny Armstrong" w:date="2023-12-27T13:50:00Z">
         <w:r>
           <w:t xml:space="preserve">the </w:t>
         </w:r>
       </w:ins>
-      <w:ins w:id="226" w:author="Jonny Armstrong" w:date="2023-12-27T13:45:00Z">
+      <w:ins w:id="140" w:author="Jonny Armstrong" w:date="2023-12-27T13:45:00Z">
         <w:r>
           <w:t xml:space="preserve">observed behavior in our fish, </w:t>
         </w:r>
       </w:ins>
-      <w:ins w:id="227" w:author="Jonny Armstrong" w:date="2023-12-27T13:46:00Z">
+      <w:ins w:id="141" w:author="Jonny Armstrong" w:date="2023-12-27T13:46:00Z">
         <w:r>
           <w:t xml:space="preserve">we believe cumulative </w:t>
         </w:r>
       </w:ins>
-      <w:ins w:id="228" w:author="Jonny Armstrong" w:date="2023-12-27T13:47:00Z">
+      <w:ins w:id="142" w:author="Jonny Armstrong" w:date="2023-12-27T13:47:00Z">
         <w:r>
           <w:t xml:space="preserve">effects on energetics </w:t>
         </w:r>
       </w:ins>
-      <w:ins w:id="229" w:author="Jonny Armstrong" w:date="2023-12-27T13:49:00Z">
+      <w:ins w:id="143" w:author="Jonny Armstrong" w:date="2023-12-27T13:49:00Z">
         <w:r>
           <w:t>do</w:t>
         </w:r>
       </w:ins>
-      <w:ins w:id="230" w:author="Jonny Armstrong" w:date="2023-12-27T13:50:00Z">
+      <w:ins w:id="144" w:author="Jonny Armstrong" w:date="2023-12-27T13:50:00Z">
         <w:r>
           <w:t>,</w:t>
         </w:r>
@@ -10959,26 +9435,19 @@
         <w:pStyle w:val="Default"/>
         <w:spacing w:line="480" w:lineRule="auto"/>
         <w:rPr>
-          <w:ins w:id="231" w:author="Barrett, Hannah" w:date="2023-12-14T17:00:00Z"/>
-          <w:del w:id="232" w:author="Jonny Armstrong" w:date="2023-12-27T12:53:00Z"/>
-        </w:rPr>
-        <w:pPrChange w:id="233" w:author="Jonny Armstrong" w:date="2023-12-27T13:44:00Z">
-          <w:pPr>
-            <w:pStyle w:val="Default"/>
-            <w:spacing w:line="480" w:lineRule="auto"/>
-          </w:pPr>
-        </w:pPrChange>
-      </w:pPr>
-      <w:ins w:id="234" w:author="Jonny Armstrong" w:date="2023-12-27T13:51:00Z">
+          <w:ins w:id="145" w:author="Barrett, Hannah" w:date="2023-12-14T17:00:00Z"/>
+          <w:del w:id="146" w:author="Jonny Armstrong" w:date="2023-12-27T12:53:00Z"/>
+        </w:rPr>
+      </w:pPr>
+      <w:ins w:id="147" w:author="Jonny Armstrong" w:date="2023-12-27T13:51:00Z">
         <w:r>
           <w:rPr>
             <w:noProof/>
           </w:rPr>
-          <w:lastRenderedPageBreak/>
           <w:t xml:space="preserve">While sampling </w:t>
         </w:r>
       </w:ins>
-      <w:ins w:id="235" w:author="Jonny Armstrong" w:date="2023-12-27T13:52:00Z">
+      <w:ins w:id="148" w:author="Jonny Armstrong" w:date="2023-12-27T13:52:00Z">
         <w:r>
           <w:rPr>
             <w:noProof/>
@@ -10986,7 +9455,7 @@
           <w:t xml:space="preserve">fish on cold-water alcoves as part of a separate study, we observed high densities of fish </w:t>
         </w:r>
       </w:ins>
-      <w:ins w:id="236" w:author="Jonny Armstrong" w:date="2023-12-27T13:55:00Z">
+      <w:ins w:id="149" w:author="Jonny Armstrong" w:date="2023-12-27T13:55:00Z">
         <w:r>
           <w:rPr>
             <w:noProof/>
@@ -10994,7 +9463,7 @@
           <w:t xml:space="preserve">with small ration sizes </w:t>
         </w:r>
       </w:ins>
-      <w:ins w:id="237" w:author="Jonny Armstrong" w:date="2023-12-27T13:56:00Z">
+      <w:ins w:id="150" w:author="Jonny Armstrong" w:date="2023-12-27T13:56:00Z">
         <w:r>
           <w:rPr>
             <w:noProof/>
@@ -11002,7 +9471,7 @@
           <w:t>(</w:t>
         </w:r>
       </w:ins>
-      <w:ins w:id="238" w:author="Jonny Armstrong" w:date="2023-12-27T13:57:00Z">
+      <w:ins w:id="151" w:author="Jonny Armstrong" w:date="2023-12-27T13:57:00Z">
         <w:r>
           <w:rPr>
             <w:noProof/>
@@ -11010,7 +9479,7 @@
           <w:t xml:space="preserve">i.e., </w:t>
         </w:r>
       </w:ins>
-      <w:ins w:id="239" w:author="Jonny Armstrong" w:date="2023-12-27T13:56:00Z">
+      <w:ins w:id="152" w:author="Jonny Armstrong" w:date="2023-12-27T13:56:00Z">
         <w:r>
           <w:rPr>
             <w:noProof/>
@@ -11018,7 +9487,7 @@
           <w:t>m</w:t>
         </w:r>
       </w:ins>
-      <w:ins w:id="240" w:author="Jonny Armstrong" w:date="2023-12-27T13:57:00Z">
+      <w:ins w:id="153" w:author="Jonny Armstrong" w:date="2023-12-27T13:57:00Z">
         <w:r>
           <w:rPr>
             <w:noProof/>
@@ -11026,7 +9495,7 @@
           <w:t>ost individuals had empty</w:t>
         </w:r>
       </w:ins>
-      <w:ins w:id="241" w:author="Jonny Armstrong" w:date="2023-12-27T13:56:00Z">
+      <w:ins w:id="154" w:author="Jonny Armstrong" w:date="2023-12-27T13:56:00Z">
         <w:r>
           <w:rPr>
             <w:noProof/>
@@ -11034,7 +9503,7 @@
           <w:t xml:space="preserve"> </w:t>
         </w:r>
       </w:ins>
-      <w:ins w:id="242" w:author="Jonny Armstrong" w:date="2023-12-27T13:57:00Z">
+      <w:ins w:id="155" w:author="Jonny Armstrong" w:date="2023-12-27T13:57:00Z">
         <w:r>
           <w:rPr>
             <w:noProof/>
@@ -11042,7 +9511,7 @@
           <w:t xml:space="preserve">or nearly empty </w:t>
         </w:r>
       </w:ins>
-      <w:ins w:id="243" w:author="Jonny Armstrong" w:date="2023-12-27T13:56:00Z">
+      <w:ins w:id="156" w:author="Jonny Armstrong" w:date="2023-12-27T13:56:00Z">
         <w:r>
           <w:rPr>
             <w:noProof/>
@@ -11050,7 +9519,7 @@
           <w:t>stomachs</w:t>
         </w:r>
       </w:ins>
-      <w:ins w:id="244" w:author="Jonny Armstrong" w:date="2023-12-27T13:57:00Z">
+      <w:ins w:id="157" w:author="Jonny Armstrong" w:date="2023-12-27T13:57:00Z">
         <w:r>
           <w:rPr>
             <w:noProof/>
@@ -11058,7 +9527,7 @@
           <w:t>)</w:t>
         </w:r>
       </w:ins>
-      <w:ins w:id="245" w:author="Jonny Armstrong" w:date="2023-12-27T13:56:00Z">
+      <w:ins w:id="158" w:author="Jonny Armstrong" w:date="2023-12-27T13:56:00Z">
         <w:r>
           <w:rPr>
             <w:noProof/>
@@ -11066,7 +9535,7 @@
           <w:t xml:space="preserve"> </w:t>
         </w:r>
       </w:ins>
-      <w:del w:id="246" w:author="Jonny Armstrong" w:date="2023-12-27T12:53:00Z">
+      <w:del w:id="159" w:author="Jonny Armstrong" w:date="2023-12-27T12:53:00Z">
         <w:r>
           <w:rPr>
             <w:noProof/>
@@ -11169,12 +9638,19 @@
           <w:rPr>
             <w:noProof/>
           </w:rPr>
-          <w:delText>, as we do not have</w:delText>
+          <w:delText xml:space="preserve">, as </w:delText>
         </w:r>
         <w:r>
           <w:rPr>
             <w:noProof/>
           </w:rPr>
+          <w:lastRenderedPageBreak/>
+          <w:delText>we do not have</w:delText>
+        </w:r>
+        <w:r>
+          <w:rPr>
+            <w:noProof/>
+          </w:rPr>
           <w:delText xml:space="preserve"> have actual fitness curves showing </w:delText>
         </w:r>
         <w:r>
@@ -11190,8 +9666,8 @@
           <w:delText>temperature and DO</w:delText>
         </w:r>
       </w:del>
-      <w:ins w:id="247" w:author="Barrett, Hannah" w:date="2023-12-17T12:45:00Z">
-        <w:del w:id="248" w:author="Jonny Armstrong" w:date="2023-12-27T12:53:00Z">
+      <w:ins w:id="160" w:author="Barrett, Hannah" w:date="2023-12-17T12:45:00Z">
+        <w:del w:id="161" w:author="Jonny Armstrong" w:date="2023-12-27T12:53:00Z">
           <w:r>
             <w:rPr>
               <w:noProof/>
@@ -11200,7 +9676,7 @@
           </w:r>
         </w:del>
       </w:ins>
-      <w:del w:id="249" w:author="Jonny Armstrong" w:date="2023-12-27T12:53:00Z">
+      <w:del w:id="162" w:author="Jonny Armstrong" w:date="2023-12-27T12:53:00Z">
         <w:r>
           <w:rPr>
             <w:noProof/>
@@ -11292,11 +9768,11 @@
         <w:pStyle w:val="Default"/>
         <w:spacing w:line="480" w:lineRule="auto"/>
         <w:rPr>
-          <w:ins w:id="250" w:author="Jonny Armstrong" w:date="2023-12-27T13:59:00Z"/>
+          <w:ins w:id="163" w:author="Jonny Armstrong" w:date="2023-12-27T13:59:00Z"/>
           <w:noProof/>
         </w:rPr>
       </w:pPr>
-      <w:del w:id="251" w:author="Jonny Armstrong" w:date="2023-12-27T12:53:00Z">
+      <w:del w:id="164" w:author="Jonny Armstrong" w:date="2023-12-27T12:53:00Z">
         <w:r>
           <w:rPr>
             <w:noProof/>
@@ -11304,7 +9780,7 @@
           <w:delText xml:space="preserve"> </w:delText>
         </w:r>
       </w:del>
-      <w:del w:id="252" w:author="Jonny Armstrong" w:date="2023-12-27T13:47:00Z">
+      <w:del w:id="165" w:author="Jonny Armstrong" w:date="2023-12-27T13:47:00Z">
         <w:r>
           <w:rPr>
             <w:noProof/>
@@ -11312,8 +9788,8 @@
           <w:delText xml:space="preserve">In these </w:delText>
         </w:r>
       </w:del>
-      <w:ins w:id="253" w:author="Barrett, Hannah" w:date="2023-12-14T17:00:00Z">
-        <w:del w:id="254" w:author="Jonny Armstrong" w:date="2023-12-27T13:47:00Z">
+      <w:ins w:id="166" w:author="Barrett, Hannah" w:date="2023-12-14T17:00:00Z">
+        <w:del w:id="167" w:author="Jonny Armstrong" w:date="2023-12-27T13:47:00Z">
           <w:r>
             <w:rPr>
               <w:noProof/>
@@ -11322,14 +9798,14 @@
           </w:r>
         </w:del>
       </w:ins>
-      <w:del w:id="255" w:author="Jonny Armstrong" w:date="2023-12-27T13:47:00Z">
+      <w:del w:id="168" w:author="Jonny Armstrong" w:date="2023-12-27T13:47:00Z">
         <w:r>
           <w:rPr>
             <w:noProof/>
           </w:rPr>
           <w:delText xml:space="preserve">habitats, temperature appears to be a more </w:delText>
         </w:r>
-        <w:commentRangeStart w:id="256"/>
+        <w:commentRangeStart w:id="169"/>
         <w:r>
           <w:rPr>
             <w:noProof/>
@@ -11337,7 +9813,7 @@
           <w:delText xml:space="preserve">prominent driver of DVM. </w:delText>
         </w:r>
       </w:del>
-      <w:del w:id="257" w:author="Jonny Armstrong" w:date="2023-12-27T13:56:00Z">
+      <w:del w:id="170" w:author="Jonny Armstrong" w:date="2023-12-27T13:56:00Z">
         <w:r>
           <w:rPr>
             <w:noProof/>
@@ -11351,7 +9827,7 @@
         </w:rPr>
         <w:t xml:space="preserve">(Barrett unpublished data). </w:t>
       </w:r>
-      <w:ins w:id="258" w:author="Jonny Armstrong" w:date="2023-12-27T14:00:00Z">
+      <w:ins w:id="171" w:author="Jonny Armstrong" w:date="2023-12-27T14:00:00Z">
         <w:r>
           <w:rPr>
             <w:noProof/>
@@ -11359,7 +9835,7 @@
           <w:t>When fish are starving,</w:t>
         </w:r>
       </w:ins>
-      <w:ins w:id="259" w:author="Jonny Armstrong" w:date="2023-12-27T14:03:00Z">
+      <w:ins w:id="172" w:author="Jonny Armstrong" w:date="2023-12-27T14:03:00Z">
         <w:r>
           <w:rPr>
             <w:noProof/>
@@ -11367,7 +9843,7 @@
           <w:t xml:space="preserve"> </w:t>
         </w:r>
       </w:ins>
-      <w:ins w:id="260" w:author="Jonny Armstrong" w:date="2023-12-27T14:04:00Z">
+      <w:ins w:id="173" w:author="Jonny Armstrong" w:date="2023-12-27T14:04:00Z">
         <w:r>
           <w:rPr>
             <w:noProof/>
@@ -11375,7 +9851,7 @@
           <w:t>cooler temperatures reduce rates of energy loss (by reducing metabolic costs)</w:t>
         </w:r>
       </w:ins>
-      <w:ins w:id="261" w:author="Jonny Armstrong" w:date="2023-12-27T14:07:00Z">
+      <w:ins w:id="174" w:author="Jonny Armstrong" w:date="2023-12-27T14:07:00Z">
         <w:r>
           <w:rPr>
             <w:noProof/>
@@ -11383,7 +9859,7 @@
           <w:t xml:space="preserve"> and increase the duration over which fish can survive without foraging. </w:t>
         </w:r>
       </w:ins>
-      <w:ins w:id="262" w:author="Jonny Armstrong" w:date="2023-12-27T14:09:00Z">
+      <w:ins w:id="175" w:author="Jonny Armstrong" w:date="2023-12-27T14:09:00Z">
         <w:r>
           <w:rPr>
             <w:noProof/>
@@ -11391,7 +9867,7 @@
           <w:t xml:space="preserve">Thus, </w:t>
         </w:r>
       </w:ins>
-      <w:ins w:id="263" w:author="Jonny Armstrong" w:date="2023-12-27T14:10:00Z">
+      <w:ins w:id="176" w:author="Jonny Armstrong" w:date="2023-12-27T14:10:00Z">
         <w:r>
           <w:rPr>
             <w:noProof/>
@@ -11399,7 +9875,7 @@
           <w:t>when fish balance t</w:t>
         </w:r>
       </w:ins>
-      <w:ins w:id="264" w:author="Jonny Armstrong" w:date="2023-12-27T14:11:00Z">
+      <w:ins w:id="177" w:author="Jonny Armstrong" w:date="2023-12-27T14:11:00Z">
         <w:r>
           <w:rPr>
             <w:noProof/>
@@ -11407,7 +9883,7 @@
           <w:t xml:space="preserve">emperature-DO trade-offs on thermal refuges, where </w:t>
         </w:r>
       </w:ins>
-      <w:ins w:id="265" w:author="Jonny Armstrong" w:date="2023-12-27T14:13:00Z">
+      <w:ins w:id="178" w:author="Jonny Armstrong" w:date="2023-12-27T14:13:00Z">
         <w:r>
           <w:rPr>
             <w:noProof/>
@@ -11415,7 +9891,7 @@
           <w:t>negative energy budgets are</w:t>
         </w:r>
       </w:ins>
-      <w:ins w:id="266" w:author="Jonny Armstrong" w:date="2023-12-27T14:14:00Z">
+      <w:ins w:id="179" w:author="Jonny Armstrong" w:date="2023-12-27T14:14:00Z">
         <w:r>
           <w:rPr>
             <w:noProof/>
@@ -11423,7 +9899,7 @@
           <w:t xml:space="preserve"> </w:t>
         </w:r>
       </w:ins>
-      <w:ins w:id="267" w:author="Jonny Armstrong" w:date="2023-12-27T14:13:00Z">
+      <w:ins w:id="180" w:author="Jonny Armstrong" w:date="2023-12-27T14:13:00Z">
         <w:r>
           <w:rPr>
             <w:noProof/>
@@ -11431,7 +9907,7 @@
           <w:t>typical</w:t>
         </w:r>
       </w:ins>
-      <w:ins w:id="268" w:author="Jonny Armstrong" w:date="2023-12-27T14:11:00Z">
+      <w:ins w:id="181" w:author="Jonny Armstrong" w:date="2023-12-27T14:11:00Z">
         <w:r>
           <w:rPr>
             <w:noProof/>
@@ -11439,7 +9915,7 @@
           <w:t xml:space="preserve"> (Hahlbeck et al. 2022), </w:t>
         </w:r>
       </w:ins>
-      <w:ins w:id="269" w:author="Jonny Armstrong" w:date="2023-12-27T14:15:00Z">
+      <w:ins w:id="182" w:author="Jonny Armstrong" w:date="2023-12-27T14:15:00Z">
         <w:r>
           <w:rPr>
             <w:noProof/>
@@ -11447,7 +9923,7 @@
           <w:t xml:space="preserve">incurring some level of hypoxia may reduce the risk of starving to death before </w:t>
         </w:r>
       </w:ins>
-      <w:ins w:id="270" w:author="Jonny Armstrong" w:date="2023-12-27T14:16:00Z">
+      <w:ins w:id="183" w:author="Jonny Armstrong" w:date="2023-12-27T14:16:00Z">
         <w:r>
           <w:rPr>
             <w:noProof/>
@@ -11461,7 +9937,7 @@
         <w:pStyle w:val="Default"/>
         <w:spacing w:line="480" w:lineRule="auto"/>
         <w:rPr>
-          <w:ins w:id="271" w:author="Jonny Armstrong" w:date="2023-12-27T14:16:00Z"/>
+          <w:ins w:id="184" w:author="Jonny Armstrong" w:date="2023-12-27T14:16:00Z"/>
           <w:noProof/>
         </w:rPr>
       </w:pPr>
@@ -11473,7 +9949,7 @@
         <w:rPr>
           <w:noProof/>
         </w:rPr>
-        <w:pPrChange w:id="272" w:author="Jonny Armstrong" w:date="2023-12-27T14:17:00Z">
+        <w:pPrChange w:id="185" w:author="Jonny Armstrong" w:date="2023-12-27T14:17:00Z">
           <w:pPr>
             <w:pStyle w:val="Default"/>
             <w:spacing w:line="480" w:lineRule="auto"/>
@@ -11481,7 +9957,7 @@
           </w:pPr>
         </w:pPrChange>
       </w:pPr>
-      <w:ins w:id="273" w:author="Jonny Armstrong" w:date="2023-12-27T14:16:00Z">
+      <w:ins w:id="186" w:author="Jonny Armstrong" w:date="2023-12-27T14:16:00Z">
         <w:r>
           <w:rPr>
             <w:noProof/>
@@ -11489,14 +9965,14 @@
           <w:t>Further, if fish are relativel</w:t>
         </w:r>
       </w:ins>
-      <w:ins w:id="274" w:author="Jonny Armstrong" w:date="2023-12-27T14:17:00Z">
+      <w:ins w:id="187" w:author="Jonny Armstrong" w:date="2023-12-27T14:17:00Z">
         <w:r>
           <w:rPr>
             <w:noProof/>
           </w:rPr>
           <w:t xml:space="preserve">y inactive and starving while using thermal refuges, they may have lower physiological requiremenst for dissolved </w:t>
         </w:r>
-        <w:commentRangeStart w:id="275"/>
+        <w:commentRangeStart w:id="188"/>
         <w:r>
           <w:rPr>
             <w:noProof/>
@@ -11504,28 +9980,28 @@
           <w:t xml:space="preserve">oxygen </w:t>
         </w:r>
       </w:ins>
-      <w:del w:id="276" w:author="Jonny Armstrong" w:date="2023-12-27T14:17:00Z">
+      <w:del w:id="189" w:author="Jonny Armstrong" w:date="2023-12-27T14:17:00Z">
         <w:r>
           <w:rPr>
             <w:noProof/>
           </w:rPr>
           <w:delText xml:space="preserve">Here, a fish would likely starve before suffocating. Under these circumstances, it seems logical that habitat </w:delText>
         </w:r>
-        <w:commentRangeStart w:id="277"/>
+        <w:commentRangeStart w:id="190"/>
         <w:r>
           <w:rPr>
             <w:noProof/>
           </w:rPr>
           <w:delText>selection</w:delText>
         </w:r>
-        <w:commentRangeEnd w:id="277"/>
+        <w:commentRangeEnd w:id="190"/>
         <w:r>
           <w:rPr>
             <w:rStyle w:val="CommentReference"/>
             <w:rFonts w:asciiTheme="minorHAnsi" w:hAnsiTheme="minorHAnsi" w:cstheme="minorBidi"/>
             <w:color w:val="auto"/>
           </w:rPr>
-          <w:commentReference w:id="277"/>
+          <w:commentReference w:id="190"/>
         </w:r>
         <w:r>
           <w:rPr>
@@ -11545,21 +10021,21 @@
           </w:rPr>
           <w:delText xml:space="preserve"> reduced meta</w:delText>
         </w:r>
-        <w:commentRangeStart w:id="278"/>
+        <w:commentRangeStart w:id="191"/>
         <w:r>
           <w:rPr>
             <w:noProof/>
           </w:rPr>
           <w:delText>bolism</w:delText>
         </w:r>
-        <w:commentRangeEnd w:id="278"/>
+        <w:commentRangeEnd w:id="191"/>
         <w:r>
           <w:rPr>
             <w:rStyle w:val="CommentReference"/>
             <w:rFonts w:asciiTheme="minorHAnsi" w:hAnsiTheme="minorHAnsi" w:cstheme="minorBidi"/>
             <w:color w:val="auto"/>
           </w:rPr>
-          <w:commentReference w:id="278"/>
+          <w:commentReference w:id="191"/>
         </w:r>
         <w:r>
           <w:rPr>
@@ -11574,21 +10050,21 @@
         </w:rPr>
         <w:t>(esp</w:t>
       </w:r>
-      <w:commentRangeStart w:id="279"/>
+      <w:commentRangeStart w:id="192"/>
       <w:r>
         <w:rPr>
           <w:noProof/>
         </w:rPr>
         <w:t>eciall</w:t>
       </w:r>
-      <w:commentRangeEnd w:id="279"/>
+      <w:commentRangeEnd w:id="192"/>
       <w:r>
         <w:rPr>
           <w:rStyle w:val="CommentReference"/>
           <w:rFonts w:asciiTheme="minorHAnsi" w:hAnsiTheme="minorHAnsi" w:cstheme="minorBidi"/>
           <w:color w:val="auto"/>
         </w:rPr>
-        <w:commentReference w:id="279"/>
+        <w:commentReference w:id="192"/>
       </w:r>
       <w:r>
         <w:rPr>
@@ -11596,7 +10072,7 @@
         </w:rPr>
         <w:t>y since these fish should only infrequently exhibit a postprandial metabolic response</w:t>
       </w:r>
-      <w:ins w:id="280" w:author="Barrett, Hannah" w:date="2023-12-18T09:44:00Z">
+      <w:ins w:id="193" w:author="Barrett, Hannah" w:date="2023-12-18T09:44:00Z">
         <w:r>
           <w:rPr>
             <w:noProof/>
@@ -11604,7 +10080,7 @@
           <w:t xml:space="preserve">; </w:t>
         </w:r>
       </w:ins>
-      <w:ins w:id="281" w:author="Barrett, Hannah" w:date="2023-12-18T09:53:00Z">
+      <w:ins w:id="194" w:author="Barrett, Hannah" w:date="2023-12-18T09:53:00Z">
         <w:r>
           <w:rPr>
             <w:noProof/>
@@ -11612,7 +10088,7 @@
           <w:t xml:space="preserve">Kramer 1987, </w:t>
         </w:r>
       </w:ins>
-      <w:ins w:id="282" w:author="Barrett, Hannah" w:date="2023-12-18T09:44:00Z">
+      <w:ins w:id="195" w:author="Barrett, Hannah" w:date="2023-12-18T09:44:00Z">
         <w:r>
           <w:rPr>
             <w:noProof/>
@@ -11626,7 +10102,7 @@
         </w:rPr>
         <w:t xml:space="preserve">). Indeed, </w:t>
       </w:r>
-      <w:ins w:id="283" w:author="Barrett, Hannah" w:date="2023-12-18T09:40:00Z">
+      <w:ins w:id="196" w:author="Barrett, Hannah" w:date="2023-12-18T09:40:00Z">
         <w:r>
           <w:rPr>
             <w:noProof/>
@@ -11634,7 +10110,7 @@
           <w:t>physiological adaptation</w:t>
         </w:r>
       </w:ins>
-      <w:ins w:id="284" w:author="Barrett, Hannah" w:date="2023-12-18T09:41:00Z">
+      <w:ins w:id="197" w:author="Barrett, Hannah" w:date="2023-12-18T09:41:00Z">
         <w:r>
           <w:rPr>
             <w:noProof/>
@@ -11642,7 +10118,7 @@
           <w:t>s</w:t>
         </w:r>
       </w:ins>
-      <w:ins w:id="285" w:author="Barrett, Hannah" w:date="2023-12-18T09:40:00Z">
+      <w:ins w:id="198" w:author="Barrett, Hannah" w:date="2023-12-18T09:40:00Z">
         <w:r>
           <w:rPr>
             <w:noProof/>
@@ -11650,7 +10126,7 @@
           <w:t xml:space="preserve"> to limited oxygen supply </w:t>
         </w:r>
       </w:ins>
-      <w:ins w:id="286" w:author="Barrett, Hannah" w:date="2023-12-18T09:41:00Z">
+      <w:ins w:id="199" w:author="Barrett, Hannah" w:date="2023-12-18T09:41:00Z">
         <w:r>
           <w:rPr>
             <w:noProof/>
@@ -11658,7 +10134,7 @@
           <w:t>often</w:t>
         </w:r>
       </w:ins>
-      <w:ins w:id="287" w:author="Barrett, Hannah" w:date="2023-12-18T09:42:00Z">
+      <w:ins w:id="200" w:author="Barrett, Hannah" w:date="2023-12-18T09:42:00Z">
         <w:r>
           <w:rPr>
             <w:noProof/>
@@ -11666,7 +10142,7 @@
           <w:t xml:space="preserve"> result in </w:t>
         </w:r>
       </w:ins>
-      <w:ins w:id="288" w:author="Barrett, Hannah" w:date="2023-12-18T09:43:00Z">
+      <w:ins w:id="201" w:author="Barrett, Hannah" w:date="2023-12-18T09:43:00Z">
         <w:r>
           <w:rPr>
             <w:noProof/>
@@ -11674,7 +10150,7 @@
           <w:t xml:space="preserve">lower temperature selection and </w:t>
         </w:r>
       </w:ins>
-      <w:ins w:id="289" w:author="Barrett, Hannah" w:date="2023-12-18T09:42:00Z">
+      <w:ins w:id="202" w:author="Barrett, Hannah" w:date="2023-12-18T09:42:00Z">
         <w:r>
           <w:rPr>
             <w:noProof/>
@@ -11682,7 +10158,7 @@
           <w:t>a decrease in metabolic processes</w:t>
         </w:r>
       </w:ins>
-      <w:ins w:id="290" w:author="Barrett, Hannah" w:date="2023-12-18T09:43:00Z">
+      <w:ins w:id="203" w:author="Barrett, Hannah" w:date="2023-12-18T09:43:00Z">
         <w:r>
           <w:rPr>
             <w:noProof/>
@@ -11690,7 +10166,7 @@
           <w:t xml:space="preserve"> (Schurmann et al 1991, Glencross 2009</w:t>
         </w:r>
       </w:ins>
-      <w:ins w:id="291" w:author="Barrett, Hannah" w:date="2023-12-18T09:44:00Z">
+      <w:ins w:id="204" w:author="Barrett, Hannah" w:date="2023-12-18T09:44:00Z">
         <w:r>
           <w:rPr>
             <w:noProof/>
@@ -11698,7 +10174,7 @@
           <w:t>). T</w:t>
         </w:r>
       </w:ins>
-      <w:del w:id="292" w:author="Barrett, Hannah" w:date="2023-12-18T09:44:00Z">
+      <w:del w:id="205" w:author="Barrett, Hannah" w:date="2023-12-18T09:44:00Z">
         <w:r>
           <w:rPr>
             <w:noProof/>
@@ -11725,14 +10201,14 @@
         </w:rPr>
         <w:t xml:space="preserve"> is fitting; these are not ideal habitats</w:t>
       </w:r>
-      <w:commentRangeEnd w:id="256"/>
+      <w:commentRangeEnd w:id="169"/>
       <w:r>
         <w:rPr>
           <w:rStyle w:val="CommentReference"/>
           <w:rFonts w:asciiTheme="minorHAnsi" w:hAnsiTheme="minorHAnsi" w:cstheme="minorBidi"/>
           <w:color w:val="auto"/>
         </w:rPr>
-        <w:commentReference w:id="256"/>
+        <w:commentReference w:id="169"/>
       </w:r>
       <w:r>
         <w:rPr>
@@ -11740,14 +10216,14 @@
         </w:rPr>
         <w:t xml:space="preserve">, and prolonged seasonal use with increased exposure to critically low DO </w:t>
       </w:r>
-      <w:commentRangeEnd w:id="275"/>
+      <w:commentRangeEnd w:id="188"/>
       <w:r>
         <w:rPr>
           <w:rStyle w:val="CommentReference"/>
           <w:rFonts w:asciiTheme="minorHAnsi" w:hAnsiTheme="minorHAnsi" w:cstheme="minorBidi"/>
           <w:color w:val="auto"/>
         </w:rPr>
-        <w:commentReference w:id="275"/>
+        <w:commentReference w:id="188"/>
       </w:r>
       <w:r>
         <w:rPr>
@@ -11762,7 +10238,7 @@
         <w:spacing w:line="480" w:lineRule="auto"/>
         <w:ind w:firstLine="720"/>
         <w:rPr>
-          <w:ins w:id="293" w:author="Jonny Armstrong" w:date="2023-12-27T12:02:00Z"/>
+          <w:ins w:id="206" w:author="Jonny Armstrong" w:date="2023-12-27T12:02:00Z"/>
         </w:rPr>
       </w:pPr>
     </w:p>
@@ -11775,41 +10251,21 @@
           <w:noProof/>
         </w:rPr>
       </w:pPr>
-      <w:commentRangeStart w:id="294"/>
+      <w:commentRangeStart w:id="207"/>
       <w:r>
         <w:t>Tagged</w:t>
       </w:r>
-      <w:commentRangeEnd w:id="294"/>
+      <w:commentRangeEnd w:id="207"/>
       <w:r>
         <w:rPr>
           <w:rStyle w:val="CommentReference"/>
           <w:rFonts w:asciiTheme="minorHAnsi" w:hAnsiTheme="minorHAnsi" w:cstheme="minorBidi"/>
           <w:color w:val="auto"/>
         </w:rPr>
-        <w:commentReference w:id="294"/>
-      </w:r>
-      <w:r>
-        <w:t xml:space="preserve"> fish displayed high individual and intra-individual variation in their vertical movements, however the central tendency was consistent with a vertically cycling movement pattern constrained to ~20% of the water column, ranging between the metalimnion and upper hypolimnion (Figure 4c). This behavioral variation is likely a reflection of genetic diversity (Alonzo 2015), individual thermal tolerance (</w:t>
-      </w:r>
-      <w:proofErr w:type="spellStart"/>
-      <w:r>
-        <w:t>Anlauf</w:t>
-      </w:r>
-      <w:proofErr w:type="spellEnd"/>
-      <w:r>
-        <w:t xml:space="preserve">-Dunn et al. 2022) or energy reserves (Moran et al. 2021). Fish ration size affects optimal temperature for growth and could influence </w:t>
-      </w:r>
-      <w:r>
-        <w:lastRenderedPageBreak/>
-        <w:t xml:space="preserve">habitat selection by fish (Mac 1985, </w:t>
-      </w:r>
-      <w:proofErr w:type="spellStart"/>
-      <w:r>
-        <w:t>Sogard</w:t>
-      </w:r>
-      <w:proofErr w:type="spellEnd"/>
-      <w:r>
-        <w:t xml:space="preserve"> &amp; Olla 1996). However, previous data collected in these alcoves suggest that fish in alcoves barely feed and do not meet energetic demands (Barrett unpublished data), so captive fish (which likely had reduced access to food or may cease feeding due to captivity) likely did not have substantially lower energy intake compared to fish in the wild, and thus should have similar thermal habitat selection in the context of ration. </w:t>
+        <w:commentReference w:id="207"/>
+      </w:r>
+      <w:r>
+        <w:t xml:space="preserve"> fish displayed high individual and intra-individual variation in their vertical movements, however the central tendency was consistent with a vertically cycling movement pattern constrained to ~20% of the water column, ranging between the metalimnion and upper hypolimnion (Figure 4c). This behavioral variation is likely a reflection of genetic diversity (Alonzo 2015), individual thermal tolerance (Anlauf-Dunn et al. 2022) or energy reserves (Moran et al. 2021). Fish ration size affects optimal temperature for growth and could influence habitat selection by fish (Mac 1985, Sogard &amp; Olla 1996). However, previous data collected in these alcoves suggest that fish in alcoves barely feed and do not meet energetic demands (Barrett unpublished data), so captive fish (which likely had reduced access to food or may cease feeding due to captivity) likely did not have substantially lower energy intake compared to fish in the wild, and thus should have similar thermal habitat selection in the context of ration. </w:t>
       </w:r>
     </w:p>
     <w:p>
@@ -11818,73 +10274,49 @@
         <w:spacing w:line="480" w:lineRule="auto"/>
         <w:ind w:firstLine="720"/>
         <w:rPr>
-          <w:ins w:id="295" w:author="Jonny Armstrong" w:date="2023-12-27T12:04:00Z"/>
-        </w:rPr>
-      </w:pPr>
-      <w:ins w:id="296" w:author="Jonny Armstrong" w:date="2023-12-27T12:04:00Z">
+          <w:ins w:id="208" w:author="Jonny Armstrong" w:date="2023-12-27T12:04:00Z"/>
+        </w:rPr>
+      </w:pPr>
+      <w:ins w:id="209" w:author="Jonny Armstrong" w:date="2023-12-27T12:04:00Z">
         <w:r>
           <w:t>P</w:t>
         </w:r>
-        <w:commentRangeStart w:id="297"/>
+        <w:commentRangeStart w:id="210"/>
         <w:r>
           <w:t>attern</w:t>
         </w:r>
-        <w:commentRangeEnd w:id="297"/>
+        <w:commentRangeEnd w:id="210"/>
         <w:r>
           <w:rPr>
             <w:rStyle w:val="CommentReference"/>
             <w:rFonts w:asciiTheme="minorHAnsi" w:hAnsiTheme="minorHAnsi" w:cstheme="minorBidi"/>
             <w:color w:val="auto"/>
           </w:rPr>
-          <w:commentReference w:id="297"/>
-        </w:r>
-        <w:r>
-          <w:t xml:space="preserve">s of temperature and DO </w:t>
-        </w:r>
-        <w:proofErr w:type="gramStart"/>
-        <w:r>
-          <w:t>varied</w:t>
-        </w:r>
-        <w:proofErr w:type="gramEnd"/>
-        <w:r>
-          <w:t xml:space="preserve"> both within and among cold-water alcoves. While there was an </w:t>
-        </w:r>
-        <w:proofErr w:type="spellStart"/>
-        <w:r>
-          <w:t>overaching</w:t>
-        </w:r>
-        <w:proofErr w:type="spellEnd"/>
-        <w:r>
-          <w:t xml:space="preserve"> pattern of diel variation and vertical stratification common to all sites, </w:t>
-        </w:r>
-        <w:commentRangeStart w:id="298"/>
-        <w:r>
-          <w:t xml:space="preserve">there was variation in </w:t>
-        </w:r>
-        <w:proofErr w:type="gramStart"/>
-        <w:r>
-          <w:t>XYZ .</w:t>
-        </w:r>
-        <w:proofErr w:type="gramEnd"/>
-        <w:r>
-          <w:t xml:space="preserve">  </w:t>
-        </w:r>
-        <w:commentRangeStart w:id="299"/>
+          <w:commentReference w:id="210"/>
+        </w:r>
+        <w:r>
+          <w:t xml:space="preserve">s of temperature and DO varied both within and among cold-water alcoves. While there was an overaching pattern of diel variation and vertical stratification common to all sites, </w:t>
+        </w:r>
+        <w:commentRangeStart w:id="211"/>
+        <w:r>
+          <w:t xml:space="preserve">there was variation in XYZ .  </w:t>
+        </w:r>
+        <w:commentRangeStart w:id="212"/>
         <w:r>
           <w:t xml:space="preserve">For example, all alcoves had </w:t>
         </w:r>
-        <w:commentRangeStart w:id="300"/>
+        <w:commentRangeStart w:id="213"/>
         <w:r>
           <w:t>hyporheic</w:t>
         </w:r>
-        <w:commentRangeEnd w:id="300"/>
+        <w:commentRangeEnd w:id="213"/>
         <w:r>
           <w:rPr>
             <w:rStyle w:val="CommentReference"/>
             <w:rFonts w:asciiTheme="minorHAnsi" w:hAnsiTheme="minorHAnsi" w:cstheme="minorBidi"/>
             <w:color w:val="auto"/>
           </w:rPr>
-          <w:commentReference w:id="300"/>
+          <w:commentReference w:id="213"/>
         </w:r>
         <w:r>
           <w:t xml:space="preserve"> DO &lt;1</w:t>
@@ -11928,82 +10360,38 @@
         <w:r>
           <w:t xml:space="preserve"> across sites. This can be a meaningful difference for fish, when preferred cooler temperatures may co-occur with either adequate </w:t>
         </w:r>
-        <w:commentRangeEnd w:id="299"/>
+        <w:commentRangeEnd w:id="212"/>
         <w:r>
           <w:rPr>
             <w:rStyle w:val="CommentReference"/>
             <w:rFonts w:asciiTheme="minorHAnsi" w:hAnsiTheme="minorHAnsi" w:cstheme="minorBidi"/>
             <w:color w:val="auto"/>
           </w:rPr>
-          <w:commentReference w:id="299"/>
+          <w:commentReference w:id="212"/>
         </w:r>
         <w:r>
           <w:t xml:space="preserve">or severely hypoxic conditions. </w:t>
         </w:r>
-        <w:commentRangeEnd w:id="298"/>
+        <w:commentRangeEnd w:id="211"/>
         <w:r>
           <w:rPr>
             <w:rStyle w:val="CommentReference"/>
             <w:rFonts w:asciiTheme="minorHAnsi" w:hAnsiTheme="minorHAnsi" w:cstheme="minorBidi"/>
             <w:color w:val="auto"/>
           </w:rPr>
-          <w:commentReference w:id="298"/>
+          <w:commentReference w:id="211"/>
         </w:r>
         <w:r>
           <w:t xml:space="preserve"> </w:t>
         </w:r>
         <w:r>
-          <w:t xml:space="preserve">In lotic systems, spatiotemporal variation in temperature and DO is driven by both external drivers and internal structures (Poole and Berman 2001) including hydrologic connectivity (Palmer and </w:t>
-        </w:r>
-        <w:proofErr w:type="spellStart"/>
-        <w:r>
-          <w:t>Ruhi</w:t>
-        </w:r>
-        <w:proofErr w:type="spellEnd"/>
-        <w:r>
-          <w:t xml:space="preserve"> 2019), atmospheric conditions (</w:t>
-        </w:r>
-        <w:proofErr w:type="spellStart"/>
-        <w:r>
-          <w:t>Caissie</w:t>
-        </w:r>
-        <w:proofErr w:type="spellEnd"/>
-        <w:r>
-          <w:t xml:space="preserve"> 2006), topography (Isaak and Hubert 2001), and vegetation (</w:t>
-        </w:r>
-        <w:proofErr w:type="spellStart"/>
-        <w:r>
-          <w:t>Beschta</w:t>
-        </w:r>
-        <w:proofErr w:type="spellEnd"/>
-        <w:r>
-          <w:t xml:space="preserve"> 1997). Temperature-oxygen squeezes can also be found in lentic systems, often driven by thermal and solar isolation of a stable hypolimnion (Jankowski et al. 2006, </w:t>
-        </w:r>
-        <w:proofErr w:type="spellStart"/>
-        <w:r>
-          <w:t>Fenocchi</w:t>
-        </w:r>
-        <w:proofErr w:type="spellEnd"/>
-        <w:r>
-          <w:t xml:space="preserve"> et al. 2018). While these water bodies experience diel variation in </w:t>
-        </w:r>
-        <w:proofErr w:type="spellStart"/>
-        <w:r>
-          <w:t>epilimnetic</w:t>
-        </w:r>
-        <w:proofErr w:type="spellEnd"/>
-        <w:r>
-          <w:t xml:space="preserve"> temperatures during summer (</w:t>
-        </w:r>
-        <w:proofErr w:type="spellStart"/>
-        <w:r>
-          <w:t>Woolway</w:t>
-        </w:r>
-        <w:proofErr w:type="spellEnd"/>
-        <w:r>
-          <w:t xml:space="preserve"> et al. 2016), DO in the hypolimnion is continuously depleted</w:t>
-        </w:r>
-        <w:commentRangeStart w:id="301"/>
+          <w:t xml:space="preserve">In lotic systems, spatiotemporal variation in temperature and DO is driven by both external drivers and internal structures (Poole and Berman 2001) including hydrologic connectivity (Palmer and Ruhi 2019), atmospheric conditions (Caissie 2006), topography (Isaak and Hubert 2001), and vegetation (Beschta 1997). Temperature-oxygen squeezes can also be found in lentic systems, often driven by thermal and solar isolation of a stable hypolimnion (Jankowski et al. 2006, </w:t>
+        </w:r>
+        <w:r>
+          <w:lastRenderedPageBreak/>
+          <w:t>Fenocchi et al. 2018). While these water bodies experience diel variation in epilimnetic temperatures during summer (Woolway et al. 2016), DO in the hypolimnion is continuously depleted</w:t>
+        </w:r>
+        <w:commentRangeStart w:id="214"/>
         <w:r>
           <w:t xml:space="preserve"> by aerobic decomposition processes (until fall turnover occurs; Walker 1979).  </w:t>
         </w:r>
@@ -12015,7 +10403,7 @@
         <w:spacing w:line="480" w:lineRule="auto"/>
         <w:ind w:firstLine="720"/>
         <w:rPr>
-          <w:ins w:id="302" w:author="Jonny Armstrong" w:date="2023-12-27T12:04:00Z"/>
+          <w:ins w:id="215" w:author="Jonny Armstrong" w:date="2023-12-27T12:04:00Z"/>
         </w:rPr>
       </w:pPr>
     </w:p>
@@ -12028,14 +10416,14 @@
       <w:r>
         <w:t xml:space="preserve">In </w:t>
       </w:r>
-      <w:commentRangeEnd w:id="301"/>
+      <w:commentRangeEnd w:id="214"/>
       <w:r>
         <w:rPr>
           <w:rStyle w:val="CommentReference"/>
           <w:rFonts w:asciiTheme="minorHAnsi" w:hAnsiTheme="minorHAnsi" w:cstheme="minorBidi"/>
           <w:color w:val="auto"/>
         </w:rPr>
-        <w:commentReference w:id="301"/>
+        <w:commentReference w:id="214"/>
       </w:r>
       <w:r>
         <w:t xml:space="preserve">both Norwood and Blue Ruin </w:t>
@@ -12116,11 +10504,7 @@
         <w:t>towards</w:t>
       </w:r>
       <w:r>
-        <w:t xml:space="preserve"> the </w:t>
-      </w:r>
-      <w:r>
-        <w:lastRenderedPageBreak/>
-        <w:t>surface)</w:t>
+        <w:t xml:space="preserve"> the surface)</w:t>
       </w:r>
       <w:r>
         <w:t xml:space="preserve"> where DO was also higher</w:t>
@@ -12143,7 +10527,7 @@
       <w:r>
         <w:t xml:space="preserve">was much </w:t>
       </w:r>
-      <w:del w:id="303" w:author="Jonny Armstrong" w:date="2023-12-27T12:00:00Z">
+      <w:del w:id="216" w:author="Jonny Armstrong" w:date="2023-12-27T12:00:00Z">
         <w:r>
           <w:delText>greater</w:delText>
         </w:r>
@@ -12151,7 +10535,7 @@
           <w:delText xml:space="preserve"> </w:delText>
         </w:r>
       </w:del>
-      <w:ins w:id="304" w:author="Jonny Armstrong" w:date="2023-12-27T12:00:00Z">
+      <w:ins w:id="217" w:author="Jonny Armstrong" w:date="2023-12-27T12:00:00Z">
         <w:r>
           <w:t>higher</w:t>
         </w:r>
@@ -12162,7 +10546,7 @@
       <w:r>
         <w:t xml:space="preserve">in </w:t>
       </w:r>
-      <w:ins w:id="305" w:author="Jonny Armstrong" w:date="2023-12-27T12:00:00Z">
+      <w:ins w:id="218" w:author="Jonny Armstrong" w:date="2023-12-27T12:00:00Z">
         <w:r>
           <w:t xml:space="preserve">the </w:t>
         </w:r>
@@ -12171,31 +10555,15 @@
         <w:t>Norwood</w:t>
       </w:r>
       <w:r>
-        <w:t xml:space="preserve"> alcove, while </w:t>
-      </w:r>
-      <w:proofErr w:type="spellStart"/>
-      <w:r>
-        <w:t>epilimnetic</w:t>
-      </w:r>
-      <w:proofErr w:type="spellEnd"/>
-      <w:r>
-        <w:t xml:space="preserve"> DO stayed relatively high across that timeframe (Table 1, Supplemental Figure 2). However, </w:t>
+        <w:t xml:space="preserve"> alcove, while epilimnetic DO stayed relatively high across that timeframe (Table 1, Supplemental Figure 2). However, </w:t>
       </w:r>
       <w:r>
         <w:t>surface</w:t>
       </w:r>
       <w:r>
-        <w:t xml:space="preserve"> temperatures in Norwood remained high even at night. These surface temperatures may have been </w:t>
-      </w:r>
-      <w:proofErr w:type="spellStart"/>
-      <w:r>
-        <w:t>suboptimally</w:t>
-      </w:r>
-      <w:proofErr w:type="spellEnd"/>
-      <w:r>
-        <w:t xml:space="preserve"> warm to fish, thereby reducing the strength of selection towards</w:t>
-      </w:r>
-      <w:ins w:id="306" w:author="Barrett, Hannah" w:date="2023-12-17T12:47:00Z">
+        <w:t xml:space="preserve"> temperatures in Norwood remained high even at night. These surface temperatures may have been suboptimally warm to fish, thereby reducing the strength of selection towards</w:t>
+      </w:r>
+      <w:ins w:id="219" w:author="Barrett, Hannah" w:date="2023-12-17T12:47:00Z">
         <w:r>
           <w:t xml:space="preserve"> the</w:t>
         </w:r>
@@ -12203,7 +10571,7 @@
       <w:r>
         <w:t xml:space="preserve"> warmer </w:t>
       </w:r>
-      <w:ins w:id="307" w:author="Barrett, Hannah" w:date="2023-12-17T12:47:00Z">
+      <w:ins w:id="220" w:author="Barrett, Hannah" w:date="2023-12-17T12:47:00Z">
         <w:r>
           <w:t xml:space="preserve">and more oxygenated </w:t>
         </w:r>
@@ -12221,29 +10589,21 @@
         <w:t xml:space="preserve"> </w:t>
       </w:r>
       <w:r>
-        <w:t xml:space="preserve">temperatures in the epilimnion were much lower at night (and DO </w:t>
-      </w:r>
-      <w:proofErr w:type="gramStart"/>
-      <w:r>
-        <w:t>remained</w:t>
-      </w:r>
-      <w:proofErr w:type="gramEnd"/>
-      <w:r>
-        <w:t xml:space="preserve"> adequate; Table 1), which may explain the greater selection strength towards warmer (and shallower) temperatures when compared to Norwood (Figure 6b, 6d). </w:t>
-      </w:r>
-      <w:commentRangeStart w:id="308"/>
-      <w:ins w:id="309" w:author="Jonny Armstrong" w:date="2023-12-27T14:23:00Z">
+        <w:t xml:space="preserve">temperatures in the epilimnion were much lower at night (and DO remained adequate; Table 1), which may explain the greater selection strength towards warmer (and shallower) temperatures when compared to Norwood (Figure 6b, 6d). </w:t>
+      </w:r>
+      <w:commentRangeStart w:id="221"/>
+      <w:ins w:id="222" w:author="Jonny Armstrong" w:date="2023-12-27T14:23:00Z">
         <w:r>
           <w:t>Thus</w:t>
         </w:r>
-        <w:commentRangeEnd w:id="308"/>
+        <w:commentRangeEnd w:id="221"/>
         <w:r>
           <w:rPr>
             <w:rStyle w:val="CommentReference"/>
             <w:rFonts w:asciiTheme="minorHAnsi" w:hAnsiTheme="minorHAnsi" w:cstheme="minorBidi"/>
             <w:color w:val="auto"/>
           </w:rPr>
-          <w:commentReference w:id="308"/>
+          <w:commentReference w:id="221"/>
         </w:r>
         <w:r>
           <w:t>, ….</w:t>
@@ -12256,314 +10616,152 @@
         <w:spacing w:line="480" w:lineRule="auto"/>
         <w:ind w:firstLine="720"/>
       </w:pPr>
-      <w:ins w:id="310" w:author="Barrett, Hannah" w:date="2023-12-17T13:57:00Z">
-        <w:r>
-          <w:rPr>
-            <w:noProof/>
-          </w:rPr>
-          <w:t xml:space="preserve">Here, we show that </w:t>
-        </w:r>
-      </w:ins>
-      <w:ins w:id="311" w:author="Barrett, Hannah" w:date="2023-12-17T14:44:00Z">
-        <w:r>
-          <w:rPr>
-            <w:noProof/>
-          </w:rPr>
-          <w:t>DO</w:t>
-        </w:r>
-      </w:ins>
-      <w:ins w:id="312" w:author="Barrett, Hannah" w:date="2023-12-17T13:56:00Z">
-        <w:r>
-          <w:rPr>
-            <w:noProof/>
-          </w:rPr>
-          <w:t xml:space="preserve"> availability in floodplain thermal refuge habitats constrains habitat </w:t>
-        </w:r>
-      </w:ins>
-      <w:ins w:id="313" w:author="Barrett, Hannah" w:date="2023-12-17T13:58:00Z">
-        <w:r>
-          <w:rPr>
-            <w:noProof/>
-          </w:rPr>
-          <w:t xml:space="preserve">use by a </w:t>
-        </w:r>
-      </w:ins>
-      <w:ins w:id="314" w:author="Barrett, Hannah" w:date="2023-12-17T13:56:00Z">
-        <w:r>
-          <w:rPr>
-            <w:noProof/>
-          </w:rPr>
-          <w:t>cold-</w:t>
-        </w:r>
-        <w:r>
-          <w:rPr>
-            <w:noProof/>
-          </w:rPr>
-          <w:t>water fish.</w:t>
-        </w:r>
-      </w:ins>
-      <w:ins w:id="315" w:author="Barrett, Hannah" w:date="2023-12-17T14:07:00Z">
-        <w:r>
-          <w:rPr>
-            <w:noProof/>
-          </w:rPr>
-          <w:t xml:space="preserve"> </w:t>
-        </w:r>
-      </w:ins>
-      <w:ins w:id="316" w:author="Barrett, Hannah" w:date="2023-12-17T14:09:00Z">
-        <w:r>
-          <w:rPr>
-            <w:noProof/>
-          </w:rPr>
-          <w:t>In marine habitats, t</w:t>
-        </w:r>
-      </w:ins>
-      <w:ins w:id="317" w:author="Barrett, Hannah" w:date="2023-12-17T14:07:00Z">
-        <w:r>
-          <w:rPr>
-            <w:noProof/>
-          </w:rPr>
-          <w:t>he combined effects of temperature an</w:t>
-        </w:r>
-        <w:r>
-          <w:rPr>
-            <w:noProof/>
-          </w:rPr>
-          <w:t xml:space="preserve">d oxygen are projected to </w:t>
-        </w:r>
-      </w:ins>
-      <w:ins w:id="318" w:author="Barrett, Hannah" w:date="2023-12-17T14:33:00Z">
-        <w:r>
-          <w:rPr>
-            <w:noProof/>
-          </w:rPr>
-          <w:t xml:space="preserve">both </w:t>
-        </w:r>
-      </w:ins>
-      <w:ins w:id="319" w:author="Barrett, Hannah" w:date="2023-12-17T14:07:00Z">
-        <w:r>
-          <w:rPr>
-            <w:noProof/>
-          </w:rPr>
-          <w:t xml:space="preserve">latitudinally shift and vertically contract </w:t>
-        </w:r>
-      </w:ins>
-      <w:ins w:id="320" w:author="Barrett, Hannah" w:date="2023-12-17T14:10:00Z">
-        <w:r>
-          <w:rPr>
-            <w:noProof/>
-          </w:rPr>
-          <w:t xml:space="preserve">species distributions (Deutsch et al. 2023). </w:t>
-        </w:r>
-      </w:ins>
-      <w:ins w:id="321" w:author="Barrett, Hannah" w:date="2023-12-17T14:47:00Z">
-        <w:r>
-          <w:rPr>
-            <w:noProof/>
-          </w:rPr>
-          <w:t>Fish response to v</w:t>
-        </w:r>
-      </w:ins>
-      <w:ins w:id="322" w:author="Barrett, Hannah" w:date="2023-12-17T14:34:00Z">
-        <w:r>
-          <w:rPr>
-            <w:noProof/>
-          </w:rPr>
-          <w:t>ertical habitat compression has also been documented in l</w:t>
-        </w:r>
-      </w:ins>
-      <w:ins w:id="323" w:author="Barrett, Hannah" w:date="2023-12-17T14:40:00Z">
-        <w:r>
-          <w:rPr>
-            <w:noProof/>
-          </w:rPr>
-          <w:t>akes and reservoirs</w:t>
-        </w:r>
-      </w:ins>
-      <w:ins w:id="324" w:author="Barrett, Hannah" w:date="2023-12-17T14:34:00Z">
-        <w:r>
-          <w:rPr>
-            <w:noProof/>
-          </w:rPr>
-          <w:t xml:space="preserve"> (</w:t>
-        </w:r>
-      </w:ins>
-      <w:ins w:id="325" w:author="Barrett, Hannah" w:date="2023-12-17T14:36:00Z">
-        <w:r>
-          <w:rPr>
-            <w:noProof/>
-          </w:rPr>
-          <w:t>Coutant 19</w:t>
-        </w:r>
-      </w:ins>
-      <w:ins w:id="326" w:author="Barrett, Hannah" w:date="2023-12-17T14:37:00Z">
-        <w:r>
-          <w:rPr>
-            <w:noProof/>
-          </w:rPr>
-          <w:t xml:space="preserve">85, </w:t>
-        </w:r>
-      </w:ins>
-      <w:ins w:id="327" w:author="Barrett, Hannah" w:date="2023-12-17T14:49:00Z">
-        <w:r>
-          <w:rPr>
-            <w:noProof/>
-          </w:rPr>
-          <w:t xml:space="preserve">Swales 2006, </w:t>
-        </w:r>
-      </w:ins>
-      <w:ins w:id="328" w:author="Barrett, Hannah" w:date="2023-12-17T14:39:00Z">
-        <w:r>
-          <w:rPr>
-            <w:noProof/>
-          </w:rPr>
-          <w:t>McLaren et al. 2023), and in</w:t>
-        </w:r>
-      </w:ins>
-      <w:ins w:id="329" w:author="Barrett, Hannah" w:date="2023-12-17T14:40:00Z">
-        <w:r>
-          <w:rPr>
-            <w:noProof/>
-          </w:rPr>
-          <w:t xml:space="preserve"> lentic habitats on a river floodplain (</w:t>
-        </w:r>
-      </w:ins>
-      <w:ins w:id="330" w:author="Barrett, Hannah" w:date="2023-12-17T14:34:00Z">
-        <w:r>
-          <w:rPr>
-            <w:noProof/>
-          </w:rPr>
-          <w:t xml:space="preserve">Barrett et al. </w:t>
-        </w:r>
-        <w:r>
-          <w:rPr>
-            <w:i/>
-            <w:noProof/>
-          </w:rPr>
-          <w:t>in press</w:t>
-        </w:r>
-      </w:ins>
-      <w:ins w:id="331" w:author="Barrett, Hannah" w:date="2023-12-17T14:35:00Z">
-        <w:r>
-          <w:rPr>
-            <w:noProof/>
-          </w:rPr>
-          <w:t>)</w:t>
-        </w:r>
-      </w:ins>
-      <w:ins w:id="332" w:author="Barrett, Hannah" w:date="2023-12-17T14:40:00Z">
-        <w:r>
-          <w:rPr>
-            <w:noProof/>
-          </w:rPr>
-          <w:t>.</w:t>
-        </w:r>
-      </w:ins>
-      <w:ins w:id="333" w:author="Barrett, Hannah" w:date="2023-12-17T14:33:00Z">
-        <w:r>
-          <w:rPr>
-            <w:noProof/>
-          </w:rPr>
-          <w:t xml:space="preserve"> </w:t>
-        </w:r>
-      </w:ins>
-      <w:ins w:id="334" w:author="Barrett, Hannah" w:date="2023-12-17T14:41:00Z">
-        <w:r>
-          <w:rPr>
-            <w:noProof/>
-          </w:rPr>
-          <w:t xml:space="preserve">However, </w:t>
-        </w:r>
-      </w:ins>
-      <w:ins w:id="335" w:author="Barrett, Hannah" w:date="2023-12-18T09:52:00Z">
-        <w:r>
-          <w:rPr>
-            <w:noProof/>
-          </w:rPr>
-          <w:t>stu</w:t>
-        </w:r>
-        <w:r>
-          <w:rPr>
-            <w:noProof/>
-          </w:rPr>
-          <w:t>dies</w:t>
-        </w:r>
-      </w:ins>
-      <w:ins w:id="336" w:author="Barrett, Hannah" w:date="2023-12-17T14:41:00Z">
-        <w:r>
-          <w:rPr>
-            <w:noProof/>
-          </w:rPr>
-          <w:t xml:space="preserve"> often overlook how diel variaton in temperature and </w:t>
-        </w:r>
-      </w:ins>
-      <w:ins w:id="337" w:author="Barrett, Hannah" w:date="2023-12-17T14:51:00Z">
-        <w:r>
-          <w:rPr>
-            <w:noProof/>
-          </w:rPr>
-          <w:t>DO</w:t>
-        </w:r>
-      </w:ins>
-      <w:ins w:id="338" w:author="Barrett, Hannah" w:date="2023-12-17T14:41:00Z">
-        <w:r>
-          <w:rPr>
-            <w:noProof/>
-          </w:rPr>
-          <w:t xml:space="preserve">, and </w:t>
-        </w:r>
-      </w:ins>
-      <w:ins w:id="339" w:author="Barrett, Hannah" w:date="2023-12-17T14:42:00Z">
-        <w:r>
-          <w:rPr>
-            <w:noProof/>
-          </w:rPr>
-          <w:t xml:space="preserve">in </w:t>
-        </w:r>
-      </w:ins>
-      <w:ins w:id="340" w:author="Barrett, Hannah" w:date="2023-12-17T14:41:00Z">
-        <w:r>
-          <w:rPr>
-            <w:noProof/>
-          </w:rPr>
-          <w:t>fish behavior</w:t>
-        </w:r>
-      </w:ins>
-      <w:ins w:id="341" w:author="Barrett, Hannah" w:date="2023-12-17T14:42:00Z">
-        <w:r>
-          <w:rPr>
-            <w:noProof/>
-          </w:rPr>
-          <w:t>,</w:t>
-        </w:r>
-      </w:ins>
-      <w:ins w:id="342" w:author="Barrett, Hannah" w:date="2023-12-17T14:41:00Z">
-        <w:r>
-          <w:rPr>
-            <w:noProof/>
-          </w:rPr>
-          <w:t xml:space="preserve"> could potentially mitigate these synergistic constraints.</w:t>
-        </w:r>
-      </w:ins>
-      <w:ins w:id="343" w:author="Barrett, Hannah" w:date="2023-12-17T14:42:00Z">
-        <w:r>
-          <w:rPr>
-            <w:noProof/>
-          </w:rPr>
-          <w:t xml:space="preserve"> </w:t>
-        </w:r>
-      </w:ins>
-      <w:r>
-        <w:t xml:space="preserve">Here, we used a novel continuous monitoring approach to determine how diel variability in habitat conditions can cause trade-offs that drive cyclical habitat use in a floodplain thermal refuge </w:t>
-      </w:r>
-      <w:proofErr w:type="gramStart"/>
-      <w:r>
-        <w:t>habitat</w:t>
+      <w:r>
+        <w:rPr>
+          <w:noProof/>
+        </w:rPr>
+        <w:t xml:space="preserve">Here, we show that </w:t>
+      </w:r>
+      <w:r>
+        <w:rPr>
+          <w:noProof/>
+        </w:rPr>
+        <w:t>DO</w:t>
+      </w:r>
+      <w:r>
+        <w:rPr>
+          <w:noProof/>
+        </w:rPr>
+        <w:t xml:space="preserve"> availability in floodplain thermal refuge habitats constrains habitat use by a </w:t>
+      </w:r>
+      <w:r>
+        <w:rPr>
+          <w:noProof/>
+        </w:rPr>
+        <w:t>cold-</w:t>
+      </w:r>
+      <w:r>
+        <w:rPr>
+          <w:noProof/>
+        </w:rPr>
+        <w:t>water fish.</w:t>
+      </w:r>
+      <w:r>
+        <w:rPr>
+          <w:noProof/>
+        </w:rPr>
+        <w:t xml:space="preserve"> In marine habitats, t</w:t>
+      </w:r>
+      <w:r>
+        <w:rPr>
+          <w:noProof/>
+        </w:rPr>
+        <w:t>he combined effects of temperature an</w:t>
+      </w:r>
+      <w:r>
+        <w:rPr>
+          <w:noProof/>
+        </w:rPr>
+        <w:t xml:space="preserve">d oxygen are projected to </w:t>
+      </w:r>
+      <w:r>
+        <w:rPr>
+          <w:noProof/>
+        </w:rPr>
+        <w:t xml:space="preserve">both </w:t>
+      </w:r>
+      <w:r>
+        <w:rPr>
+          <w:noProof/>
+        </w:rPr>
+        <w:t xml:space="preserve">latitudinally shift and vertically contract species distributions (Deutsch et al. 2023). </w:t>
+      </w:r>
+      <w:r>
+        <w:rPr>
+          <w:noProof/>
+        </w:rPr>
+        <w:t>Fish response to v</w:t>
+      </w:r>
+      <w:r>
+        <w:rPr>
+          <w:noProof/>
+        </w:rPr>
+        <w:t xml:space="preserve">ertical habitat compression has also been documented in lakes and reservoirs (Coutant 1985, </w:t>
+      </w:r>
+      <w:r>
+        <w:rPr>
+          <w:noProof/>
+        </w:rPr>
+        <w:t xml:space="preserve">Swales 2006, </w:t>
+      </w:r>
+      <w:r>
+        <w:rPr>
+          <w:noProof/>
+        </w:rPr>
+        <w:t xml:space="preserve">McLaren et al. 2023), and in lentic habitats on a river floodplain (Barrett et al. </w:t>
+      </w:r>
+      <w:r>
+        <w:rPr>
+          <w:i/>
+          <w:noProof/>
+        </w:rPr>
+        <w:t>in press</w:t>
+      </w:r>
+      <w:r>
+        <w:rPr>
+          <w:noProof/>
+        </w:rPr>
+        <w:t xml:space="preserve">). </w:t>
+      </w:r>
+      <w:r>
+        <w:rPr>
+          <w:noProof/>
+        </w:rPr>
+        <w:t xml:space="preserve">However, </w:t>
+      </w:r>
+      <w:r>
+        <w:rPr>
+          <w:noProof/>
+        </w:rPr>
+        <w:t>stu</w:t>
+      </w:r>
+      <w:r>
+        <w:rPr>
+          <w:noProof/>
+        </w:rPr>
+        <w:t>dies</w:t>
+      </w:r>
+      <w:r>
+        <w:rPr>
+          <w:noProof/>
+        </w:rPr>
+        <w:t xml:space="preserve"> often overlook how diel variaton in </w:t>
+      </w:r>
+      <w:r>
+        <w:rPr>
+          <w:noProof/>
+        </w:rPr>
+        <w:lastRenderedPageBreak/>
+        <w:t xml:space="preserve">temperature and </w:t>
+      </w:r>
+      <w:r>
+        <w:rPr>
+          <w:noProof/>
+        </w:rPr>
+        <w:t>DO</w:t>
+      </w:r>
+      <w:r>
+        <w:rPr>
+          <w:noProof/>
+        </w:rPr>
+        <w:t xml:space="preserve">, and in fish behavior, could potentially mitigate these synergistic constraints. </w:t>
+      </w:r>
+      <w:r>
+        <w:t>Here, we used a novel continuous monitoring approach to determine how diel variability in habitat conditions can cause trade-offs that drive cyclical habitat use in a floodplain thermal refuge habitat</w:t>
       </w:r>
       <w:r>
         <w:t>s</w:t>
       </w:r>
-      <w:proofErr w:type="gramEnd"/>
       <w:r>
         <w:t xml:space="preserve">. </w:t>
       </w:r>
@@ -12651,9 +10849,11 @@
 </file>
 
 <file path=word/comments.xml><?xml version="1.0" encoding="utf-8"?>
-<w:comments xmlns:wpc="http://schemas.microsoft.com/office/word/2010/wordprocessingCanvas" xmlns:cx="http://schemas.microsoft.com/office/drawing/2014/chartex" xmlns:cx1="http://schemas.microsoft.com/office/drawing/2015/9/8/chartex" xmlns:cx2="http://schemas.microsoft.com/office/drawing/2015/10/21/chartex" xmlns:cx3="http://schemas.microsoft.com/office/drawing/2016/5/9/chartex" xmlns:cx4="http://schemas.microsoft.com/office/drawing/2016/5/10/chartex" xmlns:cx5="http://schemas.microsoft.com/office/drawing/2016/5/11/chartex" xmlns:cx6="http://schemas.microsoft.com/office/drawing/2016/5/12/chartex" xmlns:cx7="http://schemas.microsoft.com/office/drawing/2016/5/13/chartex" xmlns:cx8="http://schemas.microsoft.com/office/drawing/2016/5/14/chartex" xmlns:mc="http://schemas.openxmlformats.org/markup-compatibility/2006" xmlns:aink="http://schemas.microsoft.com/office/drawing/2016/ink" xmlns:am3d="http://schemas.microsoft.com/office/drawing/2017/model3d" xmlns:o="urn:schemas-microsoft-com:office:office" xmlns:oel="http://schemas.microsoft.com/office/2019/extlst" xmlns:r="http://schemas.openxmlformats.org/officeDocument/2006/relationships" xmlns:m="http://schemas.openxmlformats.org/officeDocument/2006/math" xmlns:v="urn:schemas-microsoft-com:vml" xmlns:wp14="http://schemas.microsoft.com/office/word/2010/wordprocessingDrawing" xmlns:wp="http://schemas.openxmlformats.org/drawingml/2006/wordprocessingDrawing" xmlns:w10="urn:schemas-microsoft-com:office:word" xmlns:w="http://schemas.openxmlformats.org/wordprocessingml/2006/main" xmlns:w14="http://schemas.microsoft.com/office/word/2010/wordml" xmlns:w15="http://schemas.microsoft.com/office/word/2012/wordml" xmlns:w16cex="http://schemas.microsoft.com/office/word/2018/wordml/cex" xmlns:w16cid="http://schemas.microsoft.com/office/word/2016/wordml/cid" xmlns:w16="http://schemas.microsoft.com/office/word/2018/wordml" xmlns:w16sdtdh="http://schemas.microsoft.com/office/word/2020/wordml/sdtdatahash" xmlns:w16se="http://schemas.microsoft.com/office/word/2015/wordml/symex" xmlns:wpg="http://schemas.microsoft.com/office/word/2010/wordprocessingGroup" xmlns:wpi="http://schemas.microsoft.com/office/word/2010/wordprocessingInk" xmlns:wne="http://schemas.microsoft.com/office/word/2006/wordml" xmlns:wps="http://schemas.microsoft.com/office/word/2010/wordprocessingShape" mc:Ignorable="w14 w15 w16se w16cid w16 w16cex w16sdtdh wp14">
+<w:comments xmlns:wpc="http://schemas.microsoft.com/office/word/2010/wordprocessingCanvas" xmlns:cx="http://schemas.microsoft.com/office/drawing/2014/chartex" xmlns:cx1="http://schemas.microsoft.com/office/drawing/2015/9/8/chartex" xmlns:mc="http://schemas.openxmlformats.org/markup-compatibility/2006" xmlns:o="urn:schemas-microsoft-com:office:office" xmlns:r="http://schemas.openxmlformats.org/officeDocument/2006/relationships" xmlns:m="http://schemas.openxmlformats.org/officeDocument/2006/math" xmlns:v="urn:schemas-microsoft-com:vml" xmlns:wp14="http://schemas.microsoft.com/office/word/2010/wordprocessingDrawing" xmlns:wp="http://schemas.openxmlformats.org/drawingml/2006/wordprocessingDrawing" xmlns:w10="urn:schemas-microsoft-com:office:word" xmlns:w="http://schemas.openxmlformats.org/wordprocessingml/2006/main" xmlns:w14="http://schemas.microsoft.com/office/word/2010/wordml" xmlns:w15="http://schemas.microsoft.com/office/word/2012/wordml" xmlns:w16se="http://schemas.microsoft.com/office/word/2015/wordml/symex" xmlns:wpg="http://schemas.microsoft.com/office/word/2010/wordprocessingGroup" xmlns:wpi="http://schemas.microsoft.com/office/word/2010/wordprocessingInk" xmlns:wne="http://schemas.microsoft.com/office/word/2006/wordml" xmlns:wps="http://schemas.microsoft.com/office/word/2010/wordprocessingShape" mc:Ignorable="w14 w15 w16se wp14">
   <w:comment w:id="0" w:author="Microsoft Office User" w:date="2023-12-01T08:57:00Z" w:initials="MOU">
     <w:p>
+      <w:bookmarkStart w:id="1" w:name="_GoBack"/>
+      <w:bookmarkEnd w:id="1"/>
       <w:r>
         <w:rPr>
           <w:rStyle w:val="CommentReference"/>
@@ -12693,7 +10893,7 @@
       </w:r>
     </w:p>
   </w:comment>
-  <w:comment w:id="60" w:author="Barrett, Hannah" w:date="2023-09-18T15:14:00Z" w:initials="BH">
+  <w:comment w:id="2" w:author="Barrett, Hannah" w:date="2023-09-18T15:14:00Z" w:initials="BH">
     <w:p>
       <w:pPr>
         <w:pStyle w:val="CommentText"/>
@@ -12710,25 +10910,7 @@
           <w:sz w:val="24"/>
           <w:szCs w:val="24"/>
         </w:rPr>
-        <w:t xml:space="preserve">Here, we used externally affixed temperature recording </w:t>
-      </w:r>
-      <w:proofErr w:type="spellStart"/>
-      <w:r>
-        <w:rPr>
-          <w:rFonts w:ascii="Times New Roman" w:hAnsi="Times New Roman" w:cs="Times New Roman"/>
-          <w:sz w:val="24"/>
-          <w:szCs w:val="24"/>
-        </w:rPr>
-        <w:t>iButtons</w:t>
-      </w:r>
-      <w:proofErr w:type="spellEnd"/>
-      <w:r>
-        <w:rPr>
-          <w:rFonts w:ascii="Times New Roman" w:hAnsi="Times New Roman" w:cs="Times New Roman"/>
-          <w:sz w:val="24"/>
-          <w:szCs w:val="24"/>
-        </w:rPr>
-        <w:t xml:space="preserve"> coupled with </w:t>
+        <w:t xml:space="preserve">Here, we used externally affixed temperature recording iButtons coupled with </w:t>
       </w:r>
       <w:r>
         <w:rPr>
@@ -12748,7 +10930,7 @@
       </w:r>
     </w:p>
   </w:comment>
-  <w:comment w:id="75" w:author="Barrett, Hannah" w:date="2023-09-11T13:43:00Z" w:initials="BH">
+  <w:comment w:id="4" w:author="Barrett, Hannah" w:date="2023-09-11T13:43:00Z" w:initials="BH">
     <w:p>
       <w:pPr>
         <w:pStyle w:val="CommentText"/>
@@ -12765,25 +10947,7 @@
           <w:sz w:val="24"/>
           <w:szCs w:val="24"/>
         </w:rPr>
-        <w:t>(</w:t>
-      </w:r>
-      <w:proofErr w:type="gramStart"/>
-      <w:r>
-        <w:rPr>
-          <w:rFonts w:ascii="Times New Roman" w:hAnsi="Times New Roman" w:cs="Times New Roman"/>
-          <w:sz w:val="24"/>
-          <w:szCs w:val="24"/>
-        </w:rPr>
-        <w:t>the</w:t>
-      </w:r>
-      <w:proofErr w:type="gramEnd"/>
-      <w:r>
-        <w:rPr>
-          <w:rFonts w:ascii="Times New Roman" w:hAnsi="Times New Roman" w:cs="Times New Roman"/>
-          <w:sz w:val="24"/>
-          <w:szCs w:val="24"/>
-        </w:rPr>
-        <w:t xml:space="preserve"> logger hangs in a vertical direction with its </w:t>
+        <w:t xml:space="preserve">(the logger hangs in a vertical direction with its </w:t>
       </w:r>
       <w:r>
         <w:rPr>
@@ -12851,7 +11015,7 @@
       </w:r>
     </w:p>
   </w:comment>
-  <w:comment w:id="76" w:author="Microsoft Office User" w:date="2023-09-13T10:42:00Z" w:initials="MOU">
+  <w:comment w:id="5" w:author="Barrett, Hannah" w:date="2023-10-02T10:46:00Z" w:initials="BH">
     <w:p>
       <w:pPr>
         <w:pStyle w:val="CommentText"/>
@@ -12863,23 +11027,12 @@
         <w:annotationRef/>
       </w:r>
       <w:r>
-        <w:t>I didn’t follow why you needed a slope and intercept – is this only for the T-</w:t>
-      </w:r>
-      <w:proofErr w:type="spellStart"/>
-      <w:r>
-        <w:t>DOopt</w:t>
-      </w:r>
-      <w:proofErr w:type="spellEnd"/>
-      <w:r>
-        <w:t>? Or for the others too?</w:t>
+        <w:t>Removed interaction term</w:t>
       </w:r>
     </w:p>
   </w:comment>
-  <w:comment w:id="77" w:author="Barrett, Hannah" w:date="2023-09-19T10:38:00Z" w:initials="BH">
+  <w:comment w:id="7" w:author="Microsoft Office User" w:date="2023-12-01T08:06:00Z" w:initials="MOU">
     <w:p>
-      <w:pPr>
-        <w:pStyle w:val="CommentText"/>
-      </w:pPr>
       <w:r>
         <w:rPr>
           <w:rStyle w:val="CommentReference"/>
@@ -12887,23 +11040,16 @@
         <w:annotationRef/>
       </w:r>
       <w:r>
-        <w:t xml:space="preserve">Not sure how to phrase, but </w:t>
-      </w:r>
-      <w:proofErr w:type="gramStart"/>
-      <w:r>
-        <w:t>essentially</w:t>
-      </w:r>
-      <w:proofErr w:type="gramEnd"/>
-      <w:r>
-        <w:t xml:space="preserve"> we have to calculate the slope and intercept between the highest and lowest temp so we can get the index values for the temps between the highest/lowest values (so imagine x/y coordinates are 1, 12 and 0, 22 and we need to calculate the index values (between 0 and 1) for all recorded temp values between 12 and 22).</w:t>
+        <w:rPr>
+          <w:sz w:val="20"/>
+          <w:szCs w:val="20"/>
+        </w:rPr>
+        <w:t>The reporting of the sites makes this tricky to read. Can you start with the broad results that were common to both sites, you can mention site name if saying for ‘example, in Blue Ruin…’ then discuss any differences</w:t>
       </w:r>
     </w:p>
   </w:comment>
-  <w:comment w:id="83" w:author="Barrett, Hannah" w:date="2023-10-02T10:46:00Z" w:initials="BH">
+  <w:comment w:id="10" w:author="Microsoft Office User" w:date="2023-12-01T09:44:00Z" w:initials="MOU">
     <w:p>
-      <w:pPr>
-        <w:pStyle w:val="CommentText"/>
-      </w:pPr>
       <w:r>
         <w:rPr>
           <w:rStyle w:val="CommentReference"/>
@@ -12911,11 +11057,15 @@
         <w:annotationRef/>
       </w:r>
       <w:r>
-        <w:t>Removed interaction term</w:t>
+        <w:rPr>
+          <w:sz w:val="20"/>
+          <w:szCs w:val="20"/>
+        </w:rPr>
+        <w:t>Can we tally up what fraction of individuals expressed a DVM? Reviewer gonna ask this prob</w:t>
       </w:r>
     </w:p>
   </w:comment>
-  <w:comment w:id="85" w:author="Microsoft Office User" w:date="2023-12-01T08:06:00Z" w:initials="MOU">
+  <w:comment w:id="11" w:author="Microsoft Office User" w:date="2023-12-01T09:35:00Z" w:initials="MOU">
     <w:p>
       <w:r>
         <w:rPr>
@@ -12928,11 +11078,11 @@
           <w:sz w:val="20"/>
           <w:szCs w:val="20"/>
         </w:rPr>
-        <w:t>The reporting of the sites makes this tricky to read. Can you start with the broad results that were common to both sites, you can mention site name if saying for ‘example, in Blue Ruin…’ then discuss any differences</w:t>
+        <w:t>Lets mention ind variation in discussion, saying ‘but’ or ‘yet’ softens the impact</w:t>
       </w:r>
     </w:p>
   </w:comment>
-  <w:comment w:id="93" w:author="Microsoft Office User" w:date="2023-12-01T09:44:00Z" w:initials="MOU">
+  <w:comment w:id="12" w:author="Microsoft Office User" w:date="2023-12-01T09:45:00Z" w:initials="MOU">
     <w:p>
       <w:r>
         <w:rPr>
@@ -12945,72 +11095,65 @@
           <w:sz w:val="20"/>
           <w:szCs w:val="20"/>
         </w:rPr>
-        <w:t xml:space="preserve">Can we tally up what fraction of individuals expressed a DVM? Reviewer </w:t>
-      </w:r>
-      <w:proofErr w:type="spellStart"/>
+        <w:t>this may be a discussion point — like you could say that first step is to see what fish are doing in nature, where T and DO are correlated, as you show iwth your mixed model plots, then we can use experiments to fully quantify their behavioral response</w:t>
+      </w:r>
+    </w:p>
+  </w:comment>
+  <w:comment w:id="13" w:author="Microsoft Office User" w:date="2023-12-01T16:06:00Z" w:initials="MOU">
+    <w:p>
+      <w:r>
+        <w:rPr>
+          <w:rStyle w:val="CommentReference"/>
+        </w:rPr>
+        <w:annotationRef/>
+      </w:r>
       <w:r>
         <w:rPr>
           <w:sz w:val="20"/>
           <w:szCs w:val="20"/>
         </w:rPr>
-        <w:t>gonna</w:t>
-      </w:r>
-      <w:proofErr w:type="spellEnd"/>
+        <w:t>I reworked paragraph 1 that recaps the results and sign. paragraph for readers that only scan this part of paper</w:t>
+      </w:r>
+    </w:p>
+  </w:comment>
+  <w:comment w:id="17" w:author="Microsoft Office User" w:date="2023-12-01T11:42:00Z" w:initials="MOU">
+    <w:p>
+      <w:r>
+        <w:rPr>
+          <w:rStyle w:val="CommentReference"/>
+        </w:rPr>
+        <w:annotationRef/>
+      </w:r>
       <w:r>
         <w:rPr>
           <w:sz w:val="20"/>
           <w:szCs w:val="20"/>
         </w:rPr>
-        <w:t xml:space="preserve"> ask this prob</w:t>
+        <w:t>Hiromi Uno mentioned to me that there was evidence of DVM for DO in tropical fish — see if you can find this ref</w:t>
       </w:r>
     </w:p>
   </w:comment>
-  <w:comment w:id="94" w:author="Microsoft Office User" w:date="2023-12-01T09:35:00Z" w:initials="MOU">
+  <w:comment w:id="18" w:author="Jonny Armstrong" w:date="2023-12-27T11:23:00Z" w:initials="JA">
     <w:p>
+      <w:pPr>
+        <w:pStyle w:val="CommentText"/>
+      </w:pPr>
       <w:r>
         <w:rPr>
           <w:rStyle w:val="CommentReference"/>
         </w:rPr>
         <w:annotationRef/>
       </w:r>
-      <w:proofErr w:type="spellStart"/>
-      <w:proofErr w:type="gramStart"/>
-      <w:r>
-        <w:rPr>
-          <w:sz w:val="20"/>
-          <w:szCs w:val="20"/>
-        </w:rPr>
-        <w:t>Lets</w:t>
-      </w:r>
-      <w:proofErr w:type="spellEnd"/>
-      <w:proofErr w:type="gramEnd"/>
-      <w:r>
-        <w:rPr>
-          <w:sz w:val="20"/>
-          <w:szCs w:val="20"/>
-        </w:rPr>
-        <w:t xml:space="preserve"> mention </w:t>
-      </w:r>
-      <w:proofErr w:type="spellStart"/>
-      <w:r>
-        <w:rPr>
-          <w:sz w:val="20"/>
-          <w:szCs w:val="20"/>
-        </w:rPr>
-        <w:t>ind</w:t>
-      </w:r>
-      <w:proofErr w:type="spellEnd"/>
-      <w:r>
-        <w:rPr>
-          <w:sz w:val="20"/>
-          <w:szCs w:val="20"/>
-        </w:rPr>
-        <w:t xml:space="preserve"> variation in discussion, saying ‘but’ or ‘yet’ softens the impact</w:t>
+      <w:r>
+        <w:t>If there are 4 papers on this topic, it would be better if you could refine your statement so that it identifies a more specific knowledge gap</w:t>
       </w:r>
     </w:p>
   </w:comment>
-  <w:comment w:id="98" w:author="Microsoft Office User" w:date="2023-12-01T09:45:00Z" w:initials="MOU">
+  <w:comment w:id="32" w:author="Barrett, Hannah" w:date="2023-12-14T15:51:00Z" w:initials="BH">
     <w:p>
+      <w:pPr>
+        <w:pStyle w:val="CommentText"/>
+      </w:pPr>
       <w:r>
         <w:rPr>
           <w:rStyle w:val="CommentReference"/>
@@ -13018,118 +11161,24 @@
         <w:annotationRef/>
       </w:r>
       <w:r>
-        <w:rPr>
-          <w:sz w:val="20"/>
-          <w:szCs w:val="20"/>
-        </w:rPr>
-        <w:t xml:space="preserve">this may be a discussion point — like you could say that first step is to see what fish are doing in nature, where T and DO are correlated, as you show </w:t>
-      </w:r>
-      <w:proofErr w:type="spellStart"/>
-      <w:r>
-        <w:rPr>
-          <w:sz w:val="20"/>
-          <w:szCs w:val="20"/>
-        </w:rPr>
-        <w:t>iwth</w:t>
-      </w:r>
-      <w:proofErr w:type="spellEnd"/>
-      <w:r>
-        <w:rPr>
-          <w:sz w:val="20"/>
-          <w:szCs w:val="20"/>
-        </w:rPr>
-        <w:t xml:space="preserve"> your mixed model plots, then we can use experiments to fully quantify their behavioral response</w:t>
+        <w:t>**#2 Discussion of the spatio-temporal patterns of DO and Temp and the trade-off presented to fish. I reworked your results paragraph on this so I don’t think you need to recap it much here. Probably what you should put here is why there is inter and intra alcove variation – how do your patterns compare to those in other systems, what does the variation mean for fish?</w:t>
       </w:r>
     </w:p>
   </w:comment>
-  <w:comment w:id="99" w:author="Microsoft Office User" w:date="2023-12-01T16:06:00Z" w:initials="MOU">
+  <w:comment w:id="43" w:author="Jonny Armstrong" w:date="2023-12-27T11:29:00Z" w:initials="JA">
     <w:p>
+      <w:pPr>
+        <w:pStyle w:val="CommentText"/>
+      </w:pPr>
       <w:r>
         <w:rPr>
           <w:rStyle w:val="CommentReference"/>
         </w:rPr>
         <w:annotationRef/>
-      </w:r>
-      <w:r>
-        <w:rPr>
-          <w:sz w:val="20"/>
-          <w:szCs w:val="20"/>
-        </w:rPr>
-        <w:t>I reworked paragraph 1 that recaps the results and sign. paragraph for readers that only scan this part of paper</w:t>
       </w:r>
     </w:p>
   </w:comment>
-  <w:comment w:id="103" w:author="Microsoft Office User" w:date="2023-12-01T11:42:00Z" w:initials="MOU">
-    <w:p>
-      <w:r>
-        <w:rPr>
-          <w:rStyle w:val="CommentReference"/>
-        </w:rPr>
-        <w:annotationRef/>
-      </w:r>
-      <w:r>
-        <w:rPr>
-          <w:sz w:val="20"/>
-          <w:szCs w:val="20"/>
-        </w:rPr>
-        <w:t>Hiromi Uno mentioned to me that there was evidence of DVM for DO in tropical fish — see if you can find this ref</w:t>
-      </w:r>
-    </w:p>
-  </w:comment>
-  <w:comment w:id="104" w:author="Jonny Armstrong" w:date="2023-12-27T11:23:00Z" w:initials="JA">
-    <w:p>
-      <w:pPr>
-        <w:pStyle w:val="CommentText"/>
-      </w:pPr>
-      <w:r>
-        <w:rPr>
-          <w:rStyle w:val="CommentReference"/>
-        </w:rPr>
-        <w:annotationRef/>
-      </w:r>
-      <w:r>
-        <w:t>If there are 4 papers on this topic, it would be better if you could refine your statement so that it identifies a more specific knowledge gap</w:t>
-      </w:r>
-    </w:p>
-  </w:comment>
-  <w:comment w:id="118" w:author="Barrett, Hannah" w:date="2023-12-14T15:51:00Z" w:initials="BH">
-    <w:p>
-      <w:pPr>
-        <w:pStyle w:val="CommentText"/>
-      </w:pPr>
-      <w:r>
-        <w:rPr>
-          <w:rStyle w:val="CommentReference"/>
-        </w:rPr>
-        <w:annotationRef/>
-      </w:r>
-      <w:r>
-        <w:t xml:space="preserve">**#2 Discussion of the </w:t>
-      </w:r>
-      <w:proofErr w:type="spellStart"/>
-      <w:r>
-        <w:t>spatio</w:t>
-      </w:r>
-      <w:proofErr w:type="spellEnd"/>
-      <w:r>
-        <w:t>-temporal patterns of DO and Temp and the trade-off presented to fish. I reworked your results paragraph on this so I don’t think you need to recap it much here. Probably what you should put here is why there is inter and intra alcove variation – how do your patterns compare to those in other systems, what does the variation mean for fish?</w:t>
-      </w:r>
-    </w:p>
-  </w:comment>
-  <w:comment w:id="129" w:author="Jonny Armstrong" w:date="2023-12-27T11:29:00Z" w:initials="JA">
-    <w:p>
-      <w:pPr>
-        <w:pStyle w:val="CommentText"/>
-      </w:pPr>
-      <w:r>
-        <w:rPr>
-          <w:rStyle w:val="CommentReference"/>
-        </w:rPr>
-        <w:annotationRef/>
-      </w:r>
-    </w:p>
-  </w:comment>
-  <w:comment w:id="128" w:author="Jonny Armstrong" w:date="2023-12-27T11:56:00Z" w:initials="JA">
+  <w:comment w:id="42" w:author="Jonny Armstrong" w:date="2023-12-27T11:56:00Z" w:initials="JA">
     <w:p>
       <w:pPr>
         <w:pStyle w:val="CommentText"/>
@@ -13158,15 +11207,7 @@
         </w:numPr>
       </w:pPr>
       <w:r>
-        <w:t xml:space="preserve">How different were the minimum/night </w:t>
-      </w:r>
-      <w:proofErr w:type="gramStart"/>
-      <w:r>
-        <w:t>DO’s</w:t>
-      </w:r>
-      <w:proofErr w:type="gramEnd"/>
-      <w:r>
-        <w:t xml:space="preserve"> at bottom of alcoves? They all reached &lt;1, but did some do so more frequently?</w:t>
+        <w:t>How different were the minimum/night DO’s at bottom of alcoves? They all reached &lt;1, but did some do so more frequently?</w:t>
       </w:r>
     </w:p>
     <w:p>
@@ -13201,7 +11242,7 @@
       </w:pPr>
     </w:p>
   </w:comment>
-  <w:comment w:id="122" w:author="Microsoft Office User" w:date="2023-12-01T13:30:00Z" w:initials="MOU">
+  <w:comment w:id="36" w:author="Microsoft Office User" w:date="2023-12-01T13:30:00Z" w:initials="MOU">
     <w:p>
       <w:pPr>
         <w:rPr>
@@ -13231,7 +11272,7 @@
     </w:p>
     <w:p/>
   </w:comment>
-  <w:comment w:id="145" w:author="Microsoft Office User" w:date="2023-12-01T16:13:00Z" w:initials="MOU">
+  <w:comment w:id="59" w:author="Microsoft Office User" w:date="2023-12-01T16:13:00Z" w:initials="MOU">
     <w:p>
       <w:pPr>
         <w:pStyle w:val="Default"/>
@@ -13249,7 +11290,7 @@
     </w:p>
     <w:p/>
   </w:comment>
-  <w:comment w:id="193" w:author="Jonny Armstrong" w:date="2023-12-27T12:49:00Z" w:initials="JA">
+  <w:comment w:id="107" w:author="Jonny Armstrong" w:date="2023-12-27T12:49:00Z" w:initials="JA">
     <w:p>
       <w:pPr>
         <w:pStyle w:val="CommentText"/>
@@ -13265,7 +11306,7 @@
       </w:r>
     </w:p>
   </w:comment>
-  <w:comment w:id="277" w:author="Barrett, Hannah" w:date="2023-12-17T13:32:00Z" w:initials="BH">
+  <w:comment w:id="190" w:author="Barrett, Hannah" w:date="2023-12-17T13:32:00Z" w:initials="BH">
     <w:p>
       <w:pPr>
         <w:pStyle w:val="CommentText"/>
@@ -13281,7 +11322,7 @@
       </w:r>
     </w:p>
   </w:comment>
-  <w:comment w:id="278" w:author="Barrett, Hannah" w:date="2023-12-17T13:40:00Z" w:initials="BH">
+  <w:comment w:id="191" w:author="Barrett, Hannah" w:date="2023-12-17T13:40:00Z" w:initials="BH">
     <w:p>
       <w:pPr>
         <w:pStyle w:val="CommentText"/>
@@ -13293,19 +11334,11 @@
         <w:annotationRef/>
       </w:r>
       <w:r>
-        <w:t>A decreased rate of metabolism and an increased blood oxygen-affinity are among the physiological advantages of selecting a lower temperature during hypoxia rainbow trout (</w:t>
-      </w:r>
-      <w:proofErr w:type="spellStart"/>
-      <w:r>
-        <w:t>Schurmann</w:t>
-      </w:r>
-      <w:proofErr w:type="spellEnd"/>
-      <w:r>
-        <w:t xml:space="preserve"> et al. 1991)</w:t>
+        <w:t>A decreased rate of metabolism and an increased blood oxygen-affinity are among the physiological advantages of selecting a lower temperature during hypoxia rainbow trout (Schurmann et al. 1991)</w:t>
       </w:r>
     </w:p>
   </w:comment>
-  <w:comment w:id="279" w:author="Barrett, Hannah" w:date="2023-12-17T13:39:00Z" w:initials="BH">
+  <w:comment w:id="192" w:author="Barrett, Hannah" w:date="2023-12-17T13:39:00Z" w:initials="BH">
     <w:p>
       <w:pPr>
         <w:pStyle w:val="CommentText"/>
@@ -13317,27 +11350,11 @@
         <w:annotationRef/>
       </w:r>
       <w:r>
-        <w:t>SMR to increase with food consumption and growth (</w:t>
-      </w:r>
-      <w:proofErr w:type="gramStart"/>
-      <w:r>
-        <w:t>e.g.</w:t>
-      </w:r>
-      <w:proofErr w:type="gramEnd"/>
-      <w:r>
-        <w:t xml:space="preserve"> West, Brown &amp; </w:t>
-      </w:r>
-      <w:proofErr w:type="spellStart"/>
-      <w:r>
-        <w:t>Enquist</w:t>
-      </w:r>
-      <w:proofErr w:type="spellEnd"/>
-      <w:r>
-        <w:t xml:space="preserve"> 2001)</w:t>
+        <w:t>SMR to increase with food consumption and growth (e.g. West, Brown &amp; Enquist 2001)</w:t>
       </w:r>
     </w:p>
   </w:comment>
-  <w:comment w:id="256" w:author="Microsoft Office User" w:date="2023-12-01T13:39:00Z" w:initials="MOU">
+  <w:comment w:id="169" w:author="Microsoft Office User" w:date="2023-12-01T13:39:00Z" w:initials="MOU">
     <w:p>
       <w:r>
         <w:rPr>
@@ -13350,27 +11367,11 @@
           <w:sz w:val="20"/>
           <w:szCs w:val="20"/>
         </w:rPr>
-        <w:t xml:space="preserve">This is good, can you beef it up with references about oxygen demand. Need to do more reading here I think, or talk to fish </w:t>
-      </w:r>
-      <w:proofErr w:type="spellStart"/>
-      <w:r>
-        <w:rPr>
-          <w:sz w:val="20"/>
-          <w:szCs w:val="20"/>
-        </w:rPr>
-        <w:t>phys</w:t>
-      </w:r>
-      <w:proofErr w:type="spellEnd"/>
-      <w:r>
-        <w:rPr>
-          <w:sz w:val="20"/>
-          <w:szCs w:val="20"/>
-        </w:rPr>
-        <w:t xml:space="preserve"> person</w:t>
+        <w:t>This is good, can you beef it up with references about oxygen demand. Need to do more reading here I think, or talk to fish phys person</w:t>
       </w:r>
     </w:p>
   </w:comment>
-  <w:comment w:id="275" w:author="Jonny Armstrong" w:date="2023-12-27T14:19:00Z" w:initials="JA">
+  <w:comment w:id="188" w:author="Jonny Armstrong" w:date="2023-12-27T14:19:00Z" w:initials="JA">
     <w:p>
       <w:pPr>
         <w:pStyle w:val="CommentText"/>
@@ -13399,7 +11400,7 @@
       </w:r>
     </w:p>
   </w:comment>
-  <w:comment w:id="294" w:author="Barrett, Hannah" w:date="2023-12-14T16:44:00Z" w:initials="BH">
+  <w:comment w:id="207" w:author="Barrett, Hannah" w:date="2023-12-14T16:44:00Z" w:initials="BH">
     <w:p>
       <w:pPr>
         <w:pStyle w:val="Default"/>
@@ -13412,17 +11413,7 @@
         <w:annotationRef/>
       </w:r>
       <w:r>
-        <w:t xml:space="preserve">**#4 Individual variation. You probably want to quantify individual variation this if possible, so you may not want to open this potential </w:t>
-      </w:r>
-      <w:proofErr w:type="spellStart"/>
-      <w:proofErr w:type="gramStart"/>
-      <w:r>
-        <w:t>hornets</w:t>
-      </w:r>
-      <w:proofErr w:type="spellEnd"/>
-      <w:proofErr w:type="gramEnd"/>
-      <w:r>
-        <w:t xml:space="preserve"> nest. Like I could see reviewer asking for level of variation in timing vs. how deep/shallow they went.  </w:t>
+        <w:t xml:space="preserve">**#4 Individual variation. You probably want to quantify individual variation this if possible, so you may not want to open this potential hornets nest. Like I could see reviewer asking for level of variation in timing vs. how deep/shallow they went.  </w:t>
       </w:r>
     </w:p>
     <w:p>
@@ -13431,7 +11422,7 @@
       </w:pPr>
     </w:p>
   </w:comment>
-  <w:comment w:id="297" w:author="Barrett, Hannah" w:date="2023-12-14T15:51:00Z" w:initials="BH">
+  <w:comment w:id="210" w:author="Barrett, Hannah" w:date="2023-12-14T15:51:00Z" w:initials="BH">
     <w:p>
       <w:pPr>
         <w:pStyle w:val="CommentText"/>
@@ -13443,19 +11434,11 @@
         <w:annotationRef/>
       </w:r>
       <w:r>
-        <w:t xml:space="preserve">**#2 Discussion of the </w:t>
-      </w:r>
-      <w:proofErr w:type="spellStart"/>
-      <w:r>
-        <w:t>spatio</w:t>
-      </w:r>
-      <w:proofErr w:type="spellEnd"/>
-      <w:r>
-        <w:t>-temporal patterns of DO and Temp and the trade-off presented to fish. I reworked your results paragraph on this so I don’t think you need to recap it much here. Probably what you should put here is why there is inter and intra alcove variation – how do your patterns compare to those in other systems, what does the variation mean for fish?</w:t>
+        <w:t>**#2 Discussion of the spatio-temporal patterns of DO and Temp and the trade-off presented to fish. I reworked your results paragraph on this so I don’t think you need to recap it much here. Probably what you should put here is why there is inter and intra alcove variation – how do your patterns compare to those in other systems, what does the variation mean for fish?</w:t>
       </w:r>
     </w:p>
   </w:comment>
-  <w:comment w:id="300" w:author="Jonny Armstrong" w:date="2023-12-27T11:29:00Z" w:initials="JA">
+  <w:comment w:id="213" w:author="Jonny Armstrong" w:date="2023-12-27T11:29:00Z" w:initials="JA">
     <w:p>
       <w:pPr>
         <w:pStyle w:val="CommentText"/>
@@ -13468,7 +11451,7 @@
       </w:r>
     </w:p>
   </w:comment>
-  <w:comment w:id="299" w:author="Jonny Armstrong" w:date="2023-12-27T11:56:00Z" w:initials="JA">
+  <w:comment w:id="212" w:author="Jonny Armstrong" w:date="2023-12-27T11:56:00Z" w:initials="JA">
     <w:p>
       <w:pPr>
         <w:pStyle w:val="CommentText"/>
@@ -13497,15 +11480,7 @@
         </w:numPr>
       </w:pPr>
       <w:r>
-        <w:t xml:space="preserve">How different were the minimum/night </w:t>
-      </w:r>
-      <w:proofErr w:type="gramStart"/>
-      <w:r>
-        <w:t>DO’s</w:t>
-      </w:r>
-      <w:proofErr w:type="gramEnd"/>
-      <w:r>
-        <w:t xml:space="preserve"> at bottom of alcoves? They all reached &lt;1, but did some do so more frequently?</w:t>
+        <w:t>How different were the minimum/night DO’s at bottom of alcoves? They all reached &lt;1, but did some do so more frequently?</w:t>
       </w:r>
     </w:p>
     <w:p>
@@ -13540,7 +11515,7 @@
       </w:pPr>
     </w:p>
   </w:comment>
-  <w:comment w:id="298" w:author="Microsoft Office User" w:date="2023-12-01T13:30:00Z" w:initials="MOU">
+  <w:comment w:id="211" w:author="Microsoft Office User" w:date="2023-12-01T13:30:00Z" w:initials="MOU">
     <w:p>
       <w:pPr>
         <w:rPr>
@@ -13570,7 +11545,7 @@
     </w:p>
     <w:p/>
   </w:comment>
-  <w:comment w:id="301" w:author="Jonny Armstrong" w:date="2023-12-27T12:04:00Z" w:initials="JA">
+  <w:comment w:id="214" w:author="Jonny Armstrong" w:date="2023-12-27T12:04:00Z" w:initials="JA">
     <w:p>
       <w:pPr>
         <w:pStyle w:val="CommentText"/>
@@ -13595,19 +11570,11 @@
         <w:pStyle w:val="CommentText"/>
       </w:pPr>
       <w:r>
-        <w:t xml:space="preserve">Perhaps describe the differences across all </w:t>
-      </w:r>
-      <w:proofErr w:type="spellStart"/>
-      <w:r>
-        <w:t>acloves</w:t>
-      </w:r>
-      <w:proofErr w:type="spellEnd"/>
-      <w:r>
-        <w:t>, then say how this relates to what you saw in the fish</w:t>
+        <w:t>Perhaps describe the differences across all acloves, then say how this relates to what you saw in the fish</w:t>
       </w:r>
     </w:p>
   </w:comment>
-  <w:comment w:id="308" w:author="Jonny Armstrong" w:date="2023-12-27T14:23:00Z" w:initials="JA">
+  <w:comment w:id="221" w:author="Jonny Armstrong" w:date="2023-12-27T14:23:00Z" w:initials="JA">
     <w:p>
       <w:pPr>
         <w:pStyle w:val="CommentText"/>
@@ -13619,15 +11586,7 @@
         <w:annotationRef/>
       </w:r>
       <w:r>
-        <w:t xml:space="preserve">End with sentence say about how this is cool because it shows the fish are flexible in how </w:t>
-      </w:r>
-      <w:proofErr w:type="spellStart"/>
-      <w:r>
-        <w:t>the</w:t>
-      </w:r>
-      <w:proofErr w:type="spellEnd"/>
-      <w:r>
-        <w:t xml:space="preserve"> do the DVM</w:t>
+        <w:t>End with sentence say about how this is cool because it shows the fish are flexible in how the do the DVM</w:t>
       </w:r>
     </w:p>
   </w:comment>
@@ -13635,12 +11594,10 @@
 </file>
 
 <file path=word/commentsExtended.xml><?xml version="1.0" encoding="utf-8"?>
-<w15:commentsEx xmlns:wpc="http://schemas.microsoft.com/office/word/2010/wordprocessingCanvas" xmlns:cx="http://schemas.microsoft.com/office/drawing/2014/chartex" xmlns:cx1="http://schemas.microsoft.com/office/drawing/2015/9/8/chartex" xmlns:cx2="http://schemas.microsoft.com/office/drawing/2015/10/21/chartex" xmlns:cx3="http://schemas.microsoft.com/office/drawing/2016/5/9/chartex" xmlns:cx4="http://schemas.microsoft.com/office/drawing/2016/5/10/chartex" xmlns:cx5="http://schemas.microsoft.com/office/drawing/2016/5/11/chartex" xmlns:cx6="http://schemas.microsoft.com/office/drawing/2016/5/12/chartex" xmlns:cx7="http://schemas.microsoft.com/office/drawing/2016/5/13/chartex" xmlns:cx8="http://schemas.microsoft.com/office/drawing/2016/5/14/chartex" xmlns:mc="http://schemas.openxmlformats.org/markup-compatibility/2006" xmlns:aink="http://schemas.microsoft.com/office/drawing/2016/ink" xmlns:am3d="http://schemas.microsoft.com/office/drawing/2017/model3d" xmlns:o="urn:schemas-microsoft-com:office:office" xmlns:oel="http://schemas.microsoft.com/office/2019/extlst" xmlns:r="http://schemas.openxmlformats.org/officeDocument/2006/relationships" xmlns:m="http://schemas.openxmlformats.org/officeDocument/2006/math" xmlns:v="urn:schemas-microsoft-com:vml" xmlns:wp14="http://schemas.microsoft.com/office/word/2010/wordprocessingDrawing" xmlns:wp="http://schemas.openxmlformats.org/drawingml/2006/wordprocessingDrawing" xmlns:w10="urn:schemas-microsoft-com:office:word" xmlns:w="http://schemas.openxmlformats.org/wordprocessingml/2006/main" xmlns:w14="http://schemas.microsoft.com/office/word/2010/wordml" xmlns:w15="http://schemas.microsoft.com/office/word/2012/wordml" xmlns:w16cex="http://schemas.microsoft.com/office/word/2018/wordml/cex" xmlns:w16cid="http://schemas.microsoft.com/office/word/2016/wordml/cid" xmlns:w16="http://schemas.microsoft.com/office/word/2018/wordml" xmlns:w16sdtdh="http://schemas.microsoft.com/office/word/2020/wordml/sdtdatahash" xmlns:w16se="http://schemas.microsoft.com/office/word/2015/wordml/symex" xmlns:wpg="http://schemas.microsoft.com/office/word/2010/wordprocessingGroup" xmlns:wpi="http://schemas.microsoft.com/office/word/2010/wordprocessingInk" xmlns:wne="http://schemas.microsoft.com/office/word/2006/wordml" xmlns:wps="http://schemas.microsoft.com/office/word/2010/wordprocessingShape" mc:Ignorable="w14 w15 w16se w16cid w16 w16cex w16sdtdh wp14">
+<w15:commentsEx xmlns:wpc="http://schemas.microsoft.com/office/word/2010/wordprocessingCanvas" xmlns:cx="http://schemas.microsoft.com/office/drawing/2014/chartex" xmlns:cx1="http://schemas.microsoft.com/office/drawing/2015/9/8/chartex" xmlns:mc="http://schemas.openxmlformats.org/markup-compatibility/2006" xmlns:o="urn:schemas-microsoft-com:office:office" xmlns:r="http://schemas.openxmlformats.org/officeDocument/2006/relationships" xmlns:m="http://schemas.openxmlformats.org/officeDocument/2006/math" xmlns:v="urn:schemas-microsoft-com:vml" xmlns:wp14="http://schemas.microsoft.com/office/word/2010/wordprocessingDrawing" xmlns:wp="http://schemas.openxmlformats.org/drawingml/2006/wordprocessingDrawing" xmlns:w10="urn:schemas-microsoft-com:office:word" xmlns:w="http://schemas.openxmlformats.org/wordprocessingml/2006/main" xmlns:w14="http://schemas.microsoft.com/office/word/2010/wordml" xmlns:w15="http://schemas.microsoft.com/office/word/2012/wordml" xmlns:w16se="http://schemas.microsoft.com/office/word/2015/wordml/symex" xmlns:wpg="http://schemas.microsoft.com/office/word/2010/wordprocessingGroup" xmlns:wpi="http://schemas.microsoft.com/office/word/2010/wordprocessingInk" xmlns:wne="http://schemas.microsoft.com/office/word/2006/wordml" xmlns:wps="http://schemas.microsoft.com/office/word/2010/wordprocessingShape" mc:Ignorable="w14 w15 w16se wp14">
   <w15:commentEx w15:paraId="79CE24C9" w15:done="0"/>
   <w15:commentEx w15:paraId="372B8ADE" w15:done="0"/>
   <w15:commentEx w15:paraId="2C05BD8C" w15:done="1"/>
-  <w15:commentEx w15:paraId="47902044" w15:done="1"/>
-  <w15:commentEx w15:paraId="7F32AA3D" w15:paraIdParent="47902044" w15:done="1"/>
   <w15:commentEx w15:paraId="5584008A" w15:done="0"/>
   <w15:commentEx w15:paraId="5B7E448E" w15:done="0"/>
   <w15:commentEx w15:paraId="00AF4931" w15:done="1"/>
@@ -13729,7 +11686,7 @@
 </file>
 
 <file path=word/endnotes.xml><?xml version="1.0" encoding="utf-8"?>
-<w:endnotes xmlns:wpc="http://schemas.microsoft.com/office/word/2010/wordprocessingCanvas" xmlns:cx="http://schemas.microsoft.com/office/drawing/2014/chartex" xmlns:cx1="http://schemas.microsoft.com/office/drawing/2015/9/8/chartex" xmlns:cx2="http://schemas.microsoft.com/office/drawing/2015/10/21/chartex" xmlns:cx3="http://schemas.microsoft.com/office/drawing/2016/5/9/chartex" xmlns:cx4="http://schemas.microsoft.com/office/drawing/2016/5/10/chartex" xmlns:cx5="http://schemas.microsoft.com/office/drawing/2016/5/11/chartex" xmlns:cx6="http://schemas.microsoft.com/office/drawing/2016/5/12/chartex" xmlns:cx7="http://schemas.microsoft.com/office/drawing/2016/5/13/chartex" xmlns:cx8="http://schemas.microsoft.com/office/drawing/2016/5/14/chartex" xmlns:mc="http://schemas.openxmlformats.org/markup-compatibility/2006" xmlns:aink="http://schemas.microsoft.com/office/drawing/2016/ink" xmlns:am3d="http://schemas.microsoft.com/office/drawing/2017/model3d" xmlns:o="urn:schemas-microsoft-com:office:office" xmlns:oel="http://schemas.microsoft.com/office/2019/extlst" xmlns:r="http://schemas.openxmlformats.org/officeDocument/2006/relationships" xmlns:m="http://schemas.openxmlformats.org/officeDocument/2006/math" xmlns:v="urn:schemas-microsoft-com:vml" xmlns:wp14="http://schemas.microsoft.com/office/word/2010/wordprocessingDrawing" xmlns:wp="http://schemas.openxmlformats.org/drawingml/2006/wordprocessingDrawing" xmlns:w10="urn:schemas-microsoft-com:office:word" xmlns:w="http://schemas.openxmlformats.org/wordprocessingml/2006/main" xmlns:w14="http://schemas.microsoft.com/office/word/2010/wordml" xmlns:w15="http://schemas.microsoft.com/office/word/2012/wordml" xmlns:w16cex="http://schemas.microsoft.com/office/word/2018/wordml/cex" xmlns:w16cid="http://schemas.microsoft.com/office/word/2016/wordml/cid" xmlns:w16="http://schemas.microsoft.com/office/word/2018/wordml" xmlns:w16sdtdh="http://schemas.microsoft.com/office/word/2020/wordml/sdtdatahash" xmlns:w16se="http://schemas.microsoft.com/office/word/2015/wordml/symex" xmlns:wpg="http://schemas.microsoft.com/office/word/2010/wordprocessingGroup" xmlns:wpi="http://schemas.microsoft.com/office/word/2010/wordprocessingInk" xmlns:wne="http://schemas.microsoft.com/office/word/2006/wordml" xmlns:wps="http://schemas.microsoft.com/office/word/2010/wordprocessingShape" mc:Ignorable="w14 w15 w16se w16cid w16 w16cex w16sdtdh wp14">
+<w:endnotes xmlns:wpc="http://schemas.microsoft.com/office/word/2010/wordprocessingCanvas" xmlns:cx="http://schemas.microsoft.com/office/drawing/2014/chartex" xmlns:cx1="http://schemas.microsoft.com/office/drawing/2015/9/8/chartex" xmlns:mc="http://schemas.openxmlformats.org/markup-compatibility/2006" xmlns:o="urn:schemas-microsoft-com:office:office" xmlns:r="http://schemas.openxmlformats.org/officeDocument/2006/relationships" xmlns:m="http://schemas.openxmlformats.org/officeDocument/2006/math" xmlns:v="urn:schemas-microsoft-com:vml" xmlns:wp14="http://schemas.microsoft.com/office/word/2010/wordprocessingDrawing" xmlns:wp="http://schemas.openxmlformats.org/drawingml/2006/wordprocessingDrawing" xmlns:w10="urn:schemas-microsoft-com:office:word" xmlns:w="http://schemas.openxmlformats.org/wordprocessingml/2006/main" xmlns:w14="http://schemas.microsoft.com/office/word/2010/wordml" xmlns:w15="http://schemas.microsoft.com/office/word/2012/wordml" xmlns:w16se="http://schemas.microsoft.com/office/word/2015/wordml/symex" xmlns:wpg="http://schemas.microsoft.com/office/word/2010/wordprocessingGroup" xmlns:wpi="http://schemas.microsoft.com/office/word/2010/wordprocessingInk" xmlns:wne="http://schemas.microsoft.com/office/word/2006/wordml" xmlns:wps="http://schemas.microsoft.com/office/word/2010/wordprocessingShape" mc:Ignorable="w14 w15 w16se wp14">
   <w:endnote w:type="separator" w:id="-1">
     <w:p>
       <w:pPr>
@@ -13754,7 +11711,7 @@
 </file>
 
 <file path=word/footnotes.xml><?xml version="1.0" encoding="utf-8"?>
-<w:footnotes xmlns:wpc="http://schemas.microsoft.com/office/word/2010/wordprocessingCanvas" xmlns:cx="http://schemas.microsoft.com/office/drawing/2014/chartex" xmlns:cx1="http://schemas.microsoft.com/office/drawing/2015/9/8/chartex" xmlns:cx2="http://schemas.microsoft.com/office/drawing/2015/10/21/chartex" xmlns:cx3="http://schemas.microsoft.com/office/drawing/2016/5/9/chartex" xmlns:cx4="http://schemas.microsoft.com/office/drawing/2016/5/10/chartex" xmlns:cx5="http://schemas.microsoft.com/office/drawing/2016/5/11/chartex" xmlns:cx6="http://schemas.microsoft.com/office/drawing/2016/5/12/chartex" xmlns:cx7="http://schemas.microsoft.com/office/drawing/2016/5/13/chartex" xmlns:cx8="http://schemas.microsoft.com/office/drawing/2016/5/14/chartex" xmlns:mc="http://schemas.openxmlformats.org/markup-compatibility/2006" xmlns:aink="http://schemas.microsoft.com/office/drawing/2016/ink" xmlns:am3d="http://schemas.microsoft.com/office/drawing/2017/model3d" xmlns:o="urn:schemas-microsoft-com:office:office" xmlns:oel="http://schemas.microsoft.com/office/2019/extlst" xmlns:r="http://schemas.openxmlformats.org/officeDocument/2006/relationships" xmlns:m="http://schemas.openxmlformats.org/officeDocument/2006/math" xmlns:v="urn:schemas-microsoft-com:vml" xmlns:wp14="http://schemas.microsoft.com/office/word/2010/wordprocessingDrawing" xmlns:wp="http://schemas.openxmlformats.org/drawingml/2006/wordprocessingDrawing" xmlns:w10="urn:schemas-microsoft-com:office:word" xmlns:w="http://schemas.openxmlformats.org/wordprocessingml/2006/main" xmlns:w14="http://schemas.microsoft.com/office/word/2010/wordml" xmlns:w15="http://schemas.microsoft.com/office/word/2012/wordml" xmlns:w16cex="http://schemas.microsoft.com/office/word/2018/wordml/cex" xmlns:w16cid="http://schemas.microsoft.com/office/word/2016/wordml/cid" xmlns:w16="http://schemas.microsoft.com/office/word/2018/wordml" xmlns:w16sdtdh="http://schemas.microsoft.com/office/word/2020/wordml/sdtdatahash" xmlns:w16se="http://schemas.microsoft.com/office/word/2015/wordml/symex" xmlns:wpg="http://schemas.microsoft.com/office/word/2010/wordprocessingGroup" xmlns:wpi="http://schemas.microsoft.com/office/word/2010/wordprocessingInk" xmlns:wne="http://schemas.microsoft.com/office/word/2006/wordml" xmlns:wps="http://schemas.microsoft.com/office/word/2010/wordprocessingShape" mc:Ignorable="w14 w15 w16se w16cid w16 w16cex w16sdtdh wp14">
+<w:footnotes xmlns:wpc="http://schemas.microsoft.com/office/word/2010/wordprocessingCanvas" xmlns:cx="http://schemas.microsoft.com/office/drawing/2014/chartex" xmlns:cx1="http://schemas.microsoft.com/office/drawing/2015/9/8/chartex" xmlns:mc="http://schemas.openxmlformats.org/markup-compatibility/2006" xmlns:o="urn:schemas-microsoft-com:office:office" xmlns:r="http://schemas.openxmlformats.org/officeDocument/2006/relationships" xmlns:m="http://schemas.openxmlformats.org/officeDocument/2006/math" xmlns:v="urn:schemas-microsoft-com:vml" xmlns:wp14="http://schemas.microsoft.com/office/word/2010/wordprocessingDrawing" xmlns:wp="http://schemas.openxmlformats.org/drawingml/2006/wordprocessingDrawing" xmlns:w10="urn:schemas-microsoft-com:office:word" xmlns:w="http://schemas.openxmlformats.org/wordprocessingml/2006/main" xmlns:w14="http://schemas.microsoft.com/office/word/2010/wordml" xmlns:w15="http://schemas.microsoft.com/office/word/2012/wordml" xmlns:w16se="http://schemas.microsoft.com/office/word/2015/wordml/symex" xmlns:wpg="http://schemas.microsoft.com/office/word/2010/wordprocessingGroup" xmlns:wpi="http://schemas.microsoft.com/office/word/2010/wordprocessingInk" xmlns:wne="http://schemas.microsoft.com/office/word/2006/wordml" xmlns:wps="http://schemas.microsoft.com/office/word/2010/wordprocessingShape" mc:Ignorable="w14 w15 w16se wp14">
   <w:footnote w:type="separator" w:id="-1">
     <w:p>
       <w:pPr>
@@ -13779,7 +11736,7 @@
 </file>
 
 <file path=word/numbering.xml><?xml version="1.0" encoding="utf-8"?>
-<w:numbering xmlns:wpc="http://schemas.microsoft.com/office/word/2010/wordprocessingCanvas" xmlns:cx="http://schemas.microsoft.com/office/drawing/2014/chartex" xmlns:cx1="http://schemas.microsoft.com/office/drawing/2015/9/8/chartex" xmlns:cx2="http://schemas.microsoft.com/office/drawing/2015/10/21/chartex" xmlns:cx3="http://schemas.microsoft.com/office/drawing/2016/5/9/chartex" xmlns:cx4="http://schemas.microsoft.com/office/drawing/2016/5/10/chartex" xmlns:cx5="http://schemas.microsoft.com/office/drawing/2016/5/11/chartex" xmlns:cx6="http://schemas.microsoft.com/office/drawing/2016/5/12/chartex" xmlns:cx7="http://schemas.microsoft.com/office/drawing/2016/5/13/chartex" xmlns:cx8="http://schemas.microsoft.com/office/drawing/2016/5/14/chartex" xmlns:mc="http://schemas.openxmlformats.org/markup-compatibility/2006" xmlns:aink="http://schemas.microsoft.com/office/drawing/2016/ink" xmlns:am3d="http://schemas.microsoft.com/office/drawing/2017/model3d" xmlns:o="urn:schemas-microsoft-com:office:office" xmlns:oel="http://schemas.microsoft.com/office/2019/extlst" xmlns:r="http://schemas.openxmlformats.org/officeDocument/2006/relationships" xmlns:m="http://schemas.openxmlformats.org/officeDocument/2006/math" xmlns:v="urn:schemas-microsoft-com:vml" xmlns:wp14="http://schemas.microsoft.com/office/word/2010/wordprocessingDrawing" xmlns:wp="http://schemas.openxmlformats.org/drawingml/2006/wordprocessingDrawing" xmlns:w10="urn:schemas-microsoft-com:office:word" xmlns:w="http://schemas.openxmlformats.org/wordprocessingml/2006/main" xmlns:w14="http://schemas.microsoft.com/office/word/2010/wordml" xmlns:w15="http://schemas.microsoft.com/office/word/2012/wordml" xmlns:w16cex="http://schemas.microsoft.com/office/word/2018/wordml/cex" xmlns:w16cid="http://schemas.microsoft.com/office/word/2016/wordml/cid" xmlns:w16="http://schemas.microsoft.com/office/word/2018/wordml" xmlns:w16sdtdh="http://schemas.microsoft.com/office/word/2020/wordml/sdtdatahash" xmlns:w16se="http://schemas.microsoft.com/office/word/2015/wordml/symex" xmlns:wpg="http://schemas.microsoft.com/office/word/2010/wordprocessingGroup" xmlns:wpi="http://schemas.microsoft.com/office/word/2010/wordprocessingInk" xmlns:wne="http://schemas.microsoft.com/office/word/2006/wordml" xmlns:wps="http://schemas.microsoft.com/office/word/2010/wordprocessingShape" mc:Ignorable="w14 w15 w16se w16cid w16 w16cex w16sdtdh wp14">
+<w:numbering xmlns:wpc="http://schemas.microsoft.com/office/word/2010/wordprocessingCanvas" xmlns:cx="http://schemas.microsoft.com/office/drawing/2014/chartex" xmlns:cx1="http://schemas.microsoft.com/office/drawing/2015/9/8/chartex" xmlns:mc="http://schemas.openxmlformats.org/markup-compatibility/2006" xmlns:o="urn:schemas-microsoft-com:office:office" xmlns:r="http://schemas.openxmlformats.org/officeDocument/2006/relationships" xmlns:m="http://schemas.openxmlformats.org/officeDocument/2006/math" xmlns:v="urn:schemas-microsoft-com:vml" xmlns:wp14="http://schemas.microsoft.com/office/word/2010/wordprocessingDrawing" xmlns:wp="http://schemas.openxmlformats.org/drawingml/2006/wordprocessingDrawing" xmlns:w10="urn:schemas-microsoft-com:office:word" xmlns:w="http://schemas.openxmlformats.org/wordprocessingml/2006/main" xmlns:w14="http://schemas.microsoft.com/office/word/2010/wordml" xmlns:w15="http://schemas.microsoft.com/office/word/2012/wordml" xmlns:w16se="http://schemas.microsoft.com/office/word/2015/wordml/symex" xmlns:wpg="http://schemas.microsoft.com/office/word/2010/wordprocessingGroup" xmlns:wpi="http://schemas.microsoft.com/office/word/2010/wordprocessingInk" xmlns:wne="http://schemas.microsoft.com/office/word/2006/wordml" xmlns:wps="http://schemas.microsoft.com/office/word/2010/wordprocessingShape" mc:Ignorable="w14 w15 w16se wp14">
   <w:abstractNum w:abstractNumId="0" w15:restartNumberingAfterBreak="0">
     <w:nsid w:val="05E424D5"/>
     <w:multiLevelType w:val="hybridMultilevel"/>
@@ -13981,17 +11938,17 @@
       </w:pPr>
     </w:lvl>
   </w:abstractNum>
-  <w:num w:numId="1" w16cid:durableId="2021813635">
+  <w:num w:numId="1">
     <w:abstractNumId w:val="0"/>
   </w:num>
-  <w:num w:numId="2" w16cid:durableId="154346110">
+  <w:num w:numId="2">
     <w:abstractNumId w:val="1"/>
   </w:num>
 </w:numbering>
 </file>
 
 <file path=word/people.xml><?xml version="1.0" encoding="utf-8"?>
-<w15:people xmlns:wpc="http://schemas.microsoft.com/office/word/2010/wordprocessingCanvas" xmlns:cx="http://schemas.microsoft.com/office/drawing/2014/chartex" xmlns:cx1="http://schemas.microsoft.com/office/drawing/2015/9/8/chartex" xmlns:cx2="http://schemas.microsoft.com/office/drawing/2015/10/21/chartex" xmlns:cx3="http://schemas.microsoft.com/office/drawing/2016/5/9/chartex" xmlns:cx4="http://schemas.microsoft.com/office/drawing/2016/5/10/chartex" xmlns:cx5="http://schemas.microsoft.com/office/drawing/2016/5/11/chartex" xmlns:cx6="http://schemas.microsoft.com/office/drawing/2016/5/12/chartex" xmlns:cx7="http://schemas.microsoft.com/office/drawing/2016/5/13/chartex" xmlns:cx8="http://schemas.microsoft.com/office/drawing/2016/5/14/chartex" xmlns:mc="http://schemas.openxmlformats.org/markup-compatibility/2006" xmlns:aink="http://schemas.microsoft.com/office/drawing/2016/ink" xmlns:am3d="http://schemas.microsoft.com/office/drawing/2017/model3d" xmlns:o="urn:schemas-microsoft-com:office:office" xmlns:oel="http://schemas.microsoft.com/office/2019/extlst" xmlns:r="http://schemas.openxmlformats.org/officeDocument/2006/relationships" xmlns:m="http://schemas.openxmlformats.org/officeDocument/2006/math" xmlns:v="urn:schemas-microsoft-com:vml" xmlns:wp14="http://schemas.microsoft.com/office/word/2010/wordprocessingDrawing" xmlns:wp="http://schemas.openxmlformats.org/drawingml/2006/wordprocessingDrawing" xmlns:w10="urn:schemas-microsoft-com:office:word" xmlns:w="http://schemas.openxmlformats.org/wordprocessingml/2006/main" xmlns:w14="http://schemas.microsoft.com/office/word/2010/wordml" xmlns:w15="http://schemas.microsoft.com/office/word/2012/wordml" xmlns:w16cex="http://schemas.microsoft.com/office/word/2018/wordml/cex" xmlns:w16cid="http://schemas.microsoft.com/office/word/2016/wordml/cid" xmlns:w16="http://schemas.microsoft.com/office/word/2018/wordml" xmlns:w16sdtdh="http://schemas.microsoft.com/office/word/2020/wordml/sdtdatahash" xmlns:w16se="http://schemas.microsoft.com/office/word/2015/wordml/symex" xmlns:wpg="http://schemas.microsoft.com/office/word/2010/wordprocessingGroup" xmlns:wpi="http://schemas.microsoft.com/office/word/2010/wordprocessingInk" xmlns:wne="http://schemas.microsoft.com/office/word/2006/wordml" xmlns:wps="http://schemas.microsoft.com/office/word/2010/wordprocessingShape" mc:Ignorable="w14 w15 w16se w16cid w16 w16cex w16sdtdh wp14">
+<w15:people xmlns:wpc="http://schemas.microsoft.com/office/word/2010/wordprocessingCanvas" xmlns:cx="http://schemas.microsoft.com/office/drawing/2014/chartex" xmlns:cx1="http://schemas.microsoft.com/office/drawing/2015/9/8/chartex" xmlns:mc="http://schemas.openxmlformats.org/markup-compatibility/2006" xmlns:o="urn:schemas-microsoft-com:office:office" xmlns:r="http://schemas.openxmlformats.org/officeDocument/2006/relationships" xmlns:m="http://schemas.openxmlformats.org/officeDocument/2006/math" xmlns:v="urn:schemas-microsoft-com:vml" xmlns:wp14="http://schemas.microsoft.com/office/word/2010/wordprocessingDrawing" xmlns:wp="http://schemas.openxmlformats.org/drawingml/2006/wordprocessingDrawing" xmlns:w10="urn:schemas-microsoft-com:office:word" xmlns:w="http://schemas.openxmlformats.org/wordprocessingml/2006/main" xmlns:w14="http://schemas.microsoft.com/office/word/2010/wordml" xmlns:w15="http://schemas.microsoft.com/office/word/2012/wordml" xmlns:w16se="http://schemas.microsoft.com/office/word/2015/wordml/symex" xmlns:wpg="http://schemas.microsoft.com/office/word/2010/wordprocessingGroup" xmlns:wpi="http://schemas.microsoft.com/office/word/2010/wordprocessingInk" xmlns:wne="http://schemas.microsoft.com/office/word/2006/wordml" xmlns:wps="http://schemas.microsoft.com/office/word/2010/wordprocessingShape" mc:Ignorable="w14 w15 w16se wp14">
   <w15:person w15:author="Microsoft Office User">
     <w15:presenceInfo w15:providerId="None" w15:userId="Microsoft Office User"/>
   </w15:person>
@@ -14005,7 +11962,7 @@
 </file>
 
 <file path=word/styles.xml><?xml version="1.0" encoding="utf-8"?>
-<w:styles xmlns:mc="http://schemas.openxmlformats.org/markup-compatibility/2006" xmlns:r="http://schemas.openxmlformats.org/officeDocument/2006/relationships" xmlns:w="http://schemas.openxmlformats.org/wordprocessingml/2006/main" xmlns:w14="http://schemas.microsoft.com/office/word/2010/wordml" xmlns:w15="http://schemas.microsoft.com/office/word/2012/wordml" xmlns:w16cex="http://schemas.microsoft.com/office/word/2018/wordml/cex" xmlns:w16cid="http://schemas.microsoft.com/office/word/2016/wordml/cid" xmlns:w16="http://schemas.microsoft.com/office/word/2018/wordml" xmlns:w16sdtdh="http://schemas.microsoft.com/office/word/2020/wordml/sdtdatahash" xmlns:w16se="http://schemas.microsoft.com/office/word/2015/wordml/symex" mc:Ignorable="w14 w15 w16se w16cid w16 w16cex w16sdtdh">
+<w:styles xmlns:mc="http://schemas.openxmlformats.org/markup-compatibility/2006" xmlns:r="http://schemas.openxmlformats.org/officeDocument/2006/relationships" xmlns:w="http://schemas.openxmlformats.org/wordprocessingml/2006/main" xmlns:w14="http://schemas.microsoft.com/office/word/2010/wordml" xmlns:w15="http://schemas.microsoft.com/office/word/2012/wordml" xmlns:w16se="http://schemas.microsoft.com/office/word/2015/wordml/symex" mc:Ignorable="w14 w15 w16se">
   <w:docDefaults>
     <w:rPrDefault>
       <w:rPr>
@@ -14021,7 +11978,7 @@
       </w:pPr>
     </w:pPrDefault>
   </w:docDefaults>
-  <w:latentStyles w:defLockedState="0" w:defUIPriority="99" w:defSemiHidden="0" w:defUnhideWhenUsed="0" w:defQFormat="0" w:count="376">
+  <w:latentStyles w:defLockedState="0" w:defUIPriority="99" w:defSemiHidden="0" w:defUnhideWhenUsed="0" w:defQFormat="0" w:count="371">
     <w:lsdException w:name="Normal" w:uiPriority="0" w:qFormat="1"/>
     <w:lsdException w:name="heading 1" w:uiPriority="9" w:qFormat="1"/>
     <w:lsdException w:name="heading 2" w:semiHidden="1" w:uiPriority="9" w:unhideWhenUsed="1" w:qFormat="1"/>
@@ -14393,11 +12350,6 @@
     <w:lsdException w:name="List Table 5 Dark Accent 6" w:uiPriority="50"/>
     <w:lsdException w:name="List Table 6 Colorful Accent 6" w:uiPriority="51"/>
     <w:lsdException w:name="List Table 7 Colorful Accent 6" w:uiPriority="52"/>
-    <w:lsdException w:name="Mention" w:semiHidden="1" w:unhideWhenUsed="1"/>
-    <w:lsdException w:name="Smart Hyperlink" w:semiHidden="1" w:unhideWhenUsed="1"/>
-    <w:lsdException w:name="Hashtag" w:semiHidden="1" w:unhideWhenUsed="1"/>
-    <w:lsdException w:name="Unresolved Mention" w:semiHidden="1" w:unhideWhenUsed="1"/>
-    <w:lsdException w:name="Smart Link" w:semiHidden="1" w:unhideWhenUsed="1"/>
   </w:latentStyles>
   <w:style w:type="paragraph" w:default="1" w:styleId="Normal">
     <w:name w:val="Normal"/>
@@ -14876,7 +12828,7 @@
 </file>
 
 <file path=customXml/itemProps1.xml><?xml version="1.0" encoding="utf-8"?>
-<ds:datastoreItem xmlns:ds="http://schemas.openxmlformats.org/officeDocument/2006/customXml" ds:itemID="{8128F17A-10C7-4CA0-8C4B-2B8C19734845}">
+<ds:datastoreItem xmlns:ds="http://schemas.openxmlformats.org/officeDocument/2006/customXml" ds:itemID="{77159199-961B-4C00-A8EA-B2326FBFC3A8}">
   <ds:schemaRefs>
     <ds:schemaRef ds:uri="http://schemas.openxmlformats.org/officeDocument/2006/bibliography"/>
   </ds:schemaRefs>

--- a/manuscript/dvm.manuscript.12272023.HBJA.docx
+++ b/manuscript/dvm.manuscript.12272023.HBJA.docx
@@ -11,7 +11,6 @@
           <w:szCs w:val="24"/>
         </w:rPr>
       </w:pPr>
-      <w:commentRangeStart w:id="0"/>
       <w:r>
         <w:rPr>
           <w:rFonts w:ascii="Times New Roman" w:hAnsi="Times New Roman" w:cs="Times New Roman"/>
@@ -19,23 +18,7 @@
           <w:sz w:val="24"/>
           <w:szCs w:val="24"/>
         </w:rPr>
-        <w:t>Diel</w:t>
-      </w:r>
-      <w:commentRangeEnd w:id="0"/>
-      <w:r>
-        <w:rPr>
-          <w:rStyle w:val="CommentReference"/>
-        </w:rPr>
-        <w:commentReference w:id="0"/>
-      </w:r>
-      <w:r>
-        <w:rPr>
-          <w:rFonts w:ascii="Times New Roman" w:hAnsi="Times New Roman" w:cs="Times New Roman"/>
-          <w:b/>
-          <w:sz w:val="24"/>
-          <w:szCs w:val="24"/>
-        </w:rPr>
-        <w:t xml:space="preserve"> vertical movement in floodplain refuges exploits diel asynchrony in hypoxia and thermal stress</w:t>
+        <w:t>Diel vertical movement in floodplain refuges exploits diel asynchrony in hypoxia and thermal stress</w:t>
       </w:r>
     </w:p>
     <w:p>
@@ -1269,6 +1252,30 @@
           <w:szCs w:val="24"/>
         </w:rPr>
         <w:t>in review</w:t>
+      </w:r>
+      <w:r>
+        <w:rPr>
+          <w:rFonts w:ascii="Times New Roman" w:hAnsi="Times New Roman" w:cs="Times New Roman"/>
+          <w:sz w:val="24"/>
+          <w:szCs w:val="24"/>
+        </w:rPr>
+        <w:t>, Ch</w:t>
+      </w:r>
+      <w:r>
+        <w:rPr>
+          <w:rFonts w:ascii="Times New Roman" w:hAnsi="Times New Roman" w:cs="Times New Roman"/>
+          <w:sz w:val="24"/>
+          <w:szCs w:val="24"/>
+        </w:rPr>
+        <w:t>apter</w:t>
+      </w:r>
+      <w:r>
+        <w:rPr>
+          <w:rFonts w:ascii="Times New Roman" w:hAnsi="Times New Roman" w:cs="Times New Roman"/>
+          <w:sz w:val="24"/>
+          <w:szCs w:val="24"/>
+        </w:rPr>
+        <w:t xml:space="preserve"> 2</w:t>
       </w:r>
       <w:r>
         <w:rPr>
@@ -2335,31 +2342,7 @@
           <w:sz w:val="24"/>
           <w:szCs w:val="24"/>
         </w:rPr>
-        <w:t xml:space="preserve">This study was comprised of four primary components. First, we collected continuous vertical profiles of temperature and DO to characterize how these conditions varied both spatially and temporally in select cold-water alcoves during summer. We then used a subset of our data to simulate how a fish might respond to temperature and oxygen variation given three alternate behavioral responses. Next, we collected empirical data on fine scale vertical movement in </w:t>
-      </w:r>
-      <w:commentRangeStart w:id="2"/>
-      <w:r>
-        <w:rPr>
-          <w:rFonts w:ascii="Times New Roman" w:hAnsi="Times New Roman" w:cs="Times New Roman"/>
-          <w:sz w:val="24"/>
-          <w:szCs w:val="24"/>
-        </w:rPr>
-        <w:t xml:space="preserve">alcoves. </w:t>
-      </w:r>
-      <w:commentRangeEnd w:id="2"/>
-      <w:r>
-        <w:rPr>
-          <w:rStyle w:val="CommentReference"/>
-        </w:rPr>
-        <w:commentReference w:id="2"/>
-      </w:r>
-      <w:r>
-        <w:rPr>
-          <w:rFonts w:ascii="Times New Roman" w:hAnsi="Times New Roman" w:cs="Times New Roman"/>
-          <w:sz w:val="24"/>
-          <w:szCs w:val="24"/>
-        </w:rPr>
-        <w:t>Finally, we used</w:t>
+        <w:t>This study was comprised of four primary components. First, we collected continuous vertical profiles of temperature and DO to characterize how these conditions varied both spatially and temporally in select cold-water alcoves during summer. We then used a subset of our data to simulate how a fish might respond to temperature and oxygen variation given three alternate behavioral responses. Next, we collected empirical data on fine scale vertical movement in alcoves. Finally, we used</w:t>
       </w:r>
       <w:r>
         <w:rPr>
@@ -3471,7 +3454,6 @@
         <w:spacing w:line="480" w:lineRule="auto"/>
         <w:ind w:firstLine="720"/>
         <w:rPr>
-          <w:ins w:id="3" w:author="Barrett, Hannah" w:date="2023-12-17T12:30:00Z"/>
           <w:rFonts w:ascii="Times New Roman" w:hAnsi="Times New Roman" w:cs="Times New Roman"/>
           <w:sz w:val="24"/>
           <w:szCs w:val="24"/>
@@ -3798,31 +3780,7 @@
           <w:sz w:val="24"/>
           <w:szCs w:val="24"/>
         </w:rPr>
-        <w:t xml:space="preserve">cm below the </w:t>
-      </w:r>
-      <w:commentRangeStart w:id="4"/>
-      <w:r>
-        <w:rPr>
-          <w:rFonts w:ascii="Times New Roman" w:hAnsi="Times New Roman" w:cs="Times New Roman"/>
-          <w:sz w:val="24"/>
-          <w:szCs w:val="24"/>
-        </w:rPr>
-        <w:t>surface</w:t>
-      </w:r>
-      <w:commentRangeEnd w:id="4"/>
-      <w:r>
-        <w:rPr>
-          <w:rStyle w:val="CommentReference"/>
-        </w:rPr>
-        <w:commentReference w:id="4"/>
-      </w:r>
-      <w:r>
-        <w:rPr>
-          <w:rFonts w:ascii="Times New Roman" w:hAnsi="Times New Roman" w:cs="Times New Roman"/>
-          <w:sz w:val="24"/>
-          <w:szCs w:val="24"/>
-        </w:rPr>
-        <w:t xml:space="preserve">, at the thermocline, and </w:t>
+        <w:t xml:space="preserve">cm below the surface, at the thermocline, and </w:t>
       </w:r>
       <w:r>
         <w:rPr>
@@ -5742,17 +5700,8 @@
               </m:nary>
             </m:den>
           </m:f>
-          <w:commentRangeStart w:id="5"/>
-          <w:commentRangeEnd w:id="5"/>
-          <m:r>
-            <m:rPr>
-              <m:sty m:val="p"/>
-            </m:rPr>
-            <w:rPr>
-              <w:rStyle w:val="CommentReference"/>
-            </w:rPr>
-            <w:commentReference w:id="5"/>
-          </m:r>
+          <w:commentRangeStart w:id="0"/>
+          <w:commentRangeEnd w:id="0"/>
           <m:r>
             <m:rPr>
               <m:sty m:val="p"/>
@@ -6114,23 +6063,13 @@
         </w:rPr>
         <w:t>pan of temperature-DO combinations</w:t>
       </w:r>
-      <w:ins w:id="6" w:author="Barrett, Hannah" w:date="2023-11-19T13:04:00Z">
-        <w:r>
-          <w:rPr>
-            <w:rFonts w:ascii="Times New Roman" w:hAnsi="Times New Roman" w:cs="Times New Roman"/>
-            <w:sz w:val="24"/>
-            <w:szCs w:val="24"/>
-          </w:rPr>
-          <w:t xml:space="preserve"> </w:t>
-        </w:r>
-      </w:ins>
-      <w:r>
-        <w:rPr>
-          <w:rFonts w:ascii="Times New Roman" w:hAnsi="Times New Roman" w:cs="Times New Roman"/>
-          <w:sz w:val="24"/>
-          <w:szCs w:val="24"/>
-        </w:rPr>
-        <w:t>selected by tagged fish.</w:t>
+      <w:r>
+        <w:rPr>
+          <w:rFonts w:ascii="Times New Roman" w:hAnsi="Times New Roman" w:cs="Times New Roman"/>
+          <w:sz w:val="24"/>
+          <w:szCs w:val="24"/>
+        </w:rPr>
+        <w:t xml:space="preserve"> selected by tagged fish.</w:t>
       </w:r>
       <w:r>
         <w:rPr>
@@ -6178,24 +6117,7 @@
           <w:sz w:val="24"/>
           <w:szCs w:val="24"/>
         </w:rPr>
-        <w:t xml:space="preserve">Vertical and diel variation in temperature and </w:t>
-      </w:r>
-      <w:commentRangeStart w:id="7"/>
-      <w:r>
-        <w:rPr>
-          <w:rFonts w:ascii="Times New Roman" w:hAnsi="Times New Roman" w:cs="Times New Roman"/>
-          <w:i/>
-          <w:sz w:val="24"/>
-          <w:szCs w:val="24"/>
-        </w:rPr>
-        <w:t>DO</w:t>
-      </w:r>
-      <w:commentRangeEnd w:id="7"/>
-      <w:r>
-        <w:rPr>
-          <w:rStyle w:val="CommentReference"/>
-        </w:rPr>
-        <w:commentReference w:id="7"/>
+        <w:t>Vertical and diel variation in temperature and DO</w:t>
       </w:r>
     </w:p>
     <w:p>
@@ -6976,16 +6898,14 @@
         </w:rPr>
         <w:t>morning</w:t>
       </w:r>
-      <w:ins w:id="8" w:author="Barrett, Hannah" w:date="2023-12-15T13:42:00Z">
-        <w:r>
-          <w:rPr>
-            <w:rFonts w:ascii="Times New Roman" w:hAnsi="Times New Roman" w:cs="Times New Roman"/>
-            <w:sz w:val="24"/>
-            <w:szCs w:val="24"/>
-          </w:rPr>
-          <w:t xml:space="preserve"> (‘night’)</w:t>
-        </w:r>
-      </w:ins>
+      <w:r>
+        <w:rPr>
+          <w:rFonts w:ascii="Times New Roman" w:hAnsi="Times New Roman" w:cs="Times New Roman"/>
+          <w:sz w:val="24"/>
+          <w:szCs w:val="24"/>
+        </w:rPr>
+        <w:t xml:space="preserve"> (‘night’)</w:t>
+      </w:r>
       <w:r>
         <w:rPr>
           <w:rFonts w:ascii="Times New Roman" w:hAnsi="Times New Roman" w:cs="Times New Roman"/>
@@ -7010,16 +6930,14 @@
         </w:rPr>
         <w:t>evening</w:t>
       </w:r>
-      <w:ins w:id="9" w:author="Barrett, Hannah" w:date="2023-12-15T13:42:00Z">
-        <w:r>
-          <w:rPr>
-            <w:rFonts w:ascii="Times New Roman" w:hAnsi="Times New Roman" w:cs="Times New Roman"/>
-            <w:sz w:val="24"/>
-            <w:szCs w:val="24"/>
-          </w:rPr>
-          <w:t xml:space="preserve"> (‘day’)</w:t>
-        </w:r>
-      </w:ins>
+      <w:r>
+        <w:rPr>
+          <w:rFonts w:ascii="Times New Roman" w:hAnsi="Times New Roman" w:cs="Times New Roman"/>
+          <w:sz w:val="24"/>
+          <w:szCs w:val="24"/>
+        </w:rPr>
+        <w:t xml:space="preserve"> (‘day’)</w:t>
+      </w:r>
       <w:r>
         <w:rPr>
           <w:rFonts w:ascii="Times New Roman" w:hAnsi="Times New Roman" w:cs="Times New Roman"/>
@@ -7567,23 +7485,7 @@
           <w:sz w:val="24"/>
           <w:szCs w:val="24"/>
         </w:rPr>
-        <w:t xml:space="preserve">Cutthroat </w:t>
-      </w:r>
-      <w:commentRangeStart w:id="10"/>
-      <w:r>
-        <w:rPr>
-          <w:rFonts w:ascii="Times New Roman" w:hAnsi="Times New Roman" w:cs="Times New Roman"/>
-          <w:sz w:val="24"/>
-          <w:szCs w:val="24"/>
-        </w:rPr>
-        <w:t xml:space="preserve">trout monitored </w:t>
-      </w:r>
-      <w:commentRangeEnd w:id="10"/>
-      <w:r>
-        <w:rPr>
-          <w:rStyle w:val="CommentReference"/>
-        </w:rPr>
-        <w:commentReference w:id="10"/>
+        <w:t xml:space="preserve">Cutthroat trout monitored </w:t>
       </w:r>
       <w:r>
         <w:rPr>
@@ -7673,31 +7575,7 @@
           <w:sz w:val="24"/>
           <w:szCs w:val="24"/>
         </w:rPr>
-        <w:t xml:space="preserve"> (Figure </w:t>
-      </w:r>
-      <w:commentRangeStart w:id="11"/>
-      <w:r>
-        <w:rPr>
-          <w:rFonts w:ascii="Times New Roman" w:hAnsi="Times New Roman" w:cs="Times New Roman"/>
-          <w:sz w:val="24"/>
-          <w:szCs w:val="24"/>
-        </w:rPr>
-        <w:t>4b</w:t>
-      </w:r>
-      <w:commentRangeEnd w:id="11"/>
-      <w:r>
-        <w:rPr>
-          <w:rStyle w:val="CommentReference"/>
-        </w:rPr>
-        <w:commentReference w:id="11"/>
-      </w:r>
-      <w:r>
-        <w:rPr>
-          <w:rFonts w:ascii="Times New Roman" w:hAnsi="Times New Roman" w:cs="Times New Roman"/>
-          <w:sz w:val="24"/>
-          <w:szCs w:val="24"/>
-        </w:rPr>
-        <w:t>).</w:t>
+        <w:t xml:space="preserve"> (Figure 4b).</w:t>
       </w:r>
       <w:r>
         <w:rPr>
@@ -8185,31 +8063,7 @@
           <w:sz w:val="24"/>
           <w:szCs w:val="24"/>
         </w:rPr>
-        <w:t xml:space="preserve">There was high </w:t>
-      </w:r>
-      <w:commentRangeStart w:id="12"/>
-      <w:r>
-        <w:rPr>
-          <w:rFonts w:ascii="Times New Roman" w:hAnsi="Times New Roman" w:cs="Times New Roman"/>
-          <w:sz w:val="24"/>
-          <w:szCs w:val="24"/>
-        </w:rPr>
-        <w:t xml:space="preserve">correlation between the temperature and DO covariates (≥ 0.8), however this level of correlation was </w:t>
-      </w:r>
-      <w:commentRangeEnd w:id="12"/>
-      <w:r>
-        <w:rPr>
-          <w:rStyle w:val="CommentReference"/>
-        </w:rPr>
-        <w:commentReference w:id="12"/>
-      </w:r>
-      <w:r>
-        <w:rPr>
-          <w:rFonts w:ascii="Times New Roman" w:hAnsi="Times New Roman" w:cs="Times New Roman"/>
-          <w:sz w:val="24"/>
-          <w:szCs w:val="24"/>
-        </w:rPr>
-        <w:t>unavoidable as these two variables fluctuate in rough synchrony.</w:t>
+        <w:t>There was high correlation between the temperature and DO covariates (≥ 0.8), however this level of correlation was unavoidable as these two variables fluctuate in rough synchrony.</w:t>
       </w:r>
     </w:p>
     <w:p>
@@ -8233,152 +8087,76 @@
         <w:spacing w:line="480" w:lineRule="auto"/>
         <w:ind w:firstLine="720"/>
       </w:pPr>
-      <w:commentRangeStart w:id="13"/>
-      <w:r>
-        <w:t xml:space="preserve">Fish </w:t>
-      </w:r>
-      <w:commentRangeEnd w:id="13"/>
+      <w:r>
+        <w:t>Fish have been shown to track favorable temperatures across space as habitat mosaics shift at timescales of days, months, and years</w:t>
+      </w:r>
+      <w:r>
+        <w:t xml:space="preserve"> (</w:t>
+      </w:r>
+      <w:r>
+        <w:t>Armstrong and Schindler 2013, Frechette et al. 2018, Ivanova et al. 2021</w:t>
+      </w:r>
+      <w:r>
+        <w:t>)</w:t>
+      </w:r>
+      <w:r>
+        <w:t xml:space="preserve">. However, </w:t>
+      </w:r>
+      <w:r>
+        <w:t>less</w:t>
+      </w:r>
+      <w:r>
+        <w:t xml:space="preserve"> is known about how fish respond to </w:t>
+      </w:r>
+      <w:commentRangeStart w:id="1"/>
+      <w:commentRangeStart w:id="2"/>
+      <w:r>
+        <w:t>spatiotemporal heterogeneity in temperature and oxygen</w:t>
+      </w:r>
+      <w:commentRangeEnd w:id="1"/>
       <w:r>
         <w:rPr>
           <w:rStyle w:val="CommentReference"/>
           <w:rFonts w:asciiTheme="minorHAnsi" w:hAnsiTheme="minorHAnsi" w:cstheme="minorBidi"/>
           <w:color w:val="auto"/>
         </w:rPr>
-        <w:commentReference w:id="13"/>
-      </w:r>
-      <w:r>
-        <w:t>have been shown to track favorable temperatures across space as habitat mosaics shift at timescales of days, months, and years</w:t>
-      </w:r>
-      <w:r>
-        <w:t xml:space="preserve"> (</w:t>
-      </w:r>
-      <w:ins w:id="14" w:author="Barrett, Hannah" w:date="2023-12-17T12:54:00Z">
-        <w:r>
-          <w:t>Armstrong and Schindler 2013,</w:t>
-        </w:r>
-      </w:ins>
-      <w:ins w:id="15" w:author="Barrett, Hannah" w:date="2023-12-17T12:55:00Z">
-        <w:r>
-          <w:t xml:space="preserve"> Frechette et al. 2018,</w:t>
-        </w:r>
-      </w:ins>
-      <w:ins w:id="16" w:author="Barrett, Hannah" w:date="2023-12-17T12:59:00Z">
-        <w:r>
-          <w:t xml:space="preserve"> Ivanova et al. 2021</w:t>
-        </w:r>
-      </w:ins>
-      <w:r>
-        <w:t>)</w:t>
-      </w:r>
-      <w:r>
-        <w:t xml:space="preserve">. However, </w:t>
-      </w:r>
-      <w:r>
-        <w:t>less</w:t>
-      </w:r>
-      <w:r>
-        <w:t xml:space="preserve"> is known about how fish respond to </w:t>
-      </w:r>
-      <w:commentRangeStart w:id="17"/>
-      <w:r>
-        <w:t>spatiotemporal heterogeneity in temperature and oxygen</w:t>
-      </w:r>
-      <w:commentRangeEnd w:id="17"/>
+        <w:commentReference w:id="1"/>
+      </w:r>
+      <w:commentRangeEnd w:id="2"/>
       <w:r>
         <w:rPr>
           <w:rStyle w:val="CommentReference"/>
           <w:rFonts w:asciiTheme="minorHAnsi" w:hAnsiTheme="minorHAnsi" w:cstheme="minorBidi"/>
           <w:color w:val="auto"/>
         </w:rPr>
-        <w:commentReference w:id="17"/>
-      </w:r>
-      <w:r>
-        <w:t xml:space="preserve"> (but </w:t>
-      </w:r>
-      <w:commentRangeStart w:id="18"/>
-      <w:r>
-        <w:t xml:space="preserve">see </w:t>
-      </w:r>
-      <w:ins w:id="19" w:author="Barrett, Hannah" w:date="2023-12-13T15:15:00Z">
-        <w:r>
-          <w:t xml:space="preserve">Prince and </w:t>
-        </w:r>
-      </w:ins>
-      <w:ins w:id="20" w:author="Barrett, Hannah" w:date="2023-12-13T15:16:00Z">
-        <w:r>
-          <w:t>Goodyear 2006</w:t>
-        </w:r>
-      </w:ins>
-      <w:ins w:id="21" w:author="Barrett, Hannah" w:date="2023-12-13T15:33:00Z">
-        <w:r>
-          <w:t xml:space="preserve">, </w:t>
-        </w:r>
-      </w:ins>
-      <w:ins w:id="22" w:author="Barrett, Hannah" w:date="2023-12-13T15:42:00Z">
-        <w:r>
-          <w:t>Bertrand et al. 2011, Stramma et al. 2012</w:t>
-        </w:r>
-      </w:ins>
-      <w:ins w:id="23" w:author="Barrett, Hannah" w:date="2023-12-14T15:11:00Z">
-        <w:r>
-          <w:t xml:space="preserve">, </w:t>
-        </w:r>
-      </w:ins>
-      <w:ins w:id="24" w:author="Barrett, Hannah" w:date="2023-12-13T15:48:00Z">
-        <w:r>
-          <w:t>Logan et al. 2023</w:t>
-        </w:r>
-      </w:ins>
+        <w:commentReference w:id="2"/>
+      </w:r>
+      <w:r>
+        <w:t xml:space="preserve">, </w:t>
+      </w:r>
+      <w:r>
+        <w:t>two of the most important variables affected by climate change</w:t>
+      </w:r>
+      <w:r>
+        <w:t xml:space="preserve"> (</w:t>
+      </w:r>
+      <w:r>
+        <w:t>Pörtner</w:t>
+      </w:r>
+      <w:r>
+        <w:t xml:space="preserve"> 2001, Rajesh and Rehana 2022</w:t>
+      </w:r>
       <w:r>
         <w:t>)</w:t>
       </w:r>
       <w:r>
-        <w:t xml:space="preserve">, </w:t>
-      </w:r>
-      <w:commentRangeEnd w:id="18"/>
-      <w:r>
-        <w:rPr>
-          <w:rStyle w:val="CommentReference"/>
-          <w:rFonts w:asciiTheme="minorHAnsi" w:hAnsiTheme="minorHAnsi" w:cstheme="minorBidi"/>
-          <w:color w:val="auto"/>
-        </w:rPr>
-        <w:commentReference w:id="18"/>
-      </w:r>
-      <w:r>
-        <w:t>two of the most important variables affected by climate change</w:t>
-      </w:r>
-      <w:r>
-        <w:t xml:space="preserve"> (</w:t>
-      </w:r>
-      <w:ins w:id="25" w:author="Barrett, Hannah" w:date="2023-12-13T15:45:00Z">
-        <w:r>
-          <w:t>Pörtner</w:t>
-        </w:r>
-        <w:r>
-          <w:t xml:space="preserve"> 2001, </w:t>
-        </w:r>
-      </w:ins>
-      <w:ins w:id="26" w:author="Barrett, Hannah" w:date="2023-12-13T15:43:00Z">
-        <w:r>
-          <w:t xml:space="preserve">Rajesh and </w:t>
-        </w:r>
-      </w:ins>
-      <w:ins w:id="27" w:author="Barrett, Hannah" w:date="2023-12-13T15:44:00Z">
-        <w:r>
-          <w:t>Rehana 2022</w:t>
-        </w:r>
-      </w:ins>
-      <w:r>
-        <w:t>)</w:t>
-      </w:r>
-      <w:r>
         <w:t xml:space="preserve">. Here we characterized diel variation in trade-offs between temperature and </w:t>
       </w:r>
       <w:r>
         <w:t>DO</w:t>
       </w:r>
       <w:r>
-        <w:t xml:space="preserve"> across six floodplain thermal refuges on a seasonally warm river. During the daytime, when temperature increased toward its maximum and photosynthesis </w:t>
+        <w:t xml:space="preserve"> across six floodplain thermal refuges on a seasonally warm river. During the day, when temperature increased toward its maximum and photosynthesis </w:t>
       </w:r>
       <w:r>
         <w:t>increased DO concentrations</w:t>
@@ -8404,11 +8182,9 @@
       <w:r>
         <w:t xml:space="preserve"> Thus</w:t>
       </w:r>
-      <w:ins w:id="28" w:author="Jonny Armstrong" w:date="2023-12-27T11:26:00Z">
-        <w:r>
-          <w:t>,</w:t>
-        </w:r>
-      </w:ins>
+      <w:r>
+        <w:t>,</w:t>
+      </w:r>
       <w:r>
         <w:t xml:space="preserve"> the threats of hypoxia and heat stress were asynchronous.</w:t>
       </w:r>
@@ -8447,22 +8223,14 @@
         <w:t>,</w:t>
       </w:r>
       <w:r>
-        <w:t xml:space="preserve"> moving </w:t>
+        <w:t xml:space="preserve"> moving shallower during the day and deeper at night. Statistical modeling confirmed that fish in these </w:t>
       </w:r>
       <w:r>
         <w:lastRenderedPageBreak/>
-        <w:t xml:space="preserve">shallower during the day and deeper at night. Statistical modeling confirmed that fish in these thermal refuges were avoiding cooler temperatures at night, when hypoxia was most severe, </w:t>
-      </w:r>
-      <w:r>
-        <w:t>but were selecting cooler temperatures during the day, when DO was higher. Thus, diel variation, and adaptive fish behavior that exploits spatio-temporal heterogeneity, likely soften</w:t>
-      </w:r>
-      <w:del w:id="29" w:author="Jonny Armstrong" w:date="2023-12-27T11:50:00Z">
-        <w:r>
-          <w:delText>s</w:delText>
-        </w:r>
-      </w:del>
-      <w:r>
-        <w:t xml:space="preserve"> the constraints of </w:t>
+        <w:t xml:space="preserve">thermal refuges were avoiding cooler temperatures at night, when hypoxia was most severe, </w:t>
+      </w:r>
+      <w:r>
+        <w:t xml:space="preserve">but were selecting cooler temperatures during the day, when DO was higher. Thus, diel variation, and adaptive fish behavior that exploits spatio-temporal heterogeneity, likely soften the constraints of </w:t>
       </w:r>
       <w:r>
         <w:t xml:space="preserve">DO </w:t>
@@ -8475,666 +8243,316 @@
       <w:pPr>
         <w:pStyle w:val="Default"/>
         <w:spacing w:line="480" w:lineRule="auto"/>
-        <w:ind w:firstLine="720"/>
-        <w:rPr>
-          <w:del w:id="30" w:author="Jonny Armstrong" w:date="2023-12-27T12:02:00Z"/>
-        </w:rPr>
       </w:pPr>
-      <w:del w:id="31" w:author="Jonny Armstrong" w:date="2023-12-27T12:02:00Z">
-        <w:r>
-          <w:delText>P</w:delText>
-        </w:r>
-        <w:commentRangeStart w:id="32"/>
-        <w:r>
-          <w:delText>attern</w:delText>
-        </w:r>
-        <w:commentRangeEnd w:id="32"/>
-        <w:r>
-          <w:rPr>
-            <w:rStyle w:val="CommentReference"/>
-            <w:rFonts w:asciiTheme="minorHAnsi" w:hAnsiTheme="minorHAnsi" w:cstheme="minorBidi"/>
-            <w:color w:val="auto"/>
-          </w:rPr>
-          <w:commentReference w:id="32"/>
-        </w:r>
-        <w:r>
-          <w:delText xml:space="preserve">s of temperature and DO varied both </w:delText>
-        </w:r>
-      </w:del>
-      <w:del w:id="33" w:author="Jonny Armstrong" w:date="2023-12-27T11:28:00Z">
-        <w:r>
-          <w:delText xml:space="preserve">between and </w:delText>
-        </w:r>
-      </w:del>
-      <w:del w:id="34" w:author="Jonny Armstrong" w:date="2023-12-27T12:02:00Z">
-        <w:r>
-          <w:delText xml:space="preserve">within cold-water alcoves. </w:delText>
-        </w:r>
-      </w:del>
-      <w:del w:id="35" w:author="Jonny Armstrong" w:date="2023-12-27T11:54:00Z">
-        <w:r>
-          <w:delText xml:space="preserve">At night, these habitats often exhibited a narrow range of preferred cool </w:delText>
-        </w:r>
-        <w:commentRangeStart w:id="36"/>
-        <w:r>
-          <w:delText xml:space="preserve">temperatures that were also adequately oxygenated, creating a more pronounced trade-off for fish. However, </w:delText>
-        </w:r>
-      </w:del>
-      <w:del w:id="37" w:author="Jonny Armstrong" w:date="2023-12-27T12:02:00Z">
-        <w:r>
-          <w:delText xml:space="preserve">there was variation in </w:delText>
-        </w:r>
-      </w:del>
-      <w:del w:id="38" w:author="Jonny Armstrong" w:date="2023-12-27T11:55:00Z">
-        <w:r>
-          <w:delText>the</w:delText>
-        </w:r>
-      </w:del>
-      <w:del w:id="39" w:author="Jonny Armstrong" w:date="2023-12-27T12:02:00Z">
-        <w:r>
-          <w:delText xml:space="preserve"> </w:delText>
-        </w:r>
-      </w:del>
-      <w:del w:id="40" w:author="Jonny Armstrong" w:date="2023-12-27T11:54:00Z">
-        <w:r>
-          <w:delText>minimum oxygen recorded across habitats</w:delText>
-        </w:r>
-      </w:del>
-      <w:del w:id="41" w:author="Jonny Armstrong" w:date="2023-12-27T12:02:00Z">
-        <w:r>
-          <w:delText xml:space="preserve">. </w:delText>
-        </w:r>
-        <w:commentRangeStart w:id="42"/>
-        <w:r>
-          <w:delText xml:space="preserve">For example, all alcoves had </w:delText>
-        </w:r>
-        <w:commentRangeStart w:id="43"/>
-        <w:r>
-          <w:delText>hyporheic</w:delText>
-        </w:r>
-        <w:commentRangeEnd w:id="43"/>
-        <w:r>
-          <w:rPr>
-            <w:rStyle w:val="CommentReference"/>
-            <w:rFonts w:asciiTheme="minorHAnsi" w:hAnsiTheme="minorHAnsi" w:cstheme="minorBidi"/>
-            <w:color w:val="auto"/>
-          </w:rPr>
-          <w:commentReference w:id="43"/>
-        </w:r>
-        <w:r>
-          <w:delText xml:space="preserve"> DO &lt;1</w:delText>
-        </w:r>
-        <w:r>
-          <w:delText xml:space="preserve"> </w:delText>
-        </w:r>
-        <w:r>
-          <w:delText>mg</w:delText>
-        </w:r>
-        <w:r>
-          <w:delText>•</w:delText>
-        </w:r>
-        <w:r>
-          <w:delText>L</w:delText>
-        </w:r>
-        <w:r>
-          <w:rPr>
-            <w:vertAlign w:val="superscript"/>
-          </w:rPr>
-          <w:delText>-1</w:delText>
-        </w:r>
-        <w:r>
-          <w:delText xml:space="preserve">at one or more locations </w:delText>
-        </w:r>
-        <w:r>
-          <w:delText>at night</w:delText>
-        </w:r>
-        <w:r>
-          <w:delText xml:space="preserve">, but during the </w:delText>
-        </w:r>
-        <w:r>
-          <w:delText>day</w:delText>
-        </w:r>
-        <w:r>
-          <w:delText>, minimum DO levels ranged from &lt;1mg•L</w:delText>
-        </w:r>
-        <w:r>
-          <w:rPr>
-            <w:vertAlign w:val="superscript"/>
-          </w:rPr>
-          <w:delText>-1</w:delText>
-        </w:r>
-        <w:r>
-          <w:delText xml:space="preserve"> to &gt;4mg•L</w:delText>
-        </w:r>
-        <w:r>
-          <w:rPr>
-            <w:vertAlign w:val="superscript"/>
-          </w:rPr>
-          <w:delText>-1</w:delText>
-        </w:r>
-        <w:r>
-          <w:delText xml:space="preserve"> across sites. This can be a meaningful difference for fish, when preferred cooler temperatures may co-occur with either adequate </w:delText>
-        </w:r>
-        <w:commentRangeEnd w:id="42"/>
-        <w:r>
-          <w:rPr>
-            <w:rStyle w:val="CommentReference"/>
-            <w:rFonts w:asciiTheme="minorHAnsi" w:hAnsiTheme="minorHAnsi" w:cstheme="minorBidi"/>
-            <w:color w:val="auto"/>
-          </w:rPr>
-          <w:commentReference w:id="42"/>
-        </w:r>
-        <w:r>
-          <w:delText xml:space="preserve">or severely hypoxic conditions. </w:delText>
-        </w:r>
-        <w:commentRangeEnd w:id="36"/>
-        <w:r>
-          <w:rPr>
-            <w:rStyle w:val="CommentReference"/>
-            <w:rFonts w:asciiTheme="minorHAnsi" w:hAnsiTheme="minorHAnsi" w:cstheme="minorBidi"/>
-            <w:color w:val="auto"/>
-          </w:rPr>
-          <w:commentReference w:id="36"/>
-        </w:r>
-        <w:r>
-          <w:delText xml:space="preserve"> </w:delText>
-        </w:r>
-        <w:r>
-          <w:delText>I</w:delText>
-        </w:r>
-        <w:r>
-          <w:delText>n lotic systems</w:delText>
-        </w:r>
-        <w:r>
-          <w:delText>, spatiotemporal variation in temperature and DO</w:delText>
-        </w:r>
-        <w:r>
-          <w:delText xml:space="preserve"> is driven by both external drivers and internal structures (Poole and Berman 2001) including hydrologic connectivity (Palmer and Ruhi 2019), atmospheric conditions (Caissie 2006), topography</w:delText>
-        </w:r>
-        <w:r>
-          <w:delText xml:space="preserve"> (</w:delText>
-        </w:r>
-      </w:del>
-      <w:ins w:id="44" w:author="Barrett, Hannah" w:date="2023-12-17T13:14:00Z">
-        <w:del w:id="45" w:author="Jonny Armstrong" w:date="2023-12-27T12:02:00Z">
-          <w:r>
-            <w:delText xml:space="preserve">Isaak and </w:delText>
-          </w:r>
-        </w:del>
-      </w:ins>
-      <w:ins w:id="46" w:author="Barrett, Hannah" w:date="2023-12-17T13:15:00Z">
-        <w:del w:id="47" w:author="Jonny Armstrong" w:date="2023-12-27T12:02:00Z">
-          <w:r>
-            <w:delText>Hubert 2001</w:delText>
-          </w:r>
-        </w:del>
-      </w:ins>
-      <w:del w:id="48" w:author="Jonny Armstrong" w:date="2023-12-27T12:02:00Z">
-        <w:r>
-          <w:delText>)</w:delText>
-        </w:r>
-        <w:r>
-          <w:delText>, and vegetation</w:delText>
-        </w:r>
-        <w:r>
-          <w:delText xml:space="preserve"> (</w:delText>
-        </w:r>
-      </w:del>
-      <w:ins w:id="49" w:author="Barrett, Hannah" w:date="2023-12-17T13:23:00Z">
-        <w:del w:id="50" w:author="Jonny Armstrong" w:date="2023-12-27T12:02:00Z">
-          <w:r>
-            <w:delText>Beschta 1997</w:delText>
-          </w:r>
-        </w:del>
-      </w:ins>
-      <w:del w:id="51" w:author="Jonny Armstrong" w:date="2023-12-27T12:02:00Z">
-        <w:r>
-          <w:delText>)</w:delText>
-        </w:r>
-        <w:r>
-          <w:delText xml:space="preserve">. </w:delText>
-        </w:r>
-        <w:r>
-          <w:delText>Temperature</w:delText>
-        </w:r>
-        <w:r>
-          <w:delText>-oxygen squeeze</w:delText>
-        </w:r>
-        <w:r>
-          <w:delText>s</w:delText>
-        </w:r>
-        <w:r>
-          <w:delText xml:space="preserve"> </w:delText>
-        </w:r>
-        <w:r>
-          <w:delText xml:space="preserve">can also be found </w:delText>
-        </w:r>
-        <w:r>
-          <w:delText>in</w:delText>
-        </w:r>
-        <w:r>
-          <w:delText xml:space="preserve"> lentic </w:delText>
-        </w:r>
-        <w:r>
-          <w:delText>systems</w:delText>
-        </w:r>
-        <w:r>
-          <w:delText>,</w:delText>
-        </w:r>
-        <w:r>
-          <w:delText xml:space="preserve"> often driven by </w:delText>
-        </w:r>
-        <w:r>
-          <w:delText>thermal and solar</w:delText>
-        </w:r>
-        <w:r>
-          <w:delText xml:space="preserve"> isolation of </w:delText>
-        </w:r>
-        <w:r>
-          <w:delText>a stable</w:delText>
-        </w:r>
-        <w:r>
-          <w:delText xml:space="preserve"> hypolimnion</w:delText>
-        </w:r>
-        <w:r>
-          <w:delText xml:space="preserve"> (Jankowski et al. 2006, Fenocchi et al. 2018)</w:delText>
-        </w:r>
-        <w:r>
-          <w:delText xml:space="preserve">. While </w:delText>
-        </w:r>
-        <w:r>
-          <w:delText>these</w:delText>
-        </w:r>
-        <w:r>
-          <w:delText xml:space="preserve"> water bodies experience diel variation in epilimnetic temperatures</w:delText>
-        </w:r>
-        <w:r>
-          <w:delText xml:space="preserve"> during summer (Woolway et al. 2016)</w:delText>
-        </w:r>
-        <w:r>
-          <w:delText xml:space="preserve">, </w:delText>
-        </w:r>
-        <w:r>
-          <w:delText>DO</w:delText>
-        </w:r>
-        <w:r>
-          <w:delText xml:space="preserve"> in the hypolimnion is </w:delText>
-        </w:r>
-        <w:r>
-          <w:delText xml:space="preserve">continuously </w:delText>
-        </w:r>
-        <w:r>
-          <w:delText>depleted by aerobic decomposition processes</w:delText>
-        </w:r>
-        <w:r>
-          <w:delText xml:space="preserve"> </w:delText>
-        </w:r>
-      </w:del>
-      <w:ins w:id="52" w:author="Barrett, Hannah" w:date="2023-12-15T13:46:00Z">
-        <w:del w:id="53" w:author="Jonny Armstrong" w:date="2023-12-27T12:02:00Z">
-          <w:r>
-            <w:delText>(</w:delText>
-          </w:r>
-        </w:del>
-      </w:ins>
-      <w:del w:id="54" w:author="Jonny Armstrong" w:date="2023-12-27T12:02:00Z">
-        <w:r>
-          <w:delText xml:space="preserve">until fall turnover </w:delText>
-        </w:r>
-        <w:r>
-          <w:delText>occurs</w:delText>
-        </w:r>
-      </w:del>
-      <w:ins w:id="55" w:author="Barrett, Hannah" w:date="2023-12-15T13:47:00Z">
-        <w:del w:id="56" w:author="Jonny Armstrong" w:date="2023-12-27T12:02:00Z">
-          <w:r>
-            <w:delText xml:space="preserve">; </w:delText>
-          </w:r>
-        </w:del>
-      </w:ins>
-      <w:del w:id="57" w:author="Jonny Armstrong" w:date="2023-12-27T12:02:00Z">
-        <w:r>
-          <w:delText xml:space="preserve"> </w:delText>
-        </w:r>
-        <w:r>
-          <w:delText xml:space="preserve">(Walker 1979).  </w:delText>
-        </w:r>
-      </w:del>
+      <w:r>
+        <w:t xml:space="preserve"> </w:t>
+      </w:r>
+      <w:r>
+        <w:t xml:space="preserve"> </w:t>
+      </w:r>
+      <w:r>
+        <w:tab/>
+      </w:r>
+      <w:r>
+        <w:t xml:space="preserve">Our </w:t>
+      </w:r>
+      <w:r>
+        <w:t>simulation of</w:t>
+      </w:r>
+      <w:r>
+        <w:t xml:space="preserve"> </w:t>
+      </w:r>
+      <w:r>
+        <w:t>fish habitat selection</w:t>
+      </w:r>
+      <w:r>
+        <w:t xml:space="preserve"> </w:t>
+      </w:r>
+      <w:r>
+        <w:t>found that fish held at constant depth if considering</w:t>
+      </w:r>
+      <w:r>
+        <w:t xml:space="preserve"> temperature</w:t>
+      </w:r>
+      <w:r>
+        <w:t xml:space="preserve"> or</w:t>
+      </w:r>
+      <w:r>
+        <w:t xml:space="preserve"> </w:t>
+      </w:r>
+      <w:r>
+        <w:t>DO</w:t>
+      </w:r>
+      <w:r>
+        <w:t xml:space="preserve"> in isolation, but switched to diel vertical movement when considering temperature and DO together (</w:t>
+      </w:r>
+      <w:r>
+        <w:t>Figure 4a</w:t>
+      </w:r>
+      <w:r>
+        <w:t xml:space="preserve">). Tagged fish held </w:t>
+      </w:r>
+      <w:r>
+        <w:rPr>
+          <w:i/>
+          <w:iCs/>
+        </w:rPr>
+        <w:t>in situ</w:t>
+      </w:r>
+      <w:r>
+        <w:t xml:space="preserve"> exhibited analogous DVM with similar timing, </w:t>
+      </w:r>
+      <w:r>
+        <w:t xml:space="preserve">but </w:t>
+      </w:r>
+      <w:r>
+        <w:t xml:space="preserve">at </w:t>
+      </w:r>
+      <w:r>
+        <w:t>a smaller</w:t>
+      </w:r>
+      <w:r>
+        <w:t xml:space="preserve"> amplitud</w:t>
+      </w:r>
+      <w:r>
+        <w:t xml:space="preserve">e than in our simulation. We did not expect our simulation to accurately predict fish depths in the wild, because the </w:t>
+      </w:r>
+      <w:r>
+        <w:rPr>
+          <w:noProof/>
+        </w:rPr>
+        <w:t>TDO</w:t>
+      </w:r>
+      <w:r>
+        <w:rPr>
+          <w:noProof/>
+          <w:vertAlign w:val="subscript"/>
+        </w:rPr>
+        <w:t>opt</w:t>
+      </w:r>
+      <w:r>
+        <w:rPr>
+          <w:noProof/>
+          <w:vertAlign w:val="subscript"/>
+        </w:rPr>
+        <w:t xml:space="preserve"> </w:t>
+      </w:r>
+      <w:r>
+        <w:rPr>
+          <w:noProof/>
+          <w:vertAlign w:val="subscript"/>
+        </w:rPr>
+        <w:t xml:space="preserve"> </w:t>
+      </w:r>
+      <w:r>
+        <w:rPr>
+          <w:noProof/>
+        </w:rPr>
+        <w:t>strategy was not based on empirical physiological data; i.e., we do not know the actual costs of ephemeral exposure to differing levels of hypoxia</w:t>
+      </w:r>
+      <w:r>
+        <w:rPr>
+          <w:noProof/>
+        </w:rPr>
+        <w:t xml:space="preserve"> as </w:t>
+      </w:r>
+      <w:r>
+        <w:rPr>
+          <w:noProof/>
+        </w:rPr>
+        <w:t xml:space="preserve">there can be high intraspecific variation in </w:t>
+      </w:r>
+      <w:r>
+        <w:rPr>
+          <w:noProof/>
+        </w:rPr>
+        <w:t>hypoxia tolerance (Faust et al. 2004, Metcalfe et al. 2016).</w:t>
+      </w:r>
+      <w:r>
+        <w:rPr>
+          <w:noProof/>
+        </w:rPr>
+        <w:t xml:space="preserve"> </w:t>
+      </w:r>
+      <w:r>
+        <w:rPr>
+          <w:noProof/>
+        </w:rPr>
+        <w:t xml:space="preserve">However, the fish in our study appear to be relatively tolerant of tempory exposure to low DO. Though they avoided the lowest DO levels in the water column, they could have experienced higher DO minimums by moving farther above the thermocline. For example, the EPA criteria for absolute minimum DO leves for coldwater fish is </w:t>
+      </w:r>
+      <w:r>
+        <w:t>4</w:t>
+      </w:r>
+      <w:r>
+        <w:t xml:space="preserve"> </w:t>
+      </w:r>
+      <w:r>
+        <w:t>mg•L</w:t>
+      </w:r>
+      <w:r>
+        <w:rPr>
+          <w:vertAlign w:val="superscript"/>
+        </w:rPr>
+        <w:t>-1</w:t>
+      </w:r>
+      <w:r>
+        <w:rPr>
+          <w:noProof/>
+        </w:rPr>
+        <w:t>, the cutthroat in our study could have stayed above this level by selecting</w:t>
+      </w:r>
+      <w:r>
+        <w:rPr>
+          <w:noProof/>
+        </w:rPr>
+        <w:t xml:space="preserve"> ~2-3</w:t>
+      </w:r>
+      <w:r>
+        <w:rPr>
+          <w:noProof/>
+        </w:rPr>
+        <w:sym w:font="Symbol" w:char="F0B0"/>
+      </w:r>
+      <w:r>
+        <w:rPr>
+          <w:noProof/>
+        </w:rPr>
+        <w:t xml:space="preserve"> C warmer water, but they did not. </w:t>
+      </w:r>
     </w:p>
     <w:p>
       <w:pPr>
         <w:pStyle w:val="Default"/>
         <w:spacing w:line="480" w:lineRule="auto"/>
         <w:rPr>
-          <w:ins w:id="58" w:author="Jonny Armstrong" w:date="2023-12-27T12:17:00Z"/>
+          <w:noProof/>
         </w:rPr>
       </w:pPr>
       <w:r>
+        <w:tab/>
+        <w:t>We were surprised that fish did not select for warmer temperatures in favor of higher DO, because recent physiological work on our focal species found that temperatures up to 19</w:t>
+      </w:r>
+      <w:r>
+        <w:sym w:font="Symbol" w:char="F0B0"/>
+      </w:r>
+      <w:r>
+        <w:t>C did not decrease aerobic scope</w:t>
+      </w:r>
+      <w:r>
+        <w:t xml:space="preserve"> (Anlauf-Dunn et al. 2022)</w:t>
+      </w:r>
+      <w:r>
+        <w:t>. While short-term physiological stress does not explain the observed behavior in our fish, we believe cumulative effects on energetics do</w:t>
+      </w:r>
+      <w:r>
+        <w:rPr>
+          <w:noProof/>
+        </w:rPr>
+        <w:t xml:space="preserve">. </w:t>
+      </w:r>
+      <w:r>
+        <w:rPr>
+          <w:noProof/>
+        </w:rPr>
         <w:lastRenderedPageBreak/>
-        <w:t xml:space="preserve"> </w:t>
-      </w:r>
-      <w:r>
-        <w:t xml:space="preserve"> </w:t>
-      </w:r>
-      <w:r>
-        <w:tab/>
-      </w:r>
-      <w:commentRangeStart w:id="59"/>
-      <w:r>
-        <w:t xml:space="preserve">Our </w:t>
-      </w:r>
-      <w:r>
-        <w:t xml:space="preserve">simulation </w:t>
-      </w:r>
-      <w:commentRangeEnd w:id="59"/>
-      <w:r>
-        <w:rPr>
-          <w:rStyle w:val="CommentReference"/>
-          <w:rFonts w:asciiTheme="minorHAnsi" w:hAnsiTheme="minorHAnsi" w:cstheme="minorBidi"/>
-          <w:color w:val="auto"/>
-        </w:rPr>
-        <w:commentReference w:id="59"/>
-      </w:r>
-      <w:r>
-        <w:t>of</w:t>
-      </w:r>
-      <w:r>
-        <w:t xml:space="preserve"> </w:t>
-      </w:r>
-      <w:ins w:id="60" w:author="Jonny Armstrong" w:date="2023-12-27T11:38:00Z">
-        <w:r>
-          <w:t>fish habitat selection</w:t>
-        </w:r>
-      </w:ins>
-      <w:del w:id="61" w:author="Jonny Armstrong" w:date="2023-12-27T11:38:00Z">
-        <w:r>
-          <w:delText>behavioral responses to</w:delText>
-        </w:r>
-      </w:del>
-      <w:r>
-        <w:t xml:space="preserve"> </w:t>
-      </w:r>
-      <w:del w:id="62" w:author="Jonny Armstrong" w:date="2023-12-27T11:37:00Z">
-        <w:r>
-          <w:delText xml:space="preserve">shifting </w:delText>
-        </w:r>
-        <w:r>
-          <w:delText>habitat</w:delText>
-        </w:r>
-      </w:del>
-      <w:del w:id="63" w:author="Jonny Armstrong" w:date="2023-12-27T11:39:00Z">
-        <w:r>
-          <w:delText xml:space="preserve"> </w:delText>
-        </w:r>
-        <w:r>
-          <w:delText xml:space="preserve">conditions </w:delText>
-        </w:r>
-      </w:del>
-      <w:ins w:id="64" w:author="Jonny Armstrong" w:date="2023-12-27T12:55:00Z">
-        <w:r>
-          <w:t>found that fish held at constant depth if considering</w:t>
-        </w:r>
-      </w:ins>
-      <w:del w:id="65" w:author="Jonny Armstrong" w:date="2023-12-27T12:55:00Z">
-        <w:r>
-          <w:delText xml:space="preserve">produced </w:delText>
-        </w:r>
-      </w:del>
-      <w:del w:id="66" w:author="Jonny Armstrong" w:date="2023-12-27T12:54:00Z">
-        <w:r>
-          <w:delText xml:space="preserve">a </w:delText>
-        </w:r>
-        <w:r>
-          <w:delText>diel vertical movement</w:delText>
-        </w:r>
-        <w:r>
-          <w:delText xml:space="preserve"> pattern</w:delText>
-        </w:r>
-        <w:r>
-          <w:delText xml:space="preserve"> when</w:delText>
-        </w:r>
-      </w:del>
-      <w:del w:id="67" w:author="Jonny Armstrong" w:date="2023-12-27T12:55:00Z">
-        <w:r>
-          <w:delText xml:space="preserve"> </w:delText>
-        </w:r>
-      </w:del>
-      <w:del w:id="68" w:author="Jonny Armstrong" w:date="2023-12-27T11:36:00Z">
-        <w:r>
-          <w:delText>both</w:delText>
-        </w:r>
-      </w:del>
-      <w:r>
-        <w:t xml:space="preserve"> temperature</w:t>
-      </w:r>
-      <w:ins w:id="69" w:author="Jonny Armstrong" w:date="2023-12-27T12:55:00Z">
-        <w:r>
-          <w:t xml:space="preserve"> or</w:t>
-        </w:r>
-      </w:ins>
-      <w:del w:id="70" w:author="Jonny Armstrong" w:date="2023-12-27T12:55:00Z">
-        <w:r>
-          <w:delText xml:space="preserve"> and</w:delText>
-        </w:r>
-      </w:del>
-      <w:r>
-        <w:t xml:space="preserve"> </w:t>
-      </w:r>
-      <w:r>
-        <w:t>DO</w:t>
-      </w:r>
-      <w:ins w:id="71" w:author="Jonny Armstrong" w:date="2023-12-27T12:55:00Z">
-        <w:r>
-          <w:t xml:space="preserve"> in isolation, but switched to diel vertical movement when con</w:t>
-        </w:r>
-      </w:ins>
-      <w:ins w:id="72" w:author="Jonny Armstrong" w:date="2023-12-27T12:56:00Z">
-        <w:r>
-          <w:t>sidering temperature and DO together</w:t>
-        </w:r>
-      </w:ins>
-      <w:del w:id="73" w:author="Jonny Armstrong" w:date="2023-12-27T11:39:00Z">
-        <w:r>
-          <w:delText xml:space="preserve"> were considered</w:delText>
-        </w:r>
-      </w:del>
-      <w:ins w:id="74" w:author="Jonny Armstrong" w:date="2023-12-27T12:12:00Z">
-        <w:r>
-          <w:t xml:space="preserve"> (fig. x). </w:t>
-        </w:r>
-      </w:ins>
-      <w:del w:id="75" w:author="Jonny Armstrong" w:date="2023-12-27T11:40:00Z">
-        <w:r>
-          <w:delText>.</w:delText>
-        </w:r>
-      </w:del>
-      <w:del w:id="76" w:author="Jonny Armstrong" w:date="2023-12-27T12:12:00Z">
-        <w:r>
-          <w:delText xml:space="preserve"> </w:delText>
-        </w:r>
-      </w:del>
-      <w:del w:id="77" w:author="Jonny Armstrong" w:date="2023-12-27T12:13:00Z">
-        <w:r>
-          <w:delText>This movement was reflected in our tagged fish,</w:delText>
-        </w:r>
-      </w:del>
-      <w:ins w:id="78" w:author="Jonny Armstrong" w:date="2023-12-27T12:15:00Z">
-        <w:r>
-          <w:t xml:space="preserve">Tagged fish held </w:t>
-        </w:r>
-        <w:r>
-          <w:rPr>
-            <w:i/>
-            <w:iCs/>
-            <w:rPrChange w:id="79" w:author="Jonny Armstrong" w:date="2023-12-27T12:15:00Z">
-              <w:rPr/>
-            </w:rPrChange>
-          </w:rPr>
-          <w:t>in situ</w:t>
-        </w:r>
-        <w:r>
-          <w:t xml:space="preserve"> exhibited analogous DVM</w:t>
-        </w:r>
-      </w:ins>
-      <w:ins w:id="80" w:author="Jonny Armstrong" w:date="2023-12-27T12:16:00Z">
-        <w:r>
-          <w:t xml:space="preserve"> with</w:t>
-        </w:r>
-      </w:ins>
-      <w:ins w:id="81" w:author="Jonny Armstrong" w:date="2023-12-27T12:17:00Z">
-        <w:r>
-          <w:t xml:space="preserve"> </w:t>
-        </w:r>
-      </w:ins>
-      <w:ins w:id="82" w:author="Jonny Armstrong" w:date="2023-12-27T12:16:00Z">
-        <w:r>
-          <w:t xml:space="preserve">similar timing, </w:t>
-        </w:r>
-      </w:ins>
-      <w:del w:id="83" w:author="Jonny Armstrong" w:date="2023-12-27T12:16:00Z">
-        <w:r>
-          <w:delText xml:space="preserve"> </w:delText>
-        </w:r>
-      </w:del>
-      <w:r>
-        <w:t xml:space="preserve">but </w:t>
-      </w:r>
-      <w:del w:id="84" w:author="Jonny Armstrong" w:date="2023-12-27T12:16:00Z">
-        <w:r>
-          <w:delText>at a lower</w:delText>
-        </w:r>
-      </w:del>
-      <w:ins w:id="85" w:author="Jonny Armstrong" w:date="2023-12-27T12:16:00Z">
-        <w:r>
-          <w:t>a smaller</w:t>
-        </w:r>
-      </w:ins>
-      <w:r>
-        <w:t xml:space="preserve"> amplitud</w:t>
-      </w:r>
-      <w:ins w:id="86" w:author="Jonny Armstrong" w:date="2023-12-27T12:18:00Z">
-        <w:r>
-          <w:t xml:space="preserve">e than in our simulation. </w:t>
-        </w:r>
-      </w:ins>
-      <w:ins w:id="87" w:author="Jonny Armstrong" w:date="2023-12-27T12:30:00Z">
-        <w:r>
-          <w:t>We did not expect our simulation</w:t>
-        </w:r>
-      </w:ins>
-      <w:ins w:id="88" w:author="Jonny Armstrong" w:date="2023-12-27T12:24:00Z">
-        <w:r>
-          <w:t xml:space="preserve"> </w:t>
-        </w:r>
-      </w:ins>
-      <w:ins w:id="89" w:author="Jonny Armstrong" w:date="2023-12-27T12:26:00Z">
-        <w:r>
-          <w:t xml:space="preserve">to </w:t>
-        </w:r>
-      </w:ins>
-      <w:ins w:id="90" w:author="Jonny Armstrong" w:date="2023-12-27T12:24:00Z">
-        <w:r>
-          <w:t>accurately predi</w:t>
-        </w:r>
-      </w:ins>
-      <w:ins w:id="91" w:author="Jonny Armstrong" w:date="2023-12-27T12:26:00Z">
-        <w:r>
-          <w:t>c</w:t>
-        </w:r>
-      </w:ins>
-      <w:ins w:id="92" w:author="Jonny Armstrong" w:date="2023-12-27T12:24:00Z">
-        <w:r>
-          <w:t>t fish depth</w:t>
-        </w:r>
-      </w:ins>
-      <w:ins w:id="93" w:author="Jonny Armstrong" w:date="2023-12-27T12:27:00Z">
-        <w:r>
-          <w:t>s in the wild</w:t>
-        </w:r>
-      </w:ins>
-      <w:ins w:id="94" w:author="Jonny Armstrong" w:date="2023-12-27T12:30:00Z">
-        <w:r>
-          <w:t xml:space="preserve">, </w:t>
-        </w:r>
-      </w:ins>
-      <w:ins w:id="95" w:author="Jonny Armstrong" w:date="2023-12-27T12:33:00Z">
-        <w:r>
-          <w:t xml:space="preserve">because </w:t>
-        </w:r>
-      </w:ins>
-      <w:ins w:id="96" w:author="Jonny Armstrong" w:date="2023-12-27T12:40:00Z">
-        <w:r>
-          <w:t>the</w:t>
-        </w:r>
-      </w:ins>
-      <w:ins w:id="97" w:author="Jonny Armstrong" w:date="2023-12-27T12:38:00Z">
-        <w:r>
-          <w:t xml:space="preserve"> </w:t>
-        </w:r>
-      </w:ins>
-      <w:ins w:id="98" w:author="Jonny Armstrong" w:date="2023-12-27T12:33:00Z">
+        <w:t>While sampling fish on cold-water alcoves as part of a separate study, we observed high densities of fish with small ration sizes</w:t>
+      </w:r>
+      <w:ins w:id="3" w:author="Barrett, Hannah" w:date="2024-01-23T16:41:00Z">
         <w:r>
           <w:rPr>
             <w:noProof/>
           </w:rPr>
-          <w:t>TDO</w:t>
+          <w:t xml:space="preserve"> of low energy density prey items</w:t>
         </w:r>
+      </w:ins>
+      <w:r>
+        <w:rPr>
+          <w:noProof/>
+        </w:rPr>
+        <w:t xml:space="preserve"> </w:t>
+      </w:r>
+      <w:commentRangeStart w:id="4"/>
+      <w:r>
+        <w:rPr>
+          <w:noProof/>
+        </w:rPr>
+        <w:t>(Barrett unpublished data</w:t>
+      </w:r>
+      <w:r>
+        <w:rPr>
+          <w:noProof/>
+        </w:rPr>
+        <w:t>, Ch</w:t>
+      </w:r>
+      <w:r>
+        <w:rPr>
+          <w:noProof/>
+        </w:rPr>
+        <w:t>apter</w:t>
+      </w:r>
+      <w:r>
+        <w:rPr>
+          <w:noProof/>
+        </w:rPr>
+        <w:t xml:space="preserve"> 4</w:t>
+      </w:r>
+      <w:r>
+        <w:rPr>
+          <w:noProof/>
+        </w:rPr>
+        <w:t xml:space="preserve">). </w:t>
+      </w:r>
+      <w:r>
+        <w:rPr>
+          <w:noProof/>
+        </w:rPr>
+        <w:t xml:space="preserve">When fish are starving, cooler temperatures reduce rates of energy loss (by reducing metabolic costs) and increase the duration over which fish can survive without foraging. Thus, when fish balance temperature-DO trade-offs on thermal refuges, where negative energy budgets are typical (Hahlbeck et al. 2022), incurring some level of hypoxia may reduce the risk of starving to death before the end of summer. </w:t>
+      </w:r>
+    </w:p>
+    <w:p>
+      <w:pPr>
+        <w:pStyle w:val="Default"/>
+        <w:spacing w:line="480" w:lineRule="auto"/>
+        <w:rPr>
+          <w:noProof/>
+        </w:rPr>
+      </w:pPr>
+    </w:p>
+    <w:p>
+      <w:pPr>
+        <w:pStyle w:val="Default"/>
+        <w:spacing w:line="480" w:lineRule="auto"/>
+        <w:rPr>
+          <w:noProof/>
+        </w:rPr>
+      </w:pPr>
+      <w:r>
+        <w:rPr>
+          <w:noProof/>
+        </w:rPr>
+        <w:t xml:space="preserve">Further, if fish are relatively inactive and starving while using thermal refuges, they may have lower physiological </w:t>
+      </w:r>
+      <w:del w:id="5" w:author="Barrett, Hannah" w:date="2024-01-23T16:21:00Z">
         <w:r>
           <w:rPr>
             <w:noProof/>
-            <w:vertAlign w:val="subscript"/>
           </w:rPr>
-          <w:t>opt</w:t>
+          <w:delText xml:space="preserve">requiremenst </w:delText>
         </w:r>
-      </w:ins>
-      <w:ins w:id="99" w:author="Jonny Armstrong" w:date="2023-12-27T12:35:00Z">
+      </w:del>
+      <w:ins w:id="6" w:author="Barrett, Hannah" w:date="2024-01-23T16:21:00Z">
         <w:r>
           <w:rPr>
             <w:noProof/>
-            <w:vertAlign w:val="subscript"/>
           </w:rPr>
-          <w:t xml:space="preserve"> </w:t>
+          <w:t>requiremen</w:t>
         </w:r>
         <w:r>
           <w:rPr>
             <w:noProof/>
           </w:rPr>
-          <w:t>strategy wa</w:t>
+          <w:t>ts</w:t>
         </w:r>
-      </w:ins>
-      <w:ins w:id="100" w:author="Jonny Armstrong" w:date="2023-12-27T12:38:00Z">
-        <w:r>
-          <w:rPr>
-            <w:noProof/>
-          </w:rPr>
-          <w:t xml:space="preserve">s </w:t>
-        </w:r>
-      </w:ins>
-      <w:ins w:id="101" w:author="Jonny Armstrong" w:date="2023-12-27T12:40:00Z">
-        <w:r>
-          <w:rPr>
-            <w:noProof/>
-          </w:rPr>
-          <w:t>not based on empirical physiological dat</w:t>
-        </w:r>
-      </w:ins>
-      <w:ins w:id="102" w:author="Jonny Armstrong" w:date="2023-12-27T12:42:00Z">
-        <w:r>
-          <w:rPr>
-            <w:noProof/>
-          </w:rPr>
-          <w:t>a</w:t>
-        </w:r>
-      </w:ins>
-      <w:ins w:id="103" w:author="Jonny Armstrong" w:date="2023-12-27T12:56:00Z">
-        <w:r>
-          <w:rPr>
-            <w:noProof/>
-          </w:rPr>
-          <w:t>; i.e.,</w:t>
-        </w:r>
-      </w:ins>
-      <w:ins w:id="104" w:author="Jonny Armstrong" w:date="2023-12-27T12:47:00Z">
         <w:r>
           <w:rPr>
             <w:noProof/>
@@ -9142,929 +8560,40 @@
           <w:t xml:space="preserve"> </w:t>
         </w:r>
       </w:ins>
-      <w:ins w:id="105" w:author="Jonny Armstrong" w:date="2023-12-27T12:46:00Z">
-        <w:r>
-          <w:rPr>
-            <w:noProof/>
-          </w:rPr>
-          <w:t xml:space="preserve">we do not know the actual costs of </w:t>
-        </w:r>
-      </w:ins>
-      <w:ins w:id="106" w:author="Jonny Armstrong" w:date="2023-12-27T12:47:00Z">
-        <w:r>
-          <w:rPr>
-            <w:noProof/>
-          </w:rPr>
-          <w:t xml:space="preserve">ephemeral exposure to differing </w:t>
-        </w:r>
-        <w:commentRangeStart w:id="107"/>
-        <w:r>
-          <w:rPr>
-            <w:noProof/>
-          </w:rPr>
-          <w:t xml:space="preserve">levels of </w:t>
-        </w:r>
-      </w:ins>
-      <w:commentRangeEnd w:id="107"/>
-      <w:ins w:id="108" w:author="Jonny Armstrong" w:date="2023-12-27T12:49:00Z">
-        <w:r>
-          <w:rPr>
-            <w:rStyle w:val="CommentReference"/>
-            <w:rFonts w:asciiTheme="minorHAnsi" w:hAnsiTheme="minorHAnsi" w:cstheme="minorBidi"/>
-            <w:color w:val="auto"/>
-          </w:rPr>
-          <w:commentReference w:id="107"/>
-        </w:r>
-      </w:ins>
-      <w:ins w:id="109" w:author="Jonny Armstrong" w:date="2023-12-27T12:47:00Z">
-        <w:r>
-          <w:rPr>
-            <w:noProof/>
-          </w:rPr>
-          <w:t xml:space="preserve">hypoxia. </w:t>
-        </w:r>
-      </w:ins>
-      <w:ins w:id="110" w:author="Jonny Armstrong" w:date="2023-12-27T12:56:00Z">
-        <w:r>
-          <w:rPr>
-            <w:noProof/>
-          </w:rPr>
-          <w:t xml:space="preserve">However, the </w:t>
-        </w:r>
-      </w:ins>
-      <w:ins w:id="111" w:author="Jonny Armstrong" w:date="2023-12-27T12:49:00Z">
-        <w:r>
-          <w:rPr>
-            <w:noProof/>
-          </w:rPr>
-          <w:t xml:space="preserve">fish </w:t>
-        </w:r>
-      </w:ins>
-      <w:ins w:id="112" w:author="Jonny Armstrong" w:date="2023-12-27T12:50:00Z">
-        <w:r>
-          <w:rPr>
-            <w:noProof/>
-          </w:rPr>
-          <w:t xml:space="preserve">in our study appear to be relatively tolerant of </w:t>
-        </w:r>
-      </w:ins>
-      <w:ins w:id="113" w:author="Jonny Armstrong" w:date="2023-12-27T13:01:00Z">
-        <w:r>
-          <w:rPr>
-            <w:noProof/>
-          </w:rPr>
-          <w:t xml:space="preserve">tempory exposure to </w:t>
-        </w:r>
-      </w:ins>
-      <w:ins w:id="114" w:author="Jonny Armstrong" w:date="2023-12-27T12:50:00Z">
-        <w:r>
-          <w:rPr>
-            <w:noProof/>
-          </w:rPr>
-          <w:t>low DO</w:t>
-        </w:r>
-      </w:ins>
-      <w:ins w:id="115" w:author="Jonny Armstrong" w:date="2023-12-27T13:01:00Z">
-        <w:r>
-          <w:rPr>
-            <w:noProof/>
-          </w:rPr>
-          <w:t>. Though the</w:t>
-        </w:r>
-      </w:ins>
-      <w:ins w:id="116" w:author="Jonny Armstrong" w:date="2023-12-27T13:02:00Z">
-        <w:r>
-          <w:rPr>
-            <w:noProof/>
-          </w:rPr>
-          <w:t>y</w:t>
-        </w:r>
-      </w:ins>
-      <w:ins w:id="117" w:author="Jonny Armstrong" w:date="2023-12-27T13:01:00Z">
-        <w:r>
-          <w:rPr>
-            <w:noProof/>
-          </w:rPr>
-          <w:t xml:space="preserve"> avoided the lowest DO levels in the water column</w:t>
-        </w:r>
-      </w:ins>
-      <w:ins w:id="118" w:author="Jonny Armstrong" w:date="2023-12-27T13:02:00Z">
-        <w:r>
-          <w:rPr>
-            <w:noProof/>
-          </w:rPr>
-          <w:t xml:space="preserve">, they </w:t>
-        </w:r>
-      </w:ins>
-      <w:ins w:id="119" w:author="Jonny Armstrong" w:date="2023-12-27T12:57:00Z">
-        <w:r>
-          <w:rPr>
-            <w:noProof/>
-          </w:rPr>
-          <w:t xml:space="preserve">could have experienced higher DO minimums by moving farther above </w:t>
-        </w:r>
-      </w:ins>
-      <w:ins w:id="120" w:author="Jonny Armstrong" w:date="2023-12-27T13:03:00Z">
-        <w:r>
-          <w:rPr>
-            <w:noProof/>
-          </w:rPr>
-          <w:t xml:space="preserve">the </w:t>
-        </w:r>
-      </w:ins>
-      <w:ins w:id="121" w:author="Jonny Armstrong" w:date="2023-12-27T12:57:00Z">
-        <w:r>
-          <w:rPr>
-            <w:noProof/>
-          </w:rPr>
-          <w:t>thermocline</w:t>
-        </w:r>
-      </w:ins>
-      <w:ins w:id="122" w:author="Jonny Armstrong" w:date="2023-12-27T13:02:00Z">
-        <w:r>
-          <w:rPr>
-            <w:noProof/>
-          </w:rPr>
-          <w:t xml:space="preserve">. </w:t>
-        </w:r>
-      </w:ins>
-      <w:ins w:id="123" w:author="Jonny Armstrong" w:date="2023-12-27T13:04:00Z">
-        <w:r>
-          <w:rPr>
-            <w:noProof/>
-          </w:rPr>
-          <w:t xml:space="preserve">For example, the EPA criteria for absolute minimum DO levesl for coldwater fish is XX, the cutthroat in our study could have stayed above this level by </w:t>
-        </w:r>
-      </w:ins>
-      <w:ins w:id="124" w:author="Jonny Armstrong" w:date="2023-12-27T13:05:00Z">
-        <w:r>
-          <w:rPr>
-            <w:noProof/>
-          </w:rPr>
-          <w:t>selecting XX</w:t>
-        </w:r>
-        <w:r>
-          <w:rPr>
-            <w:noProof/>
-          </w:rPr>
-          <w:sym w:font="Symbol" w:char="F0B0"/>
-        </w:r>
-        <w:r>
-          <w:rPr>
-            <w:noProof/>
-          </w:rPr>
-          <w:t xml:space="preserve"> C warmer water, but they did not. </w:t>
-        </w:r>
-      </w:ins>
-      <w:del w:id="125" w:author="Jonny Armstrong" w:date="2023-12-27T12:18:00Z">
-        <w:r>
-          <w:delText>e.</w:delText>
-        </w:r>
-        <w:r>
-          <w:delText xml:space="preserve"> </w:delText>
-        </w:r>
-      </w:del>
-    </w:p>
-    <w:p>
-      <w:pPr>
-        <w:pStyle w:val="Default"/>
-        <w:spacing w:line="480" w:lineRule="auto"/>
-        <w:rPr>
-          <w:ins w:id="126" w:author="Jonny Armstrong" w:date="2023-12-27T13:45:00Z"/>
-        </w:rPr>
-      </w:pPr>
-      <w:ins w:id="127" w:author="Jonny Armstrong" w:date="2023-12-27T13:13:00Z">
-        <w:r>
-          <w:tab/>
-        </w:r>
-      </w:ins>
-      <w:ins w:id="128" w:author="Jonny Armstrong" w:date="2023-12-27T13:34:00Z">
-        <w:r>
-          <w:t xml:space="preserve">We were surprised that fish did not select for warmer temperatures in favor of higher DO minima, because recent physiological work </w:t>
-        </w:r>
-      </w:ins>
-      <w:ins w:id="129" w:author="Jonny Armstrong" w:date="2023-12-27T13:43:00Z">
-        <w:r>
-          <w:t xml:space="preserve">on our focal species </w:t>
-        </w:r>
-      </w:ins>
-      <w:ins w:id="130" w:author="Jonny Armstrong" w:date="2023-12-27T13:44:00Z">
-        <w:r>
-          <w:t xml:space="preserve">found that </w:t>
-        </w:r>
-      </w:ins>
-      <w:ins w:id="131" w:author="Jonny Armstrong" w:date="2023-12-27T13:41:00Z">
-        <w:r>
-          <w:t xml:space="preserve">temperatures </w:t>
-        </w:r>
-      </w:ins>
-      <w:ins w:id="132" w:author="Jonny Armstrong" w:date="2023-12-27T13:44:00Z">
-        <w:r>
-          <w:t>up to</w:t>
-        </w:r>
-      </w:ins>
-      <w:ins w:id="133" w:author="Jonny Armstrong" w:date="2023-12-27T13:43:00Z">
-        <w:r>
-          <w:t xml:space="preserve"> </w:t>
-        </w:r>
-      </w:ins>
-      <w:ins w:id="134" w:author="Jonny Armstrong" w:date="2023-12-27T13:42:00Z">
-        <w:r>
-          <w:t>19</w:t>
-        </w:r>
-        <w:r>
-          <w:sym w:font="Symbol" w:char="F0B0"/>
-        </w:r>
-        <w:r>
-          <w:t xml:space="preserve">C </w:t>
-        </w:r>
-      </w:ins>
-      <w:ins w:id="135" w:author="Jonny Armstrong" w:date="2023-12-27T13:44:00Z">
-        <w:r>
-          <w:t xml:space="preserve">did not decrease aerobic scope. </w:t>
-        </w:r>
-      </w:ins>
-      <w:ins w:id="136" w:author="Jonny Armstrong" w:date="2023-12-27T13:45:00Z">
-        <w:r>
-          <w:t xml:space="preserve">While short-term physiological stress </w:t>
-        </w:r>
-      </w:ins>
-      <w:ins w:id="137" w:author="Jonny Armstrong" w:date="2023-12-27T13:46:00Z">
-        <w:r>
-          <w:t>does</w:t>
-        </w:r>
-      </w:ins>
-      <w:ins w:id="138" w:author="Jonny Armstrong" w:date="2023-12-27T13:45:00Z">
-        <w:r>
-          <w:t xml:space="preserve"> not explain </w:t>
-        </w:r>
-      </w:ins>
-      <w:ins w:id="139" w:author="Jonny Armstrong" w:date="2023-12-27T13:50:00Z">
-        <w:r>
-          <w:t xml:space="preserve">the </w:t>
-        </w:r>
-      </w:ins>
-      <w:ins w:id="140" w:author="Jonny Armstrong" w:date="2023-12-27T13:45:00Z">
-        <w:r>
-          <w:t xml:space="preserve">observed behavior in our fish, </w:t>
-        </w:r>
-      </w:ins>
-      <w:ins w:id="141" w:author="Jonny Armstrong" w:date="2023-12-27T13:46:00Z">
-        <w:r>
-          <w:t xml:space="preserve">we believe cumulative </w:t>
-        </w:r>
-      </w:ins>
-      <w:ins w:id="142" w:author="Jonny Armstrong" w:date="2023-12-27T13:47:00Z">
-        <w:r>
-          <w:t xml:space="preserve">effects on energetics </w:t>
-        </w:r>
-      </w:ins>
-      <w:ins w:id="143" w:author="Jonny Armstrong" w:date="2023-12-27T13:49:00Z">
-        <w:r>
-          <w:t>do</w:t>
-        </w:r>
-      </w:ins>
-      <w:ins w:id="144" w:author="Jonny Armstrong" w:date="2023-12-27T13:50:00Z">
-        <w:r>
-          <w:t>,</w:t>
-        </w:r>
-      </w:ins>
-    </w:p>
-    <w:p>
-      <w:pPr>
-        <w:pStyle w:val="Default"/>
-        <w:spacing w:line="480" w:lineRule="auto"/>
-        <w:rPr>
-          <w:ins w:id="145" w:author="Barrett, Hannah" w:date="2023-12-14T17:00:00Z"/>
-          <w:del w:id="146" w:author="Jonny Armstrong" w:date="2023-12-27T12:53:00Z"/>
-        </w:rPr>
-      </w:pPr>
-      <w:ins w:id="147" w:author="Jonny Armstrong" w:date="2023-12-27T13:51:00Z">
-        <w:r>
-          <w:rPr>
-            <w:noProof/>
-          </w:rPr>
-          <w:t xml:space="preserve">While sampling </w:t>
-        </w:r>
-      </w:ins>
-      <w:ins w:id="148" w:author="Jonny Armstrong" w:date="2023-12-27T13:52:00Z">
-        <w:r>
-          <w:rPr>
-            <w:noProof/>
-          </w:rPr>
-          <w:t xml:space="preserve">fish on cold-water alcoves as part of a separate study, we observed high densities of fish </w:t>
-        </w:r>
-      </w:ins>
-      <w:ins w:id="149" w:author="Jonny Armstrong" w:date="2023-12-27T13:55:00Z">
-        <w:r>
-          <w:rPr>
-            <w:noProof/>
-          </w:rPr>
-          <w:t xml:space="preserve">with small ration sizes </w:t>
-        </w:r>
-      </w:ins>
-      <w:ins w:id="150" w:author="Jonny Armstrong" w:date="2023-12-27T13:56:00Z">
-        <w:r>
-          <w:rPr>
-            <w:noProof/>
-          </w:rPr>
-          <w:t>(</w:t>
-        </w:r>
-      </w:ins>
-      <w:ins w:id="151" w:author="Jonny Armstrong" w:date="2023-12-27T13:57:00Z">
-        <w:r>
-          <w:rPr>
-            <w:noProof/>
-          </w:rPr>
-          <w:t xml:space="preserve">i.e., </w:t>
-        </w:r>
-      </w:ins>
-      <w:ins w:id="152" w:author="Jonny Armstrong" w:date="2023-12-27T13:56:00Z">
-        <w:r>
-          <w:rPr>
-            <w:noProof/>
-          </w:rPr>
-          <w:t>m</w:t>
-        </w:r>
-      </w:ins>
-      <w:ins w:id="153" w:author="Jonny Armstrong" w:date="2023-12-27T13:57:00Z">
-        <w:r>
-          <w:rPr>
-            <w:noProof/>
-          </w:rPr>
-          <w:t>ost individuals had empty</w:t>
-        </w:r>
-      </w:ins>
-      <w:ins w:id="154" w:author="Jonny Armstrong" w:date="2023-12-27T13:56:00Z">
-        <w:r>
-          <w:rPr>
-            <w:noProof/>
-          </w:rPr>
-          <w:t xml:space="preserve"> </w:t>
-        </w:r>
-      </w:ins>
-      <w:ins w:id="155" w:author="Jonny Armstrong" w:date="2023-12-27T13:57:00Z">
-        <w:r>
-          <w:rPr>
-            <w:noProof/>
-          </w:rPr>
-          <w:t xml:space="preserve">or nearly empty </w:t>
-        </w:r>
-      </w:ins>
-      <w:ins w:id="156" w:author="Jonny Armstrong" w:date="2023-12-27T13:56:00Z">
-        <w:r>
-          <w:rPr>
-            <w:noProof/>
-          </w:rPr>
-          <w:t>stomachs</w:t>
-        </w:r>
-      </w:ins>
-      <w:ins w:id="157" w:author="Jonny Armstrong" w:date="2023-12-27T13:57:00Z">
-        <w:r>
-          <w:rPr>
-            <w:noProof/>
-          </w:rPr>
-          <w:t>)</w:t>
-        </w:r>
-      </w:ins>
-      <w:ins w:id="158" w:author="Jonny Armstrong" w:date="2023-12-27T13:56:00Z">
-        <w:r>
-          <w:rPr>
-            <w:noProof/>
-          </w:rPr>
-          <w:t xml:space="preserve"> </w:t>
-        </w:r>
-      </w:ins>
-      <w:del w:id="159" w:author="Jonny Armstrong" w:date="2023-12-27T12:53:00Z">
-        <w:r>
-          <w:rPr>
-            <w:noProof/>
-          </w:rPr>
-          <w:delText xml:space="preserve">In these stratified refuge habitats, fish </w:delText>
-        </w:r>
-        <w:r>
-          <w:rPr>
-            <w:noProof/>
-          </w:rPr>
-          <w:delText xml:space="preserve">exhibited DVM with similar timing to the simulated </w:delText>
-        </w:r>
-        <w:r>
-          <w:rPr>
-            <w:noProof/>
-          </w:rPr>
-          <w:delText>TDO</w:delText>
-        </w:r>
-        <w:r>
-          <w:rPr>
-            <w:noProof/>
-            <w:vertAlign w:val="subscript"/>
-          </w:rPr>
-          <w:delText>opt</w:delText>
-        </w:r>
-        <w:r>
-          <w:rPr>
-            <w:noProof/>
-          </w:rPr>
-          <w:delText xml:space="preserve"> strategy, </w:delText>
-        </w:r>
-        <w:r>
-          <w:rPr>
-            <w:noProof/>
-          </w:rPr>
-          <w:delText xml:space="preserve">however they often </w:delText>
-        </w:r>
-        <w:r>
-          <w:rPr>
-            <w:noProof/>
-          </w:rPr>
-          <w:delText xml:space="preserve">avoided the epilimnion and </w:delText>
-        </w:r>
-        <w:r>
-          <w:rPr>
-            <w:noProof/>
-          </w:rPr>
-          <w:delText>selected for cooler and</w:delText>
-        </w:r>
-        <w:r>
-          <w:rPr>
-            <w:noProof/>
-          </w:rPr>
-          <w:delText xml:space="preserve"> less oxygen</w:delText>
-        </w:r>
-        <w:r>
-          <w:rPr>
-            <w:noProof/>
-          </w:rPr>
-          <w:delText>ated</w:delText>
-        </w:r>
-        <w:r>
-          <w:rPr>
-            <w:noProof/>
-          </w:rPr>
-          <w:delText xml:space="preserve"> habitat</w:delText>
-        </w:r>
-        <w:r>
-          <w:rPr>
-            <w:noProof/>
-          </w:rPr>
-          <w:delText>. The TDO</w:delText>
-        </w:r>
-        <w:r>
-          <w:rPr>
-            <w:noProof/>
-            <w:vertAlign w:val="subscript"/>
-          </w:rPr>
-          <w:delText>opt</w:delText>
-        </w:r>
-        <w:r>
-          <w:rPr>
-            <w:noProof/>
-          </w:rPr>
-          <w:delText xml:space="preserve"> strategy </w:delText>
-        </w:r>
-        <w:r>
-          <w:rPr>
-            <w:noProof/>
-          </w:rPr>
-          <w:delText xml:space="preserve">simulated here </w:delText>
-        </w:r>
-        <w:r>
-          <w:rPr>
-            <w:noProof/>
-          </w:rPr>
-          <w:delText>was for illustrative purposes</w:delText>
-        </w:r>
-        <w:r>
-          <w:rPr>
-            <w:noProof/>
-          </w:rPr>
-          <w:delText xml:space="preserve">, as </w:delText>
-        </w:r>
-        <w:r>
-          <w:rPr>
-            <w:noProof/>
-          </w:rPr>
-          <w:lastRenderedPageBreak/>
-          <w:delText>we do not have</w:delText>
-        </w:r>
-        <w:r>
-          <w:rPr>
-            <w:noProof/>
-          </w:rPr>
-          <w:delText xml:space="preserve"> have actual fitness curves showing </w:delText>
-        </w:r>
-        <w:r>
-          <w:rPr>
-            <w:noProof/>
-          </w:rPr>
-          <w:delText xml:space="preserve">the combined effects of </w:delText>
-        </w:r>
-        <w:r>
-          <w:rPr>
-            <w:noProof/>
-          </w:rPr>
-          <w:delText>temperature and DO</w:delText>
-        </w:r>
-      </w:del>
-      <w:ins w:id="160" w:author="Barrett, Hannah" w:date="2023-12-17T12:45:00Z">
-        <w:del w:id="161" w:author="Jonny Armstrong" w:date="2023-12-27T12:53:00Z">
-          <w:r>
-            <w:rPr>
-              <w:noProof/>
-            </w:rPr>
-            <w:delText xml:space="preserve"> on fish</w:delText>
-          </w:r>
-        </w:del>
-      </w:ins>
-      <w:del w:id="162" w:author="Jonny Armstrong" w:date="2023-12-27T12:53:00Z">
-        <w:r>
-          <w:rPr>
-            <w:noProof/>
-          </w:rPr>
-          <w:delText>. However,</w:delText>
-        </w:r>
-        <w:r>
-          <w:rPr>
-            <w:noProof/>
-          </w:rPr>
-          <w:delText xml:space="preserve"> </w:delText>
-        </w:r>
-        <w:r>
-          <w:rPr>
-            <w:noProof/>
-          </w:rPr>
-          <w:delText>fish responses to these variables</w:delText>
-        </w:r>
-        <w:r>
-          <w:rPr>
-            <w:noProof/>
-          </w:rPr>
-          <w:delText xml:space="preserve"> </w:delText>
-        </w:r>
-        <w:r>
-          <w:rPr>
-            <w:noProof/>
-          </w:rPr>
-          <w:delText>are nonlinear</w:delText>
-        </w:r>
-        <w:r>
-          <w:rPr>
-            <w:noProof/>
-          </w:rPr>
-          <w:delText>,</w:delText>
-        </w:r>
-        <w:r>
-          <w:rPr>
-            <w:noProof/>
-          </w:rPr>
-          <w:delText xml:space="preserve"> and fitness </w:delText>
-        </w:r>
-        <w:r>
-          <w:rPr>
-            <w:noProof/>
-          </w:rPr>
-          <w:delText>decreases rapidly</w:delText>
-        </w:r>
-        <w:r>
-          <w:rPr>
-            <w:noProof/>
-          </w:rPr>
-          <w:delText xml:space="preserve"> </w:delText>
-        </w:r>
-        <w:r>
-          <w:rPr>
-            <w:noProof/>
-          </w:rPr>
-          <w:delText xml:space="preserve">at threshold values. Such complexity makes it unlikely that we would </w:delText>
-        </w:r>
-        <w:r>
-          <w:rPr>
-            <w:noProof/>
-          </w:rPr>
-          <w:delText xml:space="preserve">predict the actual </w:delText>
-        </w:r>
-        <w:r>
-          <w:rPr>
-            <w:noProof/>
-          </w:rPr>
-          <w:delText xml:space="preserve">temperature-DO combinations </w:delText>
-        </w:r>
-        <w:r>
-          <w:rPr>
-            <w:noProof/>
-          </w:rPr>
-          <w:delText>selected by fish in the wild</w:delText>
-        </w:r>
-        <w:r>
-          <w:rPr>
-            <w:noProof/>
-          </w:rPr>
-          <w:delText>.</w:delText>
-        </w:r>
-      </w:del>
-    </w:p>
-    <w:p>
-      <w:pPr>
-        <w:pStyle w:val="Default"/>
-        <w:spacing w:line="480" w:lineRule="auto"/>
-        <w:rPr>
-          <w:ins w:id="163" w:author="Jonny Armstrong" w:date="2023-12-27T13:59:00Z"/>
+      <w:r>
+        <w:rPr>
           <w:noProof/>
         </w:rPr>
-      </w:pPr>
-      <w:del w:id="164" w:author="Jonny Armstrong" w:date="2023-12-27T12:53:00Z">
-        <w:r>
-          <w:rPr>
-            <w:noProof/>
-          </w:rPr>
-          <w:delText xml:space="preserve"> </w:delText>
-        </w:r>
-      </w:del>
-      <w:del w:id="165" w:author="Jonny Armstrong" w:date="2023-12-27T13:47:00Z">
-        <w:r>
-          <w:rPr>
-            <w:noProof/>
-          </w:rPr>
-          <w:delText xml:space="preserve">In these </w:delText>
-        </w:r>
-      </w:del>
-      <w:ins w:id="166" w:author="Barrett, Hannah" w:date="2023-12-14T17:00:00Z">
-        <w:del w:id="167" w:author="Jonny Armstrong" w:date="2023-12-27T13:47:00Z">
-          <w:r>
-            <w:rPr>
-              <w:noProof/>
-            </w:rPr>
-            <w:delText xml:space="preserve">alcove </w:delText>
-          </w:r>
-        </w:del>
-      </w:ins>
-      <w:del w:id="168" w:author="Jonny Armstrong" w:date="2023-12-27T13:47:00Z">
-        <w:r>
-          <w:rPr>
-            <w:noProof/>
-          </w:rPr>
-          <w:delText xml:space="preserve">habitats, temperature appears to be a more </w:delText>
-        </w:r>
-        <w:commentRangeStart w:id="169"/>
-        <w:r>
-          <w:rPr>
-            <w:noProof/>
-          </w:rPr>
-          <w:delText xml:space="preserve">prominent driver of DVM. </w:delText>
-        </w:r>
-      </w:del>
-      <w:del w:id="170" w:author="Jonny Armstrong" w:date="2023-12-27T13:56:00Z">
-        <w:r>
-          <w:rPr>
-            <w:noProof/>
-          </w:rPr>
-          <w:delText xml:space="preserve">When sampling cold-water alcoves, we often encounter fish with either empty stomachs, or small rations of low quality prey items </w:delText>
-        </w:r>
-      </w:del>
+        <w:t xml:space="preserve">for dissolved </w:t>
+      </w:r>
+      <w:commentRangeStart w:id="7"/>
       <w:r>
         <w:rPr>
           <w:noProof/>
         </w:rPr>
-        <w:t xml:space="preserve">(Barrett unpublished data). </w:t>
-      </w:r>
-      <w:ins w:id="171" w:author="Jonny Armstrong" w:date="2023-12-27T14:00:00Z">
-        <w:r>
-          <w:rPr>
-            <w:noProof/>
-          </w:rPr>
-          <w:t>When fish are starving,</w:t>
-        </w:r>
-      </w:ins>
-      <w:ins w:id="172" w:author="Jonny Armstrong" w:date="2023-12-27T14:03:00Z">
-        <w:r>
-          <w:rPr>
-            <w:noProof/>
-          </w:rPr>
-          <w:t xml:space="preserve"> </w:t>
-        </w:r>
-      </w:ins>
-      <w:ins w:id="173" w:author="Jonny Armstrong" w:date="2023-12-27T14:04:00Z">
-        <w:r>
-          <w:rPr>
-            <w:noProof/>
-          </w:rPr>
-          <w:t>cooler temperatures reduce rates of energy loss (by reducing metabolic costs)</w:t>
-        </w:r>
-      </w:ins>
-      <w:ins w:id="174" w:author="Jonny Armstrong" w:date="2023-12-27T14:07:00Z">
-        <w:r>
-          <w:rPr>
-            <w:noProof/>
-          </w:rPr>
-          <w:t xml:space="preserve"> and increase the duration over which fish can survive without foraging. </w:t>
-        </w:r>
-      </w:ins>
-      <w:ins w:id="175" w:author="Jonny Armstrong" w:date="2023-12-27T14:09:00Z">
-        <w:r>
-          <w:rPr>
-            <w:noProof/>
-          </w:rPr>
-          <w:t xml:space="preserve">Thus, </w:t>
-        </w:r>
-      </w:ins>
-      <w:ins w:id="176" w:author="Jonny Armstrong" w:date="2023-12-27T14:10:00Z">
-        <w:r>
-          <w:rPr>
-            <w:noProof/>
-          </w:rPr>
-          <w:t>when fish balance t</w:t>
-        </w:r>
-      </w:ins>
-      <w:ins w:id="177" w:author="Jonny Armstrong" w:date="2023-12-27T14:11:00Z">
-        <w:r>
-          <w:rPr>
-            <w:noProof/>
-          </w:rPr>
-          <w:t xml:space="preserve">emperature-DO trade-offs on thermal refuges, where </w:t>
-        </w:r>
-      </w:ins>
-      <w:ins w:id="178" w:author="Jonny Armstrong" w:date="2023-12-27T14:13:00Z">
-        <w:r>
-          <w:rPr>
-            <w:noProof/>
-          </w:rPr>
-          <w:t>negative energy budgets are</w:t>
-        </w:r>
-      </w:ins>
-      <w:ins w:id="179" w:author="Jonny Armstrong" w:date="2023-12-27T14:14:00Z">
-        <w:r>
-          <w:rPr>
-            <w:noProof/>
-          </w:rPr>
-          <w:t xml:space="preserve"> </w:t>
-        </w:r>
-      </w:ins>
-      <w:ins w:id="180" w:author="Jonny Armstrong" w:date="2023-12-27T14:13:00Z">
-        <w:r>
-          <w:rPr>
-            <w:noProof/>
-          </w:rPr>
-          <w:t>typical</w:t>
-        </w:r>
-      </w:ins>
-      <w:ins w:id="181" w:author="Jonny Armstrong" w:date="2023-12-27T14:11:00Z">
-        <w:r>
-          <w:rPr>
-            <w:noProof/>
-          </w:rPr>
-          <w:t xml:space="preserve"> (Hahlbeck et al. 2022), </w:t>
-        </w:r>
-      </w:ins>
-      <w:ins w:id="182" w:author="Jonny Armstrong" w:date="2023-12-27T14:15:00Z">
-        <w:r>
-          <w:rPr>
-            <w:noProof/>
-          </w:rPr>
-          <w:t xml:space="preserve">incurring some level of hypoxia may reduce the risk of starving to death before </w:t>
-        </w:r>
-      </w:ins>
-      <w:ins w:id="183" w:author="Jonny Armstrong" w:date="2023-12-27T14:16:00Z">
-        <w:r>
-          <w:rPr>
-            <w:noProof/>
-          </w:rPr>
-          <w:t xml:space="preserve">the end of summer. </w:t>
-        </w:r>
-      </w:ins>
-    </w:p>
-    <w:p>
-      <w:pPr>
-        <w:pStyle w:val="Default"/>
-        <w:spacing w:line="480" w:lineRule="auto"/>
-        <w:rPr>
-          <w:ins w:id="184" w:author="Jonny Armstrong" w:date="2023-12-27T14:16:00Z"/>
+        <w:t xml:space="preserve">oxygen </w:t>
+      </w:r>
+      <w:r>
+        <w:rPr>
           <w:noProof/>
         </w:rPr>
-      </w:pPr>
-    </w:p>
-    <w:p>
-      <w:pPr>
-        <w:pStyle w:val="Default"/>
-        <w:spacing w:line="480" w:lineRule="auto"/>
+        <w:t>(esp</w:t>
+      </w:r>
+      <w:commentRangeStart w:id="8"/>
+      <w:r>
         <w:rPr>
           <w:noProof/>
         </w:rPr>
-        <w:pPrChange w:id="185" w:author="Jonny Armstrong" w:date="2023-12-27T14:17:00Z">
-          <w:pPr>
-            <w:pStyle w:val="Default"/>
-            <w:spacing w:line="480" w:lineRule="auto"/>
-            <w:ind w:firstLine="720"/>
-          </w:pPr>
-        </w:pPrChange>
-      </w:pPr>
-      <w:ins w:id="186" w:author="Jonny Armstrong" w:date="2023-12-27T14:16:00Z">
-        <w:r>
-          <w:rPr>
-            <w:noProof/>
-          </w:rPr>
-          <w:t>Further, if fish are relativel</w:t>
-        </w:r>
-      </w:ins>
-      <w:ins w:id="187" w:author="Jonny Armstrong" w:date="2023-12-27T14:17:00Z">
-        <w:r>
-          <w:rPr>
-            <w:noProof/>
-          </w:rPr>
-          <w:t xml:space="preserve">y inactive and starving while using thermal refuges, they may have lower physiological requiremenst for dissolved </w:t>
-        </w:r>
-        <w:commentRangeStart w:id="188"/>
-        <w:r>
-          <w:rPr>
-            <w:noProof/>
-          </w:rPr>
-          <w:t xml:space="preserve">oxygen </w:t>
-        </w:r>
-      </w:ins>
-      <w:del w:id="189" w:author="Jonny Armstrong" w:date="2023-12-27T14:17:00Z">
-        <w:r>
-          <w:rPr>
-            <w:noProof/>
-          </w:rPr>
-          <w:delText xml:space="preserve">Here, a fish would likely starve before suffocating. Under these circumstances, it seems logical that habitat </w:delText>
-        </w:r>
-        <w:commentRangeStart w:id="190"/>
-        <w:r>
-          <w:rPr>
-            <w:noProof/>
-          </w:rPr>
-          <w:delText>selection</w:delText>
-        </w:r>
-        <w:commentRangeEnd w:id="190"/>
-        <w:r>
-          <w:rPr>
-            <w:rStyle w:val="CommentReference"/>
-            <w:rFonts w:asciiTheme="minorHAnsi" w:hAnsiTheme="minorHAnsi" w:cstheme="minorBidi"/>
-            <w:color w:val="auto"/>
-          </w:rPr>
-          <w:commentReference w:id="190"/>
-        </w:r>
-        <w:r>
-          <w:rPr>
-            <w:noProof/>
-          </w:rPr>
-          <w:delText xml:space="preserve"> should shift away from p</w:delText>
-        </w:r>
-        <w:r>
-          <w:rPr>
-            <w:noProof/>
-          </w:rPr>
-          <w:delText>rioritizing growth and towards</w:delText>
-        </w:r>
-        <w:r>
-          <w:rPr>
-            <w:noProof/>
-          </w:rPr>
-          <w:delText xml:space="preserve"> reduced meta</w:delText>
-        </w:r>
-        <w:commentRangeStart w:id="191"/>
-        <w:r>
-          <w:rPr>
-            <w:noProof/>
-          </w:rPr>
-          <w:delText>bolism</w:delText>
-        </w:r>
-        <w:commentRangeEnd w:id="191"/>
-        <w:r>
-          <w:rPr>
-            <w:rStyle w:val="CommentReference"/>
-            <w:rFonts w:asciiTheme="minorHAnsi" w:hAnsiTheme="minorHAnsi" w:cstheme="minorBidi"/>
-            <w:color w:val="auto"/>
-          </w:rPr>
-          <w:commentReference w:id="191"/>
-        </w:r>
-        <w:r>
-          <w:rPr>
-            <w:noProof/>
-          </w:rPr>
-          <w:delText xml:space="preserve"> </w:delText>
-        </w:r>
-      </w:del>
-      <w:r>
-        <w:rPr>
-          <w:noProof/>
-        </w:rPr>
-        <w:t>(esp</w:t>
-      </w:r>
-      <w:commentRangeStart w:id="192"/>
-      <w:r>
-        <w:rPr>
-          <w:noProof/>
-        </w:rPr>
         <w:t>eciall</w:t>
       </w:r>
-      <w:commentRangeEnd w:id="192"/>
+      <w:commentRangeEnd w:id="8"/>
       <w:r>
         <w:rPr>
           <w:rStyle w:val="CommentReference"/>
           <w:rFonts w:asciiTheme="minorHAnsi" w:hAnsiTheme="minorHAnsi" w:cstheme="minorBidi"/>
           <w:color w:val="auto"/>
         </w:rPr>
-        <w:commentReference w:id="192"/>
+        <w:commentReference w:id="8"/>
       </w:r>
       <w:r>
         <w:rPr>
@@ -10072,116 +8601,36 @@
         </w:rPr>
         <w:t>y since these fish should only infrequently exhibit a postprandial metabolic response</w:t>
       </w:r>
-      <w:ins w:id="193" w:author="Barrett, Hannah" w:date="2023-12-18T09:44:00Z">
-        <w:r>
-          <w:rPr>
-            <w:noProof/>
-          </w:rPr>
-          <w:t xml:space="preserve">; </w:t>
-        </w:r>
-      </w:ins>
-      <w:ins w:id="194" w:author="Barrett, Hannah" w:date="2023-12-18T09:53:00Z">
-        <w:r>
-          <w:rPr>
-            <w:noProof/>
-          </w:rPr>
-          <w:t xml:space="preserve">Kramer 1987, </w:t>
-        </w:r>
-      </w:ins>
-      <w:ins w:id="195" w:author="Barrett, Hannah" w:date="2023-12-18T09:44:00Z">
-        <w:r>
-          <w:rPr>
-            <w:noProof/>
-          </w:rPr>
-          <w:t>West et al. 2001</w:t>
-        </w:r>
-      </w:ins>
       <w:r>
         <w:rPr>
           <w:noProof/>
         </w:rPr>
+        <w:t xml:space="preserve">; </w:t>
+      </w:r>
+      <w:r>
+        <w:rPr>
+          <w:noProof/>
+        </w:rPr>
+        <w:t xml:space="preserve">Kramer 1987, </w:t>
+      </w:r>
+      <w:r>
+        <w:rPr>
+          <w:noProof/>
+        </w:rPr>
+        <w:t>West et al. 2001</w:t>
+      </w:r>
+      <w:r>
+        <w:rPr>
+          <w:noProof/>
+        </w:rPr>
         <w:t xml:space="preserve">). Indeed, </w:t>
       </w:r>
-      <w:ins w:id="196" w:author="Barrett, Hannah" w:date="2023-12-18T09:40:00Z">
-        <w:r>
-          <w:rPr>
-            <w:noProof/>
-          </w:rPr>
-          <w:t>physiological adaptation</w:t>
-        </w:r>
-      </w:ins>
-      <w:ins w:id="197" w:author="Barrett, Hannah" w:date="2023-12-18T09:41:00Z">
-        <w:r>
-          <w:rPr>
-            <w:noProof/>
-          </w:rPr>
-          <w:t>s</w:t>
-        </w:r>
-      </w:ins>
-      <w:ins w:id="198" w:author="Barrett, Hannah" w:date="2023-12-18T09:40:00Z">
-        <w:r>
-          <w:rPr>
-            <w:noProof/>
-          </w:rPr>
-          <w:t xml:space="preserve"> to limited oxygen supply </w:t>
-        </w:r>
-      </w:ins>
-      <w:ins w:id="199" w:author="Barrett, Hannah" w:date="2023-12-18T09:41:00Z">
-        <w:r>
-          <w:rPr>
-            <w:noProof/>
-          </w:rPr>
-          <w:t>often</w:t>
-        </w:r>
-      </w:ins>
-      <w:ins w:id="200" w:author="Barrett, Hannah" w:date="2023-12-18T09:42:00Z">
-        <w:r>
-          <w:rPr>
-            <w:noProof/>
-          </w:rPr>
-          <w:t xml:space="preserve"> result in </w:t>
-        </w:r>
-      </w:ins>
-      <w:ins w:id="201" w:author="Barrett, Hannah" w:date="2023-12-18T09:43:00Z">
-        <w:r>
-          <w:rPr>
-            <w:noProof/>
-          </w:rPr>
-          <w:t xml:space="preserve">lower temperature selection and </w:t>
-        </w:r>
-      </w:ins>
-      <w:ins w:id="202" w:author="Barrett, Hannah" w:date="2023-12-18T09:42:00Z">
-        <w:r>
-          <w:rPr>
-            <w:noProof/>
-          </w:rPr>
-          <w:t>a decrease in metabolic processes</w:t>
-        </w:r>
-      </w:ins>
-      <w:ins w:id="203" w:author="Barrett, Hannah" w:date="2023-12-18T09:43:00Z">
-        <w:r>
-          <w:rPr>
-            <w:noProof/>
-          </w:rPr>
-          <w:t xml:space="preserve"> (Schurmann et al 1991, Glencross 2009</w:t>
-        </w:r>
-      </w:ins>
-      <w:ins w:id="204" w:author="Barrett, Hannah" w:date="2023-12-18T09:44:00Z">
-        <w:r>
-          <w:rPr>
-            <w:noProof/>
-          </w:rPr>
-          <w:t>). T</w:t>
-        </w:r>
-      </w:ins>
-      <w:del w:id="205" w:author="Barrett, Hannah" w:date="2023-12-18T09:44:00Z">
-        <w:r>
-          <w:rPr>
-            <w:noProof/>
-          </w:rPr>
-          <w:delText>t</w:delText>
-        </w:r>
-      </w:del>
+      <w:r>
+        <w:rPr>
+          <w:noProof/>
+        </w:rPr>
+        <w:t>physiological adaptations to limited oxygen supply often result in lower temperature selection and a decrease in metabolic processes (Schurmann et al 1991, Glencross 2009). T</w:t>
+      </w:r>
       <w:r>
         <w:rPr>
           <w:noProof/>
@@ -10201,14 +8650,14 @@
         </w:rPr>
         <w:t xml:space="preserve"> is fitting; these are not ideal habitats</w:t>
       </w:r>
-      <w:commentRangeEnd w:id="169"/>
+      <w:commentRangeEnd w:id="4"/>
       <w:r>
         <w:rPr>
           <w:rStyle w:val="CommentReference"/>
           <w:rFonts w:asciiTheme="minorHAnsi" w:hAnsiTheme="minorHAnsi" w:cstheme="minorBidi"/>
           <w:color w:val="auto"/>
         </w:rPr>
-        <w:commentReference w:id="169"/>
+        <w:commentReference w:id="4"/>
       </w:r>
       <w:r>
         <w:rPr>
@@ -10216,14 +8665,14 @@
         </w:rPr>
         <w:t xml:space="preserve">, and prolonged seasonal use with increased exposure to critically low DO </w:t>
       </w:r>
-      <w:commentRangeEnd w:id="188"/>
+      <w:commentRangeEnd w:id="7"/>
       <w:r>
         <w:rPr>
           <w:rStyle w:val="CommentReference"/>
           <w:rFonts w:asciiTheme="minorHAnsi" w:hAnsiTheme="minorHAnsi" w:cstheme="minorBidi"/>
           <w:color w:val="auto"/>
         </w:rPr>
-        <w:commentReference w:id="188"/>
+        <w:commentReference w:id="7"/>
       </w:r>
       <w:r>
         <w:rPr>
@@ -10238,7 +8687,7 @@
         <w:spacing w:line="480" w:lineRule="auto"/>
         <w:ind w:firstLine="720"/>
         <w:rPr>
-          <w:ins w:id="206" w:author="Jonny Armstrong" w:date="2023-12-27T12:02:00Z"/>
+          <w:ins w:id="9" w:author="Jonny Armstrong" w:date="2023-12-27T12:02:00Z"/>
         </w:rPr>
       </w:pPr>
     </w:p>
@@ -10251,161 +8700,25 @@
           <w:noProof/>
         </w:rPr>
       </w:pPr>
-      <w:commentRangeStart w:id="207"/>
-      <w:r>
-        <w:t>Tagged</w:t>
-      </w:r>
-      <w:commentRangeEnd w:id="207"/>
-      <w:r>
-        <w:rPr>
-          <w:rStyle w:val="CommentReference"/>
-          <w:rFonts w:asciiTheme="minorHAnsi" w:hAnsiTheme="minorHAnsi" w:cstheme="minorBidi"/>
-          <w:color w:val="auto"/>
-        </w:rPr>
-        <w:commentReference w:id="207"/>
-      </w:r>
-      <w:r>
-        <w:t xml:space="preserve"> fish displayed high individual and intra-individual variation in their vertical movements, however the central tendency was consistent with a vertically cycling movement pattern constrained to ~20% of the water column, ranging between the metalimnion and upper hypolimnion (Figure 4c). This behavioral variation is likely a reflection of genetic diversity (Alonzo 2015), individual thermal tolerance (Anlauf-Dunn et al. 2022) or energy reserves (Moran et al. 2021). Fish ration size affects optimal temperature for growth and could influence habitat selection by fish (Mac 1985, Sogard &amp; Olla 1996). However, previous data collected in these alcoves suggest that fish in alcoves barely feed and do not meet energetic demands (Barrett unpublished data), so captive fish (which likely had reduced access to food or may cease feeding due to captivity) likely did not have substantially lower energy intake compared to fish in the wild, and thus should have similar thermal habitat selection in the context of ration. </w:t>
-      </w:r>
-    </w:p>
-    <w:p>
-      <w:pPr>
-        <w:pStyle w:val="Default"/>
-        <w:spacing w:line="480" w:lineRule="auto"/>
-        <w:ind w:firstLine="720"/>
-        <w:rPr>
-          <w:ins w:id="208" w:author="Jonny Armstrong" w:date="2023-12-27T12:04:00Z"/>
-        </w:rPr>
-      </w:pPr>
-      <w:ins w:id="209" w:author="Jonny Armstrong" w:date="2023-12-27T12:04:00Z">
-        <w:r>
-          <w:t>P</w:t>
-        </w:r>
-        <w:commentRangeStart w:id="210"/>
-        <w:r>
-          <w:t>attern</w:t>
-        </w:r>
-        <w:commentRangeEnd w:id="210"/>
-        <w:r>
-          <w:rPr>
-            <w:rStyle w:val="CommentReference"/>
-            <w:rFonts w:asciiTheme="minorHAnsi" w:hAnsiTheme="minorHAnsi" w:cstheme="minorBidi"/>
-            <w:color w:val="auto"/>
-          </w:rPr>
-          <w:commentReference w:id="210"/>
-        </w:r>
-        <w:r>
-          <w:t xml:space="preserve">s of temperature and DO varied both within and among cold-water alcoves. While there was an overaching pattern of diel variation and vertical stratification common to all sites, </w:t>
-        </w:r>
-        <w:commentRangeStart w:id="211"/>
-        <w:r>
-          <w:t xml:space="preserve">there was variation in XYZ .  </w:t>
-        </w:r>
-        <w:commentRangeStart w:id="212"/>
-        <w:r>
-          <w:t xml:space="preserve">For example, all alcoves had </w:t>
-        </w:r>
-        <w:commentRangeStart w:id="213"/>
-        <w:r>
-          <w:t>hyporheic</w:t>
-        </w:r>
-        <w:commentRangeEnd w:id="213"/>
-        <w:r>
-          <w:rPr>
-            <w:rStyle w:val="CommentReference"/>
-            <w:rFonts w:asciiTheme="minorHAnsi" w:hAnsiTheme="minorHAnsi" w:cstheme="minorBidi"/>
-            <w:color w:val="auto"/>
-          </w:rPr>
-          <w:commentReference w:id="213"/>
-        </w:r>
-        <w:r>
-          <w:t xml:space="preserve"> DO &lt;1</w:t>
-        </w:r>
-        <w:r>
-          <w:t xml:space="preserve"> </w:t>
-        </w:r>
-        <w:r>
-          <w:t>mg</w:t>
-        </w:r>
-        <w:r>
-          <w:t>•</w:t>
-        </w:r>
-        <w:r>
-          <w:t>L</w:t>
-        </w:r>
-        <w:r>
-          <w:rPr>
-            <w:vertAlign w:val="superscript"/>
-          </w:rPr>
-          <w:t>-1</w:t>
-        </w:r>
-        <w:r>
-          <w:t>at one or more locations at night, but during the day, minimum DO levels ranged from &lt;1mg•L</w:t>
-        </w:r>
-        <w:r>
-          <w:rPr>
-            <w:vertAlign w:val="superscript"/>
-          </w:rPr>
-          <w:t>-1</w:t>
-        </w:r>
-        <w:r>
-          <w:t xml:space="preserve"> to &gt;4mg•L</w:t>
-        </w:r>
-        <w:r>
-          <w:rPr>
-            <w:vertAlign w:val="superscript"/>
-          </w:rPr>
-          <w:t>-1</w:t>
-        </w:r>
-        <w:r>
-          <w:t xml:space="preserve"> across sites. This can be a meaningful difference for fish, when preferred cooler temperatures may co-occur with either adequate </w:t>
-        </w:r>
-        <w:commentRangeEnd w:id="212"/>
-        <w:r>
-          <w:rPr>
-            <w:rStyle w:val="CommentReference"/>
-            <w:rFonts w:asciiTheme="minorHAnsi" w:hAnsiTheme="minorHAnsi" w:cstheme="minorBidi"/>
-            <w:color w:val="auto"/>
-          </w:rPr>
-          <w:commentReference w:id="212"/>
-        </w:r>
-        <w:r>
-          <w:t xml:space="preserve">or severely hypoxic conditions. </w:t>
-        </w:r>
-        <w:commentRangeEnd w:id="211"/>
-        <w:r>
-          <w:rPr>
-            <w:rStyle w:val="CommentReference"/>
-            <w:rFonts w:asciiTheme="minorHAnsi" w:hAnsiTheme="minorHAnsi" w:cstheme="minorBidi"/>
-            <w:color w:val="auto"/>
-          </w:rPr>
-          <w:commentReference w:id="211"/>
-        </w:r>
-        <w:r>
-          <w:t xml:space="preserve"> </w:t>
-        </w:r>
-        <w:r>
-          <w:t xml:space="preserve">In lotic systems, spatiotemporal variation in temperature and DO is driven by both external drivers and internal structures (Poole and Berman 2001) including hydrologic connectivity (Palmer and Ruhi 2019), atmospheric conditions (Caissie 2006), topography (Isaak and Hubert 2001), and vegetation (Beschta 1997). Temperature-oxygen squeezes can also be found in lentic systems, often driven by thermal and solar isolation of a stable hypolimnion (Jankowski et al. 2006, </w:t>
-        </w:r>
-        <w:r>
-          <w:lastRenderedPageBreak/>
-          <w:t>Fenocchi et al. 2018). While these water bodies experience diel variation in epilimnetic temperatures during summer (Woolway et al. 2016), DO in the hypolimnion is continuously depleted</w:t>
-        </w:r>
-        <w:commentRangeStart w:id="214"/>
-        <w:r>
-          <w:t xml:space="preserve"> by aerobic decomposition processes (until fall turnover occurs; Walker 1979).  </w:t>
-        </w:r>
-      </w:ins>
-    </w:p>
-    <w:p>
-      <w:pPr>
-        <w:pStyle w:val="Default"/>
-        <w:spacing w:line="480" w:lineRule="auto"/>
-        <w:ind w:firstLine="720"/>
-        <w:rPr>
-          <w:ins w:id="215" w:author="Jonny Armstrong" w:date="2023-12-27T12:04:00Z"/>
-        </w:rPr>
-      </w:pPr>
+      <w:r>
+        <w:t xml:space="preserve">Tagged fish displayed high individual and intra-individual variation in their vertical movements, however the central tendency was consistent with a vertically cycling movement pattern constrained to ~20% of the water column, ranging between the metalimnion and upper hypolimnion (Figure 4c). This behavioral variation is likely a reflection of genetic diversity (Alonzo 2015), individual thermal tolerance (Anlauf-Dunn et al. 2022) or energy reserves (Moran et al. 2021). Fish ration size affects optimal temperature for growth and could influence </w:t>
+      </w:r>
+      <w:r>
+        <w:lastRenderedPageBreak/>
+        <w:t>habitat selection by fish (Mac 1985, Sogard &amp; Olla 1996). However, previous data collected in these alcoves suggest that fish in alcoves barely feed and do not meet energetic demands (Barrett unpublished data</w:t>
+      </w:r>
+      <w:r>
+        <w:t>, Ch</w:t>
+      </w:r>
+      <w:r>
+        <w:t>apter</w:t>
+      </w:r>
+      <w:r>
+        <w:t xml:space="preserve"> 4</w:t>
+      </w:r>
+      <w:r>
+        <w:t xml:space="preserve">), so captive fish (which likely had reduced access to food or may cease feeding due to captivity) likely did not have substantially lower energy intake compared to fish in the wild, and thus should have similar thermal habitat selection in the context of ration. </w:t>
+      </w:r>
     </w:p>
     <w:p>
       <w:pPr>
@@ -10414,201 +8727,164 @@
         <w:ind w:firstLine="720"/>
       </w:pPr>
       <w:r>
-        <w:t xml:space="preserve">In </w:t>
-      </w:r>
-      <w:commentRangeEnd w:id="214"/>
-      <w:r>
-        <w:rPr>
-          <w:rStyle w:val="CommentReference"/>
-          <w:rFonts w:asciiTheme="minorHAnsi" w:hAnsiTheme="minorHAnsi" w:cstheme="minorBidi"/>
-          <w:color w:val="auto"/>
-        </w:rPr>
-        <w:commentReference w:id="214"/>
-      </w:r>
-      <w:r>
-        <w:t xml:space="preserve">both Norwood and Blue Ruin </w:t>
-      </w:r>
-      <w:r>
-        <w:t>alcove</w:t>
+        <w:t xml:space="preserve">In lotic systems, spatiotemporal variation in temperature and DO is driven by both external drivers and internal structures (Poole and Berman 2001) including hydrologic connectivity (Palmer and Ruhi 2019), atmospheric conditions (Caissie 2006), topography (Isaak and Hubert 2001), and vegetation (Beschta 1997). </w:t>
+      </w:r>
+      <w:r>
+        <w:t xml:space="preserve"> In </w:t>
+      </w:r>
+      <w:r>
+        <w:t>cold-water alcoves, the patterns of DO and temperature can vary both among and within habitats</w:t>
+      </w:r>
+      <w:r>
+        <w:t xml:space="preserve">. While </w:t>
+      </w:r>
+      <w:r>
+        <w:t xml:space="preserve">diel </w:t>
+      </w:r>
+      <w:r>
+        <w:t xml:space="preserve">variation and vertical stratification </w:t>
+      </w:r>
+      <w:r>
+        <w:t xml:space="preserve">were </w:t>
+      </w:r>
+      <w:r>
+        <w:t xml:space="preserve">common to all sites, there was variation in </w:t>
+      </w:r>
+      <w:r>
+        <w:t xml:space="preserve">both </w:t>
+      </w:r>
+      <w:r>
+        <w:t xml:space="preserve">the </w:t>
+      </w:r>
+      <w:r>
+        <w:t xml:space="preserve">maximum and minimum values of </w:t>
+      </w:r>
+      <w:r>
+        <w:t xml:space="preserve">temperature and </w:t>
+      </w:r>
+      <w:r>
+        <w:t>oxygen</w:t>
+      </w:r>
+      <w:r>
+        <w:t xml:space="preserve">.  For example, </w:t>
+      </w:r>
+      <w:r>
+        <w:t>1</w:t>
+      </w:r>
+      <w:r>
+        <w:t>5</w:t>
+      </w:r>
+      <w:r>
+        <w:t xml:space="preserve"> </w:t>
+      </w:r>
+      <w:r>
+        <w:t xml:space="preserve">of our 22 logger arrays recorded </w:t>
+      </w:r>
+      <w:r>
+        <w:t xml:space="preserve">average minimum </w:t>
+      </w:r>
+      <w:r>
+        <w:t>hypolimnetic</w:t>
+      </w:r>
+      <w:r>
+        <w:t xml:space="preserve"> DO</w:t>
+      </w:r>
+      <w:r>
+        <w:t xml:space="preserve"> of</w:t>
+      </w:r>
+      <w:r>
+        <w:t xml:space="preserve"> </w:t>
+      </w:r>
+      <w:r>
+        <w:t>&lt;2</w:t>
+      </w:r>
+      <w:r>
+        <w:t xml:space="preserve"> </w:t>
+      </w:r>
+      <w:r>
+        <w:t>mg</w:t>
+      </w:r>
+      <w:r>
+        <w:t>•</w:t>
+      </w:r>
+      <w:r>
+        <w:t>L</w:t>
+      </w:r>
+      <w:r>
+        <w:rPr>
+          <w:vertAlign w:val="superscript"/>
+        </w:rPr>
+        <w:t>-1</w:t>
+      </w:r>
+      <w:r>
+        <w:rPr>
+          <w:vertAlign w:val="superscript"/>
+        </w:rPr>
+        <w:t xml:space="preserve"> </w:t>
+      </w:r>
+      <w:r>
+        <w:t>at night</w:t>
       </w:r>
       <w:r>
         <w:t xml:space="preserve">, </w:t>
       </w:r>
       <w:r>
-        <w:t xml:space="preserve">there was a </w:t>
-      </w:r>
-      <w:r>
-        <w:t xml:space="preserve">high probability of </w:t>
-      </w:r>
-      <w:r>
-        <w:t xml:space="preserve">fish </w:t>
-      </w:r>
-      <w:r>
-        <w:t xml:space="preserve">selecting </w:t>
-      </w:r>
-      <w:r>
-        <w:t xml:space="preserve">the </w:t>
-      </w:r>
-      <w:r>
-        <w:t xml:space="preserve">coolest temperatures (at </w:t>
-      </w:r>
-      <w:r>
-        <w:t xml:space="preserve">the </w:t>
-      </w:r>
-      <w:r>
-        <w:t>greatest depth</w:t>
-      </w:r>
-      <w:r>
-        <w:t>s</w:t>
-      </w:r>
-      <w:r>
-        <w:t xml:space="preserve">) </w:t>
+        <w:t>whereas</w:t>
+      </w:r>
+      <w:r>
+        <w:t xml:space="preserve"> </w:t>
       </w:r>
       <w:r>
         <w:t xml:space="preserve">during the day, </w:t>
       </w:r>
       <w:r>
-        <w:t xml:space="preserve">when DO </w:t>
-      </w:r>
-      <w:r>
-        <w:t>was</w:t>
+        <w:t>average maximum hypolimnetic</w:t>
       </w:r>
       <w:r>
         <w:t xml:space="preserve"> </w:t>
       </w:r>
       <w:r>
-        <w:t>high (Figure 6)</w:t>
-      </w:r>
-      <w:r>
-        <w:t xml:space="preserve">. </w:t>
-      </w:r>
-      <w:r>
-        <w:t>At night, during the</w:t>
-      </w:r>
-      <w:r>
-        <w:t xml:space="preserve"> DO minima, the probability of selection switche</w:t>
-      </w:r>
-      <w:r>
-        <w:t>d</w:t>
-      </w:r>
-      <w:r>
-        <w:t xml:space="preserve"> to warm</w:t>
-      </w:r>
-      <w:r>
-        <w:t>er</w:t>
-      </w:r>
-      <w:r>
-        <w:t xml:space="preserve"> water (</w:t>
-      </w:r>
-      <w:r>
-        <w:t>towards</w:t>
-      </w:r>
-      <w:r>
-        <w:t xml:space="preserve"> the surface)</w:t>
-      </w:r>
-      <w:r>
-        <w:t xml:space="preserve"> where DO was also higher</w:t>
-      </w:r>
-      <w:r>
-        <w:t>.</w:t>
-      </w:r>
-      <w:r>
-        <w:t xml:space="preserve"> Site-specific variation in temperature and DO may explain the varied strength (slope) of selection probability. For example, the diel amplitude of h</w:t>
-      </w:r>
-      <w:r>
-        <w:t>ypolim</w:t>
-      </w:r>
-      <w:r>
-        <w:t>netic</w:t>
-      </w:r>
-      <w:r>
-        <w:t xml:space="preserve"> DO </w:t>
-      </w:r>
-      <w:r>
-        <w:t xml:space="preserve">was much </w:t>
-      </w:r>
-      <w:del w:id="216" w:author="Jonny Armstrong" w:date="2023-12-27T12:00:00Z">
-        <w:r>
-          <w:delText>greater</w:delText>
-        </w:r>
-        <w:r>
-          <w:delText xml:space="preserve"> </w:delText>
-        </w:r>
-      </w:del>
-      <w:ins w:id="217" w:author="Jonny Armstrong" w:date="2023-12-27T12:00:00Z">
-        <w:r>
-          <w:t>higher</w:t>
-        </w:r>
-        <w:r>
-          <w:t xml:space="preserve"> </w:t>
-        </w:r>
-      </w:ins>
-      <w:r>
-        <w:t xml:space="preserve">in </w:t>
-      </w:r>
-      <w:ins w:id="218" w:author="Jonny Armstrong" w:date="2023-12-27T12:00:00Z">
-        <w:r>
-          <w:t xml:space="preserve">the </w:t>
-        </w:r>
-      </w:ins>
-      <w:r>
-        <w:t>Norwood</w:t>
-      </w:r>
-      <w:r>
-        <w:t xml:space="preserve"> alcove, while epilimnetic DO stayed relatively high across that timeframe (Table 1, Supplemental Figure 2). However, </w:t>
-      </w:r>
-      <w:r>
-        <w:t>surface</w:t>
-      </w:r>
-      <w:r>
-        <w:t xml:space="preserve"> temperatures in Norwood remained high even at night. These surface temperatures may have been suboptimally warm to fish, thereby reducing the strength of selection towards</w:t>
-      </w:r>
-      <w:ins w:id="219" w:author="Barrett, Hannah" w:date="2023-12-17T12:47:00Z">
-        <w:r>
-          <w:t xml:space="preserve"> the</w:t>
-        </w:r>
-      </w:ins>
-      <w:r>
-        <w:t xml:space="preserve"> warmer </w:t>
-      </w:r>
-      <w:ins w:id="220" w:author="Barrett, Hannah" w:date="2023-12-17T12:47:00Z">
-        <w:r>
-          <w:t xml:space="preserve">and more oxygenated </w:t>
-        </w:r>
-      </w:ins>
-      <w:r>
-        <w:t>surface temperatures (Figure 6b). I</w:t>
-      </w:r>
-      <w:r>
-        <w:t>n Blue Ruin</w:t>
-      </w:r>
-      <w:r>
-        <w:t>,</w:t>
+        <w:t xml:space="preserve">DO levels </w:t>
+      </w:r>
+      <w:r>
+        <w:t xml:space="preserve">at those same sites </w:t>
+      </w:r>
+      <w:r>
+        <w:t xml:space="preserve">ranged from </w:t>
+      </w:r>
+      <w:r>
+        <w:t>3.9</w:t>
+      </w:r>
+      <w:r>
+        <w:t>mg•L</w:t>
+      </w:r>
+      <w:r>
+        <w:rPr>
+          <w:vertAlign w:val="superscript"/>
+        </w:rPr>
+        <w:t>-1</w:t>
+      </w:r>
+      <w:r>
+        <w:t xml:space="preserve"> to</w:t>
+      </w:r>
+      <w:r>
+        <w:t xml:space="preserve"> 12.4</w:t>
+      </w:r>
+      <w:r>
+        <w:t>mg•L</w:t>
+      </w:r>
+      <w:r>
+        <w:rPr>
+          <w:vertAlign w:val="superscript"/>
+        </w:rPr>
+        <w:t>-1</w:t>
+      </w:r>
+      <w:r>
+        <w:t xml:space="preserve">. This can be a meaningful difference for fish, when preferred cooler temperatures may co-occur with either adequate or severely hypoxic conditions. </w:t>
       </w:r>
       <w:r>
         <w:t xml:space="preserve"> </w:t>
       </w:r>
-      <w:r>
-        <w:t xml:space="preserve">temperatures in the epilimnion were much lower at night (and DO remained adequate; Table 1), which may explain the greater selection strength towards warmer (and shallower) temperatures when compared to Norwood (Figure 6b, 6d). </w:t>
-      </w:r>
-      <w:commentRangeStart w:id="221"/>
-      <w:ins w:id="222" w:author="Jonny Armstrong" w:date="2023-12-27T14:23:00Z">
-        <w:r>
-          <w:t>Thus</w:t>
-        </w:r>
-        <w:commentRangeEnd w:id="221"/>
-        <w:r>
-          <w:rPr>
-            <w:rStyle w:val="CommentReference"/>
-            <w:rFonts w:asciiTheme="minorHAnsi" w:hAnsiTheme="minorHAnsi" w:cstheme="minorBidi"/>
-            <w:color w:val="auto"/>
-          </w:rPr>
-          <w:commentReference w:id="221"/>
-        </w:r>
-        <w:r>
-          <w:t>, ….</w:t>
-        </w:r>
-      </w:ins>
     </w:p>
     <w:p>
       <w:pPr>
@@ -10617,6 +8893,173 @@
         <w:ind w:firstLine="720"/>
       </w:pPr>
       <w:r>
+        <w:t xml:space="preserve">In both Norwood and Blue Ruin </w:t>
+      </w:r>
+      <w:r>
+        <w:t>alcove</w:t>
+      </w:r>
+      <w:r>
+        <w:t xml:space="preserve">, </w:t>
+      </w:r>
+      <w:r>
+        <w:t xml:space="preserve">there was a </w:t>
+      </w:r>
+      <w:r>
+        <w:t xml:space="preserve">high probability of </w:t>
+      </w:r>
+      <w:r>
+        <w:t xml:space="preserve">fish </w:t>
+      </w:r>
+      <w:r>
+        <w:t xml:space="preserve">selecting </w:t>
+      </w:r>
+      <w:r>
+        <w:t xml:space="preserve">the </w:t>
+      </w:r>
+      <w:r>
+        <w:t xml:space="preserve">coolest temperatures (at </w:t>
+      </w:r>
+      <w:r>
+        <w:t xml:space="preserve">the </w:t>
+      </w:r>
+      <w:r>
+        <w:t>greatest depth</w:t>
+      </w:r>
+      <w:r>
+        <w:t>s</w:t>
+      </w:r>
+      <w:r>
+        <w:t xml:space="preserve">) </w:t>
+      </w:r>
+      <w:r>
+        <w:t xml:space="preserve">during the day, </w:t>
+      </w:r>
+      <w:r>
+        <w:t xml:space="preserve">when DO </w:t>
+      </w:r>
+      <w:r>
+        <w:t>was</w:t>
+      </w:r>
+      <w:r>
+        <w:t xml:space="preserve"> </w:t>
+      </w:r>
+      <w:r>
+        <w:t>high (Figure 6)</w:t>
+      </w:r>
+      <w:r>
+        <w:t xml:space="preserve">. </w:t>
+      </w:r>
+      <w:r>
+        <w:t>At night, during the</w:t>
+      </w:r>
+      <w:r>
+        <w:t xml:space="preserve"> DO minima, the probability of selection switche</w:t>
+      </w:r>
+      <w:r>
+        <w:t>d</w:t>
+      </w:r>
+      <w:r>
+        <w:t xml:space="preserve"> to warm</w:t>
+      </w:r>
+      <w:r>
+        <w:t>er</w:t>
+      </w:r>
+      <w:r>
+        <w:t xml:space="preserve"> water (</w:t>
+      </w:r>
+      <w:r>
+        <w:t>towards</w:t>
+      </w:r>
+      <w:r>
+        <w:t xml:space="preserve"> the surface)</w:t>
+      </w:r>
+      <w:r>
+        <w:t xml:space="preserve"> where DO was also higher</w:t>
+      </w:r>
+      <w:r>
+        <w:t>.</w:t>
+      </w:r>
+      <w:r>
+        <w:t xml:space="preserve"> Site-specific variation in temperature and DO may explain the varied strength (slope) of selection probability. For example, the diel amplitude of h</w:t>
+      </w:r>
+      <w:r>
+        <w:t>ypolim</w:t>
+      </w:r>
+      <w:r>
+        <w:t>netic</w:t>
+      </w:r>
+      <w:r>
+        <w:t xml:space="preserve"> DO </w:t>
+      </w:r>
+      <w:r>
+        <w:t xml:space="preserve">was much </w:t>
+      </w:r>
+      <w:r>
+        <w:t>higher</w:t>
+      </w:r>
+      <w:r>
+        <w:t xml:space="preserve"> </w:t>
+      </w:r>
+      <w:r>
+        <w:t xml:space="preserve">in </w:t>
+      </w:r>
+      <w:r>
+        <w:t xml:space="preserve">the </w:t>
+      </w:r>
+      <w:r>
+        <w:t>Norwood</w:t>
+      </w:r>
+      <w:r>
+        <w:t xml:space="preserve"> alcove, while epilimnetic DO stayed relatively high across that timeframe (Table 1, Supplemental Figure 2). However, </w:t>
+      </w:r>
+      <w:r>
+        <w:t>surface</w:t>
+      </w:r>
+      <w:r>
+        <w:t xml:space="preserve"> </w:t>
+      </w:r>
+      <w:r>
+        <w:lastRenderedPageBreak/>
+        <w:t>temperatures in Norwood remained high even at night. These surface temperatures may have been suboptimally warm to fish, thereby reducing the strength of selection towards</w:t>
+      </w:r>
+      <w:r>
+        <w:t xml:space="preserve"> the</w:t>
+      </w:r>
+      <w:r>
+        <w:t xml:space="preserve"> warmer </w:t>
+      </w:r>
+      <w:r>
+        <w:t xml:space="preserve">and more oxygenated </w:t>
+      </w:r>
+      <w:r>
+        <w:t>surface temperatures (Figure 6b). I</w:t>
+      </w:r>
+      <w:r>
+        <w:t>n Blue Ruin</w:t>
+      </w:r>
+      <w:r>
+        <w:t>,</w:t>
+      </w:r>
+      <w:r>
+        <w:t xml:space="preserve"> </w:t>
+      </w:r>
+      <w:r>
+        <w:t xml:space="preserve">temperatures in the epilimnion were much lower at night (and DO remained adequate; Table 1), which may explain the greater selection strength towards warmer (and shallower) temperatures when compared to Norwood (Figure 6b, 6d). </w:t>
+      </w:r>
+      <w:r>
+        <w:t xml:space="preserve">Thus, </w:t>
+      </w:r>
+      <w:r>
+        <w:t xml:space="preserve">not only did our fish display DVM, but they also exhibited flexibility in their movement patterns based on site-specific combinations of temperature and oxygen. </w:t>
+      </w:r>
+    </w:p>
+    <w:p>
+      <w:pPr>
+        <w:pStyle w:val="Default"/>
+        <w:spacing w:line="480" w:lineRule="auto"/>
+        <w:ind w:firstLine="720"/>
+      </w:pPr>
+      <w:r>
         <w:rPr>
           <w:noProof/>
         </w:rPr>
@@ -10705,12 +9148,32 @@
           <w:i/>
           <w:noProof/>
         </w:rPr>
-        <w:t>in press</w:t>
-      </w:r>
-      <w:r>
-        <w:rPr>
+        <w:t xml:space="preserve">in </w:t>
+      </w:r>
+      <w:r>
+        <w:rPr>
+          <w:i/>
           <w:noProof/>
         </w:rPr>
+        <w:t>review</w:t>
+      </w:r>
+      <w:r>
+        <w:rPr>
+          <w:i/>
+          <w:noProof/>
+        </w:rPr>
+        <w:t xml:space="preserve">, </w:t>
+      </w:r>
+      <w:r>
+        <w:rPr>
+          <w:noProof/>
+        </w:rPr>
+        <w:t>Chapter 2</w:t>
+      </w:r>
+      <w:r>
+        <w:rPr>
+          <w:noProof/>
+        </w:rPr>
         <w:t xml:space="preserve">). </w:t>
       </w:r>
       <w:r>
@@ -10735,107 +9198,108 @@
         <w:rPr>
           <w:noProof/>
         </w:rPr>
-        <w:t xml:space="preserve"> often overlook how diel variaton in </w:t>
+        <w:t xml:space="preserve"> often overlook how diel variaton in temperature and </w:t>
       </w:r>
       <w:r>
         <w:rPr>
           <w:noProof/>
         </w:rPr>
-        <w:lastRenderedPageBreak/>
-        <w:t xml:space="preserve">temperature and </w:t>
+        <w:t>DO</w:t>
       </w:r>
       <w:r>
         <w:rPr>
           <w:noProof/>
         </w:rPr>
-        <w:t>DO</w:t>
+        <w:t xml:space="preserve">, and in fish behavior, could potentially mitigate these synergistic constraints. </w:t>
+      </w:r>
+      <w:r>
+        <w:t>Here, we used a novel continuous monitoring approach to determine how diel variability in habitat conditions can cause trade-offs that drive cyclical habitat use in a floodplain thermal refuge habitat</w:t>
+      </w:r>
+      <w:r>
+        <w:t>s</w:t>
+      </w:r>
+      <w:r>
+        <w:t xml:space="preserve">. </w:t>
       </w:r>
       <w:r>
         <w:rPr>
           <w:noProof/>
         </w:rPr>
-        <w:t xml:space="preserve">, and in fish behavior, could potentially mitigate these synergistic constraints. </w:t>
-      </w:r>
-      <w:r>
-        <w:t>Here, we used a novel continuous monitoring approach to determine how diel variability in habitat conditions can cause trade-offs that drive cyclical habitat use in a floodplain thermal refuge habitat</w:t>
-      </w:r>
-      <w:r>
+        <w:t xml:space="preserve">Our </w:t>
+      </w:r>
+      <w:r>
+        <w:rPr>
+          <w:noProof/>
+        </w:rPr>
+        <w:t>study directly address</w:t>
+      </w:r>
+      <w:r>
+        <w:rPr>
+          <w:noProof/>
+        </w:rPr>
+        <w:t>es</w:t>
+      </w:r>
+      <w:r>
+        <w:rPr>
+          <w:noProof/>
+        </w:rPr>
+        <w:t xml:space="preserve"> key question</w:t>
+      </w:r>
+      <w:r>
+        <w:rPr>
+          <w:noProof/>
+        </w:rPr>
         <w:t>s</w:t>
       </w:r>
       <w:r>
-        <w:t xml:space="preserve">. </w:t>
-      </w:r>
-      <w:r>
         <w:rPr>
           <w:noProof/>
         </w:rPr>
-        <w:t xml:space="preserve">Our </w:t>
+        <w:t xml:space="preserve"> </w:t>
       </w:r>
       <w:r>
         <w:rPr>
           <w:noProof/>
         </w:rPr>
-        <w:t>study directly address</w:t>
+        <w:t>about</w:t>
       </w:r>
       <w:r>
         <w:rPr>
           <w:noProof/>
         </w:rPr>
-        <w:t>es</w:t>
+        <w:t xml:space="preserve"> the temporal dynamics of</w:t>
       </w:r>
       <w:r>
         <w:rPr>
           <w:noProof/>
         </w:rPr>
-        <w:t xml:space="preserve"> key question</w:t>
+        <w:t xml:space="preserve"> vertical habitat compression</w:t>
       </w:r>
       <w:r>
         <w:rPr>
           <w:noProof/>
         </w:rPr>
-        <w:t>s</w:t>
+        <w:t xml:space="preserve">, and </w:t>
       </w:r>
       <w:r>
         <w:rPr>
           <w:noProof/>
         </w:rPr>
-        <w:t xml:space="preserve"> </w:t>
+        <w:t>emphasizes the importance of considering</w:t>
       </w:r>
       <w:r>
         <w:rPr>
           <w:noProof/>
         </w:rPr>
-        <w:t>about</w:t>
-      </w:r>
+        <w:t xml:space="preserve"> how fine-scale diel fluctuation may impact the viability of thermal refuges </w:t>
+      </w:r>
+      <w:bookmarkStart w:id="10" w:name="_GoBack"/>
+      <w:bookmarkEnd w:id="10"/>
       <w:r>
         <w:rPr>
           <w:noProof/>
         </w:rPr>
-        <w:t xml:space="preserve"> the temporal dynamics of</w:t>
-      </w:r>
-      <w:r>
-        <w:rPr>
-          <w:noProof/>
-        </w:rPr>
-        <w:t xml:space="preserve"> vertical habitat compression</w:t>
-      </w:r>
-      <w:r>
-        <w:rPr>
-          <w:noProof/>
-        </w:rPr>
-        <w:t xml:space="preserve">, and </w:t>
-      </w:r>
-      <w:r>
-        <w:rPr>
-          <w:noProof/>
-        </w:rPr>
-        <w:t>emphasizes the importance of considering</w:t>
-      </w:r>
-      <w:r>
-        <w:rPr>
-          <w:noProof/>
-        </w:rPr>
-        <w:t xml:space="preserve"> how fine-scale diel fluctuation may impact the viability of thermal refuges in the face of climate change.  </w:t>
+        <w:t xml:space="preserve">in the face of climate change.  </w:t>
       </w:r>
     </w:p>
     <w:sectPr>
@@ -10850,10 +9314,8 @@
 
 <file path=word/comments.xml><?xml version="1.0" encoding="utf-8"?>
 <w:comments xmlns:wpc="http://schemas.microsoft.com/office/word/2010/wordprocessingCanvas" xmlns:cx="http://schemas.microsoft.com/office/drawing/2014/chartex" xmlns:cx1="http://schemas.microsoft.com/office/drawing/2015/9/8/chartex" xmlns:mc="http://schemas.openxmlformats.org/markup-compatibility/2006" xmlns:o="urn:schemas-microsoft-com:office:office" xmlns:r="http://schemas.openxmlformats.org/officeDocument/2006/relationships" xmlns:m="http://schemas.openxmlformats.org/officeDocument/2006/math" xmlns:v="urn:schemas-microsoft-com:vml" xmlns:wp14="http://schemas.microsoft.com/office/word/2010/wordprocessingDrawing" xmlns:wp="http://schemas.openxmlformats.org/drawingml/2006/wordprocessingDrawing" xmlns:w10="urn:schemas-microsoft-com:office:word" xmlns:w="http://schemas.openxmlformats.org/wordprocessingml/2006/main" xmlns:w14="http://schemas.microsoft.com/office/word/2010/wordml" xmlns:w15="http://schemas.microsoft.com/office/word/2012/wordml" xmlns:w16se="http://schemas.microsoft.com/office/word/2015/wordml/symex" xmlns:wpg="http://schemas.microsoft.com/office/word/2010/wordprocessingGroup" xmlns:wpi="http://schemas.microsoft.com/office/word/2010/wordprocessingInk" xmlns:wne="http://schemas.microsoft.com/office/word/2006/wordml" xmlns:wps="http://schemas.microsoft.com/office/word/2010/wordprocessingShape" mc:Ignorable="w14 w15 w16se wp14">
-  <w:comment w:id="0" w:author="Microsoft Office User" w:date="2023-12-01T08:57:00Z" w:initials="MOU">
+  <w:comment w:id="1" w:author="Microsoft Office User" w:date="2023-12-01T11:42:00Z" w:initials="MOU">
     <w:p>
-      <w:bookmarkStart w:id="1" w:name="_GoBack"/>
-      <w:bookmarkEnd w:id="1"/>
       <w:r>
         <w:rPr>
           <w:rStyle w:val="CommentReference"/>
@@ -10865,35 +9327,11 @@
           <w:sz w:val="20"/>
           <w:szCs w:val="20"/>
         </w:rPr>
-        <w:t>Note, if we send to JAE, our pitch is that we introdu</w:t>
-      </w:r>
-      <w:r>
-        <w:rPr>
-          <w:sz w:val="20"/>
-          <w:szCs w:val="20"/>
-        </w:rPr>
-        <w:t xml:space="preserve">ce a bunch of </w:t>
-      </w:r>
-      <w:r>
-        <w:rPr>
-          <w:sz w:val="20"/>
-          <w:szCs w:val="20"/>
-        </w:rPr>
-        <w:t>nuances in the T-DO trade off and provide a framework for how T/DO asynchrony affects fish — say straight up in cover letter that this paper will be cited because it introduces this concept and how to analyze it</w:t>
-      </w:r>
-    </w:p>
-    <w:p/>
-    <w:p>
-      <w:r>
-        <w:rPr>
-          <w:sz w:val="20"/>
-          <w:szCs w:val="20"/>
-        </w:rPr>
-        <w:t xml:space="preserve">You def don’t have time for this in PhD, but you could write a banger that is just a 3k word conceptual paper that generalizes this topic, </w:t>
+        <w:t>Hiromi Uno mentioned to me that there was evidence of DVM for DO in tropical fish — see if you can find this ref</w:t>
       </w:r>
     </w:p>
   </w:comment>
-  <w:comment w:id="2" w:author="Barrett, Hannah" w:date="2023-09-18T15:14:00Z" w:initials="BH">
+  <w:comment w:id="2" w:author="Barrett, Hannah" w:date="2024-01-23T11:50:00Z" w:initials="BH">
     <w:p>
       <w:pPr>
         <w:pStyle w:val="CommentText"/>
@@ -10905,32 +9343,14 @@
         <w:annotationRef/>
       </w:r>
       <w:r>
-        <w:rPr>
-          <w:rFonts w:ascii="Times New Roman" w:hAnsi="Times New Roman" w:cs="Times New Roman"/>
-          <w:sz w:val="24"/>
-          <w:szCs w:val="24"/>
-        </w:rPr>
-        <w:t xml:space="preserve">Here, we used externally affixed temperature recording iButtons coupled with </w:t>
-      </w:r>
-      <w:r>
-        <w:rPr>
-          <w:rFonts w:ascii="Times New Roman" w:hAnsi="Times New Roman" w:cs="Times New Roman"/>
-          <w:sz w:val="24"/>
-          <w:szCs w:val="24"/>
-        </w:rPr>
-        <w:t xml:space="preserve">time-matched </w:t>
-      </w:r>
-      <w:r>
-        <w:rPr>
-          <w:rFonts w:ascii="Times New Roman" w:hAnsi="Times New Roman" w:cs="Times New Roman"/>
-          <w:sz w:val="24"/>
-          <w:szCs w:val="24"/>
-        </w:rPr>
-        <w:t>temperatures recorded at known depths to infer fish depth over time.</w:t>
+        <w:t>I can’t find anything on DVM in tropical fish, Huphries et al. 2024 has vertical movement for tuna, other refs I had before as placeholder options but all focus on oxygen minimum zones and vertical compression, not movement</w:t>
+      </w:r>
+      <w:r>
+        <w:t xml:space="preserve"> by fish in response to both</w:t>
       </w:r>
     </w:p>
   </w:comment>
-  <w:comment w:id="4" w:author="Barrett, Hannah" w:date="2023-09-11T13:43:00Z" w:initials="BH">
+  <w:comment w:id="8" w:author="Barrett, Hannah" w:date="2023-12-17T13:39:00Z" w:initials="BH">
     <w:p>
       <w:pPr>
         <w:pStyle w:val="CommentText"/>
@@ -10942,80 +9362,28 @@
         <w:annotationRef/>
       </w:r>
       <w:r>
-        <w:rPr>
-          <w:rFonts w:ascii="Times New Roman" w:hAnsi="Times New Roman" w:cs="Times New Roman"/>
-          <w:sz w:val="24"/>
-          <w:szCs w:val="24"/>
-        </w:rPr>
-        <w:t xml:space="preserve">(the logger hangs in a vertical direction with its </w:t>
-      </w:r>
-      <w:r>
-        <w:rPr>
-          <w:rFonts w:ascii="Times New Roman" w:hAnsi="Times New Roman" w:cs="Times New Roman"/>
-          <w:sz w:val="24"/>
-          <w:szCs w:val="24"/>
-        </w:rPr>
-        <w:t>sensor</w:t>
-      </w:r>
-      <w:r>
-        <w:rPr>
-          <w:rFonts w:ascii="Times New Roman" w:hAnsi="Times New Roman" w:cs="Times New Roman"/>
-          <w:sz w:val="24"/>
-          <w:szCs w:val="24"/>
-        </w:rPr>
-        <w:t xml:space="preserve"> pointing downwards, </w:t>
-      </w:r>
-      <w:r>
-        <w:rPr>
-          <w:rFonts w:ascii="Times New Roman" w:hAnsi="Times New Roman" w:cs="Times New Roman"/>
-          <w:sz w:val="24"/>
-          <w:szCs w:val="24"/>
-        </w:rPr>
-        <w:t xml:space="preserve">and the logger is </w:t>
-      </w:r>
-      <w:r>
-        <w:rPr>
-          <w:rFonts w:ascii="Times New Roman" w:hAnsi="Times New Roman" w:cs="Times New Roman"/>
-          <w:sz w:val="24"/>
-          <w:szCs w:val="24"/>
-        </w:rPr>
-        <w:t>25</w:t>
-      </w:r>
-      <w:r>
-        <w:rPr>
-          <w:rFonts w:ascii="Times New Roman" w:hAnsi="Times New Roman" w:cs="Times New Roman"/>
-          <w:sz w:val="24"/>
-          <w:szCs w:val="24"/>
-        </w:rPr>
-        <w:t>-</w:t>
-      </w:r>
-      <w:r>
-        <w:rPr>
-          <w:rFonts w:ascii="Times New Roman" w:hAnsi="Times New Roman" w:cs="Times New Roman"/>
-          <w:sz w:val="24"/>
-          <w:szCs w:val="24"/>
-        </w:rPr>
-        <w:t>cm</w:t>
-      </w:r>
-      <w:r>
-        <w:rPr>
-          <w:rFonts w:ascii="Times New Roman" w:hAnsi="Times New Roman" w:cs="Times New Roman"/>
-          <w:sz w:val="24"/>
-          <w:szCs w:val="24"/>
-        </w:rPr>
-        <w:t xml:space="preserve"> in length</w:t>
-      </w:r>
-      <w:r>
-        <w:rPr>
-          <w:rFonts w:ascii="Times New Roman" w:hAnsi="Times New Roman" w:cs="Times New Roman"/>
-          <w:sz w:val="24"/>
-          <w:szCs w:val="24"/>
-        </w:rPr>
-        <w:t>)</w:t>
+        <w:t>SMR to increase with food consumption and growth (e.g. West, Brown &amp; Enquist 2001)</w:t>
       </w:r>
     </w:p>
   </w:comment>
-  <w:comment w:id="5" w:author="Barrett, Hannah" w:date="2023-10-02T10:46:00Z" w:initials="BH">
+  <w:comment w:id="4" w:author="Microsoft Office User" w:date="2023-12-01T13:39:00Z" w:initials="MOU">
+    <w:p>
+      <w:r>
+        <w:rPr>
+          <w:rStyle w:val="CommentReference"/>
+        </w:rPr>
+        <w:annotationRef/>
+      </w:r>
+      <w:r>
+        <w:rPr>
+          <w:sz w:val="20"/>
+          <w:szCs w:val="20"/>
+        </w:rPr>
+        <w:t>This is good, can you beef it up with references about oxygen demand. Need to do more reading here I think, or talk to fish phys person</w:t>
+      </w:r>
+    </w:p>
+  </w:comment>
+  <w:comment w:id="7" w:author="Jonny Armstrong" w:date="2023-12-27T14:19:00Z" w:initials="JA">
     <w:p>
       <w:pPr>
         <w:pStyle w:val="CommentText"/>
@@ -11027,209 +9395,8 @@
         <w:annotationRef/>
       </w:r>
       <w:r>
-        <w:t>Removed interaction term</w:t>
-      </w:r>
-    </w:p>
-  </w:comment>
-  <w:comment w:id="7" w:author="Microsoft Office User" w:date="2023-12-01T08:06:00Z" w:initials="MOU">
-    <w:p>
-      <w:r>
-        <w:rPr>
-          <w:rStyle w:val="CommentReference"/>
-        </w:rPr>
-        <w:annotationRef/>
-      </w:r>
-      <w:r>
-        <w:rPr>
-          <w:sz w:val="20"/>
-          <w:szCs w:val="20"/>
-        </w:rPr>
-        <w:t>The reporting of the sites makes this tricky to read. Can you start with the broad results that were common to both sites, you can mention site name if saying for ‘example, in Blue Ruin…’ then discuss any differences</w:t>
-      </w:r>
-    </w:p>
-  </w:comment>
-  <w:comment w:id="10" w:author="Microsoft Office User" w:date="2023-12-01T09:44:00Z" w:initials="MOU">
-    <w:p>
-      <w:r>
-        <w:rPr>
-          <w:rStyle w:val="CommentReference"/>
-        </w:rPr>
-        <w:annotationRef/>
-      </w:r>
-      <w:r>
-        <w:rPr>
-          <w:sz w:val="20"/>
-          <w:szCs w:val="20"/>
-        </w:rPr>
-        <w:t>Can we tally up what fraction of individuals expressed a DVM? Reviewer gonna ask this prob</w:t>
-      </w:r>
-    </w:p>
-  </w:comment>
-  <w:comment w:id="11" w:author="Microsoft Office User" w:date="2023-12-01T09:35:00Z" w:initials="MOU">
-    <w:p>
-      <w:r>
-        <w:rPr>
-          <w:rStyle w:val="CommentReference"/>
-        </w:rPr>
-        <w:annotationRef/>
-      </w:r>
-      <w:r>
-        <w:rPr>
-          <w:sz w:val="20"/>
-          <w:szCs w:val="20"/>
-        </w:rPr>
-        <w:t>Lets mention ind variation in discussion, saying ‘but’ or ‘yet’ softens the impact</w:t>
-      </w:r>
-    </w:p>
-  </w:comment>
-  <w:comment w:id="12" w:author="Microsoft Office User" w:date="2023-12-01T09:45:00Z" w:initials="MOU">
-    <w:p>
-      <w:r>
-        <w:rPr>
-          <w:rStyle w:val="CommentReference"/>
-        </w:rPr>
-        <w:annotationRef/>
-      </w:r>
-      <w:r>
-        <w:rPr>
-          <w:sz w:val="20"/>
-          <w:szCs w:val="20"/>
-        </w:rPr>
-        <w:t>this may be a discussion point — like you could say that first step is to see what fish are doing in nature, where T and DO are correlated, as you show iwth your mixed model plots, then we can use experiments to fully quantify their behavioral response</w:t>
-      </w:r>
-    </w:p>
-  </w:comment>
-  <w:comment w:id="13" w:author="Microsoft Office User" w:date="2023-12-01T16:06:00Z" w:initials="MOU">
-    <w:p>
-      <w:r>
-        <w:rPr>
-          <w:rStyle w:val="CommentReference"/>
-        </w:rPr>
-        <w:annotationRef/>
-      </w:r>
-      <w:r>
-        <w:rPr>
-          <w:sz w:val="20"/>
-          <w:szCs w:val="20"/>
-        </w:rPr>
-        <w:t>I reworked paragraph 1 that recaps the results and sign. paragraph for readers that only scan this part of paper</w:t>
-      </w:r>
-    </w:p>
-  </w:comment>
-  <w:comment w:id="17" w:author="Microsoft Office User" w:date="2023-12-01T11:42:00Z" w:initials="MOU">
-    <w:p>
-      <w:r>
-        <w:rPr>
-          <w:rStyle w:val="CommentReference"/>
-        </w:rPr>
-        <w:annotationRef/>
-      </w:r>
-      <w:r>
-        <w:rPr>
-          <w:sz w:val="20"/>
-          <w:szCs w:val="20"/>
-        </w:rPr>
-        <w:t>Hiromi Uno mentioned to me that there was evidence of DVM for DO in tropical fish — see if you can find this ref</w:t>
-      </w:r>
-    </w:p>
-  </w:comment>
-  <w:comment w:id="18" w:author="Jonny Armstrong" w:date="2023-12-27T11:23:00Z" w:initials="JA">
-    <w:p>
-      <w:pPr>
-        <w:pStyle w:val="CommentText"/>
-      </w:pPr>
-      <w:r>
-        <w:rPr>
-          <w:rStyle w:val="CommentReference"/>
-        </w:rPr>
-        <w:annotationRef/>
-      </w:r>
-      <w:r>
-        <w:t>If there are 4 papers on this topic, it would be better if you could refine your statement so that it identifies a more specific knowledge gap</w:t>
-      </w:r>
-    </w:p>
-  </w:comment>
-  <w:comment w:id="32" w:author="Barrett, Hannah" w:date="2023-12-14T15:51:00Z" w:initials="BH">
-    <w:p>
-      <w:pPr>
-        <w:pStyle w:val="CommentText"/>
-      </w:pPr>
-      <w:r>
-        <w:rPr>
-          <w:rStyle w:val="CommentReference"/>
-        </w:rPr>
-        <w:annotationRef/>
-      </w:r>
-      <w:r>
-        <w:t>**#2 Discussion of the spatio-temporal patterns of DO and Temp and the trade-off presented to fish. I reworked your results paragraph on this so I don’t think you need to recap it much here. Probably what you should put here is why there is inter and intra alcove variation – how do your patterns compare to those in other systems, what does the variation mean for fish?</w:t>
-      </w:r>
-    </w:p>
-  </w:comment>
-  <w:comment w:id="43" w:author="Jonny Armstrong" w:date="2023-12-27T11:29:00Z" w:initials="JA">
-    <w:p>
-      <w:pPr>
-        <w:pStyle w:val="CommentText"/>
-      </w:pPr>
-      <w:r>
-        <w:rPr>
-          <w:rStyle w:val="CommentReference"/>
-        </w:rPr>
-        <w:annotationRef/>
-      </w:r>
-    </w:p>
-  </w:comment>
-  <w:comment w:id="42" w:author="Jonny Armstrong" w:date="2023-12-27T11:56:00Z" w:initials="JA">
-    <w:p>
-      <w:pPr>
-        <w:pStyle w:val="CommentText"/>
-      </w:pPr>
-      <w:r>
-        <w:rPr>
-          <w:rStyle w:val="CommentReference"/>
-        </w:rPr>
-        <w:annotationRef/>
-      </w:r>
-      <w:r>
-        <w:t xml:space="preserve">Can you address this more specifically: </w:t>
-      </w:r>
-    </w:p>
-    <w:p>
-      <w:pPr>
-        <w:pStyle w:val="CommentText"/>
-      </w:pPr>
-    </w:p>
-    <w:p>
-      <w:pPr>
-        <w:pStyle w:val="CommentText"/>
-        <w:numPr>
-          <w:ilvl w:val="0"/>
-          <w:numId w:val="2"/>
-        </w:numPr>
-      </w:pPr>
-      <w:r>
-        <w:t>How different were the minimum/night DO’s at bottom of alcoves? They all reached &lt;1, but did some do so more frequently?</w:t>
-      </w:r>
-    </w:p>
-    <w:p>
-      <w:pPr>
-        <w:pStyle w:val="CommentText"/>
-        <w:numPr>
-          <w:ilvl w:val="0"/>
-          <w:numId w:val="2"/>
-        </w:numPr>
-      </w:pPr>
-      <w:r>
-        <w:t xml:space="preserve"> Mention the daytime DO like you did</w:t>
-      </w:r>
-    </w:p>
-    <w:p>
-      <w:pPr>
-        <w:pStyle w:val="CommentText"/>
-        <w:numPr>
-          <w:ilvl w:val="0"/>
-          <w:numId w:val="2"/>
-        </w:numPr>
-      </w:pPr>
+        <w:t xml:space="preserve">The rest of this is good, but I think we should focus more on what is known about negative effects of hypoxia. For example, is the response variable usually growth? Is there reason to think that if fish don’t have a postprandial response and activity, they could do OK with low DO – does DO affect starvation? </w:t>
+      </w:r>
     </w:p>
     <w:p>
       <w:pPr>
@@ -11240,353 +9407,8 @@
       <w:pPr>
         <w:pStyle w:val="CommentText"/>
       </w:pPr>
-    </w:p>
-  </w:comment>
-  <w:comment w:id="36" w:author="Microsoft Office User" w:date="2023-12-01T13:30:00Z" w:initials="MOU">
-    <w:p>
-      <w:pPr>
-        <w:rPr>
-          <w:sz w:val="20"/>
-          <w:szCs w:val="20"/>
-        </w:rPr>
-      </w:pPr>
-      <w:r>
-        <w:rPr>
-          <w:rStyle w:val="CommentReference"/>
-        </w:rPr>
-        <w:annotationRef/>
-      </w:r>
-      <w:r>
-        <w:rPr>
-          <w:sz w:val="20"/>
-          <w:szCs w:val="20"/>
-        </w:rPr>
-        <w:t>This is the part that works as discussion — explore why do the alcoves have different DO and temp dynamics - perhaps broaden at end to say whether other systems have analogous diel variation in T-DO squeeze — e.g., would a hypolimnion in a lake be different because no diel variation?</w:t>
-      </w:r>
-    </w:p>
-    <w:p>
-      <w:pPr>
-        <w:pStyle w:val="Default"/>
-        <w:spacing w:line="480" w:lineRule="auto"/>
-      </w:pPr>
-    </w:p>
-    <w:p/>
-  </w:comment>
-  <w:comment w:id="59" w:author="Microsoft Office User" w:date="2023-12-01T16:13:00Z" w:initials="MOU">
-    <w:p>
-      <w:pPr>
-        <w:pStyle w:val="Default"/>
-        <w:spacing w:line="480" w:lineRule="auto"/>
-      </w:pPr>
-      <w:r>
-        <w:rPr>
-          <w:rStyle w:val="CommentReference"/>
-        </w:rPr>
-        <w:annotationRef/>
-      </w:r>
-      <w:r>
-        <w:t>**#3 (may need 2 paragraphs) Unpack why fish didn’t move to surface, how maybe they don’t need high DO if they are taking refuge and minimizing metabolic costs</w:t>
-      </w:r>
-    </w:p>
-    <w:p/>
-  </w:comment>
-  <w:comment w:id="107" w:author="Jonny Armstrong" w:date="2023-12-27T12:49:00Z" w:initials="JA">
-    <w:p>
-      <w:pPr>
-        <w:pStyle w:val="CommentText"/>
-      </w:pPr>
-      <w:r>
-        <w:rPr>
-          <w:rStyle w:val="CommentReference"/>
-        </w:rPr>
-        <w:annotationRef/>
-      </w:r>
-      <w:r>
-        <w:t>Can you research ephemeral exposure to hypoxia in trout?</w:t>
-      </w:r>
-    </w:p>
-  </w:comment>
-  <w:comment w:id="190" w:author="Barrett, Hannah" w:date="2023-12-17T13:32:00Z" w:initials="BH">
-    <w:p>
-      <w:pPr>
-        <w:pStyle w:val="CommentText"/>
-      </w:pPr>
-      <w:r>
-        <w:rPr>
-          <w:rStyle w:val="CommentReference"/>
-        </w:rPr>
-        <w:annotationRef/>
-      </w:r>
-      <w:r>
-        <w:t>limitations in the supply of oxygen may reduce the utilization of dietary energy for metabolic processes Glencross 2009</w:t>
-      </w:r>
-    </w:p>
-  </w:comment>
-  <w:comment w:id="191" w:author="Barrett, Hannah" w:date="2023-12-17T13:40:00Z" w:initials="BH">
-    <w:p>
-      <w:pPr>
-        <w:pStyle w:val="CommentText"/>
-      </w:pPr>
-      <w:r>
-        <w:rPr>
-          <w:rStyle w:val="CommentReference"/>
-        </w:rPr>
-        <w:annotationRef/>
-      </w:r>
-      <w:r>
-        <w:t>A decreased rate of metabolism and an increased blood oxygen-affinity are among the physiological advantages of selecting a lower temperature during hypoxia rainbow trout (Schurmann et al. 1991)</w:t>
-      </w:r>
-    </w:p>
-  </w:comment>
-  <w:comment w:id="192" w:author="Barrett, Hannah" w:date="2023-12-17T13:39:00Z" w:initials="BH">
-    <w:p>
-      <w:pPr>
-        <w:pStyle w:val="CommentText"/>
-      </w:pPr>
-      <w:r>
-        <w:rPr>
-          <w:rStyle w:val="CommentReference"/>
-        </w:rPr>
-        <w:annotationRef/>
-      </w:r>
-      <w:r>
-        <w:t>SMR to increase with food consumption and growth (e.g. West, Brown &amp; Enquist 2001)</w:t>
-      </w:r>
-    </w:p>
-  </w:comment>
-  <w:comment w:id="169" w:author="Microsoft Office User" w:date="2023-12-01T13:39:00Z" w:initials="MOU">
-    <w:p>
-      <w:r>
-        <w:rPr>
-          <w:rStyle w:val="CommentReference"/>
-        </w:rPr>
-        <w:annotationRef/>
-      </w:r>
-      <w:r>
-        <w:rPr>
-          <w:sz w:val="20"/>
-          <w:szCs w:val="20"/>
-        </w:rPr>
-        <w:t>This is good, can you beef it up with references about oxygen demand. Need to do more reading here I think, or talk to fish phys person</w:t>
-      </w:r>
-    </w:p>
-  </w:comment>
-  <w:comment w:id="188" w:author="Jonny Armstrong" w:date="2023-12-27T14:19:00Z" w:initials="JA">
-    <w:p>
-      <w:pPr>
-        <w:pStyle w:val="CommentText"/>
-      </w:pPr>
-      <w:r>
-        <w:rPr>
-          <w:rStyle w:val="CommentReference"/>
-        </w:rPr>
-        <w:annotationRef/>
-      </w:r>
-      <w:r>
-        <w:t xml:space="preserve">The rest of this is good, but I think we should focus more on what is known about negative effects of hypoxia. For example, is the response variable usually growth? Is there reason to think that if fish don’t have a postprandial response and activity, they could do OK with low DO – does DO affect starvation? </w:t>
-      </w:r>
-    </w:p>
-    <w:p>
-      <w:pPr>
-        <w:pStyle w:val="CommentText"/>
-      </w:pPr>
-    </w:p>
-    <w:p>
-      <w:pPr>
-        <w:pStyle w:val="CommentText"/>
-      </w:pPr>
       <w:r>
         <w:t>I would adapt existing text and insert any new info, make this 2-3 sentences. Then address refuge issue</w:t>
-      </w:r>
-    </w:p>
-  </w:comment>
-  <w:comment w:id="207" w:author="Barrett, Hannah" w:date="2023-12-14T16:44:00Z" w:initials="BH">
-    <w:p>
-      <w:pPr>
-        <w:pStyle w:val="Default"/>
-        <w:spacing w:line="480" w:lineRule="auto"/>
-      </w:pPr>
-      <w:r>
-        <w:rPr>
-          <w:rStyle w:val="CommentReference"/>
-        </w:rPr>
-        <w:annotationRef/>
-      </w:r>
-      <w:r>
-        <w:t xml:space="preserve">**#4 Individual variation. You probably want to quantify individual variation this if possible, so you may not want to open this potential hornets nest. Like I could see reviewer asking for level of variation in timing vs. how deep/shallow they went.  </w:t>
-      </w:r>
-    </w:p>
-    <w:p>
-      <w:pPr>
-        <w:pStyle w:val="CommentText"/>
-      </w:pPr>
-    </w:p>
-  </w:comment>
-  <w:comment w:id="210" w:author="Barrett, Hannah" w:date="2023-12-14T15:51:00Z" w:initials="BH">
-    <w:p>
-      <w:pPr>
-        <w:pStyle w:val="CommentText"/>
-      </w:pPr>
-      <w:r>
-        <w:rPr>
-          <w:rStyle w:val="CommentReference"/>
-        </w:rPr>
-        <w:annotationRef/>
-      </w:r>
-      <w:r>
-        <w:t>**#2 Discussion of the spatio-temporal patterns of DO and Temp and the trade-off presented to fish. I reworked your results paragraph on this so I don’t think you need to recap it much here. Probably what you should put here is why there is inter and intra alcove variation – how do your patterns compare to those in other systems, what does the variation mean for fish?</w:t>
-      </w:r>
-    </w:p>
-  </w:comment>
-  <w:comment w:id="213" w:author="Jonny Armstrong" w:date="2023-12-27T11:29:00Z" w:initials="JA">
-    <w:p>
-      <w:pPr>
-        <w:pStyle w:val="CommentText"/>
-      </w:pPr>
-      <w:r>
-        <w:rPr>
-          <w:rStyle w:val="CommentReference"/>
-        </w:rPr>
-        <w:annotationRef/>
-      </w:r>
-    </w:p>
-  </w:comment>
-  <w:comment w:id="212" w:author="Jonny Armstrong" w:date="2023-12-27T11:56:00Z" w:initials="JA">
-    <w:p>
-      <w:pPr>
-        <w:pStyle w:val="CommentText"/>
-      </w:pPr>
-      <w:r>
-        <w:rPr>
-          <w:rStyle w:val="CommentReference"/>
-        </w:rPr>
-        <w:annotationRef/>
-      </w:r>
-      <w:r>
-        <w:t xml:space="preserve">Can you address this more specifically: </w:t>
-      </w:r>
-    </w:p>
-    <w:p>
-      <w:pPr>
-        <w:pStyle w:val="CommentText"/>
-      </w:pPr>
-    </w:p>
-    <w:p>
-      <w:pPr>
-        <w:pStyle w:val="CommentText"/>
-        <w:numPr>
-          <w:ilvl w:val="0"/>
-          <w:numId w:val="2"/>
-        </w:numPr>
-      </w:pPr>
-      <w:r>
-        <w:t>How different were the minimum/night DO’s at bottom of alcoves? They all reached &lt;1, but did some do so more frequently?</w:t>
-      </w:r>
-    </w:p>
-    <w:p>
-      <w:pPr>
-        <w:pStyle w:val="CommentText"/>
-        <w:numPr>
-          <w:ilvl w:val="0"/>
-          <w:numId w:val="2"/>
-        </w:numPr>
-      </w:pPr>
-      <w:r>
-        <w:t xml:space="preserve"> Mention the daytime DO like you did</w:t>
-      </w:r>
-    </w:p>
-    <w:p>
-      <w:pPr>
-        <w:pStyle w:val="CommentText"/>
-        <w:numPr>
-          <w:ilvl w:val="0"/>
-          <w:numId w:val="2"/>
-        </w:numPr>
-      </w:pPr>
-    </w:p>
-    <w:p>
-      <w:pPr>
-        <w:pStyle w:val="CommentText"/>
-      </w:pPr>
-    </w:p>
-    <w:p>
-      <w:pPr>
-        <w:pStyle w:val="CommentText"/>
-      </w:pPr>
-    </w:p>
-  </w:comment>
-  <w:comment w:id="211" w:author="Microsoft Office User" w:date="2023-12-01T13:30:00Z" w:initials="MOU">
-    <w:p>
-      <w:pPr>
-        <w:rPr>
-          <w:sz w:val="20"/>
-          <w:szCs w:val="20"/>
-        </w:rPr>
-      </w:pPr>
-      <w:r>
-        <w:rPr>
-          <w:rStyle w:val="CommentReference"/>
-        </w:rPr>
-        <w:annotationRef/>
-      </w:r>
-      <w:r>
-        <w:rPr>
-          <w:sz w:val="20"/>
-          <w:szCs w:val="20"/>
-        </w:rPr>
-        <w:t>This is the part that works as discussion — explore why do the alcoves have different DO and temp dynamics - perhaps broaden at end to say whether other systems have analogous diel variation in T-DO squeeze — e.g., would a hypolimnion in a lake be different because no diel variation?</w:t>
-      </w:r>
-    </w:p>
-    <w:p>
-      <w:pPr>
-        <w:pStyle w:val="Default"/>
-        <w:spacing w:line="480" w:lineRule="auto"/>
-      </w:pPr>
-    </w:p>
-    <w:p/>
-  </w:comment>
-  <w:comment w:id="214" w:author="Jonny Armstrong" w:date="2023-12-27T12:04:00Z" w:initials="JA">
-    <w:p>
-      <w:pPr>
-        <w:pStyle w:val="CommentText"/>
-      </w:pPr>
-      <w:r>
-        <w:rPr>
-          <w:rStyle w:val="CommentReference"/>
-        </w:rPr>
-        <w:annotationRef/>
-      </w:r>
-      <w:r>
-        <w:t xml:space="preserve">I moved this paragraph down because it covers the same topics as the one below – See if you can make them fit together. </w:t>
-      </w:r>
-    </w:p>
-    <w:p>
-      <w:pPr>
-        <w:pStyle w:val="CommentText"/>
-      </w:pPr>
-    </w:p>
-    <w:p>
-      <w:pPr>
-        <w:pStyle w:val="CommentText"/>
-      </w:pPr>
-      <w:r>
-        <w:t>Perhaps describe the differences across all acloves, then say how this relates to what you saw in the fish</w:t>
-      </w:r>
-    </w:p>
-  </w:comment>
-  <w:comment w:id="221" w:author="Jonny Armstrong" w:date="2023-12-27T14:23:00Z" w:initials="JA">
-    <w:p>
-      <w:pPr>
-        <w:pStyle w:val="CommentText"/>
-      </w:pPr>
-      <w:r>
-        <w:rPr>
-          <w:rStyle w:val="CommentReference"/>
-        </w:rPr>
-        <w:annotationRef/>
-      </w:r>
-      <w:r>
-        <w:t>End with sentence say about how this is cool because it shows the fish are flexible in how the do the DVM</w:t>
       </w:r>
     </w:p>
   </w:comment>
@@ -11595,35 +9417,11 @@
 
 <file path=word/commentsExtended.xml><?xml version="1.0" encoding="utf-8"?>
 <w15:commentsEx xmlns:wpc="http://schemas.microsoft.com/office/word/2010/wordprocessingCanvas" xmlns:cx="http://schemas.microsoft.com/office/drawing/2014/chartex" xmlns:cx1="http://schemas.microsoft.com/office/drawing/2015/9/8/chartex" xmlns:mc="http://schemas.openxmlformats.org/markup-compatibility/2006" xmlns:o="urn:schemas-microsoft-com:office:office" xmlns:r="http://schemas.openxmlformats.org/officeDocument/2006/relationships" xmlns:m="http://schemas.openxmlformats.org/officeDocument/2006/math" xmlns:v="urn:schemas-microsoft-com:vml" xmlns:wp14="http://schemas.microsoft.com/office/word/2010/wordprocessingDrawing" xmlns:wp="http://schemas.openxmlformats.org/drawingml/2006/wordprocessingDrawing" xmlns:w10="urn:schemas-microsoft-com:office:word" xmlns:w="http://schemas.openxmlformats.org/wordprocessingml/2006/main" xmlns:w14="http://schemas.microsoft.com/office/word/2010/wordml" xmlns:w15="http://schemas.microsoft.com/office/word/2012/wordml" xmlns:w16se="http://schemas.microsoft.com/office/word/2015/wordml/symex" xmlns:wpg="http://schemas.microsoft.com/office/word/2010/wordprocessingGroup" xmlns:wpi="http://schemas.microsoft.com/office/word/2010/wordprocessingInk" xmlns:wne="http://schemas.microsoft.com/office/word/2006/wordml" xmlns:wps="http://schemas.microsoft.com/office/word/2010/wordprocessingShape" mc:Ignorable="w14 w15 w16se wp14">
-  <w15:commentEx w15:paraId="79CE24C9" w15:done="0"/>
-  <w15:commentEx w15:paraId="372B8ADE" w15:done="0"/>
-  <w15:commentEx w15:paraId="2C05BD8C" w15:done="1"/>
-  <w15:commentEx w15:paraId="5584008A" w15:done="0"/>
-  <w15:commentEx w15:paraId="5B7E448E" w15:done="0"/>
-  <w15:commentEx w15:paraId="00AF4931" w15:done="1"/>
-  <w15:commentEx w15:paraId="3A05D5E6" w15:done="1"/>
-  <w15:commentEx w15:paraId="21D3E2B7" w15:done="0"/>
-  <w15:commentEx w15:paraId="20DDD5A4" w15:done="1"/>
   <w15:commentEx w15:paraId="010B4172" w15:done="0"/>
-  <w15:commentEx w15:paraId="2330A8CE" w15:done="0"/>
-  <w15:commentEx w15:paraId="0479AD9F" w15:done="0"/>
-  <w15:commentEx w15:paraId="261CE51B" w15:done="0"/>
-  <w15:commentEx w15:paraId="6A50292A" w15:done="0"/>
-  <w15:commentEx w15:paraId="3673171F" w15:done="1"/>
-  <w15:commentEx w15:paraId="40F40C84" w15:done="0"/>
-  <w15:commentEx w15:paraId="37FDE4D0" w15:done="0"/>
-  <w15:commentEx w15:paraId="6D56D8A8" w15:done="0"/>
-  <w15:commentEx w15:paraId="10B18203" w15:done="0"/>
+  <w15:commentEx w15:paraId="46D0497E" w15:paraIdParent="010B4172" w15:done="0"/>
   <w15:commentEx w15:paraId="456097CA" w15:done="0"/>
   <w15:commentEx w15:paraId="0862CF9F" w15:done="0"/>
   <w15:commentEx w15:paraId="1BE373E7" w15:done="0"/>
-  <w15:commentEx w15:paraId="0727C264" w15:done="0"/>
-  <w15:commentEx w15:paraId="0140910F" w15:done="0"/>
-  <w15:commentEx w15:paraId="2509A206" w15:done="0"/>
-  <w15:commentEx w15:paraId="708DB9E2" w15:done="0"/>
-  <w15:commentEx w15:paraId="2604E392" w15:done="1"/>
-  <w15:commentEx w15:paraId="71691D18" w15:done="0"/>
-  <w15:commentEx w15:paraId="71808ECF" w15:done="0"/>
 </w15:commentsEx>
 </file>
 
@@ -12823,12 +10621,32 @@
 </a:theme>
 </file>
 
+<file path=word/webextensions/taskpanes.xml><?xml version="1.0" encoding="utf-8"?>
+<wetp:taskpanes xmlns:wetp="http://schemas.microsoft.com/office/webextensions/taskpanes/2010/11">
+  <wetp:taskpane dockstate="right" visibility="0" width="288" row="1">
+    <wetp:webextensionref xmlns:r="http://schemas.openxmlformats.org/officeDocument/2006/relationships" r:id="rId1"/>
+  </wetp:taskpane>
+</wetp:taskpanes>
+</file>
+
+<file path=word/webextensions/webextension1.xml><?xml version="1.0" encoding="utf-8"?>
+<we:webextension xmlns:we="http://schemas.microsoft.com/office/webextensions/webextension/2010/11" id="{EB4FF30A-34D5-4AA5-85E4-A91B34015FF4}">
+  <we:reference id="wa104382081" version="1.55.1.0" store="en-US" storeType="OMEX"/>
+  <we:alternateReferences>
+    <we:reference id="wa104382081" version="1.55.1.0" store="wa104382081" storeType="OMEX"/>
+  </we:alternateReferences>
+  <we:properties/>
+  <we:bindings/>
+  <we:snapshot xmlns:r="http://schemas.openxmlformats.org/officeDocument/2006/relationships"/>
+</we:webextension>
+</file>
+
 <file path=customXml/item1.xml><?xml version="1.0" encoding="utf-8"?>
 <b:Sources xmlns:b="http://schemas.openxmlformats.org/officeDocument/2006/bibliography" xmlns="http://schemas.openxmlformats.org/officeDocument/2006/bibliography" SelectedStyle="\IEEE2006OfficeOnline.xsl" StyleName="IEEE" Version="2006"/>
 </file>
 
 <file path=customXml/itemProps1.xml><?xml version="1.0" encoding="utf-8"?>
-<ds:datastoreItem xmlns:ds="http://schemas.openxmlformats.org/officeDocument/2006/customXml" ds:itemID="{77159199-961B-4C00-A8EA-B2326FBFC3A8}">
+<ds:datastoreItem xmlns:ds="http://schemas.openxmlformats.org/officeDocument/2006/customXml" ds:itemID="{42208424-5012-4AF7-AB58-BBC13709E539}">
   <ds:schemaRefs>
     <ds:schemaRef ds:uri="http://schemas.openxmlformats.org/officeDocument/2006/bibliography"/>
   </ds:schemaRefs>
